--- a/Tech Docs/Tech Doc CS1050.docx
+++ b/Tech Docs/Tech Doc CS1050.docx
@@ -609,23 +609,7 @@
     </w:p>
     <w:p>
       <w:r>
-        <w:t xml:space="preserve">When you add information in your own </w:t>
-      </w:r>
-      <w:proofErr w:type="gramStart"/>
-      <w:r>
-        <w:t>words</w:t>
-      </w:r>
-      <w:proofErr w:type="gramEnd"/>
-      <w:r>
-        <w:t xml:space="preserve"> demonstrating </w:t>
-      </w:r>
-      <w:proofErr w:type="gramStart"/>
-      <w:r>
-        <w:t>your</w:t>
-      </w:r>
-      <w:proofErr w:type="gramEnd"/>
-      <w:r>
-        <w:t xml:space="preserve"> understanding. Do not use exact words from lectures or images from lectures.</w:t>
+        <w:t>When you add information in your own words demonstrating your understanding. Do not use exact words from lectures or images from lectures.</w:t>
       </w:r>
     </w:p>
     <w:p/>
@@ -1054,23 +1038,13 @@
                 <w:shd w:val="clear" w:color="auto" w:fill="D9EAD3"/>
               </w:rPr>
             </w:pPr>
-            <w:proofErr w:type="spellStart"/>
             <w:r>
               <w:rPr>
                 <w:b/>
                 <w:bCs/>
                 <w:shd w:val="clear" w:color="auto" w:fill="F4CCCC"/>
               </w:rPr>
-              <w:t>DON’t</w:t>
-            </w:r>
-            <w:proofErr w:type="spellEnd"/>
-            <w:r>
-              <w:rPr>
-                <w:b/>
-                <w:bCs/>
-                <w:shd w:val="clear" w:color="auto" w:fill="F4CCCC"/>
-              </w:rPr>
-              <w:t xml:space="preserve"> </w:t>
+              <w:t xml:space="preserve">DON’t </w:t>
             </w:r>
             <w:r>
               <w:rPr>
@@ -1190,13 +1164,8 @@
           <w:numId w:val="10"/>
         </w:numPr>
       </w:pPr>
-      <w:proofErr w:type="spellStart"/>
-      <w:r>
-        <w:t>TPointTech</w:t>
-      </w:r>
-      <w:proofErr w:type="spellEnd"/>
-      <w:r>
-        <w:t xml:space="preserve"> </w:t>
+      <w:r>
+        <w:t xml:space="preserve">TPointTech </w:t>
       </w:r>
       <w:hyperlink r:id="rId10">
         <w:r>
@@ -1404,13 +1373,8 @@
           <w:tab w:val="left" w:pos="1620"/>
         </w:tabs>
       </w:pPr>
-      <w:proofErr w:type="gramStart"/>
-      <w:r>
-        <w:t>Analyze  requirements</w:t>
-      </w:r>
-      <w:proofErr w:type="gramEnd"/>
-      <w:r>
-        <w:t>(user stories and acceptance criteria) to break problems into smaller testable tasks</w:t>
+      <w:r>
+        <w:t>Analyze  requirements(user stories and acceptance criteria) to break problems into smaller testable tasks</w:t>
       </w:r>
     </w:p>
     <w:p>
@@ -1477,13 +1441,8 @@
       </w:pPr>
       <w:bookmarkStart w:id="8" w:name="_heading=h.m8c8zsw3l4mf" w:colFirst="0" w:colLast="0"/>
       <w:bookmarkEnd w:id="8"/>
-      <w:proofErr w:type="gramStart"/>
-      <w:r>
-        <w:t>Implement</w:t>
-      </w:r>
-      <w:proofErr w:type="gramEnd"/>
-      <w:r>
-        <w:t xml:space="preserve"> Quality Documented Code</w:t>
+      <w:r>
+        <w:t>Implement Quality Documented Code</w:t>
       </w:r>
     </w:p>
     <w:p>
@@ -1527,15 +1486,7 @@
         </w:numPr>
       </w:pPr>
       <w:r>
-        <w:t xml:space="preserve">Document method code following </w:t>
-      </w:r>
-      <w:proofErr w:type="spellStart"/>
-      <w:r>
-        <w:t>javadoc</w:t>
-      </w:r>
-      <w:proofErr w:type="spellEnd"/>
-      <w:r>
-        <w:t xml:space="preserve"> commenting</w:t>
+        <w:t>Document method code following javadoc commenting</w:t>
       </w:r>
     </w:p>
     <w:p>
@@ -1739,7 +1690,259 @@
       <w:bookmarkStart w:id="10" w:name="_heading=h.ncefbyuvajm3" w:colFirst="0" w:colLast="0"/>
       <w:bookmarkEnd w:id="10"/>
       <w:r>
-        <w:t>Heading 2 Example</w:t>
+        <w:t>L04</w:t>
+      </w:r>
+    </w:p>
+    <w:p>
+      <w:pPr>
+        <w:rPr>
+          <w:sz w:val="40"/>
+          <w:szCs w:val="40"/>
+        </w:rPr>
+      </w:pPr>
+      <w:r>
+        <w:rPr>
+          <w:sz w:val="40"/>
+          <w:szCs w:val="40"/>
+        </w:rPr>
+        <w:t>Memory Concepts</w:t>
+      </w:r>
+    </w:p>
+    <w:p>
+      <w:pPr>
+        <w:rPr>
+          <w:sz w:val="32"/>
+          <w:szCs w:val="32"/>
+        </w:rPr>
+      </w:pPr>
+      <w:r>
+        <w:rPr>
+          <w:sz w:val="40"/>
+          <w:szCs w:val="40"/>
+        </w:rPr>
+        <w:tab/>
+      </w:r>
+      <w:r>
+        <w:rPr>
+          <w:sz w:val="32"/>
+          <w:szCs w:val="32"/>
+        </w:rPr>
+        <w:t>Casting</w:t>
+      </w:r>
+    </w:p>
+    <w:p>
+      <w:pPr>
+        <w:pStyle w:val="ListParagraph"/>
+        <w:numPr>
+          <w:ilvl w:val="0"/>
+          <w:numId w:val="16"/>
+        </w:numPr>
+        <w:rPr>
+          <w:rFonts w:asciiTheme="majorHAnsi" w:hAnsiTheme="majorHAnsi" w:cstheme="majorHAnsi"/>
+          <w:sz w:val="24"/>
+          <w:szCs w:val="24"/>
+        </w:rPr>
+      </w:pPr>
+      <w:r>
+        <w:rPr>
+          <w:rFonts w:asciiTheme="majorHAnsi" w:hAnsiTheme="majorHAnsi" w:cstheme="majorHAnsi"/>
+          <w:sz w:val="24"/>
+          <w:szCs w:val="24"/>
+        </w:rPr>
+        <w:t>I</w:t>
+      </w:r>
+      <w:r>
+        <w:rPr>
+          <w:rFonts w:asciiTheme="majorHAnsi" w:hAnsiTheme="majorHAnsi" w:cstheme="majorHAnsi"/>
+          <w:sz w:val="24"/>
+          <w:szCs w:val="24"/>
+        </w:rPr>
+        <w:t>mplicit Casting</w:t>
+      </w:r>
+      <w:r>
+        <w:rPr>
+          <w:rFonts w:asciiTheme="majorHAnsi" w:hAnsiTheme="majorHAnsi" w:cstheme="majorHAnsi"/>
+          <w:sz w:val="24"/>
+          <w:szCs w:val="24"/>
+        </w:rPr>
+        <w:t xml:space="preserve"> (Widening): </w:t>
+      </w:r>
+      <w:r>
+        <w:rPr>
+          <w:rFonts w:asciiTheme="majorHAnsi" w:hAnsiTheme="majorHAnsi" w:cstheme="majorHAnsi"/>
+          <w:sz w:val="24"/>
+          <w:szCs w:val="24"/>
+        </w:rPr>
+        <w:t>This is automatically done (unlike explicit)</w:t>
+      </w:r>
+      <w:r>
+        <w:rPr>
+          <w:rFonts w:asciiTheme="majorHAnsi" w:hAnsiTheme="majorHAnsi" w:cstheme="majorHAnsi"/>
+          <w:sz w:val="24"/>
+          <w:szCs w:val="24"/>
+        </w:rPr>
+        <w:t xml:space="preserve">. You can place a smaller into a larger i.e. int smallNumber = # </w:t>
+      </w:r>
+    </w:p>
+    <w:p>
+      <w:pPr>
+        <w:pStyle w:val="ListParagraph"/>
+        <w:ind w:left="1440"/>
+        <w:rPr>
+          <w:rFonts w:asciiTheme="majorHAnsi" w:hAnsiTheme="majorHAnsi" w:cstheme="majorHAnsi"/>
+          <w:sz w:val="24"/>
+          <w:szCs w:val="24"/>
+        </w:rPr>
+      </w:pPr>
+      <w:r>
+        <w:rPr>
+          <w:rFonts w:asciiTheme="majorHAnsi" w:hAnsiTheme="majorHAnsi" w:cstheme="majorHAnsi"/>
+          <w:sz w:val="24"/>
+          <w:szCs w:val="24"/>
+        </w:rPr>
+        <w:t>double bigNumber = smallNumber</w:t>
+      </w:r>
+    </w:p>
+    <w:p>
+      <w:pPr>
+        <w:pStyle w:val="ListParagraph"/>
+        <w:numPr>
+          <w:ilvl w:val="0"/>
+          <w:numId w:val="16"/>
+        </w:numPr>
+        <w:rPr>
+          <w:rFonts w:asciiTheme="majorHAnsi" w:hAnsiTheme="majorHAnsi" w:cstheme="majorHAnsi"/>
+          <w:sz w:val="24"/>
+          <w:szCs w:val="24"/>
+        </w:rPr>
+      </w:pPr>
+      <w:r>
+        <w:rPr>
+          <w:rFonts w:asciiTheme="majorHAnsi" w:hAnsiTheme="majorHAnsi" w:cstheme="majorHAnsi"/>
+          <w:sz w:val="24"/>
+          <w:szCs w:val="24"/>
+        </w:rPr>
+        <w:t>Explicit Casting</w:t>
+      </w:r>
+      <w:r>
+        <w:rPr>
+          <w:rFonts w:asciiTheme="majorHAnsi" w:hAnsiTheme="majorHAnsi" w:cstheme="majorHAnsi"/>
+          <w:sz w:val="24"/>
+          <w:szCs w:val="24"/>
+        </w:rPr>
+        <w:t xml:space="preserve"> (Narrowing):</w:t>
+      </w:r>
+      <w:r>
+        <w:rPr>
+          <w:rFonts w:asciiTheme="majorHAnsi" w:hAnsiTheme="majorHAnsi" w:cstheme="majorHAnsi"/>
+          <w:sz w:val="24"/>
+          <w:szCs w:val="24"/>
+        </w:rPr>
+        <w:t xml:space="preserve"> You start with a double and placing that into a int </w:t>
+      </w:r>
+    </w:p>
+    <w:p>
+      <w:pPr>
+        <w:pStyle w:val="ListParagraph"/>
+        <w:ind w:left="1440"/>
+        <w:rPr>
+          <w:rFonts w:asciiTheme="majorHAnsi" w:hAnsiTheme="majorHAnsi" w:cstheme="majorHAnsi"/>
+          <w:sz w:val="24"/>
+          <w:szCs w:val="24"/>
+        </w:rPr>
+      </w:pPr>
+      <w:r>
+        <w:rPr>
+          <w:rFonts w:asciiTheme="majorHAnsi" w:hAnsiTheme="majorHAnsi" w:cstheme="majorHAnsi"/>
+          <w:sz w:val="24"/>
+          <w:szCs w:val="24"/>
+        </w:rPr>
+        <w:t xml:space="preserve"> (Remember: we use a decimal since its double</w:t>
+      </w:r>
+      <w:r>
+        <w:rPr>
+          <w:rFonts w:asciiTheme="majorHAnsi" w:hAnsiTheme="majorHAnsi" w:cstheme="majorHAnsi"/>
+          <w:sz w:val="24"/>
+          <w:szCs w:val="24"/>
+        </w:rPr>
+        <w:t xml:space="preserve"> and its an integer so we use camel case) </w:t>
+      </w:r>
+      <w:r>
+        <w:rPr>
+          <w:rFonts w:asciiTheme="majorHAnsi" w:hAnsiTheme="majorHAnsi" w:cstheme="majorHAnsi"/>
+          <w:sz w:val="24"/>
+          <w:szCs w:val="24"/>
+        </w:rPr>
+        <w:t>double wholeNumber = 43.23</w:t>
+      </w:r>
+    </w:p>
+    <w:p>
+      <w:pPr>
+        <w:pStyle w:val="ListParagraph"/>
+        <w:ind w:left="1440"/>
+        <w:rPr>
+          <w:rFonts w:asciiTheme="majorHAnsi" w:hAnsiTheme="majorHAnsi" w:cstheme="majorHAnsi"/>
+          <w:sz w:val="24"/>
+          <w:szCs w:val="24"/>
+        </w:rPr>
+      </w:pPr>
+      <w:r>
+        <w:rPr>
+          <w:rFonts w:asciiTheme="majorHAnsi" w:hAnsiTheme="majorHAnsi" w:cstheme="majorHAnsi"/>
+          <w:sz w:val="24"/>
+          <w:szCs w:val="24"/>
+        </w:rPr>
+        <w:t>In</w:t>
+      </w:r>
+      <w:r>
+        <w:rPr>
+          <w:rFonts w:asciiTheme="majorHAnsi" w:hAnsiTheme="majorHAnsi" w:cstheme="majorHAnsi"/>
+          <w:sz w:val="24"/>
+          <w:szCs w:val="24"/>
+        </w:rPr>
+        <w:t>t</w:t>
+      </w:r>
+      <w:r>
+        <w:rPr>
+          <w:rFonts w:asciiTheme="majorHAnsi" w:hAnsiTheme="majorHAnsi" w:cstheme="majorHAnsi"/>
+          <w:sz w:val="24"/>
+          <w:szCs w:val="24"/>
+        </w:rPr>
+        <w:t xml:space="preserve"> wholeNumber = (int) preciseValue</w:t>
+      </w:r>
+    </w:p>
+    <w:p>
+      <w:pPr>
+        <w:pStyle w:val="ListParagraph"/>
+        <w:numPr>
+          <w:ilvl w:val="0"/>
+          <w:numId w:val="16"/>
+        </w:numPr>
+        <w:rPr>
+          <w:rFonts w:asciiTheme="majorHAnsi" w:hAnsiTheme="majorHAnsi" w:cstheme="majorHAnsi"/>
+          <w:sz w:val="24"/>
+          <w:szCs w:val="24"/>
+        </w:rPr>
+      </w:pPr>
+      <w:r>
+        <w:rPr>
+          <w:rFonts w:asciiTheme="majorHAnsi" w:hAnsiTheme="majorHAnsi" w:cstheme="majorHAnsi"/>
+          <w:sz w:val="24"/>
+          <w:szCs w:val="24"/>
+        </w:rPr>
+        <w:t>It will not automatically adjust for you, so you have to tell the computer that you want to take that double and “narrow” it down to a integer</w:t>
+      </w:r>
+    </w:p>
+    <w:p>
+      <w:pPr>
+        <w:pStyle w:val="ListParagraph"/>
+        <w:numPr>
+          <w:ilvl w:val="0"/>
+          <w:numId w:val="16"/>
+        </w:numPr>
+      </w:pPr>
+      <w:r>
+        <w:t>S</w:t>
       </w:r>
     </w:p>
     <w:p>
@@ -1776,6 +1979,7 @@
         </w:numPr>
       </w:pPr>
       <w:r>
+        <w:lastRenderedPageBreak/>
         <w:t>Using built-in classes (System, Scanner, String, Character, Math) and their methods; parameters and return values</w:t>
       </w:r>
     </w:p>
@@ -1842,15 +2046,7 @@
         </w:numPr>
       </w:pPr>
       <w:r>
-        <w:t>Use logical operators (&amp;</w:t>
-      </w:r>
-      <w:proofErr w:type="gramStart"/>
-      <w:r>
-        <w:t>&amp;, ||, !</w:t>
-      </w:r>
-      <w:proofErr w:type="gramEnd"/>
-      <w:r>
-        <w:t>) to combine conditions.</w:t>
+        <w:t>Use logical operators (&amp;&amp;, ||, !) to combine conditions.</w:t>
       </w:r>
     </w:p>
     <w:p>
@@ -1872,7 +2068,6 @@
       <w:bookmarkStart w:id="13" w:name="_heading=h.kd26shz7rqbq" w:colFirst="0" w:colLast="0"/>
       <w:bookmarkEnd w:id="13"/>
       <w:r>
-        <w:lastRenderedPageBreak/>
         <w:t>Heading 2 Example</w:t>
       </w:r>
     </w:p>
@@ -1925,15 +2120,7 @@
         </w:numPr>
       </w:pPr>
       <w:r>
-        <w:t xml:space="preserve">Use sentinel values and </w:t>
-      </w:r>
-      <w:proofErr w:type="spellStart"/>
-      <w:r>
-        <w:t>boolean</w:t>
-      </w:r>
-      <w:proofErr w:type="spellEnd"/>
-      <w:r>
-        <w:t xml:space="preserve"> flags to control loop execution.</w:t>
+        <w:t>Use sentinel values and boolean flags to control loop execution.</w:t>
       </w:r>
     </w:p>
     <w:p>
@@ -2034,15 +2221,7 @@
         </w:numPr>
       </w:pPr>
       <w:r>
-        <w:t>Reference variables, array memory, and out-of-</w:t>
-      </w:r>
-      <w:proofErr w:type="gramStart"/>
-      <w:r>
-        <w:t>bounds</w:t>
-      </w:r>
-      <w:proofErr w:type="gramEnd"/>
-      <w:r>
-        <w:t xml:space="preserve"> issues.</w:t>
+        <w:t>Reference variables, array memory, and out-of-bounds issues.</w:t>
       </w:r>
     </w:p>
     <w:p>
@@ -2075,6 +2254,7 @@
         </w:numPr>
       </w:pPr>
       <w:r>
+        <w:lastRenderedPageBreak/>
         <w:t>Design algorithms for processing arrays.</w:t>
       </w:r>
     </w:p>
@@ -2123,7 +2303,6 @@
     <w:p/>
     <w:p>
       <w:r>
-        <w:lastRenderedPageBreak/>
         <w:t>Add the information to demonstrate the following objectives and organize with headings:</w:t>
       </w:r>
     </w:p>
@@ -2241,6 +2420,119 @@
 <file path=word/numbering.xml><?xml version="1.0" encoding="utf-8"?>
 <w:numbering xmlns:wpc="http://schemas.microsoft.com/office/word/2010/wordprocessingCanvas" xmlns:cx="http://schemas.microsoft.com/office/drawing/2014/chartex" xmlns:cx1="http://schemas.microsoft.com/office/drawing/2015/9/8/chartex" xmlns:cx2="http://schemas.microsoft.com/office/drawing/2015/10/21/chartex" xmlns:cx3="http://schemas.microsoft.com/office/drawing/2016/5/9/chartex" xmlns:cx4="http://schemas.microsoft.com/office/drawing/2016/5/10/chartex" xmlns:cx5="http://schemas.microsoft.com/office/drawing/2016/5/11/chartex" xmlns:cx6="http://schemas.microsoft.com/office/drawing/2016/5/12/chartex" xmlns:cx7="http://schemas.microsoft.com/office/drawing/2016/5/13/chartex" xmlns:cx8="http://schemas.microsoft.com/office/drawing/2016/5/14/chartex" xmlns:mc="http://schemas.openxmlformats.org/markup-compatibility/2006" xmlns:aink="http://schemas.microsoft.com/office/drawing/2016/ink" xmlns:am3d="http://schemas.microsoft.com/office/drawing/2017/model3d" xmlns:o="urn:schemas-microsoft-com:office:office" xmlns:oel="http://schemas.microsoft.com/office/2019/extlst" xmlns:r="http://schemas.openxmlformats.org/officeDocument/2006/relationships" xmlns:m="http://schemas.openxmlformats.org/officeDocument/2006/math" xmlns:v="urn:schemas-microsoft-com:vml" xmlns:wp14="http://schemas.microsoft.com/office/word/2010/wordprocessingDrawing" xmlns:wp="http://schemas.openxmlformats.org/drawingml/2006/wordprocessingDrawing" xmlns:w10="urn:schemas-microsoft-com:office:word" xmlns:w="http://schemas.openxmlformats.org/wordprocessingml/2006/main" xmlns:w14="http://schemas.microsoft.com/office/word/2010/wordml" xmlns:w15="http://schemas.microsoft.com/office/word/2012/wordml" xmlns:w16cex="http://schemas.microsoft.com/office/word/2018/wordml/cex" xmlns:w16cid="http://schemas.microsoft.com/office/word/2016/wordml/cid" xmlns:w16="http://schemas.microsoft.com/office/word/2018/wordml" xmlns:w16du="http://schemas.microsoft.com/office/word/2023/wordml/word16du" xmlns:w16sdtdh="http://schemas.microsoft.com/office/word/2020/wordml/sdtdatahash" xmlns:w16sdtfl="http://schemas.microsoft.com/office/word/2024/wordml/sdtformatlock" xmlns:w16se="http://schemas.microsoft.com/office/word/2015/wordml/symex" xmlns:wpg="http://schemas.microsoft.com/office/word/2010/wordprocessingGroup" xmlns:wpi="http://schemas.microsoft.com/office/word/2010/wordprocessingInk" xmlns:wne="http://schemas.microsoft.com/office/word/2006/wordml" xmlns:wps="http://schemas.microsoft.com/office/word/2010/wordprocessingShape" mc:Ignorable="w14 w15 w16se w16cid w16 w16cex w16sdtdh w16sdtfl w16du wp14">
   <w:abstractNum w:abstractNumId="0" w15:restartNumberingAfterBreak="0">
+    <w:nsid w:val="062D2EE2"/>
+    <w:multiLevelType w:val="hybridMultilevel"/>
+    <w:tmpl w:val="FF16AAC6"/>
+    <w:lvl w:ilvl="0" w:tplc="04090001">
+      <w:start w:val="1"/>
+      <w:numFmt w:val="bullet"/>
+      <w:lvlText w:val=""/>
+      <w:lvlJc w:val="left"/>
+      <w:pPr>
+        <w:ind w:left="1440" w:hanging="360"/>
+      </w:pPr>
+      <w:rPr>
+        <w:rFonts w:ascii="Symbol" w:hAnsi="Symbol" w:hint="default"/>
+      </w:rPr>
+    </w:lvl>
+    <w:lvl w:ilvl="1" w:tplc="04090003" w:tentative="1">
+      <w:start w:val="1"/>
+      <w:numFmt w:val="bullet"/>
+      <w:lvlText w:val="o"/>
+      <w:lvlJc w:val="left"/>
+      <w:pPr>
+        <w:ind w:left="2160" w:hanging="360"/>
+      </w:pPr>
+      <w:rPr>
+        <w:rFonts w:ascii="Courier New" w:hAnsi="Courier New" w:cs="Courier New" w:hint="default"/>
+      </w:rPr>
+    </w:lvl>
+    <w:lvl w:ilvl="2" w:tplc="04090005" w:tentative="1">
+      <w:start w:val="1"/>
+      <w:numFmt w:val="bullet"/>
+      <w:lvlText w:val=""/>
+      <w:lvlJc w:val="left"/>
+      <w:pPr>
+        <w:ind w:left="2880" w:hanging="360"/>
+      </w:pPr>
+      <w:rPr>
+        <w:rFonts w:ascii="Wingdings" w:hAnsi="Wingdings" w:hint="default"/>
+      </w:rPr>
+    </w:lvl>
+    <w:lvl w:ilvl="3" w:tplc="04090001" w:tentative="1">
+      <w:start w:val="1"/>
+      <w:numFmt w:val="bullet"/>
+      <w:lvlText w:val=""/>
+      <w:lvlJc w:val="left"/>
+      <w:pPr>
+        <w:ind w:left="3600" w:hanging="360"/>
+      </w:pPr>
+      <w:rPr>
+        <w:rFonts w:ascii="Symbol" w:hAnsi="Symbol" w:hint="default"/>
+      </w:rPr>
+    </w:lvl>
+    <w:lvl w:ilvl="4" w:tplc="04090003" w:tentative="1">
+      <w:start w:val="1"/>
+      <w:numFmt w:val="bullet"/>
+      <w:lvlText w:val="o"/>
+      <w:lvlJc w:val="left"/>
+      <w:pPr>
+        <w:ind w:left="4320" w:hanging="360"/>
+      </w:pPr>
+      <w:rPr>
+        <w:rFonts w:ascii="Courier New" w:hAnsi="Courier New" w:cs="Courier New" w:hint="default"/>
+      </w:rPr>
+    </w:lvl>
+    <w:lvl w:ilvl="5" w:tplc="04090005" w:tentative="1">
+      <w:start w:val="1"/>
+      <w:numFmt w:val="bullet"/>
+      <w:lvlText w:val=""/>
+      <w:lvlJc w:val="left"/>
+      <w:pPr>
+        <w:ind w:left="5040" w:hanging="360"/>
+      </w:pPr>
+      <w:rPr>
+        <w:rFonts w:ascii="Wingdings" w:hAnsi="Wingdings" w:hint="default"/>
+      </w:rPr>
+    </w:lvl>
+    <w:lvl w:ilvl="6" w:tplc="04090001" w:tentative="1">
+      <w:start w:val="1"/>
+      <w:numFmt w:val="bullet"/>
+      <w:lvlText w:val=""/>
+      <w:lvlJc w:val="left"/>
+      <w:pPr>
+        <w:ind w:left="5760" w:hanging="360"/>
+      </w:pPr>
+      <w:rPr>
+        <w:rFonts w:ascii="Symbol" w:hAnsi="Symbol" w:hint="default"/>
+      </w:rPr>
+    </w:lvl>
+    <w:lvl w:ilvl="7" w:tplc="04090003" w:tentative="1">
+      <w:start w:val="1"/>
+      <w:numFmt w:val="bullet"/>
+      <w:lvlText w:val="o"/>
+      <w:lvlJc w:val="left"/>
+      <w:pPr>
+        <w:ind w:left="6480" w:hanging="360"/>
+      </w:pPr>
+      <w:rPr>
+        <w:rFonts w:ascii="Courier New" w:hAnsi="Courier New" w:cs="Courier New" w:hint="default"/>
+      </w:rPr>
+    </w:lvl>
+    <w:lvl w:ilvl="8" w:tplc="04090005" w:tentative="1">
+      <w:start w:val="1"/>
+      <w:numFmt w:val="bullet"/>
+      <w:lvlText w:val=""/>
+      <w:lvlJc w:val="left"/>
+      <w:pPr>
+        <w:ind w:left="7200" w:hanging="360"/>
+      </w:pPr>
+      <w:rPr>
+        <w:rFonts w:ascii="Wingdings" w:hAnsi="Wingdings" w:hint="default"/>
+      </w:rPr>
+    </w:lvl>
+  </w:abstractNum>
+  <w:abstractNum w:abstractNumId="1" w15:restartNumberingAfterBreak="0">
     <w:nsid w:val="064522BD"/>
     <w:multiLevelType w:val="multilevel"/>
     <w:tmpl w:val="A7AAA1CA"/>
@@ -2353,7 +2645,7 @@
       </w:rPr>
     </w:lvl>
   </w:abstractNum>
-  <w:abstractNum w:abstractNumId="1" w15:restartNumberingAfterBreak="0">
+  <w:abstractNum w:abstractNumId="2" w15:restartNumberingAfterBreak="0">
     <w:nsid w:val="0E13177F"/>
     <w:multiLevelType w:val="multilevel"/>
     <w:tmpl w:val="40C88F3A"/>
@@ -2466,7 +2758,7 @@
       </w:rPr>
     </w:lvl>
   </w:abstractNum>
-  <w:abstractNum w:abstractNumId="2" w15:restartNumberingAfterBreak="0">
+  <w:abstractNum w:abstractNumId="3" w15:restartNumberingAfterBreak="0">
     <w:nsid w:val="2168485B"/>
     <w:multiLevelType w:val="multilevel"/>
     <w:tmpl w:val="43BCFFAA"/>
@@ -2579,7 +2871,7 @@
       </w:rPr>
     </w:lvl>
   </w:abstractNum>
-  <w:abstractNum w:abstractNumId="3" w15:restartNumberingAfterBreak="0">
+  <w:abstractNum w:abstractNumId="4" w15:restartNumberingAfterBreak="0">
     <w:nsid w:val="2514397C"/>
     <w:multiLevelType w:val="multilevel"/>
     <w:tmpl w:val="31DA0404"/>
@@ -2692,7 +2984,7 @@
       </w:rPr>
     </w:lvl>
   </w:abstractNum>
-  <w:abstractNum w:abstractNumId="4" w15:restartNumberingAfterBreak="0">
+  <w:abstractNum w:abstractNumId="5" w15:restartNumberingAfterBreak="0">
     <w:nsid w:val="2F714B40"/>
     <w:multiLevelType w:val="multilevel"/>
     <w:tmpl w:val="3E5CB69E"/>
@@ -2805,7 +3097,7 @@
       </w:rPr>
     </w:lvl>
   </w:abstractNum>
-  <w:abstractNum w:abstractNumId="5" w15:restartNumberingAfterBreak="0">
+  <w:abstractNum w:abstractNumId="6" w15:restartNumberingAfterBreak="0">
     <w:nsid w:val="472C3518"/>
     <w:multiLevelType w:val="multilevel"/>
     <w:tmpl w:val="408CBDCA"/>
@@ -2918,7 +3210,7 @@
       </w:rPr>
     </w:lvl>
   </w:abstractNum>
-  <w:abstractNum w:abstractNumId="6" w15:restartNumberingAfterBreak="0">
+  <w:abstractNum w:abstractNumId="7" w15:restartNumberingAfterBreak="0">
     <w:nsid w:val="48024179"/>
     <w:multiLevelType w:val="multilevel"/>
     <w:tmpl w:val="15E2C28A"/>
@@ -3031,7 +3323,7 @@
       </w:rPr>
     </w:lvl>
   </w:abstractNum>
-  <w:abstractNum w:abstractNumId="7" w15:restartNumberingAfterBreak="0">
+  <w:abstractNum w:abstractNumId="8" w15:restartNumberingAfterBreak="0">
     <w:nsid w:val="51957ADE"/>
     <w:multiLevelType w:val="multilevel"/>
     <w:tmpl w:val="F13C2104"/>
@@ -3144,7 +3436,7 @@
       </w:rPr>
     </w:lvl>
   </w:abstractNum>
-  <w:abstractNum w:abstractNumId="8" w15:restartNumberingAfterBreak="0">
+  <w:abstractNum w:abstractNumId="9" w15:restartNumberingAfterBreak="0">
     <w:nsid w:val="51F32E1B"/>
     <w:multiLevelType w:val="multilevel"/>
     <w:tmpl w:val="E5F0CE6C"/>
@@ -3257,7 +3549,7 @@
       </w:rPr>
     </w:lvl>
   </w:abstractNum>
-  <w:abstractNum w:abstractNumId="9" w15:restartNumberingAfterBreak="0">
+  <w:abstractNum w:abstractNumId="10" w15:restartNumberingAfterBreak="0">
     <w:nsid w:val="57C13E92"/>
     <w:multiLevelType w:val="multilevel"/>
     <w:tmpl w:val="4F6C76DE"/>
@@ -3370,7 +3662,7 @@
       </w:rPr>
     </w:lvl>
   </w:abstractNum>
-  <w:abstractNum w:abstractNumId="10" w15:restartNumberingAfterBreak="0">
+  <w:abstractNum w:abstractNumId="11" w15:restartNumberingAfterBreak="0">
     <w:nsid w:val="5DD5757A"/>
     <w:multiLevelType w:val="multilevel"/>
     <w:tmpl w:val="52BEA464"/>
@@ -3483,7 +3775,7 @@
       </w:rPr>
     </w:lvl>
   </w:abstractNum>
-  <w:abstractNum w:abstractNumId="11" w15:restartNumberingAfterBreak="0">
+  <w:abstractNum w:abstractNumId="12" w15:restartNumberingAfterBreak="0">
     <w:nsid w:val="64D343AA"/>
     <w:multiLevelType w:val="multilevel"/>
     <w:tmpl w:val="2FE60BA8"/>
@@ -3596,7 +3888,7 @@
       </w:rPr>
     </w:lvl>
   </w:abstractNum>
-  <w:abstractNum w:abstractNumId="12" w15:restartNumberingAfterBreak="0">
+  <w:abstractNum w:abstractNumId="13" w15:restartNumberingAfterBreak="0">
     <w:nsid w:val="66657F63"/>
     <w:multiLevelType w:val="multilevel"/>
     <w:tmpl w:val="8AAA28EE"/>
@@ -3709,7 +4001,7 @@
       </w:rPr>
     </w:lvl>
   </w:abstractNum>
-  <w:abstractNum w:abstractNumId="13" w15:restartNumberingAfterBreak="0">
+  <w:abstractNum w:abstractNumId="14" w15:restartNumberingAfterBreak="0">
     <w:nsid w:val="6F073E1E"/>
     <w:multiLevelType w:val="multilevel"/>
     <w:tmpl w:val="7D28DB68"/>
@@ -3822,7 +4114,7 @@
       </w:rPr>
     </w:lvl>
   </w:abstractNum>
-  <w:abstractNum w:abstractNumId="14" w15:restartNumberingAfterBreak="0">
+  <w:abstractNum w:abstractNumId="15" w15:restartNumberingAfterBreak="0">
     <w:nsid w:val="7B7170A5"/>
     <w:multiLevelType w:val="multilevel"/>
     <w:tmpl w:val="70B4229E"/>
@@ -3936,49 +4228,52 @@
     </w:lvl>
   </w:abstractNum>
   <w:num w:numId="1" w16cid:durableId="1200237473">
+    <w:abstractNumId w:val="9"/>
+  </w:num>
+  <w:num w:numId="2" w16cid:durableId="163520121">
+    <w:abstractNumId w:val="2"/>
+  </w:num>
+  <w:num w:numId="3" w16cid:durableId="476143897">
     <w:abstractNumId w:val="8"/>
   </w:num>
-  <w:num w:numId="2" w16cid:durableId="163520121">
+  <w:num w:numId="4" w16cid:durableId="1304040104">
+    <w:abstractNumId w:val="7"/>
+  </w:num>
+  <w:num w:numId="5" w16cid:durableId="2071031478">
+    <w:abstractNumId w:val="14"/>
+  </w:num>
+  <w:num w:numId="6" w16cid:durableId="1959599613">
+    <w:abstractNumId w:val="4"/>
+  </w:num>
+  <w:num w:numId="7" w16cid:durableId="1769816294">
+    <w:abstractNumId w:val="10"/>
+  </w:num>
+  <w:num w:numId="8" w16cid:durableId="70274652">
     <w:abstractNumId w:val="1"/>
   </w:num>
-  <w:num w:numId="3" w16cid:durableId="476143897">
-    <w:abstractNumId w:val="7"/>
+  <w:num w:numId="9" w16cid:durableId="311763110">
+    <w:abstractNumId w:val="12"/>
   </w:num>
-  <w:num w:numId="4" w16cid:durableId="1304040104">
+  <w:num w:numId="10" w16cid:durableId="403189974">
+    <w:abstractNumId w:val="15"/>
+  </w:num>
+  <w:num w:numId="11" w16cid:durableId="354692849">
+    <w:abstractNumId w:val="5"/>
+  </w:num>
+  <w:num w:numId="12" w16cid:durableId="215510913">
     <w:abstractNumId w:val="6"/>
   </w:num>
-  <w:num w:numId="5" w16cid:durableId="2071031478">
+  <w:num w:numId="13" w16cid:durableId="2080982498">
+    <w:abstractNumId w:val="3"/>
+  </w:num>
+  <w:num w:numId="14" w16cid:durableId="1467354242">
     <w:abstractNumId w:val="13"/>
   </w:num>
-  <w:num w:numId="6" w16cid:durableId="1959599613">
-    <w:abstractNumId w:val="3"/>
-  </w:num>
-  <w:num w:numId="7" w16cid:durableId="1769816294">
-    <w:abstractNumId w:val="9"/>
-  </w:num>
-  <w:num w:numId="8" w16cid:durableId="70274652">
-    <w:abstractNumId w:val="0"/>
-  </w:num>
-  <w:num w:numId="9" w16cid:durableId="311763110">
+  <w:num w:numId="15" w16cid:durableId="1116489195">
     <w:abstractNumId w:val="11"/>
   </w:num>
-  <w:num w:numId="10" w16cid:durableId="403189974">
-    <w:abstractNumId w:val="14"/>
-  </w:num>
-  <w:num w:numId="11" w16cid:durableId="354692849">
-    <w:abstractNumId w:val="4"/>
-  </w:num>
-  <w:num w:numId="12" w16cid:durableId="215510913">
-    <w:abstractNumId w:val="5"/>
-  </w:num>
-  <w:num w:numId="13" w16cid:durableId="2080982498">
-    <w:abstractNumId w:val="2"/>
-  </w:num>
-  <w:num w:numId="14" w16cid:durableId="1467354242">
-    <w:abstractNumId w:val="12"/>
-  </w:num>
-  <w:num w:numId="15" w16cid:durableId="1116489195">
-    <w:abstractNumId w:val="10"/>
+  <w:num w:numId="16" w16cid:durableId="1299534960">
+    <w:abstractNumId w:val="0"/>
   </w:num>
 </w:numbering>
 </file>
@@ -4504,6 +4799,8 @@
   <w:style w:type="table" w:default="1" w:styleId="TableNormal">
     <w:name w:val="Normal Table"/>
     <w:uiPriority w:val="99"/>
+    <w:semiHidden/>
+    <w:unhideWhenUsed/>
     <w:tblPr>
       <w:tblInd w:w="0" w:type="dxa"/>
       <w:tblCellMar>
@@ -4603,6 +4900,16 @@
       <w:tblStyleRowBandSize w:val="1"/>
       <w:tblStyleColBandSize w:val="1"/>
     </w:tblPr>
+  </w:style>
+  <w:style w:type="paragraph" w:styleId="ListParagraph">
+    <w:name w:val="List Paragraph"/>
+    <w:basedOn w:val="Normal"/>
+    <w:uiPriority w:val="34"/>
+    <w:qFormat/>
+    <w:rsid w:val="00002FCB"/>
+    <w:pPr>
+      <w:contextualSpacing/>
+    </w:pPr>
   </w:style>
 </w:styles>
 </file>

--- a/Tech Docs/Tech Doc CS1050.docx
+++ b/Tech Docs/Tech Doc CS1050.docx
@@ -67,13 +67,12 @@
             <w:sdtContent>
               <w:p>
                 <w:pPr>
-                  <w:widowControl w:val="0"/>
-                  <w:spacing w:before="60" w:line="240" w:lineRule="auto"/>
-                  <w:ind w:left="0"/>
+                  <w:pStyle w:val="TOC1"/>
+                  <w:tabs>
+                    <w:tab w:val="right" w:leader="dot" w:pos="9350"/>
+                  </w:tabs>
                   <w:rPr>
-                    <w:rFonts w:ascii="Arial" w:eastAsia="Arial" w:hAnsi="Arial" w:cs="Arial"/>
-                    <w:color w:val="1155CC"/>
-                    <w:u w:val="single"/>
+                    <w:noProof/>
                   </w:rPr>
                 </w:pPr>
                 <w:r>
@@ -85,12 +84,11 @@
                 <w:r>
                   <w:fldChar w:fldCharType="separate"/>
                 </w:r>
-                <w:hyperlink w:anchor="_heading=h.gqcdcp24u6t">
+                <w:hyperlink w:anchor="_Toc221110474" w:history="1">
                   <w:r>
                     <w:rPr>
-                      <w:rFonts w:ascii="Arial" w:eastAsia="Arial" w:hAnsi="Arial" w:cs="Arial"/>
-                      <w:color w:val="1155CC"/>
-                      <w:u w:val="single"/>
+                      <w:rStyle w:val="Hyperlink"/>
+                      <w:noProof/>
                     </w:rPr>
                     <w:t>Overview</w:t>
                   </w:r>
@@ -98,20 +96,19 @@
               </w:p>
               <w:p>
                 <w:pPr>
-                  <w:widowControl w:val="0"/>
-                  <w:spacing w:before="60" w:line="240" w:lineRule="auto"/>
-                  <w:ind w:left="360"/>
+                  <w:pStyle w:val="TOC2"/>
+                  <w:tabs>
+                    <w:tab w:val="right" w:leader="dot" w:pos="9350"/>
+                  </w:tabs>
                   <w:rPr>
-                    <w:rFonts w:ascii="Arial" w:eastAsia="Arial" w:hAnsi="Arial" w:cs="Arial"/>
-                    <w:color w:val="1155CC"/>
-                    <w:u w:val="single"/>
+                    <w:noProof/>
                   </w:rPr>
                 </w:pPr>
-                <w:hyperlink w:anchor="_heading=h.3b97lrfie3od">
+                <w:hyperlink w:anchor="_Toc221110475" w:history="1">
                   <w:r>
                     <w:rPr>
-                      <w:color w:val="1155CC"/>
-                      <w:u w:val="single"/>
+                      <w:rStyle w:val="Hyperlink"/>
+                      <w:noProof/>
                     </w:rPr>
                     <w:t>General Resources</w:t>
                   </w:r>
@@ -119,23 +116,569 @@
               </w:p>
               <w:p>
                 <w:pPr>
-                  <w:widowControl w:val="0"/>
-                  <w:spacing w:before="60" w:line="240" w:lineRule="auto"/>
-                  <w:ind w:left="0"/>
+                  <w:pStyle w:val="TOC1"/>
+                  <w:tabs>
+                    <w:tab w:val="right" w:leader="dot" w:pos="9350"/>
+                  </w:tabs>
                   <w:rPr>
-                    <w:rFonts w:ascii="Arial" w:eastAsia="Arial" w:hAnsi="Arial" w:cs="Arial"/>
-                    <w:color w:val="1155CC"/>
-                    <w:u w:val="single"/>
+                    <w:noProof/>
                   </w:rPr>
                 </w:pPr>
-                <w:hyperlink w:anchor="_heading=h.6qdrigl9njle">
+                <w:hyperlink w:anchor="_Toc221110476" w:history="1">
                   <w:r>
                     <w:rPr>
-                      <w:rFonts w:ascii="Arial" w:eastAsia="Arial" w:hAnsi="Arial" w:cs="Arial"/>
-                      <w:color w:val="1155CC"/>
-                      <w:u w:val="single"/>
+                      <w:rStyle w:val="Hyperlink"/>
+                      <w:noProof/>
                     </w:rPr>
                     <w:t>SD01  Software Development and Tools</w:t>
+                  </w:r>
+                </w:hyperlink>
+              </w:p>
+              <w:p>
+                <w:pPr>
+                  <w:pStyle w:val="TOC3"/>
+                  <w:tabs>
+                    <w:tab w:val="right" w:leader="dot" w:pos="9350"/>
+                  </w:tabs>
+                  <w:rPr>
+                    <w:noProof/>
+                  </w:rPr>
+                </w:pPr>
+                <w:hyperlink w:anchor="_Toc221110477" w:history="1">
+                  <w:r>
+                    <w:rPr>
+                      <w:rStyle w:val="Hyperlink"/>
+                      <w:noProof/>
+                    </w:rPr>
+                    <w:t>Version Control</w:t>
+                  </w:r>
+                </w:hyperlink>
+              </w:p>
+              <w:p>
+                <w:pPr>
+                  <w:pStyle w:val="TOC3"/>
+                  <w:tabs>
+                    <w:tab w:val="right" w:leader="dot" w:pos="9350"/>
+                  </w:tabs>
+                  <w:rPr>
+                    <w:noProof/>
+                  </w:rPr>
+                </w:pPr>
+                <w:hyperlink w:anchor="_Toc221110478" w:history="1">
+                  <w:r>
+                    <w:rPr>
+                      <w:rStyle w:val="Hyperlink"/>
+                      <w:noProof/>
+                    </w:rPr>
+                    <w:t>IDE and Debugging</w:t>
+                  </w:r>
+                </w:hyperlink>
+              </w:p>
+              <w:p>
+                <w:pPr>
+                  <w:pStyle w:val="TOC3"/>
+                  <w:tabs>
+                    <w:tab w:val="right" w:leader="dot" w:pos="9350"/>
+                  </w:tabs>
+                  <w:rPr>
+                    <w:noProof/>
+                  </w:rPr>
+                </w:pPr>
+                <w:hyperlink w:anchor="_Toc221110479" w:history="1">
+                  <w:r>
+                    <w:rPr>
+                      <w:rStyle w:val="Hyperlink"/>
+                      <w:noProof/>
+                    </w:rPr>
+                    <w:t>Analyze  requirements</w:t>
+                  </w:r>
+                </w:hyperlink>
+              </w:p>
+              <w:p>
+                <w:pPr>
+                  <w:pStyle w:val="TOC3"/>
+                  <w:tabs>
+                    <w:tab w:val="right" w:leader="dot" w:pos="9350"/>
+                  </w:tabs>
+                  <w:rPr>
+                    <w:noProof/>
+                  </w:rPr>
+                </w:pPr>
+                <w:hyperlink w:anchor="_Toc221110480" w:history="1">
+                  <w:r>
+                    <w:rPr>
+                      <w:rStyle w:val="Hyperlink"/>
+                      <w:noProof/>
+                    </w:rPr>
+                    <w:t>Design and Testing Plan</w:t>
+                  </w:r>
+                </w:hyperlink>
+              </w:p>
+              <w:p>
+                <w:pPr>
+                  <w:pStyle w:val="TOC3"/>
+                  <w:tabs>
+                    <w:tab w:val="right" w:leader="dot" w:pos="9350"/>
+                  </w:tabs>
+                  <w:rPr>
+                    <w:noProof/>
+                  </w:rPr>
+                </w:pPr>
+                <w:hyperlink w:anchor="_Toc221110481" w:history="1">
+                  <w:r>
+                    <w:rPr>
+                      <w:rStyle w:val="Hyperlink"/>
+                      <w:noProof/>
+                    </w:rPr>
+                    <w:t>Implement Quality Documented Code</w:t>
+                  </w:r>
+                </w:hyperlink>
+              </w:p>
+              <w:p>
+                <w:pPr>
+                  <w:pStyle w:val="TOC1"/>
+                  <w:tabs>
+                    <w:tab w:val="right" w:leader="dot" w:pos="9350"/>
+                  </w:tabs>
+                  <w:rPr>
+                    <w:noProof/>
+                  </w:rPr>
+                </w:pPr>
+                <w:hyperlink w:anchor="_Toc221110482" w:history="1">
+                  <w:r>
+                    <w:rPr>
+                      <w:rStyle w:val="Hyperlink"/>
+                      <w:noProof/>
+                      <w:highlight w:val="yellow"/>
+                    </w:rPr>
+                    <w:t>Module 1: Programming Fundamentals and Tools</w:t>
+                  </w:r>
+                </w:hyperlink>
+              </w:p>
+              <w:p>
+                <w:pPr>
+                  <w:pStyle w:val="TOC1"/>
+                  <w:tabs>
+                    <w:tab w:val="right" w:leader="dot" w:pos="9350"/>
+                  </w:tabs>
+                  <w:rPr>
+                    <w:noProof/>
+                  </w:rPr>
+                </w:pPr>
+                <w:hyperlink w:anchor="_Toc221110483" w:history="1">
+                  <w:r>
+                    <w:rPr>
+                      <w:rStyle w:val="Hyperlink"/>
+                      <w:noProof/>
+                    </w:rPr>
+                    <w:t>L02</w:t>
+                  </w:r>
+                </w:hyperlink>
+              </w:p>
+              <w:p>
+                <w:pPr>
+                  <w:pStyle w:val="TOC2"/>
+                  <w:tabs>
+                    <w:tab w:val="right" w:leader="dot" w:pos="9350"/>
+                  </w:tabs>
+                  <w:rPr>
+                    <w:noProof/>
+                  </w:rPr>
+                </w:pPr>
+                <w:hyperlink w:anchor="_Toc221110484" w:history="1">
+                  <w:r>
+                    <w:rPr>
+                      <w:rStyle w:val="Hyperlink"/>
+                      <w:noProof/>
+                    </w:rPr>
+                    <w:t>Parts of java progra</w:t>
+                  </w:r>
+                  <w:r>
+                    <w:rPr>
+                      <w:rStyle w:val="Hyperlink"/>
+                      <w:noProof/>
+                    </w:rPr>
+                    <w:t>m</w:t>
+                  </w:r>
+                </w:hyperlink>
+              </w:p>
+              <w:p>
+                <w:pPr>
+                  <w:pStyle w:val="TOC1"/>
+                  <w:tabs>
+                    <w:tab w:val="right" w:leader="dot" w:pos="9350"/>
+                  </w:tabs>
+                  <w:rPr>
+                    <w:noProof/>
+                  </w:rPr>
+                </w:pPr>
+                <w:hyperlink w:anchor="_Toc221110485" w:history="1">
+                  <w:r>
+                    <w:rPr>
+                      <w:rStyle w:val="Hyperlink"/>
+                      <w:noProof/>
+                    </w:rPr>
+                    <w:t>Variables</w:t>
+                  </w:r>
+                </w:hyperlink>
+              </w:p>
+              <w:p>
+                <w:pPr>
+                  <w:pStyle w:val="TOC2"/>
+                  <w:tabs>
+                    <w:tab w:val="right" w:leader="dot" w:pos="9350"/>
+                  </w:tabs>
+                  <w:rPr>
+                    <w:noProof/>
+                  </w:rPr>
+                </w:pPr>
+                <w:hyperlink w:anchor="_Toc221110486" w:history="1">
+                  <w:r>
+                    <w:rPr>
+                      <w:rStyle w:val="Hyperlink"/>
+                      <w:noProof/>
+                    </w:rPr>
+                    <w:t>Constants and Conventions</w:t>
+                  </w:r>
+                </w:hyperlink>
+              </w:p>
+              <w:p>
+                <w:pPr>
+                  <w:pStyle w:val="TOC3"/>
+                  <w:tabs>
+                    <w:tab w:val="right" w:leader="dot" w:pos="9350"/>
+                  </w:tabs>
+                  <w:rPr>
+                    <w:noProof/>
+                  </w:rPr>
+                </w:pPr>
+                <w:hyperlink w:anchor="_Toc221110487" w:history="1">
+                  <w:r>
+                    <w:rPr>
+                      <w:rStyle w:val="Hyperlink"/>
+                      <w:noProof/>
+                    </w:rPr>
+                    <w:t>Programming Language Elements</w:t>
+                  </w:r>
+                </w:hyperlink>
+              </w:p>
+              <w:p>
+                <w:pPr>
+                  <w:pStyle w:val="TOC1"/>
+                  <w:tabs>
+                    <w:tab w:val="right" w:leader="dot" w:pos="9350"/>
+                  </w:tabs>
+                  <w:rPr>
+                    <w:noProof/>
+                  </w:rPr>
+                </w:pPr>
+                <w:hyperlink w:anchor="_Toc221110488" w:history="1">
+                  <w:r>
+                    <w:rPr>
+                      <w:rStyle w:val="Hyperlink"/>
+                      <w:noProof/>
+                    </w:rPr>
+                    <w:t>Integer Division and Modulo Operator</w:t>
+                  </w:r>
+                </w:hyperlink>
+              </w:p>
+              <w:p>
+                <w:pPr>
+                  <w:pStyle w:val="TOC1"/>
+                  <w:tabs>
+                    <w:tab w:val="right" w:leader="dot" w:pos="9350"/>
+                  </w:tabs>
+                  <w:rPr>
+                    <w:noProof/>
+                  </w:rPr>
+                </w:pPr>
+                <w:hyperlink w:anchor="_Toc221110489" w:history="1">
+                  <w:r>
+                    <w:rPr>
+                      <w:rStyle w:val="Hyperlink"/>
+                      <w:noProof/>
+                    </w:rPr>
+                    <w:t>L04</w:t>
+                  </w:r>
+                </w:hyperlink>
+              </w:p>
+              <w:p>
+                <w:pPr>
+                  <w:pStyle w:val="TOC2"/>
+                  <w:tabs>
+                    <w:tab w:val="right" w:leader="dot" w:pos="9350"/>
+                  </w:tabs>
+                  <w:rPr>
+                    <w:noProof/>
+                  </w:rPr>
+                </w:pPr>
+                <w:hyperlink w:anchor="_Toc221110490" w:history="1">
+                  <w:r>
+                    <w:rPr>
+                      <w:rStyle w:val="Hyperlink"/>
+                      <w:noProof/>
+                    </w:rPr>
+                    <w:t>Memory Concepts</w:t>
+                  </w:r>
+                </w:hyperlink>
+              </w:p>
+              <w:p>
+                <w:pPr>
+                  <w:pStyle w:val="TOC3"/>
+                  <w:tabs>
+                    <w:tab w:val="right" w:leader="dot" w:pos="9350"/>
+                  </w:tabs>
+                  <w:rPr>
+                    <w:noProof/>
+                  </w:rPr>
+                </w:pPr>
+                <w:hyperlink w:anchor="_Toc221110491" w:history="1">
+                  <w:r>
+                    <w:rPr>
+                      <w:rStyle w:val="Hyperlink"/>
+                      <w:noProof/>
+                    </w:rPr>
+                    <w:t>Heading 3 Example</w:t>
+                  </w:r>
+                </w:hyperlink>
+              </w:p>
+              <w:p>
+                <w:pPr>
+                  <w:pStyle w:val="TOC1"/>
+                  <w:tabs>
+                    <w:tab w:val="right" w:leader="dot" w:pos="9350"/>
+                  </w:tabs>
+                  <w:rPr>
+                    <w:noProof/>
+                  </w:rPr>
+                </w:pPr>
+                <w:hyperlink w:anchor="_Toc221110492" w:history="1">
+                  <w:r>
+                    <w:rPr>
+                      <w:rStyle w:val="Hyperlink"/>
+                      <w:noProof/>
+                    </w:rPr>
+                    <w:t>Module 2: Predefined Classes, Methods, and Decision Structures</w:t>
+                  </w:r>
+                </w:hyperlink>
+              </w:p>
+              <w:p>
+                <w:pPr>
+                  <w:pStyle w:val="TOC2"/>
+                  <w:tabs>
+                    <w:tab w:val="right" w:leader="dot" w:pos="9350"/>
+                  </w:tabs>
+                  <w:rPr>
+                    <w:noProof/>
+                  </w:rPr>
+                </w:pPr>
+                <w:hyperlink w:anchor="_Toc221110493" w:history="1">
+                  <w:r>
+                    <w:rPr>
+                      <w:rStyle w:val="Hyperlink"/>
+                      <w:noProof/>
+                    </w:rPr>
+                    <w:t>METHODS</w:t>
+                  </w:r>
+                </w:hyperlink>
+              </w:p>
+              <w:p>
+                <w:pPr>
+                  <w:pStyle w:val="TOC3"/>
+                  <w:tabs>
+                    <w:tab w:val="right" w:leader="dot" w:pos="9350"/>
+                  </w:tabs>
+                  <w:rPr>
+                    <w:noProof/>
+                  </w:rPr>
+                </w:pPr>
+                <w:hyperlink w:anchor="_Toc221110494" w:history="1">
+                  <w:r>
+                    <w:rPr>
+                      <w:rStyle w:val="Hyperlink"/>
+                      <w:noProof/>
+                    </w:rPr>
+                    <w:t>Classes</w:t>
+                  </w:r>
+                </w:hyperlink>
+              </w:p>
+              <w:p>
+                <w:pPr>
+                  <w:pStyle w:val="TOC1"/>
+                  <w:tabs>
+                    <w:tab w:val="right" w:leader="dot" w:pos="9350"/>
+                  </w:tabs>
+                  <w:rPr>
+                    <w:noProof/>
+                  </w:rPr>
+                </w:pPr>
+                <w:hyperlink w:anchor="_Toc221110495" w:history="1">
+                  <w:r>
+                    <w:rPr>
+                      <w:rStyle w:val="Hyperlink"/>
+                      <w:noProof/>
+                    </w:rPr>
+                    <w:t>Module 3: Loops and Methods</w:t>
+                  </w:r>
+                </w:hyperlink>
+              </w:p>
+              <w:p>
+                <w:pPr>
+                  <w:pStyle w:val="TOC2"/>
+                  <w:tabs>
+                    <w:tab w:val="right" w:leader="dot" w:pos="9350"/>
+                  </w:tabs>
+                  <w:rPr>
+                    <w:noProof/>
+                  </w:rPr>
+                </w:pPr>
+                <w:hyperlink w:anchor="_Toc221110496" w:history="1">
+                  <w:r>
+                    <w:rPr>
+                      <w:rStyle w:val="Hyperlink"/>
+                      <w:noProof/>
+                    </w:rPr>
+                    <w:t>Heading 2 Example</w:t>
+                  </w:r>
+                </w:hyperlink>
+              </w:p>
+              <w:p>
+                <w:pPr>
+                  <w:pStyle w:val="TOC3"/>
+                  <w:tabs>
+                    <w:tab w:val="right" w:leader="dot" w:pos="9350"/>
+                  </w:tabs>
+                  <w:rPr>
+                    <w:noProof/>
+                  </w:rPr>
+                </w:pPr>
+                <w:hyperlink w:anchor="_Toc221110497" w:history="1">
+                  <w:r>
+                    <w:rPr>
+                      <w:rStyle w:val="Hyperlink"/>
+                      <w:noProof/>
+                    </w:rPr>
+                    <w:t>Heading 3 Example</w:t>
+                  </w:r>
+                </w:hyperlink>
+              </w:p>
+              <w:p>
+                <w:pPr>
+                  <w:pStyle w:val="TOC1"/>
+                  <w:tabs>
+                    <w:tab w:val="right" w:leader="dot" w:pos="9350"/>
+                  </w:tabs>
+                  <w:rPr>
+                    <w:noProof/>
+                  </w:rPr>
+                </w:pPr>
+                <w:hyperlink w:anchor="_Toc221110498" w:history="1">
+                  <w:r>
+                    <w:rPr>
+                      <w:rStyle w:val="Hyperlink"/>
+                      <w:noProof/>
+                    </w:rPr>
+                    <w:t>Module 4: Arrays</w:t>
+                  </w:r>
+                </w:hyperlink>
+              </w:p>
+              <w:p>
+                <w:pPr>
+                  <w:pStyle w:val="TOC2"/>
+                  <w:tabs>
+                    <w:tab w:val="right" w:leader="dot" w:pos="9350"/>
+                  </w:tabs>
+                  <w:rPr>
+                    <w:noProof/>
+                  </w:rPr>
+                </w:pPr>
+                <w:hyperlink w:anchor="_Toc221110499" w:history="1">
+                  <w:r>
+                    <w:rPr>
+                      <w:rStyle w:val="Hyperlink"/>
+                      <w:noProof/>
+                    </w:rPr>
+                    <w:t>Heading 2 Example</w:t>
+                  </w:r>
+                </w:hyperlink>
+              </w:p>
+              <w:p>
+                <w:pPr>
+                  <w:pStyle w:val="TOC3"/>
+                  <w:tabs>
+                    <w:tab w:val="right" w:leader="dot" w:pos="9350"/>
+                  </w:tabs>
+                  <w:rPr>
+                    <w:noProof/>
+                  </w:rPr>
+                </w:pPr>
+                <w:hyperlink w:anchor="_Toc221110500" w:history="1">
+                  <w:r>
+                    <w:rPr>
+                      <w:rStyle w:val="Hyperlink"/>
+                      <w:noProof/>
+                    </w:rPr>
+                    <w:t>Heading 3 Example</w:t>
+                  </w:r>
+                </w:hyperlink>
+              </w:p>
+              <w:p>
+                <w:pPr>
+                  <w:pStyle w:val="TOC1"/>
+                  <w:tabs>
+                    <w:tab w:val="right" w:leader="dot" w:pos="9350"/>
+                  </w:tabs>
+                  <w:rPr>
+                    <w:noProof/>
+                  </w:rPr>
+                </w:pPr>
+                <w:hyperlink w:anchor="_Toc221110501" w:history="1">
+                  <w:r>
+                    <w:rPr>
+                      <w:rStyle w:val="Hyperlink"/>
+                      <w:noProof/>
+                    </w:rPr>
+                    <w:t>Module 5: Classes and Objects</w:t>
+                  </w:r>
+                </w:hyperlink>
+              </w:p>
+              <w:p>
+                <w:pPr>
+                  <w:pStyle w:val="TOC2"/>
+                  <w:tabs>
+                    <w:tab w:val="right" w:leader="dot" w:pos="9350"/>
+                  </w:tabs>
+                  <w:rPr>
+                    <w:noProof/>
+                  </w:rPr>
+                </w:pPr>
+                <w:hyperlink w:anchor="_Toc221110502" w:history="1">
+                  <w:r>
+                    <w:rPr>
+                      <w:rStyle w:val="Hyperlink"/>
+                      <w:noProof/>
+                    </w:rPr>
+                    <w:t>Heading 2 Example</w:t>
+                  </w:r>
+                </w:hyperlink>
+              </w:p>
+              <w:p>
+                <w:pPr>
+                  <w:pStyle w:val="TOC3"/>
+                  <w:tabs>
+                    <w:tab w:val="right" w:leader="dot" w:pos="9350"/>
+                  </w:tabs>
+                  <w:rPr>
+                    <w:noProof/>
+                  </w:rPr>
+                </w:pPr>
+                <w:hyperlink w:anchor="_Toc221110503" w:history="1">
+                  <w:r>
+                    <w:rPr>
+                      <w:rStyle w:val="Hyperlink"/>
+                      <w:noProof/>
+                    </w:rPr>
+                    <w:t>Heading 3 Example</w:t>
                   </w:r>
                 </w:hyperlink>
               </w:p>
@@ -149,425 +692,6 @@
                     <w:u w:val="single"/>
                   </w:rPr>
                 </w:pPr>
-                <w:hyperlink w:anchor="_heading=h.3xtbah4k2xqe">
-                  <w:r>
-                    <w:rPr>
-                      <w:rFonts w:ascii="Arial" w:eastAsia="Arial" w:hAnsi="Arial" w:cs="Arial"/>
-                      <w:color w:val="1155CC"/>
-                      <w:u w:val="single"/>
-                    </w:rPr>
-                    <w:t>Version Control</w:t>
-                  </w:r>
-                </w:hyperlink>
-              </w:p>
-              <w:p>
-                <w:pPr>
-                  <w:widowControl w:val="0"/>
-                  <w:spacing w:before="60" w:line="240" w:lineRule="auto"/>
-                  <w:rPr>
-                    <w:rFonts w:ascii="Arial" w:eastAsia="Arial" w:hAnsi="Arial" w:cs="Arial"/>
-                    <w:color w:val="1155CC"/>
-                    <w:u w:val="single"/>
-                  </w:rPr>
-                </w:pPr>
-                <w:hyperlink w:anchor="_heading=h.ndhj3x53ig1i">
-                  <w:r>
-                    <w:rPr>
-                      <w:rFonts w:ascii="Arial" w:eastAsia="Arial" w:hAnsi="Arial" w:cs="Arial"/>
-                      <w:color w:val="1155CC"/>
-                      <w:u w:val="single"/>
-                    </w:rPr>
-                    <w:t>IDE and Debugging</w:t>
-                  </w:r>
-                </w:hyperlink>
-              </w:p>
-              <w:p>
-                <w:pPr>
-                  <w:widowControl w:val="0"/>
-                  <w:spacing w:before="60" w:line="240" w:lineRule="auto"/>
-                  <w:rPr>
-                    <w:rFonts w:ascii="Arial" w:eastAsia="Arial" w:hAnsi="Arial" w:cs="Arial"/>
-                    <w:color w:val="1155CC"/>
-                    <w:u w:val="single"/>
-                  </w:rPr>
-                </w:pPr>
-                <w:hyperlink w:anchor="_heading=h.75vgrhfbs015">
-                  <w:r>
-                    <w:rPr>
-                      <w:rFonts w:ascii="Arial" w:eastAsia="Arial" w:hAnsi="Arial" w:cs="Arial"/>
-                      <w:color w:val="1155CC"/>
-                      <w:u w:val="single"/>
-                    </w:rPr>
-                    <w:t>Analyze  requirements</w:t>
-                  </w:r>
-                </w:hyperlink>
-              </w:p>
-              <w:p>
-                <w:pPr>
-                  <w:widowControl w:val="0"/>
-                  <w:spacing w:before="60" w:line="240" w:lineRule="auto"/>
-                  <w:rPr>
-                    <w:rFonts w:ascii="Arial" w:eastAsia="Arial" w:hAnsi="Arial" w:cs="Arial"/>
-                    <w:color w:val="1155CC"/>
-                    <w:u w:val="single"/>
-                  </w:rPr>
-                </w:pPr>
-                <w:hyperlink w:anchor="_heading=h.vf5kebafj1h6">
-                  <w:r>
-                    <w:rPr>
-                      <w:rFonts w:ascii="Arial" w:eastAsia="Arial" w:hAnsi="Arial" w:cs="Arial"/>
-                      <w:color w:val="1155CC"/>
-                      <w:u w:val="single"/>
-                    </w:rPr>
-                    <w:t>Design and Testing Plan</w:t>
-                  </w:r>
-                </w:hyperlink>
-              </w:p>
-              <w:p>
-                <w:pPr>
-                  <w:widowControl w:val="0"/>
-                  <w:spacing w:before="60" w:line="240" w:lineRule="auto"/>
-                  <w:rPr>
-                    <w:rFonts w:ascii="Arial" w:eastAsia="Arial" w:hAnsi="Arial" w:cs="Arial"/>
-                    <w:color w:val="1155CC"/>
-                    <w:u w:val="single"/>
-                  </w:rPr>
-                </w:pPr>
-                <w:hyperlink w:anchor="_heading=h.m8c8zsw3l4mf">
-                  <w:r>
-                    <w:rPr>
-                      <w:rFonts w:ascii="Arial" w:eastAsia="Arial" w:hAnsi="Arial" w:cs="Arial"/>
-                      <w:color w:val="1155CC"/>
-                      <w:u w:val="single"/>
-                    </w:rPr>
-                    <w:t>Implement Quality Documented Code</w:t>
-                  </w:r>
-                </w:hyperlink>
-              </w:p>
-              <w:p>
-                <w:pPr>
-                  <w:widowControl w:val="0"/>
-                  <w:spacing w:before="60" w:line="240" w:lineRule="auto"/>
-                  <w:ind w:left="0"/>
-                  <w:rPr>
-                    <w:rFonts w:ascii="Arial" w:eastAsia="Arial" w:hAnsi="Arial" w:cs="Arial"/>
-                    <w:color w:val="1155CC"/>
-                    <w:u w:val="single"/>
-                  </w:rPr>
-                </w:pPr>
-                <w:hyperlink w:anchor="_heading=h.15i9ilwm79bx">
-                  <w:r>
-                    <w:rPr>
-                      <w:rFonts w:ascii="Arial" w:eastAsia="Arial" w:hAnsi="Arial" w:cs="Arial"/>
-                      <w:color w:val="1155CC"/>
-                      <w:u w:val="single"/>
-                    </w:rPr>
-                    <w:t>Module 1: Programming Fundamentals and Tools</w:t>
-                  </w:r>
-                </w:hyperlink>
-              </w:p>
-              <w:p>
-                <w:pPr>
-                  <w:widowControl w:val="0"/>
-                  <w:spacing w:before="60" w:line="240" w:lineRule="auto"/>
-                  <w:ind w:left="360"/>
-                  <w:rPr>
-                    <w:rFonts w:ascii="Arial" w:eastAsia="Arial" w:hAnsi="Arial" w:cs="Arial"/>
-                    <w:color w:val="1155CC"/>
-                    <w:u w:val="single"/>
-                  </w:rPr>
-                </w:pPr>
-                <w:hyperlink w:anchor="_heading=h.ncefbyuvajm3">
-                  <w:r>
-                    <w:rPr>
-                      <w:rFonts w:ascii="Arial" w:eastAsia="Arial" w:hAnsi="Arial" w:cs="Arial"/>
-                      <w:color w:val="1155CC"/>
-                      <w:u w:val="single"/>
-                    </w:rPr>
-                    <w:t>Heading 2 Example</w:t>
-                  </w:r>
-                </w:hyperlink>
-              </w:p>
-              <w:p>
-                <w:pPr>
-                  <w:widowControl w:val="0"/>
-                  <w:spacing w:before="60" w:line="240" w:lineRule="auto"/>
-                  <w:rPr>
-                    <w:rFonts w:ascii="Arial" w:eastAsia="Arial" w:hAnsi="Arial" w:cs="Arial"/>
-                    <w:color w:val="1155CC"/>
-                    <w:u w:val="single"/>
-                  </w:rPr>
-                </w:pPr>
-                <w:hyperlink w:anchor="_heading=h.tvhqmak0xiet">
-                  <w:r>
-                    <w:rPr>
-                      <w:rFonts w:ascii="Arial" w:eastAsia="Arial" w:hAnsi="Arial" w:cs="Arial"/>
-                      <w:color w:val="1155CC"/>
-                      <w:u w:val="single"/>
-                    </w:rPr>
-                    <w:t>Heading 3 Example</w:t>
-                  </w:r>
-                </w:hyperlink>
-              </w:p>
-              <w:p>
-                <w:pPr>
-                  <w:widowControl w:val="0"/>
-                  <w:spacing w:before="60" w:line="240" w:lineRule="auto"/>
-                  <w:ind w:left="0"/>
-                  <w:rPr>
-                    <w:rFonts w:ascii="Arial" w:eastAsia="Arial" w:hAnsi="Arial" w:cs="Arial"/>
-                    <w:color w:val="1155CC"/>
-                    <w:u w:val="single"/>
-                  </w:rPr>
-                </w:pPr>
-                <w:hyperlink w:anchor="_heading=h.li51kxdo5yx">
-                  <w:r>
-                    <w:rPr>
-                      <w:rFonts w:ascii="Arial" w:eastAsia="Arial" w:hAnsi="Arial" w:cs="Arial"/>
-                      <w:color w:val="1155CC"/>
-                      <w:u w:val="single"/>
-                    </w:rPr>
-                    <w:t>Module 2: Predefined Classes, Methods, and Decision Structures</w:t>
-                  </w:r>
-                </w:hyperlink>
-              </w:p>
-              <w:p>
-                <w:pPr>
-                  <w:widowControl w:val="0"/>
-                  <w:spacing w:before="60" w:line="240" w:lineRule="auto"/>
-                  <w:ind w:left="360"/>
-                  <w:rPr>
-                    <w:rFonts w:ascii="Arial" w:eastAsia="Arial" w:hAnsi="Arial" w:cs="Arial"/>
-                    <w:color w:val="1155CC"/>
-                    <w:u w:val="single"/>
-                  </w:rPr>
-                </w:pPr>
-                <w:hyperlink w:anchor="_heading=h.kd26shz7rqbq">
-                  <w:r>
-                    <w:rPr>
-                      <w:rFonts w:ascii="Arial" w:eastAsia="Arial" w:hAnsi="Arial" w:cs="Arial"/>
-                      <w:color w:val="1155CC"/>
-                      <w:u w:val="single"/>
-                    </w:rPr>
-                    <w:t>Heading 2 Example</w:t>
-                  </w:r>
-                </w:hyperlink>
-              </w:p>
-              <w:p>
-                <w:pPr>
-                  <w:widowControl w:val="0"/>
-                  <w:spacing w:before="60" w:line="240" w:lineRule="auto"/>
-                  <w:rPr>
-                    <w:rFonts w:ascii="Arial" w:eastAsia="Arial" w:hAnsi="Arial" w:cs="Arial"/>
-                    <w:color w:val="1155CC"/>
-                    <w:u w:val="single"/>
-                  </w:rPr>
-                </w:pPr>
-                <w:hyperlink w:anchor="_heading=h.usckep8r4r58">
-                  <w:r>
-                    <w:rPr>
-                      <w:rFonts w:ascii="Arial" w:eastAsia="Arial" w:hAnsi="Arial" w:cs="Arial"/>
-                      <w:color w:val="1155CC"/>
-                      <w:u w:val="single"/>
-                    </w:rPr>
-                    <w:t>Heading 3 Example</w:t>
-                  </w:r>
-                </w:hyperlink>
-              </w:p>
-              <w:p>
-                <w:pPr>
-                  <w:widowControl w:val="0"/>
-                  <w:spacing w:before="60" w:line="240" w:lineRule="auto"/>
-                  <w:ind w:left="0"/>
-                  <w:rPr>
-                    <w:rFonts w:ascii="Arial" w:eastAsia="Arial" w:hAnsi="Arial" w:cs="Arial"/>
-                    <w:color w:val="1155CC"/>
-                    <w:u w:val="single"/>
-                  </w:rPr>
-                </w:pPr>
-                <w:hyperlink w:anchor="_heading=h.ryajwlw77w0z">
-                  <w:r>
-                    <w:rPr>
-                      <w:rFonts w:ascii="Arial" w:eastAsia="Arial" w:hAnsi="Arial" w:cs="Arial"/>
-                      <w:color w:val="1155CC"/>
-                      <w:u w:val="single"/>
-                    </w:rPr>
-                    <w:t>Module 3: Loops and Methods</w:t>
-                  </w:r>
-                </w:hyperlink>
-              </w:p>
-              <w:p>
-                <w:pPr>
-                  <w:widowControl w:val="0"/>
-                  <w:spacing w:before="60" w:line="240" w:lineRule="auto"/>
-                  <w:ind w:left="360"/>
-                  <w:rPr>
-                    <w:rFonts w:ascii="Arial" w:eastAsia="Arial" w:hAnsi="Arial" w:cs="Arial"/>
-                    <w:color w:val="1155CC"/>
-                    <w:u w:val="single"/>
-                  </w:rPr>
-                </w:pPr>
-                <w:hyperlink w:anchor="_heading=h.t8m2cb4109cn">
-                  <w:r>
-                    <w:rPr>
-                      <w:rFonts w:ascii="Arial" w:eastAsia="Arial" w:hAnsi="Arial" w:cs="Arial"/>
-                      <w:color w:val="1155CC"/>
-                      <w:u w:val="single"/>
-                    </w:rPr>
-                    <w:t>Heading 2 Example</w:t>
-                  </w:r>
-                </w:hyperlink>
-              </w:p>
-              <w:p>
-                <w:pPr>
-                  <w:widowControl w:val="0"/>
-                  <w:spacing w:before="60" w:line="240" w:lineRule="auto"/>
-                  <w:rPr>
-                    <w:rFonts w:ascii="Arial" w:eastAsia="Arial" w:hAnsi="Arial" w:cs="Arial"/>
-                    <w:color w:val="1155CC"/>
-                    <w:u w:val="single"/>
-                  </w:rPr>
-                </w:pPr>
-                <w:hyperlink w:anchor="_heading=h.w528y4687m50">
-                  <w:r>
-                    <w:rPr>
-                      <w:rFonts w:ascii="Arial" w:eastAsia="Arial" w:hAnsi="Arial" w:cs="Arial"/>
-                      <w:color w:val="1155CC"/>
-                      <w:u w:val="single"/>
-                    </w:rPr>
-                    <w:t>Heading 3 Example</w:t>
-                  </w:r>
-                </w:hyperlink>
-              </w:p>
-              <w:p>
-                <w:pPr>
-                  <w:widowControl w:val="0"/>
-                  <w:spacing w:before="60" w:line="240" w:lineRule="auto"/>
-                  <w:ind w:left="0"/>
-                  <w:rPr>
-                    <w:rFonts w:ascii="Arial" w:eastAsia="Arial" w:hAnsi="Arial" w:cs="Arial"/>
-                    <w:color w:val="1155CC"/>
-                    <w:u w:val="single"/>
-                  </w:rPr>
-                </w:pPr>
-                <w:hyperlink w:anchor="_heading=h.u4es49gtz45f">
-                  <w:r>
-                    <w:rPr>
-                      <w:rFonts w:ascii="Arial" w:eastAsia="Arial" w:hAnsi="Arial" w:cs="Arial"/>
-                      <w:color w:val="1155CC"/>
-                      <w:u w:val="single"/>
-                    </w:rPr>
-                    <w:t>Module 4: Arrays</w:t>
-                  </w:r>
-                </w:hyperlink>
-              </w:p>
-              <w:p>
-                <w:pPr>
-                  <w:widowControl w:val="0"/>
-                  <w:spacing w:before="60" w:line="240" w:lineRule="auto"/>
-                  <w:ind w:left="360"/>
-                  <w:rPr>
-                    <w:rFonts w:ascii="Arial" w:eastAsia="Arial" w:hAnsi="Arial" w:cs="Arial"/>
-                    <w:color w:val="1155CC"/>
-                    <w:u w:val="single"/>
-                  </w:rPr>
-                </w:pPr>
-                <w:hyperlink w:anchor="_heading=h.levkxyumk4mg">
-                  <w:r>
-                    <w:rPr>
-                      <w:rFonts w:ascii="Arial" w:eastAsia="Arial" w:hAnsi="Arial" w:cs="Arial"/>
-                      <w:color w:val="1155CC"/>
-                      <w:u w:val="single"/>
-                    </w:rPr>
-                    <w:t>Heading 2 Example</w:t>
-                  </w:r>
-                </w:hyperlink>
-              </w:p>
-              <w:p>
-                <w:pPr>
-                  <w:widowControl w:val="0"/>
-                  <w:spacing w:before="60" w:line="240" w:lineRule="auto"/>
-                  <w:rPr>
-                    <w:rFonts w:ascii="Arial" w:eastAsia="Arial" w:hAnsi="Arial" w:cs="Arial"/>
-                    <w:color w:val="1155CC"/>
-                    <w:u w:val="single"/>
-                  </w:rPr>
-                </w:pPr>
-                <w:hyperlink w:anchor="_heading=h.y1hyzbnuz5jj">
-                  <w:r>
-                    <w:rPr>
-                      <w:rFonts w:ascii="Arial" w:eastAsia="Arial" w:hAnsi="Arial" w:cs="Arial"/>
-                      <w:color w:val="1155CC"/>
-                      <w:u w:val="single"/>
-                    </w:rPr>
-                    <w:t>Heading 3 Example</w:t>
-                  </w:r>
-                </w:hyperlink>
-              </w:p>
-              <w:p>
-                <w:pPr>
-                  <w:widowControl w:val="0"/>
-                  <w:spacing w:before="60" w:line="240" w:lineRule="auto"/>
-                  <w:ind w:left="0"/>
-                  <w:rPr>
-                    <w:rFonts w:ascii="Arial" w:eastAsia="Arial" w:hAnsi="Arial" w:cs="Arial"/>
-                    <w:color w:val="1155CC"/>
-                    <w:u w:val="single"/>
-                  </w:rPr>
-                </w:pPr>
-                <w:hyperlink w:anchor="_heading=h.7f9uzqt520eq">
-                  <w:r>
-                    <w:rPr>
-                      <w:rFonts w:ascii="Arial" w:eastAsia="Arial" w:hAnsi="Arial" w:cs="Arial"/>
-                      <w:color w:val="1155CC"/>
-                      <w:u w:val="single"/>
-                    </w:rPr>
-                    <w:t>Module 5: Classes and Objects</w:t>
-                  </w:r>
-                </w:hyperlink>
-              </w:p>
-              <w:p>
-                <w:pPr>
-                  <w:widowControl w:val="0"/>
-                  <w:spacing w:before="60" w:line="240" w:lineRule="auto"/>
-                  <w:ind w:left="360"/>
-                  <w:rPr>
-                    <w:rFonts w:ascii="Arial" w:eastAsia="Arial" w:hAnsi="Arial" w:cs="Arial"/>
-                    <w:color w:val="1155CC"/>
-                    <w:u w:val="single"/>
-                  </w:rPr>
-                </w:pPr>
-                <w:hyperlink w:anchor="_heading=h.kzf35dcrc2nv">
-                  <w:r>
-                    <w:rPr>
-                      <w:rFonts w:ascii="Arial" w:eastAsia="Arial" w:hAnsi="Arial" w:cs="Arial"/>
-                      <w:color w:val="1155CC"/>
-                      <w:u w:val="single"/>
-                    </w:rPr>
-                    <w:t>Heading 2 Example</w:t>
-                  </w:r>
-                </w:hyperlink>
-              </w:p>
-              <w:p>
-                <w:pPr>
-                  <w:widowControl w:val="0"/>
-                  <w:spacing w:before="60" w:line="240" w:lineRule="auto"/>
-                  <w:rPr>
-                    <w:rFonts w:ascii="Arial" w:eastAsia="Arial" w:hAnsi="Arial" w:cs="Arial"/>
-                    <w:color w:val="1155CC"/>
-                    <w:u w:val="single"/>
-                  </w:rPr>
-                </w:pPr>
-                <w:hyperlink w:anchor="_heading=h.cvjnn8ugjfih">
-                  <w:r>
-                    <w:rPr>
-                      <w:rFonts w:ascii="Arial" w:eastAsia="Arial" w:hAnsi="Arial" w:cs="Arial"/>
-                      <w:color w:val="1155CC"/>
-                      <w:u w:val="single"/>
-                    </w:rPr>
-                    <w:t>Heading 3 Example</w:t>
-                  </w:r>
-                </w:hyperlink>
                 <w:r>
                   <w:fldChar w:fldCharType="end"/>
                 </w:r>
@@ -590,6 +714,7 @@
               <w:spacing w:line="240" w:lineRule="auto"/>
             </w:pPr>
             <w:r>
+              <w:lastRenderedPageBreak/>
               <w:tab/>
             </w:r>
           </w:p>
@@ -601,15 +726,23 @@
       <w:pPr>
         <w:pStyle w:val="Heading1"/>
       </w:pPr>
-      <w:bookmarkStart w:id="1" w:name="_heading=h.gqcdcp24u6t" w:colFirst="0" w:colLast="0"/>
+      <w:bookmarkStart w:id="1" w:name="_Toc221110474"/>
+      <w:r>
+        <w:t>Overview</w:t>
+      </w:r>
       <w:bookmarkEnd w:id="1"/>
-      <w:r>
-        <w:t>Overview</w:t>
-      </w:r>
-    </w:p>
-    <w:p>
-      <w:r>
-        <w:t>When you add information in your own words demonstrating your understanding. Do not use exact words from lectures or images from lectures.</w:t>
+    </w:p>
+    <w:p>
+      <w:r>
+        <w:t xml:space="preserve">When you add information in your own </w:t>
+      </w:r>
+      <w:proofErr w:type="gramStart"/>
+      <w:r>
+        <w:t>words</w:t>
+      </w:r>
+      <w:proofErr w:type="gramEnd"/>
+      <w:r>
+        <w:t xml:space="preserve"> demonstrating your understanding. Do not use exact words from lectures or images from lectures.</w:t>
       </w:r>
     </w:p>
     <w:p/>
@@ -783,7 +916,7 @@
               </w:rPr>
               <w:t xml:space="preserve">Use </w:t>
             </w:r>
-            <w:hyperlink r:id="rId6" w:anchor="heading=h.awn48q1b3kpz">
+            <w:hyperlink r:id="rId8" w:anchor="heading=h.awn48q1b3kpz">
               <w:r>
                 <w:rPr>
                   <w:color w:val="1155CC"/>
@@ -851,7 +984,6 @@
               <w:rPr>
                 <w:shd w:val="clear" w:color="auto" w:fill="D9EAD3"/>
               </w:rPr>
-              <w:lastRenderedPageBreak/>
               <w:t>DO Use Code Snippets and Visuals to reduce lengthy explanations:</w:t>
             </w:r>
           </w:p>
@@ -1038,13 +1170,23 @@
                 <w:shd w:val="clear" w:color="auto" w:fill="D9EAD3"/>
               </w:rPr>
             </w:pPr>
+            <w:proofErr w:type="spellStart"/>
             <w:r>
               <w:rPr>
                 <w:b/>
                 <w:bCs/>
                 <w:shd w:val="clear" w:color="auto" w:fill="F4CCCC"/>
               </w:rPr>
-              <w:t xml:space="preserve">DON’t </w:t>
+              <w:t>DON’t</w:t>
+            </w:r>
+            <w:proofErr w:type="spellEnd"/>
+            <w:r>
+              <w:rPr>
+                <w:b/>
+                <w:bCs/>
+                <w:shd w:val="clear" w:color="auto" w:fill="F4CCCC"/>
+              </w:rPr>
+              <w:t xml:space="preserve"> </w:t>
             </w:r>
             <w:r>
               <w:rPr>
@@ -1061,11 +1203,11 @@
       <w:pPr>
         <w:pStyle w:val="Heading2"/>
       </w:pPr>
-      <w:bookmarkStart w:id="2" w:name="_heading=h.3b97lrfie3od" w:colFirst="0" w:colLast="0"/>
+      <w:bookmarkStart w:id="2" w:name="_Toc221110475"/>
+      <w:r>
+        <w:t>General Resources</w:t>
+      </w:r>
       <w:bookmarkEnd w:id="2"/>
-      <w:r>
-        <w:t>General Resources</w:t>
-      </w:r>
     </w:p>
     <w:p>
       <w:pPr>
@@ -1085,7 +1227,7 @@
           <w:numId w:val="11"/>
         </w:numPr>
       </w:pPr>
-      <w:hyperlink r:id="rId7">
+      <w:hyperlink r:id="rId9">
         <w:r>
           <w:rPr>
             <w:color w:val="1155CC"/>
@@ -1102,7 +1244,7 @@
           <w:numId w:val="11"/>
         </w:numPr>
       </w:pPr>
-      <w:hyperlink r:id="rId8">
+      <w:hyperlink r:id="rId10">
         <w:r>
           <w:rPr>
             <w:color w:val="1155CC"/>
@@ -1122,7 +1264,7 @@
           <w:numId w:val="11"/>
         </w:numPr>
       </w:pPr>
-      <w:hyperlink r:id="rId9">
+      <w:hyperlink r:id="rId11">
         <w:r>
           <w:rPr>
             <w:color w:val="1155CC"/>
@@ -1164,10 +1306,16 @@
           <w:numId w:val="10"/>
         </w:numPr>
       </w:pPr>
-      <w:r>
-        <w:t xml:space="preserve">TPointTech </w:t>
-      </w:r>
-      <w:hyperlink r:id="rId10">
+      <w:proofErr w:type="spellStart"/>
+      <w:r>
+        <w:lastRenderedPageBreak/>
+        <w:t>TPointTech</w:t>
+      </w:r>
+      <w:proofErr w:type="spellEnd"/>
+      <w:r>
+        <w:t xml:space="preserve"> </w:t>
+      </w:r>
+      <w:hyperlink r:id="rId12">
         <w:r>
           <w:rPr>
             <w:color w:val="1155CC"/>
@@ -1193,7 +1341,7 @@
       <w:r>
         <w:br/>
       </w:r>
-      <w:hyperlink r:id="rId11">
+      <w:hyperlink r:id="rId13">
         <w:r>
           <w:rPr>
             <w:color w:val="1155CC"/>
@@ -1263,7 +1411,7 @@
           <w:numId w:val="8"/>
         </w:numPr>
       </w:pPr>
-      <w:hyperlink r:id="rId12" w:anchor="mode=edit">
+      <w:hyperlink r:id="rId14" w:anchor="mode=edit">
         <w:r>
           <w:rPr>
             <w:color w:val="1155CC"/>
@@ -1291,11 +1439,13 @@
       <w:pPr>
         <w:pStyle w:val="Heading1"/>
       </w:pPr>
-      <w:bookmarkStart w:id="3" w:name="_heading=h.6qdrigl9njle" w:colFirst="0" w:colLast="0"/>
+      <w:bookmarkStart w:id="3" w:name="_Toc221110476"/>
+      <w:r>
+        <w:t>SD01  Software Development and Tools</w:t>
+      </w:r>
       <w:bookmarkEnd w:id="3"/>
       <w:r>
-        <w:lastRenderedPageBreak/>
-        <w:t xml:space="preserve">SD01  Software Development and Tools </w:t>
+        <w:t xml:space="preserve"> </w:t>
       </w:r>
     </w:p>
     <w:p/>
@@ -1303,11 +1453,11 @@
       <w:pPr>
         <w:pStyle w:val="Heading3"/>
       </w:pPr>
-      <w:bookmarkStart w:id="4" w:name="_heading=h.3xtbah4k2xqe" w:colFirst="0" w:colLast="0"/>
+      <w:bookmarkStart w:id="4" w:name="_Toc221110477"/>
+      <w:r>
+        <w:t>Version Control</w:t>
+      </w:r>
       <w:bookmarkEnd w:id="4"/>
-      <w:r>
-        <w:t>Version Control</w:t>
-      </w:r>
     </w:p>
     <w:p>
       <w:pPr>
@@ -1322,12 +1472,77 @@
     </w:p>
     <w:p>
       <w:pPr>
+        <w:numPr>
+          <w:ilvl w:val="0"/>
+          <w:numId w:val="12"/>
+        </w:numPr>
+      </w:pPr>
+      <w:r>
+        <w:t>Cloud backup (</w:t>
+      </w:r>
+      <w:proofErr w:type="spellStart"/>
+      <w:r>
+        <w:t>Github</w:t>
+      </w:r>
+      <w:proofErr w:type="spellEnd"/>
+      <w:r>
+        <w:t>)</w:t>
+      </w:r>
+    </w:p>
+    <w:p>
+      <w:pPr>
+        <w:numPr>
+          <w:ilvl w:val="0"/>
+          <w:numId w:val="12"/>
+        </w:numPr>
+      </w:pPr>
+      <w:r>
+        <w:t>Personal server storage (Git)</w:t>
+      </w:r>
+    </w:p>
+    <w:p>
+      <w:pPr>
+        <w:pStyle w:val="ListParagraph"/>
+        <w:numPr>
+          <w:ilvl w:val="0"/>
+          <w:numId w:val="12"/>
+        </w:numPr>
+      </w:pPr>
+      <w:r>
+        <w:t xml:space="preserve">Eclipse </w:t>
+      </w:r>
+      <w:hyperlink r:id="rId15" w:history="1">
+        <w:r>
+          <w:rPr>
+            <w:rStyle w:val="Hyperlink"/>
+          </w:rPr>
+          <w:t>Cheat Sh</w:t>
+        </w:r>
+        <w:r>
+          <w:rPr>
+            <w:rStyle w:val="Hyperlink"/>
+          </w:rPr>
+          <w:t>e</w:t>
+        </w:r>
+        <w:r>
+          <w:rPr>
+            <w:rStyle w:val="Hyperlink"/>
+          </w:rPr>
+          <w:t>et</w:t>
+        </w:r>
+      </w:hyperlink>
+    </w:p>
+    <w:p>
+      <w:pPr>
         <w:pStyle w:val="Heading3"/>
       </w:pPr>
-      <w:bookmarkStart w:id="5" w:name="_heading=h.ndhj3x53ig1i" w:colFirst="0" w:colLast="0"/>
+      <w:bookmarkStart w:id="5" w:name="_Toc221110478"/>
+      <w:r>
+        <w:t>IDE and Debugging</w:t>
+      </w:r>
       <w:bookmarkEnd w:id="5"/>
       <w:r>
-        <w:t xml:space="preserve">IDE and Debugging </w:t>
+        <w:t xml:space="preserve"> </w:t>
       </w:r>
     </w:p>
     <w:p>
@@ -1359,11 +1574,11 @@
           <w:tab w:val="left" w:pos="1620"/>
         </w:tabs>
       </w:pPr>
-      <w:bookmarkStart w:id="6" w:name="_heading=h.75vgrhfbs015" w:colFirst="0" w:colLast="0"/>
+      <w:bookmarkStart w:id="6" w:name="_Toc221110479"/>
+      <w:r>
+        <w:t>Analyze  requirements</w:t>
+      </w:r>
       <w:bookmarkEnd w:id="6"/>
-      <w:r>
-        <w:t>Analyze  requirements</w:t>
-      </w:r>
     </w:p>
     <w:p>
       <w:pPr>
@@ -1373,8 +1588,13 @@
           <w:tab w:val="left" w:pos="1620"/>
         </w:tabs>
       </w:pPr>
-      <w:r>
-        <w:t>Analyze  requirements(user stories and acceptance criteria) to break problems into smaller testable tasks</w:t>
+      <w:proofErr w:type="gramStart"/>
+      <w:r>
+        <w:t>Analyze  requirements</w:t>
+      </w:r>
+      <w:proofErr w:type="gramEnd"/>
+      <w:r>
+        <w:t>(user stories and acceptance criteria) to break problems into smaller testable tasks</w:t>
       </w:r>
     </w:p>
     <w:p>
@@ -1386,11 +1606,11 @@
           <w:tab w:val="left" w:pos="1620"/>
         </w:tabs>
       </w:pPr>
-      <w:bookmarkStart w:id="7" w:name="_heading=h.vf5kebafj1h6" w:colFirst="0" w:colLast="0"/>
+      <w:bookmarkStart w:id="7" w:name="_Toc221110480"/>
+      <w:r>
+        <w:t>Design and Testing Plan</w:t>
+      </w:r>
       <w:bookmarkEnd w:id="7"/>
-      <w:r>
-        <w:t>Design and Testing Plan</w:t>
-      </w:r>
     </w:p>
     <w:p>
       <w:pPr>
@@ -1439,11 +1659,17 @@
           <w:tab w:val="left" w:pos="1620"/>
         </w:tabs>
       </w:pPr>
-      <w:bookmarkStart w:id="8" w:name="_heading=h.m8c8zsw3l4mf" w:colFirst="0" w:colLast="0"/>
+      <w:bookmarkStart w:id="8" w:name="_Toc221110481"/>
+      <w:proofErr w:type="gramStart"/>
+      <w:r>
+        <w:lastRenderedPageBreak/>
+        <w:t>Implement</w:t>
+      </w:r>
+      <w:proofErr w:type="gramEnd"/>
+      <w:r>
+        <w:t xml:space="preserve"> Quality Documented Code</w:t>
+      </w:r>
       <w:bookmarkEnd w:id="8"/>
-      <w:r>
-        <w:t>Implement Quality Documented Code</w:t>
-      </w:r>
     </w:p>
     <w:p>
       <w:pPr>
@@ -1486,7 +1712,15 @@
         </w:numPr>
       </w:pPr>
       <w:r>
-        <w:t>Document method code following javadoc commenting</w:t>
+        <w:t xml:space="preserve">Document method code following </w:t>
+      </w:r>
+      <w:proofErr w:type="spellStart"/>
+      <w:r>
+        <w:t>javadoc</w:t>
+      </w:r>
+      <w:proofErr w:type="spellEnd"/>
+      <w:r>
+        <w:t xml:space="preserve"> commenting</w:t>
       </w:r>
     </w:p>
     <w:p>
@@ -1518,11 +1752,14 @@
       <w:pPr>
         <w:pStyle w:val="Heading1"/>
       </w:pPr>
-      <w:bookmarkStart w:id="9" w:name="_heading=h.15i9ilwm79bx" w:colFirst="0" w:colLast="0"/>
+      <w:bookmarkStart w:id="9" w:name="_Toc221110482"/>
+      <w:r>
+        <w:rPr>
+          <w:highlight w:val="yellow"/>
+        </w:rPr>
+        <w:t>Module 1: Programming Fundamentals and Tools</w:t>
+      </w:r>
       <w:bookmarkEnd w:id="9"/>
-      <w:r>
-        <w:t>Module 1: Programming Fundamentals and Tools</w:t>
-      </w:r>
     </w:p>
     <w:p>
       <w:r>
@@ -1548,7 +1785,6 @@
         </w:numPr>
       </w:pPr>
       <w:r>
-        <w:lastRenderedPageBreak/>
         <w:t>Compare constants and variables</w:t>
       </w:r>
     </w:p>
@@ -1681,32 +1917,488 @@
         <w:t xml:space="preserve">Logical errors. </w:t>
       </w:r>
     </w:p>
-    <w:p/>
-    <w:p/>
+    <w:p>
+      <w:pPr>
+        <w:pStyle w:val="Heading1"/>
+      </w:pPr>
+      <w:bookmarkStart w:id="10" w:name="_Toc221110483"/>
+      <w:r>
+        <w:t>L02</w:t>
+      </w:r>
+      <w:bookmarkEnd w:id="10"/>
+    </w:p>
     <w:p>
       <w:pPr>
         <w:pStyle w:val="Heading2"/>
-      </w:pPr>
-      <w:bookmarkStart w:id="10" w:name="_heading=h.ncefbyuvajm3" w:colFirst="0" w:colLast="0"/>
-      <w:bookmarkEnd w:id="10"/>
+        <w:ind w:left="0"/>
+      </w:pPr>
+      <w:r>
+        <w:tab/>
+      </w:r>
+      <w:bookmarkStart w:id="11" w:name="_Toc221110484"/>
+      <w:r>
+        <w:t>Parts of java program</w:t>
+      </w:r>
+      <w:bookmarkEnd w:id="11"/>
+    </w:p>
+    <w:p>
+      <w:pPr>
+        <w:pStyle w:val="ListParagraph"/>
+        <w:numPr>
+          <w:ilvl w:val="0"/>
+          <w:numId w:val="24"/>
+        </w:numPr>
+      </w:pPr>
+      <w:r>
+        <w:t>Curly brackets “{,}”: used to tell the computer that the statements inside the brackets are all together.</w:t>
+      </w:r>
+    </w:p>
+    <w:p>
+      <w:pPr>
+        <w:pStyle w:val="ListParagraph"/>
+        <w:numPr>
+          <w:ilvl w:val="0"/>
+          <w:numId w:val="25"/>
+        </w:numPr>
+      </w:pPr>
+      <w:r>
+        <w:t>Start with one after your class and end with one when you’re finished</w:t>
+      </w:r>
+      <w:r>
+        <w:t>.</w:t>
+      </w:r>
+    </w:p>
+    <w:p>
+      <w:pPr>
+        <w:pStyle w:val="ListParagraph"/>
+        <w:numPr>
+          <w:ilvl w:val="0"/>
+          <w:numId w:val="25"/>
+        </w:numPr>
+      </w:pPr>
+      <w:r>
+        <w:t>Another set of brackets for the main method</w:t>
+      </w:r>
+      <w:r>
+        <w:t>.</w:t>
+      </w:r>
+    </w:p>
+    <w:p>
+      <w:pPr>
+        <w:pStyle w:val="ListParagraph"/>
+        <w:numPr>
+          <w:ilvl w:val="0"/>
+          <w:numId w:val="24"/>
+        </w:numPr>
+      </w:pPr>
+      <w:r>
+        <w:lastRenderedPageBreak/>
+        <w:t>The two forward slashes “//” are used to makes comments or notes and help you organize.</w:t>
+      </w:r>
+    </w:p>
+    <w:p>
+      <w:pPr>
+        <w:ind w:left="1440"/>
+      </w:pPr>
+      <w:r>
+        <w:drawing>
+          <wp:inline distT="0" distB="0" distL="0" distR="0" wp14:anchorId="29107AEE" wp14:editId="35ED6262">
+            <wp:extent cx="3010958" cy="1601734"/>
+            <wp:effectExtent l="0" t="0" r="0" b="0"/>
+            <wp:docPr id="946936290" name="Picture 1"/>
+            <wp:cNvGraphicFramePr>
+              <a:graphicFrameLocks xmlns:a="http://schemas.openxmlformats.org/drawingml/2006/main" noChangeAspect="1"/>
+            </wp:cNvGraphicFramePr>
+            <a:graphic xmlns:a="http://schemas.openxmlformats.org/drawingml/2006/main">
+              <a:graphicData uri="http://schemas.openxmlformats.org/drawingml/2006/picture">
+                <pic:pic xmlns:pic="http://schemas.openxmlformats.org/drawingml/2006/picture">
+                  <pic:nvPicPr>
+                    <pic:cNvPr id="946936290" name=""/>
+                    <pic:cNvPicPr/>
+                  </pic:nvPicPr>
+                  <pic:blipFill>
+                    <a:blip r:embed="rId16"/>
+                    <a:stretch>
+                      <a:fillRect/>
+                    </a:stretch>
+                  </pic:blipFill>
+                  <pic:spPr>
+                    <a:xfrm>
+                      <a:off x="0" y="0"/>
+                      <a:ext cx="3051550" cy="1623328"/>
+                    </a:xfrm>
+                    <a:prstGeom prst="rect">
+                      <a:avLst/>
+                    </a:prstGeom>
+                  </pic:spPr>
+                </pic:pic>
+              </a:graphicData>
+            </a:graphic>
+          </wp:inline>
+        </w:drawing>
+      </w:r>
+    </w:p>
+    <w:p>
+      <w:pPr>
+        <w:ind w:left="1440"/>
+      </w:pPr>
+    </w:p>
+    <w:p>
+      <w:pPr>
+        <w:pStyle w:val="Heading1"/>
+      </w:pPr>
+      <w:bookmarkStart w:id="12" w:name="_Toc221110485"/>
+      <w:r>
+        <w:t>Variables</w:t>
+      </w:r>
+      <w:bookmarkEnd w:id="12"/>
+    </w:p>
+    <w:p>
+      <w:pPr>
+        <w:pStyle w:val="ListParagraph"/>
+        <w:numPr>
+          <w:ilvl w:val="0"/>
+          <w:numId w:val="24"/>
+        </w:numPr>
+      </w:pPr>
+      <w:r>
+        <w:t xml:space="preserve">Variables store </w:t>
+      </w:r>
+      <w:proofErr w:type="gramStart"/>
+      <w:r>
+        <w:t>a value</w:t>
+      </w:r>
+      <w:proofErr w:type="gramEnd"/>
+    </w:p>
+    <w:p>
+      <w:pPr>
+        <w:pStyle w:val="ListParagraph"/>
+        <w:numPr>
+          <w:ilvl w:val="0"/>
+          <w:numId w:val="24"/>
+        </w:numPr>
+      </w:pPr>
+      <w:r>
+        <w:t>W</w:t>
+      </w:r>
+      <w:r>
+        <w:t>hat type of data is being stored</w:t>
+      </w:r>
+    </w:p>
+    <w:p>
+      <w:pPr>
+        <w:pStyle w:val="ListParagraph"/>
+        <w:ind w:left="1440"/>
+      </w:pPr>
+    </w:p>
+    <w:p>
+      <w:pPr>
+        <w:pStyle w:val="Heading2"/>
+      </w:pPr>
+      <w:bookmarkStart w:id="13" w:name="_Toc221110486"/>
+      <w:r>
+        <w:t>Constants and Conventions</w:t>
+      </w:r>
+      <w:bookmarkEnd w:id="13"/>
+    </w:p>
+    <w:p>
+      <w:pPr>
+        <w:numPr>
+          <w:ilvl w:val="0"/>
+          <w:numId w:val="13"/>
+        </w:numPr>
+      </w:pPr>
+      <w:r>
+        <w:t>Constants are a stored value that is not changed (it is CONSTANT)</w:t>
+      </w:r>
+    </w:p>
+    <w:p>
+      <w:pPr>
+        <w:numPr>
+          <w:ilvl w:val="0"/>
+          <w:numId w:val="13"/>
+        </w:numPr>
+      </w:pPr>
+      <w:r>
+        <w:t>Conventions are used in all CAPS and meaningful “final int” = constant “RANDOM_MULTIPLIER” = Convention</w:t>
+      </w:r>
+    </w:p>
+    <w:p>
+      <w:pPr>
+        <w:numPr>
+          <w:ilvl w:val="0"/>
+          <w:numId w:val="13"/>
+        </w:numPr>
+      </w:pPr>
+      <w:r>
+        <w:t xml:space="preserve">Division with integers- A remainder (modulo) operator “%” / a 5 % 3 yields 2 </w:t>
+      </w:r>
+    </w:p>
+    <w:p>
+      <w:r>
+        <w:drawing>
+          <wp:inline distT="0" distB="0" distL="0" distR="0" wp14:anchorId="20B5A5D8" wp14:editId="798AAAFD">
+            <wp:extent cx="6173258" cy="1153529"/>
+            <wp:effectExtent l="0" t="0" r="0" b="8890"/>
+            <wp:docPr id="1738041707" name="Picture 1"/>
+            <wp:cNvGraphicFramePr>
+              <a:graphicFrameLocks xmlns:a="http://schemas.openxmlformats.org/drawingml/2006/main" noChangeAspect="1"/>
+            </wp:cNvGraphicFramePr>
+            <a:graphic xmlns:a="http://schemas.openxmlformats.org/drawingml/2006/main">
+              <a:graphicData uri="http://schemas.openxmlformats.org/drawingml/2006/picture">
+                <pic:pic xmlns:pic="http://schemas.openxmlformats.org/drawingml/2006/picture">
+                  <pic:nvPicPr>
+                    <pic:cNvPr id="1738041707" name=""/>
+                    <pic:cNvPicPr/>
+                  </pic:nvPicPr>
+                  <pic:blipFill>
+                    <a:blip r:embed="rId17"/>
+                    <a:stretch>
+                      <a:fillRect/>
+                    </a:stretch>
+                  </pic:blipFill>
+                  <pic:spPr>
+                    <a:xfrm>
+                      <a:off x="0" y="0"/>
+                      <a:ext cx="6254677" cy="1168743"/>
+                    </a:xfrm>
+                    <a:prstGeom prst="rect">
+                      <a:avLst/>
+                    </a:prstGeom>
+                  </pic:spPr>
+                </pic:pic>
+              </a:graphicData>
+            </a:graphic>
+          </wp:inline>
+        </w:drawing>
+      </w:r>
+    </w:p>
+    <w:p>
+      <w:pPr>
+        <w:pStyle w:val="Heading3"/>
+      </w:pPr>
+      <w:bookmarkStart w:id="14" w:name="_Toc221110487"/>
+      <w:r>
+        <w:t>Programming Language Elements</w:t>
+      </w:r>
+      <w:bookmarkEnd w:id="14"/>
+    </w:p>
+    <w:p>
+      <w:pPr>
+        <w:pStyle w:val="ListParagraph"/>
+        <w:numPr>
+          <w:ilvl w:val="0"/>
+          <w:numId w:val="26"/>
+        </w:numPr>
+      </w:pPr>
+      <w:r>
+        <w:t>Key Word: A word that has a predefined meaning in a specific coding language (Final)</w:t>
+      </w:r>
+    </w:p>
+    <w:p>
+      <w:pPr>
+        <w:pStyle w:val="ListParagraph"/>
+        <w:numPr>
+          <w:ilvl w:val="0"/>
+          <w:numId w:val="26"/>
+        </w:numPr>
+      </w:pPr>
+      <w:r>
+        <w:t>Syntax: The rules for words and phrases in a programming language</w:t>
+      </w:r>
+    </w:p>
+    <w:p>
+      <w:pPr>
+        <w:pStyle w:val="ListParagraph"/>
+        <w:numPr>
+          <w:ilvl w:val="0"/>
+          <w:numId w:val="26"/>
+        </w:numPr>
+      </w:pPr>
+      <w:r>
+        <w:t>Punctuation: Exactly how it sounds; punctuation marks in programming language (</w:t>
+      </w:r>
+      <w:proofErr w:type="spellStart"/>
+      <w:proofErr w:type="gramStart"/>
+      <w:r>
+        <w:t>e.x</w:t>
+      </w:r>
+      <w:proofErr w:type="spellEnd"/>
+      <w:r>
+        <w:t>. ;</w:t>
+      </w:r>
+      <w:proofErr w:type="gramEnd"/>
+      <w:r>
+        <w:t xml:space="preserve"> ) </w:t>
+      </w:r>
+    </w:p>
+    <w:p>
+      <w:pPr>
+        <w:pStyle w:val="ListParagraph"/>
+        <w:numPr>
+          <w:ilvl w:val="0"/>
+          <w:numId w:val="26"/>
+        </w:numPr>
+      </w:pPr>
+      <w:r>
+        <w:t xml:space="preserve">Operators: Symbols or keywords that are used on variables </w:t>
+      </w:r>
+      <w:proofErr w:type="gramStart"/>
+      <w:r>
+        <w:t>( +</w:t>
+      </w:r>
+      <w:proofErr w:type="gramEnd"/>
+      <w:r>
+        <w:t xml:space="preserve">, -, *, </w:t>
+      </w:r>
+      <w:proofErr w:type="spellStart"/>
+      <w:r>
+        <w:t>etc</w:t>
+      </w:r>
+      <w:proofErr w:type="spellEnd"/>
+      <w:r>
+        <w:t>). Pretty much math calculations or arithmetic.</w:t>
+      </w:r>
+    </w:p>
+    <w:p>
+      <w:pPr>
+        <w:pStyle w:val="ListParagraph"/>
+        <w:numPr>
+          <w:ilvl w:val="0"/>
+          <w:numId w:val="26"/>
+        </w:numPr>
+      </w:pPr>
+      <w:r>
+        <w:t xml:space="preserve">Identifiers: Words or names that are made by the programmer. </w:t>
+      </w:r>
+      <w:proofErr w:type="gramStart"/>
+      <w:r>
+        <w:t>So</w:t>
+      </w:r>
+      <w:proofErr w:type="gramEnd"/>
+      <w:r>
+        <w:t xml:space="preserve"> if I made a variable int age = 25; then the identifier is age. I can change “age” to whatever I want it to be.</w:t>
+      </w:r>
+    </w:p>
+    <w:p>
+      <w:pPr>
+        <w:pStyle w:val="Heading1"/>
+      </w:pPr>
+      <w:bookmarkStart w:id="15" w:name="_Toc221110488"/>
+      <w:r>
+        <w:lastRenderedPageBreak/>
+        <w:t>Integer Division and Modulo Operator</w:t>
+      </w:r>
+      <w:bookmarkEnd w:id="15"/>
+    </w:p>
+    <w:p>
+      <w:pPr>
+        <w:pStyle w:val="ListParagraph"/>
+        <w:numPr>
+          <w:ilvl w:val="0"/>
+          <w:numId w:val="27"/>
+        </w:numPr>
+      </w:pPr>
+      <w:r>
+        <w:t>Dividing in java isn’t like regular division</w:t>
+      </w:r>
+    </w:p>
+    <w:p>
+      <w:pPr>
+        <w:pStyle w:val="ListParagraph"/>
+        <w:numPr>
+          <w:ilvl w:val="0"/>
+          <w:numId w:val="27"/>
+        </w:numPr>
+      </w:pPr>
+      <w:r>
+        <w:t>If you were to do 16 % (divide) 5 you would get 1 because of the Modulo Operator</w:t>
+      </w:r>
+    </w:p>
+    <w:p>
+      <w:pPr>
+        <w:pStyle w:val="ListParagraph"/>
+        <w:numPr>
+          <w:ilvl w:val="0"/>
+          <w:numId w:val="27"/>
+        </w:numPr>
+      </w:pPr>
+      <w:r>
+        <w:t>You get the answer “1” because you’re counting the remainder</w:t>
+      </w:r>
+    </w:p>
+    <w:p>
+      <w:pPr>
+        <w:pStyle w:val="ListParagraph"/>
+        <w:numPr>
+          <w:ilvl w:val="0"/>
+          <w:numId w:val="27"/>
+        </w:numPr>
+      </w:pPr>
+      <w:r>
+        <w:t>15 % 5 = 0</w:t>
+      </w:r>
+    </w:p>
+    <w:p>
+      <w:pPr>
+        <w:pStyle w:val="ListParagraph"/>
+        <w:numPr>
+          <w:ilvl w:val="0"/>
+          <w:numId w:val="27"/>
+        </w:numPr>
+      </w:pPr>
+      <w:r>
+        <w:t>5 * 3 + 1</w:t>
+      </w:r>
+      <w:r>
+        <w:t xml:space="preserve"> </w:t>
+      </w:r>
+      <w:r>
+        <w:t>= 16</w:t>
+      </w:r>
+    </w:p>
+    <w:p>
+      <w:pPr>
+        <w:pStyle w:val="ListParagraph"/>
+        <w:numPr>
+          <w:ilvl w:val="0"/>
+          <w:numId w:val="27"/>
+        </w:numPr>
+      </w:pPr>
+      <w:r>
+        <w:t xml:space="preserve">5 * 3 </w:t>
+      </w:r>
+      <w:r>
+        <w:t xml:space="preserve">+ 0 </w:t>
+      </w:r>
+      <w:r>
+        <w:t>= 15</w:t>
+      </w:r>
+    </w:p>
+    <w:p>
+      <w:pPr>
+        <w:ind w:left="0"/>
+      </w:pPr>
+    </w:p>
+    <w:p>
+      <w:pPr>
+        <w:pStyle w:val="Heading1"/>
+      </w:pPr>
+      <w:bookmarkStart w:id="16" w:name="_Toc221110489"/>
       <w:r>
         <w:t>L04</w:t>
       </w:r>
-    </w:p>
-    <w:p>
-      <w:pPr>
-        <w:rPr>
-          <w:sz w:val="40"/>
-          <w:szCs w:val="40"/>
-        </w:rPr>
-      </w:pPr>
-      <w:r>
-        <w:rPr>
-          <w:sz w:val="40"/>
-          <w:szCs w:val="40"/>
-        </w:rPr>
+      <w:bookmarkEnd w:id="16"/>
+    </w:p>
+    <w:p>
+      <w:pPr>
+        <w:pStyle w:val="Heading2"/>
+      </w:pPr>
+      <w:bookmarkStart w:id="17" w:name="_Toc221110490"/>
+      <w:r>
         <w:t>Memory Concepts</w:t>
       </w:r>
+      <w:bookmarkEnd w:id="17"/>
     </w:p>
     <w:p>
       <w:pPr>
@@ -1781,7 +2473,25 @@
           <w:sz w:val="24"/>
           <w:szCs w:val="24"/>
         </w:rPr>
-        <w:t xml:space="preserve">. You can place a smaller into a larger i.e. int smallNumber = # </w:t>
+        <w:t xml:space="preserve">. You can place a smaller into a larger i.e. int </w:t>
+      </w:r>
+      <w:proofErr w:type="spellStart"/>
+      <w:r>
+        <w:rPr>
+          <w:rFonts w:asciiTheme="majorHAnsi" w:hAnsiTheme="majorHAnsi" w:cstheme="majorHAnsi"/>
+          <w:sz w:val="24"/>
+          <w:szCs w:val="24"/>
+        </w:rPr>
+        <w:t>smallNumber</w:t>
+      </w:r>
+      <w:proofErr w:type="spellEnd"/>
+      <w:r>
+        <w:rPr>
+          <w:rFonts w:asciiTheme="majorHAnsi" w:hAnsiTheme="majorHAnsi" w:cstheme="majorHAnsi"/>
+          <w:sz w:val="24"/>
+          <w:szCs w:val="24"/>
+        </w:rPr>
+        <w:t xml:space="preserve"> = # </w:t>
       </w:r>
     </w:p>
     <w:p>
@@ -1800,8 +2510,36 @@
           <w:sz w:val="24"/>
           <w:szCs w:val="24"/>
         </w:rPr>
-        <w:t>double bigNumber = smallNumber</w:t>
-      </w:r>
+        <w:t xml:space="preserve">double </w:t>
+      </w:r>
+      <w:proofErr w:type="spellStart"/>
+      <w:r>
+        <w:rPr>
+          <w:rFonts w:asciiTheme="majorHAnsi" w:hAnsiTheme="majorHAnsi" w:cstheme="majorHAnsi"/>
+          <w:sz w:val="24"/>
+          <w:szCs w:val="24"/>
+        </w:rPr>
+        <w:t>bigNumber</w:t>
+      </w:r>
+      <w:proofErr w:type="spellEnd"/>
+      <w:r>
+        <w:rPr>
+          <w:rFonts w:asciiTheme="majorHAnsi" w:hAnsiTheme="majorHAnsi" w:cstheme="majorHAnsi"/>
+          <w:sz w:val="24"/>
+          <w:szCs w:val="24"/>
+        </w:rPr>
+        <w:t xml:space="preserve"> = </w:t>
+      </w:r>
+      <w:proofErr w:type="spellStart"/>
+      <w:r>
+        <w:rPr>
+          <w:rFonts w:asciiTheme="majorHAnsi" w:hAnsiTheme="majorHAnsi" w:cstheme="majorHAnsi"/>
+          <w:sz w:val="24"/>
+          <w:szCs w:val="24"/>
+        </w:rPr>
+        <w:t>smallNumber</w:t>
+      </w:r>
+      <w:proofErr w:type="spellEnd"/>
     </w:p>
     <w:p>
       <w:pPr>
@@ -1838,7 +2576,43 @@
           <w:sz w:val="24"/>
           <w:szCs w:val="24"/>
         </w:rPr>
-        <w:t xml:space="preserve"> You start with a double and placing that into a int </w:t>
+        <w:t xml:space="preserve"> You start with a double and </w:t>
+      </w:r>
+      <w:proofErr w:type="gramStart"/>
+      <w:r>
+        <w:rPr>
+          <w:rFonts w:asciiTheme="majorHAnsi" w:hAnsiTheme="majorHAnsi" w:cstheme="majorHAnsi"/>
+          <w:sz w:val="24"/>
+          <w:szCs w:val="24"/>
+        </w:rPr>
+        <w:t>placing</w:t>
+      </w:r>
+      <w:proofErr w:type="gramEnd"/>
+      <w:r>
+        <w:rPr>
+          <w:rFonts w:asciiTheme="majorHAnsi" w:hAnsiTheme="majorHAnsi" w:cstheme="majorHAnsi"/>
+          <w:sz w:val="24"/>
+          <w:szCs w:val="24"/>
+        </w:rPr>
+        <w:t xml:space="preserve"> that into </w:t>
+      </w:r>
+      <w:proofErr w:type="gramStart"/>
+      <w:r>
+        <w:rPr>
+          <w:rFonts w:asciiTheme="majorHAnsi" w:hAnsiTheme="majorHAnsi" w:cstheme="majorHAnsi"/>
+          <w:sz w:val="24"/>
+          <w:szCs w:val="24"/>
+        </w:rPr>
+        <w:t>a</w:t>
+      </w:r>
+      <w:proofErr w:type="gramEnd"/>
+      <w:r>
+        <w:rPr>
+          <w:rFonts w:asciiTheme="majorHAnsi" w:hAnsiTheme="majorHAnsi" w:cstheme="majorHAnsi"/>
+          <w:sz w:val="24"/>
+          <w:szCs w:val="24"/>
+        </w:rPr>
+        <w:t xml:space="preserve"> int </w:t>
       </w:r>
     </w:p>
     <w:p>
@@ -1857,23 +2631,77 @@
           <w:sz w:val="24"/>
           <w:szCs w:val="24"/>
         </w:rPr>
-        <w:t xml:space="preserve"> (Remember: we use a decimal since its double</w:t>
-      </w:r>
+        <w:t xml:space="preserve"> (Remember: we use a decimal since </w:t>
+      </w:r>
+      <w:proofErr w:type="gramStart"/>
       <w:r>
         <w:rPr>
           <w:rFonts w:asciiTheme="majorHAnsi" w:hAnsiTheme="majorHAnsi" w:cstheme="majorHAnsi"/>
           <w:sz w:val="24"/>
           <w:szCs w:val="24"/>
         </w:rPr>
-        <w:t xml:space="preserve"> and its an integer so we use camel case) </w:t>
-      </w:r>
+        <w:t>its</w:t>
+      </w:r>
+      <w:proofErr w:type="gramEnd"/>
       <w:r>
         <w:rPr>
           <w:rFonts w:asciiTheme="majorHAnsi" w:hAnsiTheme="majorHAnsi" w:cstheme="majorHAnsi"/>
           <w:sz w:val="24"/>
           <w:szCs w:val="24"/>
         </w:rPr>
-        <w:t>double wholeNumber = 43.23</w:t>
+        <w:t xml:space="preserve"> double</w:t>
+      </w:r>
+      <w:r>
+        <w:rPr>
+          <w:rFonts w:asciiTheme="majorHAnsi" w:hAnsiTheme="majorHAnsi" w:cstheme="majorHAnsi"/>
+          <w:sz w:val="24"/>
+          <w:szCs w:val="24"/>
+        </w:rPr>
+        <w:t xml:space="preserve"> and </w:t>
+      </w:r>
+      <w:proofErr w:type="gramStart"/>
+      <w:r>
+        <w:rPr>
+          <w:rFonts w:asciiTheme="majorHAnsi" w:hAnsiTheme="majorHAnsi" w:cstheme="majorHAnsi"/>
+          <w:sz w:val="24"/>
+          <w:szCs w:val="24"/>
+        </w:rPr>
+        <w:t>its</w:t>
+      </w:r>
+      <w:proofErr w:type="gramEnd"/>
+      <w:r>
+        <w:rPr>
+          <w:rFonts w:asciiTheme="majorHAnsi" w:hAnsiTheme="majorHAnsi" w:cstheme="majorHAnsi"/>
+          <w:sz w:val="24"/>
+          <w:szCs w:val="24"/>
+        </w:rPr>
+        <w:t xml:space="preserve"> an integer so we use camel case) </w:t>
+      </w:r>
+      <w:r>
+        <w:rPr>
+          <w:rFonts w:asciiTheme="majorHAnsi" w:hAnsiTheme="majorHAnsi" w:cstheme="majorHAnsi"/>
+          <w:sz w:val="24"/>
+          <w:szCs w:val="24"/>
+        </w:rPr>
+        <w:t xml:space="preserve">double </w:t>
+      </w:r>
+      <w:proofErr w:type="spellStart"/>
+      <w:r>
+        <w:rPr>
+          <w:rFonts w:asciiTheme="majorHAnsi" w:hAnsiTheme="majorHAnsi" w:cstheme="majorHAnsi"/>
+          <w:sz w:val="24"/>
+          <w:szCs w:val="24"/>
+        </w:rPr>
+        <w:t>wholeNumber</w:t>
+      </w:r>
+      <w:proofErr w:type="spellEnd"/>
+      <w:r>
+        <w:rPr>
+          <w:rFonts w:asciiTheme="majorHAnsi" w:hAnsiTheme="majorHAnsi" w:cstheme="majorHAnsi"/>
+          <w:sz w:val="24"/>
+          <w:szCs w:val="24"/>
+        </w:rPr>
+        <w:t xml:space="preserve"> = 43.23</w:t>
       </w:r>
     </w:p>
     <w:p>
@@ -1908,30 +2736,36 @@
           <w:sz w:val="24"/>
           <w:szCs w:val="24"/>
         </w:rPr>
-        <w:t xml:space="preserve"> wholeNumber = (int) preciseValue</w:t>
-      </w:r>
-    </w:p>
-    <w:p>
-      <w:pPr>
-        <w:pStyle w:val="ListParagraph"/>
-        <w:numPr>
-          <w:ilvl w:val="0"/>
-          <w:numId w:val="16"/>
-        </w:numPr>
+        <w:t xml:space="preserve"> </w:t>
+      </w:r>
+      <w:proofErr w:type="spellStart"/>
+      <w:r>
         <w:rPr>
           <w:rFonts w:asciiTheme="majorHAnsi" w:hAnsiTheme="majorHAnsi" w:cstheme="majorHAnsi"/>
           <w:sz w:val="24"/>
           <w:szCs w:val="24"/>
         </w:rPr>
-      </w:pPr>
+        <w:t>wholeNumber</w:t>
+      </w:r>
+      <w:proofErr w:type="spellEnd"/>
       <w:r>
         <w:rPr>
           <w:rFonts w:asciiTheme="majorHAnsi" w:hAnsiTheme="majorHAnsi" w:cstheme="majorHAnsi"/>
           <w:sz w:val="24"/>
           <w:szCs w:val="24"/>
         </w:rPr>
-        <w:t>It will not automatically adjust for you, so you have to tell the computer that you want to take that double and “narrow” it down to a integer</w:t>
-      </w:r>
+        <w:t xml:space="preserve"> = (int) </w:t>
+      </w:r>
+      <w:proofErr w:type="spellStart"/>
+      <w:r>
+        <w:rPr>
+          <w:rFonts w:asciiTheme="majorHAnsi" w:hAnsiTheme="majorHAnsi" w:cstheme="majorHAnsi"/>
+          <w:sz w:val="24"/>
+          <w:szCs w:val="24"/>
+        </w:rPr>
+        <w:t>preciseValue</w:t>
+      </w:r>
+      <w:proofErr w:type="spellEnd"/>
     </w:p>
     <w:p>
       <w:pPr>
@@ -1940,30 +2774,85 @@
           <w:ilvl w:val="0"/>
           <w:numId w:val="16"/>
         </w:numPr>
-      </w:pPr>
-      <w:r>
-        <w:t>S</w:t>
-      </w:r>
+        <w:rPr>
+          <w:rFonts w:asciiTheme="majorHAnsi" w:hAnsiTheme="majorHAnsi" w:cstheme="majorHAnsi"/>
+          <w:sz w:val="24"/>
+          <w:szCs w:val="24"/>
+        </w:rPr>
+      </w:pPr>
+      <w:r>
+        <w:rPr>
+          <w:rFonts w:asciiTheme="majorHAnsi" w:hAnsiTheme="majorHAnsi" w:cstheme="majorHAnsi"/>
+          <w:sz w:val="24"/>
+          <w:szCs w:val="24"/>
+        </w:rPr>
+        <w:t xml:space="preserve">It will not automatically adjust for you, so you </w:t>
+      </w:r>
+      <w:proofErr w:type="gramStart"/>
+      <w:r>
+        <w:rPr>
+          <w:rFonts w:asciiTheme="majorHAnsi" w:hAnsiTheme="majorHAnsi" w:cstheme="majorHAnsi"/>
+          <w:sz w:val="24"/>
+          <w:szCs w:val="24"/>
+        </w:rPr>
+        <w:t>have to</w:t>
+      </w:r>
+      <w:proofErr w:type="gramEnd"/>
+      <w:r>
+        <w:rPr>
+          <w:rFonts w:asciiTheme="majorHAnsi" w:hAnsiTheme="majorHAnsi" w:cstheme="majorHAnsi"/>
+          <w:sz w:val="24"/>
+          <w:szCs w:val="24"/>
+        </w:rPr>
+        <w:t xml:space="preserve"> tell the computer that you want to take that double and “narrow” it down to </w:t>
+      </w:r>
+      <w:proofErr w:type="gramStart"/>
+      <w:r>
+        <w:rPr>
+          <w:rFonts w:asciiTheme="majorHAnsi" w:hAnsiTheme="majorHAnsi" w:cstheme="majorHAnsi"/>
+          <w:sz w:val="24"/>
+          <w:szCs w:val="24"/>
+        </w:rPr>
+        <w:t>a</w:t>
+      </w:r>
+      <w:proofErr w:type="gramEnd"/>
+      <w:r>
+        <w:rPr>
+          <w:rFonts w:asciiTheme="majorHAnsi" w:hAnsiTheme="majorHAnsi" w:cstheme="majorHAnsi"/>
+          <w:sz w:val="24"/>
+          <w:szCs w:val="24"/>
+        </w:rPr>
+        <w:t xml:space="preserve"> integer</w:t>
+      </w:r>
+    </w:p>
+    <w:p>
+      <w:pPr>
+        <w:pStyle w:val="ListParagraph"/>
+        <w:numPr>
+          <w:ilvl w:val="0"/>
+          <w:numId w:val="16"/>
+        </w:numPr>
+      </w:pPr>
     </w:p>
     <w:p>
       <w:pPr>
         <w:pStyle w:val="Heading3"/>
       </w:pPr>
-      <w:bookmarkStart w:id="11" w:name="_heading=h.tvhqmak0xiet" w:colFirst="0" w:colLast="0"/>
-      <w:bookmarkEnd w:id="11"/>
+      <w:bookmarkStart w:id="18" w:name="_Toc221110491"/>
       <w:r>
         <w:t>Heading 3 Example</w:t>
       </w:r>
+      <w:bookmarkEnd w:id="18"/>
     </w:p>
     <w:p>
       <w:pPr>
         <w:pStyle w:val="Heading1"/>
       </w:pPr>
-      <w:bookmarkStart w:id="12" w:name="_heading=h.li51kxdo5yx" w:colFirst="0" w:colLast="0"/>
-      <w:bookmarkEnd w:id="12"/>
+      <w:bookmarkStart w:id="19" w:name="_Toc221110492"/>
       <w:r>
         <w:t>Module 2: Predefined Classes, Methods, and Decision Structures</w:t>
       </w:r>
+      <w:bookmarkEnd w:id="19"/>
     </w:p>
     <w:p>
       <w:r>
@@ -1979,8 +2868,52 @@
         </w:numPr>
       </w:pPr>
       <w:r>
+        <w:t>Using built-in classes (System, Scanner, String, Character, Math) and their methods; parameters and return values</w:t>
+      </w:r>
+    </w:p>
+    <w:p>
+      <w:pPr>
+        <w:numPr>
+          <w:ilvl w:val="0"/>
+          <w:numId w:val="14"/>
+        </w:numPr>
+      </w:pPr>
+      <w:r>
+        <w:t>Distinguish between characters (char) and Strings.</w:t>
+      </w:r>
+    </w:p>
+    <w:p>
+      <w:pPr>
+        <w:numPr>
+          <w:ilvl w:val="0"/>
+          <w:numId w:val="14"/>
+        </w:numPr>
+      </w:pPr>
+      <w:r>
+        <w:t>String as an array of characters and use String class methods.</w:t>
+      </w:r>
+    </w:p>
+    <w:p>
+      <w:pPr>
+        <w:numPr>
+          <w:ilvl w:val="0"/>
+          <w:numId w:val="14"/>
+        </w:numPr>
+      </w:pPr>
+      <w:r>
+        <w:t>Use Boolean values and relational operators to compare data.</w:t>
+      </w:r>
+    </w:p>
+    <w:p>
+      <w:pPr>
+        <w:numPr>
+          <w:ilvl w:val="0"/>
+          <w:numId w:val="14"/>
+        </w:numPr>
+      </w:pPr>
+      <w:r>
         <w:lastRenderedPageBreak/>
-        <w:t>Using built-in classes (System, Scanner, String, Character, Math) and their methods; parameters and return values</w:t>
+        <w:t>Distinguish between if-else, multi-way if, and nested if statements to control program flow.</w:t>
       </w:r>
     </w:p>
     <w:p>
@@ -1991,7 +2924,7 @@
         </w:numPr>
       </w:pPr>
       <w:r>
-        <w:t>Distinguish between characters (char) and Strings.</w:t>
+        <w:t>Scope of variables</w:t>
       </w:r>
     </w:p>
     <w:p>
@@ -2002,7 +2935,15 @@
         </w:numPr>
       </w:pPr>
       <w:r>
-        <w:t>String as an array of characters and use String class methods.</w:t>
+        <w:t>Use logical operators (&amp;</w:t>
+      </w:r>
+      <w:proofErr w:type="gramStart"/>
+      <w:r>
+        <w:t>&amp;, ||, !</w:t>
+      </w:r>
+      <w:proofErr w:type="gramEnd"/>
+      <w:r>
+        <w:t>) to combine conditions.</w:t>
       </w:r>
     </w:p>
     <w:p>
@@ -2013,50 +2954,6 @@
         </w:numPr>
       </w:pPr>
       <w:r>
-        <w:t>Use Boolean values and relational operators to compare data.</w:t>
-      </w:r>
-    </w:p>
-    <w:p>
-      <w:pPr>
-        <w:numPr>
-          <w:ilvl w:val="0"/>
-          <w:numId w:val="14"/>
-        </w:numPr>
-      </w:pPr>
-      <w:r>
-        <w:t>Distinguish between if-else, multi-way if, and nested if statements to control program flow.</w:t>
-      </w:r>
-    </w:p>
-    <w:p>
-      <w:pPr>
-        <w:numPr>
-          <w:ilvl w:val="0"/>
-          <w:numId w:val="14"/>
-        </w:numPr>
-      </w:pPr>
-      <w:r>
-        <w:t>Scope of variables</w:t>
-      </w:r>
-    </w:p>
-    <w:p>
-      <w:pPr>
-        <w:numPr>
-          <w:ilvl w:val="0"/>
-          <w:numId w:val="14"/>
-        </w:numPr>
-      </w:pPr>
-      <w:r>
-        <w:t>Use logical operators (&amp;&amp;, ||, !) to combine conditions.</w:t>
-      </w:r>
-    </w:p>
-    <w:p>
-      <w:pPr>
-        <w:numPr>
-          <w:ilvl w:val="0"/>
-          <w:numId w:val="14"/>
-        </w:numPr>
-      </w:pPr>
-      <w:r>
         <w:t>Use of Switch statements for multi-way selection</w:t>
       </w:r>
     </w:p>
@@ -2065,36 +2962,277 @@
       <w:pPr>
         <w:pStyle w:val="Heading2"/>
       </w:pPr>
-      <w:bookmarkStart w:id="13" w:name="_heading=h.kd26shz7rqbq" w:colFirst="0" w:colLast="0"/>
-      <w:bookmarkEnd w:id="13"/>
+      <w:bookmarkStart w:id="20" w:name="_Toc221110493"/>
+      <w:r>
+        <w:t>METHODS</w:t>
+      </w:r>
+      <w:bookmarkEnd w:id="20"/>
+    </w:p>
+    <w:p>
+      <w:pPr>
+        <w:pStyle w:val="ListParagraph"/>
+        <w:numPr>
+          <w:ilvl w:val="0"/>
+          <w:numId w:val="19"/>
+        </w:numPr>
+      </w:pPr>
+      <w:r>
+        <w:t xml:space="preserve">Notice parentheses </w:t>
+      </w:r>
+    </w:p>
+    <w:p>
+      <w:pPr>
+        <w:pStyle w:val="ListParagraph"/>
+        <w:numPr>
+          <w:ilvl w:val="0"/>
+          <w:numId w:val="19"/>
+        </w:numPr>
+      </w:pPr>
+      <w:r>
+        <w:t xml:space="preserve">Notice the </w:t>
+      </w:r>
+    </w:p>
+    <w:p>
+      <w:pPr>
+        <w:pStyle w:val="ListParagraph"/>
+        <w:numPr>
+          <w:ilvl w:val="0"/>
+          <w:numId w:val="19"/>
+        </w:numPr>
+      </w:pPr>
+      <w:proofErr w:type="spellStart"/>
+      <w:r>
+        <w:t>System.out</w:t>
+      </w:r>
+      <w:proofErr w:type="spellEnd"/>
+      <w:r>
+        <w:t xml:space="preserve"> is a </w:t>
+      </w:r>
+      <w:proofErr w:type="spellStart"/>
+      <w:r>
+        <w:t>printsteam</w:t>
+      </w:r>
+      <w:proofErr w:type="spellEnd"/>
+      <w:r>
+        <w:t xml:space="preserve">. Tells the computer we are reaching out to </w:t>
+      </w:r>
+      <w:r>
+        <w:t xml:space="preserve">use the default </w:t>
+      </w:r>
+      <w:r>
+        <w:t>consol</w:t>
+      </w:r>
+      <w:r>
+        <w:t>e.</w:t>
+      </w:r>
+    </w:p>
+    <w:p>
+      <w:pPr>
+        <w:pStyle w:val="ListParagraph"/>
+        <w:numPr>
+          <w:ilvl w:val="0"/>
+          <w:numId w:val="19"/>
+        </w:numPr>
+      </w:pPr>
+      <w:r>
+        <w:t xml:space="preserve">System.in tells the computer that we are </w:t>
+      </w:r>
+      <w:r>
+        <w:t xml:space="preserve">using an </w:t>
+      </w:r>
+      <w:proofErr w:type="spellStart"/>
+      <w:proofErr w:type="gramStart"/>
+      <w:r>
+        <w:t>inputstream</w:t>
+      </w:r>
+      <w:proofErr w:type="spellEnd"/>
+      <w:proofErr w:type="gramEnd"/>
+      <w:r>
+        <w:t>. T</w:t>
+      </w:r>
+      <w:r>
+        <w:t xml:space="preserve">o use the default </w:t>
+      </w:r>
+      <w:r>
+        <w:t xml:space="preserve">keyboard. The system now knows you want to use to </w:t>
+      </w:r>
+      <w:proofErr w:type="spellStart"/>
+      <w:r>
+        <w:t>keyba</w:t>
+      </w:r>
+      <w:proofErr w:type="spellEnd"/>
+    </w:p>
+    <w:p>
+      <w:pPr>
+        <w:ind w:left="1080"/>
+      </w:pPr>
+    </w:p>
+    <w:p>
+      <w:pPr>
+        <w:pStyle w:val="Heading3"/>
+      </w:pPr>
+      <w:bookmarkStart w:id="21" w:name="_Toc221110494"/>
+      <w:r>
+        <w:t>Classes</w:t>
+      </w:r>
+      <w:bookmarkEnd w:id="21"/>
+    </w:p>
+    <w:p>
+      <w:pPr>
+        <w:pStyle w:val="ListParagraph"/>
+        <w:numPr>
+          <w:ilvl w:val="0"/>
+          <w:numId w:val="20"/>
+        </w:numPr>
+      </w:pPr>
+      <w:r>
+        <w:t xml:space="preserve">Used as a blueprint </w:t>
+      </w:r>
+    </w:p>
+    <w:p>
+      <w:pPr>
+        <w:pStyle w:val="ListParagraph"/>
+        <w:numPr>
+          <w:ilvl w:val="0"/>
+          <w:numId w:val="20"/>
+        </w:numPr>
+      </w:pPr>
+      <w:r>
+        <w:t>“Scanner”</w:t>
+      </w:r>
+    </w:p>
+    <w:p>
+      <w:pPr>
+        <w:pStyle w:val="ListParagraph"/>
+        <w:numPr>
+          <w:ilvl w:val="0"/>
+          <w:numId w:val="20"/>
+        </w:numPr>
+      </w:pPr>
+    </w:p>
+    <w:p>
+      <w:pPr>
+        <w:ind w:left="0"/>
+      </w:pPr>
+    </w:p>
+    <w:p>
+      <w:pPr>
+        <w:pStyle w:val="Heading1"/>
+      </w:pPr>
+      <w:bookmarkStart w:id="22" w:name="_Toc221110495"/>
+      <w:r>
+        <w:t>Module 3: Loops and Methods</w:t>
+      </w:r>
+      <w:bookmarkEnd w:id="22"/>
+    </w:p>
+    <w:p>
+      <w:r>
+        <w:t>Add the information to demonstrate the following objectives and organize with headings:</w:t>
+      </w:r>
+    </w:p>
+    <w:p>
+      <w:pPr>
+        <w:numPr>
+          <w:ilvl w:val="0"/>
+          <w:numId w:val="1"/>
+        </w:numPr>
+      </w:pPr>
+      <w:r>
+        <w:t>Compare different types of loops (for, while, do-while).</w:t>
+      </w:r>
+    </w:p>
+    <w:p>
+      <w:pPr>
+        <w:numPr>
+          <w:ilvl w:val="0"/>
+          <w:numId w:val="1"/>
+        </w:numPr>
+      </w:pPr>
+      <w:r>
+        <w:t xml:space="preserve">Use sentinel values and </w:t>
+      </w:r>
+      <w:proofErr w:type="spellStart"/>
+      <w:r>
+        <w:t>boolean</w:t>
+      </w:r>
+      <w:proofErr w:type="spellEnd"/>
+      <w:r>
+        <w:t xml:space="preserve"> flags to control loop execution.</w:t>
+      </w:r>
+    </w:p>
+    <w:p>
+      <w:pPr>
+        <w:numPr>
+          <w:ilvl w:val="0"/>
+          <w:numId w:val="1"/>
+        </w:numPr>
+      </w:pPr>
+      <w:r>
+        <w:t>Distinguish scope of variables in control structures and methods.</w:t>
+      </w:r>
+    </w:p>
+    <w:p>
+      <w:pPr>
+        <w:numPr>
+          <w:ilvl w:val="0"/>
+          <w:numId w:val="1"/>
+        </w:numPr>
+      </w:pPr>
+      <w:r>
+        <w:t>Use loops and nested control structures to control program flow.</w:t>
+      </w:r>
+    </w:p>
+    <w:p>
+      <w:pPr>
+        <w:numPr>
+          <w:ilvl w:val="0"/>
+          <w:numId w:val="1"/>
+        </w:numPr>
+      </w:pPr>
+      <w:r>
+        <w:t>Write and call methods to pass and return values.</w:t>
+      </w:r>
+    </w:p>
+    <w:p>
+      <w:pPr>
+        <w:numPr>
+          <w:ilvl w:val="0"/>
+          <w:numId w:val="1"/>
+        </w:numPr>
+      </w:pPr>
+      <w:r>
+        <w:t>Trace memory during method calls to evaluate stack frame memory and pass-by-value.</w:t>
+      </w:r>
+    </w:p>
+    <w:p>
+      <w:pPr>
+        <w:pStyle w:val="Heading2"/>
+      </w:pPr>
+      <w:bookmarkStart w:id="23" w:name="_Toc221110496"/>
       <w:r>
         <w:t>Heading 2 Example</w:t>
       </w:r>
+      <w:bookmarkEnd w:id="23"/>
     </w:p>
     <w:p>
       <w:pPr>
         <w:pStyle w:val="Heading3"/>
       </w:pPr>
-      <w:bookmarkStart w:id="14" w:name="_heading=h.usckep8r4r58" w:colFirst="0" w:colLast="0"/>
-      <w:bookmarkEnd w:id="14"/>
+      <w:bookmarkStart w:id="24" w:name="_Toc221110497"/>
       <w:r>
         <w:t>Heading 3 Example</w:t>
       </w:r>
-    </w:p>
-    <w:p>
-      <w:pPr>
-        <w:ind w:left="0"/>
-      </w:pPr>
+      <w:bookmarkEnd w:id="24"/>
     </w:p>
     <w:p>
       <w:pPr>
         <w:pStyle w:val="Heading1"/>
       </w:pPr>
-      <w:bookmarkStart w:id="15" w:name="_heading=h.ryajwlw77w0z" w:colFirst="0" w:colLast="0"/>
-      <w:bookmarkEnd w:id="15"/>
-      <w:r>
-        <w:t>Module 3: Loops and Methods</w:t>
-      </w:r>
+      <w:bookmarkStart w:id="25" w:name="_Toc221110498"/>
+      <w:r>
+        <w:t>Module 4: Arrays</w:t>
+      </w:r>
+      <w:bookmarkEnd w:id="25"/>
     </w:p>
     <w:p>
       <w:r>
@@ -2105,98 +3243,109 @@
       <w:pPr>
         <w:numPr>
           <w:ilvl w:val="0"/>
-          <w:numId w:val="1"/>
-        </w:numPr>
-      </w:pPr>
-      <w:r>
-        <w:t>Compare different types of loops (for, while, do-while).</w:t>
-      </w:r>
-    </w:p>
-    <w:p>
-      <w:pPr>
-        <w:numPr>
-          <w:ilvl w:val="0"/>
-          <w:numId w:val="1"/>
-        </w:numPr>
-      </w:pPr>
-      <w:r>
-        <w:t>Use sentinel values and boolean flags to control loop execution.</w:t>
-      </w:r>
-    </w:p>
-    <w:p>
-      <w:pPr>
-        <w:numPr>
-          <w:ilvl w:val="0"/>
-          <w:numId w:val="1"/>
-        </w:numPr>
-      </w:pPr>
-      <w:r>
-        <w:t>Distinguish scope of variables in control structures and methods.</w:t>
-      </w:r>
-    </w:p>
-    <w:p>
-      <w:pPr>
-        <w:numPr>
-          <w:ilvl w:val="0"/>
-          <w:numId w:val="1"/>
-        </w:numPr>
-      </w:pPr>
-      <w:r>
-        <w:t>Use loops and nested control structures to control program flow.</w:t>
-      </w:r>
-    </w:p>
-    <w:p>
-      <w:pPr>
-        <w:numPr>
-          <w:ilvl w:val="0"/>
-          <w:numId w:val="1"/>
-        </w:numPr>
-      </w:pPr>
-      <w:r>
-        <w:t>Write and call methods to pass and return values.</w:t>
-      </w:r>
-    </w:p>
-    <w:p>
-      <w:pPr>
-        <w:numPr>
-          <w:ilvl w:val="0"/>
-          <w:numId w:val="1"/>
-        </w:numPr>
-      </w:pPr>
-      <w:r>
-        <w:t>Trace memory during method calls to evaluate stack frame memory and pass-by-value.</w:t>
-      </w:r>
-    </w:p>
+          <w:numId w:val="15"/>
+        </w:numPr>
+      </w:pPr>
+      <w:r>
+        <w:lastRenderedPageBreak/>
+        <w:t>Declaring, allocating, initializing 1D arrays.</w:t>
+      </w:r>
+    </w:p>
+    <w:p>
+      <w:pPr>
+        <w:numPr>
+          <w:ilvl w:val="0"/>
+          <w:numId w:val="15"/>
+        </w:numPr>
+      </w:pPr>
+      <w:r>
+        <w:t>Reference variables, array memory, and out-of-</w:t>
+      </w:r>
+      <w:proofErr w:type="gramStart"/>
+      <w:r>
+        <w:t>bounds</w:t>
+      </w:r>
+      <w:proofErr w:type="gramEnd"/>
+      <w:r>
+        <w:t xml:space="preserve"> issues.</w:t>
+      </w:r>
+    </w:p>
+    <w:p>
+      <w:pPr>
+        <w:numPr>
+          <w:ilvl w:val="0"/>
+          <w:numId w:val="15"/>
+        </w:numPr>
+      </w:pPr>
+      <w:r>
+        <w:t>Passing arrays by reference to and from methods</w:t>
+      </w:r>
+    </w:p>
+    <w:p>
+      <w:pPr>
+        <w:numPr>
+          <w:ilvl w:val="0"/>
+          <w:numId w:val="15"/>
+        </w:numPr>
+      </w:pPr>
+      <w:r>
+        <w:t>Trace memory during method calls to distinguish reference variables vs. primitive variables, stack vs. heap memory allocation.</w:t>
+      </w:r>
+    </w:p>
+    <w:p>
+      <w:pPr>
+        <w:numPr>
+          <w:ilvl w:val="0"/>
+          <w:numId w:val="15"/>
+        </w:numPr>
+      </w:pPr>
+      <w:r>
+        <w:t>Design algorithms for processing arrays.</w:t>
+      </w:r>
+    </w:p>
+    <w:p>
+      <w:pPr>
+        <w:numPr>
+          <w:ilvl w:val="0"/>
+          <w:numId w:val="15"/>
+        </w:numPr>
+      </w:pPr>
+      <w:r>
+        <w:t>Designing methods that operate on arrays using loops.</w:t>
+      </w:r>
+    </w:p>
+    <w:p/>
     <w:p>
       <w:pPr>
         <w:pStyle w:val="Heading2"/>
       </w:pPr>
-      <w:bookmarkStart w:id="16" w:name="_heading=h.t8m2cb4109cn" w:colFirst="0" w:colLast="0"/>
-      <w:bookmarkEnd w:id="16"/>
+      <w:bookmarkStart w:id="26" w:name="_Toc221110499"/>
       <w:r>
         <w:t>Heading 2 Example</w:t>
       </w:r>
+      <w:bookmarkEnd w:id="26"/>
     </w:p>
     <w:p>
       <w:pPr>
         <w:pStyle w:val="Heading3"/>
       </w:pPr>
-      <w:bookmarkStart w:id="17" w:name="_heading=h.w528y4687m50" w:colFirst="0" w:colLast="0"/>
-      <w:bookmarkEnd w:id="17"/>
+      <w:bookmarkStart w:id="27" w:name="_Toc221110500"/>
       <w:r>
         <w:t>Heading 3 Example</w:t>
       </w:r>
+      <w:bookmarkEnd w:id="27"/>
     </w:p>
     <w:p>
       <w:pPr>
         <w:pStyle w:val="Heading1"/>
       </w:pPr>
-      <w:bookmarkStart w:id="18" w:name="_heading=h.u4es49gtz45f" w:colFirst="0" w:colLast="0"/>
-      <w:bookmarkEnd w:id="18"/>
-      <w:r>
-        <w:t>Module 4: Arrays</w:t>
-      </w:r>
-    </w:p>
+      <w:bookmarkStart w:id="28" w:name="_Toc221110501"/>
+      <w:r>
+        <w:t>Module 5: Classes and Objects</w:t>
+      </w:r>
+      <w:bookmarkEnd w:id="28"/>
+    </w:p>
+    <w:p/>
     <w:p>
       <w:r>
         <w:t>Add the information to demonstrate the following objectives and organize with headings:</w:t>
@@ -2206,67 +3355,77 @@
       <w:pPr>
         <w:numPr>
           <w:ilvl w:val="0"/>
-          <w:numId w:val="15"/>
-        </w:numPr>
-      </w:pPr>
-      <w:r>
-        <w:t>Declaring, allocating, initializing 1D arrays.</w:t>
-      </w:r>
-    </w:p>
-    <w:p>
-      <w:pPr>
-        <w:numPr>
-          <w:ilvl w:val="0"/>
-          <w:numId w:val="15"/>
-        </w:numPr>
-      </w:pPr>
-      <w:r>
-        <w:t>Reference variables, array memory, and out-of-bounds issues.</w:t>
-      </w:r>
-    </w:p>
-    <w:p>
-      <w:pPr>
-        <w:numPr>
-          <w:ilvl w:val="0"/>
-          <w:numId w:val="15"/>
-        </w:numPr>
-      </w:pPr>
-      <w:r>
-        <w:t>Passing arrays by reference to and from methods</w:t>
-      </w:r>
-    </w:p>
-    <w:p>
-      <w:pPr>
-        <w:numPr>
-          <w:ilvl w:val="0"/>
-          <w:numId w:val="15"/>
-        </w:numPr>
-      </w:pPr>
-      <w:r>
-        <w:t>Trace memory during method calls to distinguish reference variables vs. primitive variables, stack vs. heap memory allocation.</w:t>
-      </w:r>
-    </w:p>
-    <w:p>
-      <w:pPr>
-        <w:numPr>
-          <w:ilvl w:val="0"/>
-          <w:numId w:val="15"/>
-        </w:numPr>
-      </w:pPr>
-      <w:r>
-        <w:lastRenderedPageBreak/>
-        <w:t>Design algorithms for processing arrays.</w:t>
-      </w:r>
-    </w:p>
-    <w:p>
-      <w:pPr>
-        <w:numPr>
-          <w:ilvl w:val="0"/>
-          <w:numId w:val="15"/>
-        </w:numPr>
-      </w:pPr>
-      <w:r>
-        <w:t>Designing methods that operate on arrays using loops.</w:t>
+          <w:numId w:val="3"/>
+        </w:numPr>
+      </w:pPr>
+      <w:r>
+        <w:t>Use classes to define blueprints for creating objects that combine data (fields) and behaviors (methods).</w:t>
+      </w:r>
+    </w:p>
+    <w:p>
+      <w:pPr>
+        <w:numPr>
+          <w:ilvl w:val="0"/>
+          <w:numId w:val="3"/>
+        </w:numPr>
+      </w:pPr>
+      <w:r>
+        <w:t>Define and implement constructors, including default, parameterized, and overloaded constructors, to initialize objects in different ways</w:t>
+      </w:r>
+    </w:p>
+    <w:p>
+      <w:pPr>
+        <w:numPr>
+          <w:ilvl w:val="0"/>
+          <w:numId w:val="3"/>
+        </w:numPr>
+      </w:pPr>
+      <w:r>
+        <w:t>Encapsulation using access modifiers and getters/setters to protect and manage private data.</w:t>
+      </w:r>
+    </w:p>
+    <w:p>
+      <w:pPr>
+        <w:numPr>
+          <w:ilvl w:val="0"/>
+          <w:numId w:val="3"/>
+        </w:numPr>
+      </w:pPr>
+      <w:r>
+        <w:t>Reference variables for objects, stack/heap diagrams.</w:t>
+      </w:r>
+    </w:p>
+    <w:p>
+      <w:pPr>
+        <w:numPr>
+          <w:ilvl w:val="0"/>
+          <w:numId w:val="3"/>
+        </w:numPr>
+      </w:pPr>
+      <w:r>
+        <w:t>Arrays of objects</w:t>
+      </w:r>
+    </w:p>
+    <w:p>
+      <w:pPr>
+        <w:numPr>
+          <w:ilvl w:val="0"/>
+          <w:numId w:val="3"/>
+        </w:numPr>
+      </w:pPr>
+      <w:r>
+        <w:t>Simple file input/output</w:t>
+      </w:r>
+    </w:p>
+    <w:p>
+      <w:pPr>
+        <w:numPr>
+          <w:ilvl w:val="0"/>
+          <w:numId w:val="3"/>
+        </w:numPr>
+      </w:pPr>
+      <w:r>
+        <w:t>Design Implement and Test Java classes that model real-world problems</w:t>
       </w:r>
     </w:p>
     <w:p/>
@@ -2274,135 +3433,21 @@
       <w:pPr>
         <w:pStyle w:val="Heading2"/>
       </w:pPr>
-      <w:bookmarkStart w:id="19" w:name="_heading=h.levkxyumk4mg" w:colFirst="0" w:colLast="0"/>
-      <w:bookmarkEnd w:id="19"/>
+      <w:bookmarkStart w:id="29" w:name="_Toc221110502"/>
       <w:r>
         <w:t>Heading 2 Example</w:t>
       </w:r>
+      <w:bookmarkEnd w:id="29"/>
     </w:p>
     <w:p>
       <w:pPr>
         <w:pStyle w:val="Heading3"/>
       </w:pPr>
-      <w:bookmarkStart w:id="20" w:name="_heading=h.y1hyzbnuz5jj" w:colFirst="0" w:colLast="0"/>
-      <w:bookmarkEnd w:id="20"/>
+      <w:bookmarkStart w:id="30" w:name="_Toc221110503"/>
       <w:r>
         <w:t>Heading 3 Example</w:t>
       </w:r>
-    </w:p>
-    <w:p>
-      <w:pPr>
-        <w:pStyle w:val="Heading1"/>
-      </w:pPr>
-      <w:bookmarkStart w:id="21" w:name="_heading=h.7f9uzqt520eq" w:colFirst="0" w:colLast="0"/>
-      <w:bookmarkEnd w:id="21"/>
-      <w:r>
-        <w:t>Module 5: Classes and Objects</w:t>
-      </w:r>
-    </w:p>
-    <w:p/>
-    <w:p>
-      <w:r>
-        <w:t>Add the information to demonstrate the following objectives and organize with headings:</w:t>
-      </w:r>
-    </w:p>
-    <w:p>
-      <w:pPr>
-        <w:numPr>
-          <w:ilvl w:val="0"/>
-          <w:numId w:val="3"/>
-        </w:numPr>
-      </w:pPr>
-      <w:r>
-        <w:t>Use classes to define blueprints for creating objects that combine data (fields) and behaviors (methods).</w:t>
-      </w:r>
-    </w:p>
-    <w:p>
-      <w:pPr>
-        <w:numPr>
-          <w:ilvl w:val="0"/>
-          <w:numId w:val="3"/>
-        </w:numPr>
-      </w:pPr>
-      <w:r>
-        <w:t>Define and implement constructors, including default, parameterized, and overloaded constructors, to initialize objects in different ways</w:t>
-      </w:r>
-    </w:p>
-    <w:p>
-      <w:pPr>
-        <w:numPr>
-          <w:ilvl w:val="0"/>
-          <w:numId w:val="3"/>
-        </w:numPr>
-      </w:pPr>
-      <w:r>
-        <w:t>Encapsulation using access modifiers and getters/setters to protect and manage private data.</w:t>
-      </w:r>
-    </w:p>
-    <w:p>
-      <w:pPr>
-        <w:numPr>
-          <w:ilvl w:val="0"/>
-          <w:numId w:val="3"/>
-        </w:numPr>
-      </w:pPr>
-      <w:r>
-        <w:t>Reference variables for objects, stack/heap diagrams.</w:t>
-      </w:r>
-    </w:p>
-    <w:p>
-      <w:pPr>
-        <w:numPr>
-          <w:ilvl w:val="0"/>
-          <w:numId w:val="3"/>
-        </w:numPr>
-      </w:pPr>
-      <w:r>
-        <w:t>Arrays of objects</w:t>
-      </w:r>
-    </w:p>
-    <w:p>
-      <w:pPr>
-        <w:numPr>
-          <w:ilvl w:val="0"/>
-          <w:numId w:val="3"/>
-        </w:numPr>
-      </w:pPr>
-      <w:r>
-        <w:t>Simple file input/output</w:t>
-      </w:r>
-    </w:p>
-    <w:p>
-      <w:pPr>
-        <w:numPr>
-          <w:ilvl w:val="0"/>
-          <w:numId w:val="3"/>
-        </w:numPr>
-      </w:pPr>
-      <w:r>
-        <w:t>Design Implement and Test Java classes that model real-world problems</w:t>
-      </w:r>
-    </w:p>
-    <w:p/>
-    <w:p>
-      <w:pPr>
-        <w:pStyle w:val="Heading2"/>
-      </w:pPr>
-      <w:bookmarkStart w:id="22" w:name="_heading=h.kzf35dcrc2nv" w:colFirst="0" w:colLast="0"/>
-      <w:bookmarkEnd w:id="22"/>
-      <w:r>
-        <w:t>Heading 2 Example</w:t>
-      </w:r>
-    </w:p>
-    <w:p>
-      <w:pPr>
-        <w:pStyle w:val="Heading3"/>
-      </w:pPr>
-      <w:bookmarkStart w:id="23" w:name="_heading=h.cvjnn8ugjfih" w:colFirst="0" w:colLast="0"/>
-      <w:bookmarkEnd w:id="23"/>
-      <w:r>
-        <w:t>Heading 3 Example</w:t>
-      </w:r>
+      <w:bookmarkEnd w:id="30"/>
     </w:p>
     <w:p/>
     <w:p/>
@@ -2417,9 +3462,172 @@
 </w:document>
 </file>
 
+<file path=word/endnotes.xml><?xml version="1.0" encoding="utf-8"?>
+<w:endnotes xmlns:wpc="http://schemas.microsoft.com/office/word/2010/wordprocessingCanvas" xmlns:cx="http://schemas.microsoft.com/office/drawing/2014/chartex" xmlns:cx1="http://schemas.microsoft.com/office/drawing/2015/9/8/chartex" xmlns:cx2="http://schemas.microsoft.com/office/drawing/2015/10/21/chartex" xmlns:cx3="http://schemas.microsoft.com/office/drawing/2016/5/9/chartex" xmlns:cx4="http://schemas.microsoft.com/office/drawing/2016/5/10/chartex" xmlns:cx5="http://schemas.microsoft.com/office/drawing/2016/5/11/chartex" xmlns:cx6="http://schemas.microsoft.com/office/drawing/2016/5/12/chartex" xmlns:cx7="http://schemas.microsoft.com/office/drawing/2016/5/13/chartex" xmlns:cx8="http://schemas.microsoft.com/office/drawing/2016/5/14/chartex" xmlns:mc="http://schemas.openxmlformats.org/markup-compatibility/2006" xmlns:aink="http://schemas.microsoft.com/office/drawing/2016/ink" xmlns:am3d="http://schemas.microsoft.com/office/drawing/2017/model3d" xmlns:o="urn:schemas-microsoft-com:office:office" xmlns:oel="http://schemas.microsoft.com/office/2019/extlst" xmlns:r="http://schemas.openxmlformats.org/officeDocument/2006/relationships" xmlns:m="http://schemas.openxmlformats.org/officeDocument/2006/math" xmlns:v="urn:schemas-microsoft-com:vml" xmlns:wp14="http://schemas.microsoft.com/office/word/2010/wordprocessingDrawing" xmlns:wp="http://schemas.openxmlformats.org/drawingml/2006/wordprocessingDrawing" xmlns:w10="urn:schemas-microsoft-com:office:word" xmlns:w="http://schemas.openxmlformats.org/wordprocessingml/2006/main" xmlns:w14="http://schemas.microsoft.com/office/word/2010/wordml" xmlns:w15="http://schemas.microsoft.com/office/word/2012/wordml" xmlns:w16cex="http://schemas.microsoft.com/office/word/2018/wordml/cex" xmlns:w16cid="http://schemas.microsoft.com/office/word/2016/wordml/cid" xmlns:w16="http://schemas.microsoft.com/office/word/2018/wordml" xmlns:w16du="http://schemas.microsoft.com/office/word/2023/wordml/word16du" xmlns:w16sdtdh="http://schemas.microsoft.com/office/word/2020/wordml/sdtdatahash" xmlns:w16sdtfl="http://schemas.microsoft.com/office/word/2024/wordml/sdtformatlock" xmlns:w16se="http://schemas.microsoft.com/office/word/2015/wordml/symex" xmlns:wpg="http://schemas.microsoft.com/office/word/2010/wordprocessingGroup" xmlns:wpi="http://schemas.microsoft.com/office/word/2010/wordprocessingInk" xmlns:wne="http://schemas.microsoft.com/office/word/2006/wordml" xmlns:wps="http://schemas.microsoft.com/office/word/2010/wordprocessingShape" mc:Ignorable="w14 w15 w16se w16cid w16 w16cex w16sdtdh w16sdtfl w16du wp14">
+  <w:endnote w:type="separator" w:id="-1">
+    <w:p>
+      <w:pPr>
+        <w:spacing w:line="240" w:lineRule="auto"/>
+      </w:pPr>
+      <w:r>
+        <w:separator/>
+      </w:r>
+    </w:p>
+  </w:endnote>
+  <w:endnote w:type="continuationSeparator" w:id="0">
+    <w:p>
+      <w:pPr>
+        <w:spacing w:line="240" w:lineRule="auto"/>
+      </w:pPr>
+      <w:r>
+        <w:continuationSeparator/>
+      </w:r>
+    </w:p>
+  </w:endnote>
+</w:endnotes>
+</file>
+
+<file path=word/footnotes.xml><?xml version="1.0" encoding="utf-8"?>
+<w:footnotes xmlns:wpc="http://schemas.microsoft.com/office/word/2010/wordprocessingCanvas" xmlns:cx="http://schemas.microsoft.com/office/drawing/2014/chartex" xmlns:cx1="http://schemas.microsoft.com/office/drawing/2015/9/8/chartex" xmlns:cx2="http://schemas.microsoft.com/office/drawing/2015/10/21/chartex" xmlns:cx3="http://schemas.microsoft.com/office/drawing/2016/5/9/chartex" xmlns:cx4="http://schemas.microsoft.com/office/drawing/2016/5/10/chartex" xmlns:cx5="http://schemas.microsoft.com/office/drawing/2016/5/11/chartex" xmlns:cx6="http://schemas.microsoft.com/office/drawing/2016/5/12/chartex" xmlns:cx7="http://schemas.microsoft.com/office/drawing/2016/5/13/chartex" xmlns:cx8="http://schemas.microsoft.com/office/drawing/2016/5/14/chartex" xmlns:mc="http://schemas.openxmlformats.org/markup-compatibility/2006" xmlns:aink="http://schemas.microsoft.com/office/drawing/2016/ink" xmlns:am3d="http://schemas.microsoft.com/office/drawing/2017/model3d" xmlns:o="urn:schemas-microsoft-com:office:office" xmlns:oel="http://schemas.microsoft.com/office/2019/extlst" xmlns:r="http://schemas.openxmlformats.org/officeDocument/2006/relationships" xmlns:m="http://schemas.openxmlformats.org/officeDocument/2006/math" xmlns:v="urn:schemas-microsoft-com:vml" xmlns:wp14="http://schemas.microsoft.com/office/word/2010/wordprocessingDrawing" xmlns:wp="http://schemas.openxmlformats.org/drawingml/2006/wordprocessingDrawing" xmlns:w10="urn:schemas-microsoft-com:office:word" xmlns:w="http://schemas.openxmlformats.org/wordprocessingml/2006/main" xmlns:w14="http://schemas.microsoft.com/office/word/2010/wordml" xmlns:w15="http://schemas.microsoft.com/office/word/2012/wordml" xmlns:w16cex="http://schemas.microsoft.com/office/word/2018/wordml/cex" xmlns:w16cid="http://schemas.microsoft.com/office/word/2016/wordml/cid" xmlns:w16="http://schemas.microsoft.com/office/word/2018/wordml" xmlns:w16du="http://schemas.microsoft.com/office/word/2023/wordml/word16du" xmlns:w16sdtdh="http://schemas.microsoft.com/office/word/2020/wordml/sdtdatahash" xmlns:w16sdtfl="http://schemas.microsoft.com/office/word/2024/wordml/sdtformatlock" xmlns:w16se="http://schemas.microsoft.com/office/word/2015/wordml/symex" xmlns:wpg="http://schemas.microsoft.com/office/word/2010/wordprocessingGroup" xmlns:wpi="http://schemas.microsoft.com/office/word/2010/wordprocessingInk" xmlns:wne="http://schemas.microsoft.com/office/word/2006/wordml" xmlns:wps="http://schemas.microsoft.com/office/word/2010/wordprocessingShape" mc:Ignorable="w14 w15 w16se w16cid w16 w16cex w16sdtdh w16sdtfl w16du wp14">
+  <w:footnote w:type="separator" w:id="-1">
+    <w:p>
+      <w:pPr>
+        <w:spacing w:line="240" w:lineRule="auto"/>
+      </w:pPr>
+      <w:r>
+        <w:separator/>
+      </w:r>
+    </w:p>
+  </w:footnote>
+  <w:footnote w:type="continuationSeparator" w:id="0">
+    <w:p>
+      <w:pPr>
+        <w:spacing w:line="240" w:lineRule="auto"/>
+      </w:pPr>
+      <w:r>
+        <w:continuationSeparator/>
+      </w:r>
+    </w:p>
+  </w:footnote>
+</w:footnotes>
+</file>
+
 <file path=word/numbering.xml><?xml version="1.0" encoding="utf-8"?>
 <w:numbering xmlns:wpc="http://schemas.microsoft.com/office/word/2010/wordprocessingCanvas" xmlns:cx="http://schemas.microsoft.com/office/drawing/2014/chartex" xmlns:cx1="http://schemas.microsoft.com/office/drawing/2015/9/8/chartex" xmlns:cx2="http://schemas.microsoft.com/office/drawing/2015/10/21/chartex" xmlns:cx3="http://schemas.microsoft.com/office/drawing/2016/5/9/chartex" xmlns:cx4="http://schemas.microsoft.com/office/drawing/2016/5/10/chartex" xmlns:cx5="http://schemas.microsoft.com/office/drawing/2016/5/11/chartex" xmlns:cx6="http://schemas.microsoft.com/office/drawing/2016/5/12/chartex" xmlns:cx7="http://schemas.microsoft.com/office/drawing/2016/5/13/chartex" xmlns:cx8="http://schemas.microsoft.com/office/drawing/2016/5/14/chartex" xmlns:mc="http://schemas.openxmlformats.org/markup-compatibility/2006" xmlns:aink="http://schemas.microsoft.com/office/drawing/2016/ink" xmlns:am3d="http://schemas.microsoft.com/office/drawing/2017/model3d" xmlns:o="urn:schemas-microsoft-com:office:office" xmlns:oel="http://schemas.microsoft.com/office/2019/extlst" xmlns:r="http://schemas.openxmlformats.org/officeDocument/2006/relationships" xmlns:m="http://schemas.openxmlformats.org/officeDocument/2006/math" xmlns:v="urn:schemas-microsoft-com:vml" xmlns:wp14="http://schemas.microsoft.com/office/word/2010/wordprocessingDrawing" xmlns:wp="http://schemas.openxmlformats.org/drawingml/2006/wordprocessingDrawing" xmlns:w10="urn:schemas-microsoft-com:office:word" xmlns:w="http://schemas.openxmlformats.org/wordprocessingml/2006/main" xmlns:w14="http://schemas.microsoft.com/office/word/2010/wordml" xmlns:w15="http://schemas.microsoft.com/office/word/2012/wordml" xmlns:w16cex="http://schemas.microsoft.com/office/word/2018/wordml/cex" xmlns:w16cid="http://schemas.microsoft.com/office/word/2016/wordml/cid" xmlns:w16="http://schemas.microsoft.com/office/word/2018/wordml" xmlns:w16du="http://schemas.microsoft.com/office/word/2023/wordml/word16du" xmlns:w16sdtdh="http://schemas.microsoft.com/office/word/2020/wordml/sdtdatahash" xmlns:w16sdtfl="http://schemas.microsoft.com/office/word/2024/wordml/sdtformatlock" xmlns:w16se="http://schemas.microsoft.com/office/word/2015/wordml/symex" xmlns:wpg="http://schemas.microsoft.com/office/word/2010/wordprocessingGroup" xmlns:wpi="http://schemas.microsoft.com/office/word/2010/wordprocessingInk" xmlns:wne="http://schemas.microsoft.com/office/word/2006/wordml" xmlns:wps="http://schemas.microsoft.com/office/word/2010/wordprocessingShape" mc:Ignorable="w14 w15 w16se w16cid w16 w16cex w16sdtdh w16sdtfl w16du wp14">
   <w:abstractNum w:abstractNumId="0" w15:restartNumberingAfterBreak="0">
+    <w:nsid w:val="02C56145"/>
+    <w:multiLevelType w:val="hybridMultilevel"/>
+    <w:tmpl w:val="D12ADA52"/>
+    <w:lvl w:ilvl="0" w:tplc="04090001">
+      <w:start w:val="1"/>
+      <w:numFmt w:val="bullet"/>
+      <w:lvlText w:val=""/>
+      <w:lvlJc w:val="left"/>
+      <w:pPr>
+        <w:ind w:left="1440" w:hanging="360"/>
+      </w:pPr>
+      <w:rPr>
+        <w:rFonts w:ascii="Symbol" w:hAnsi="Symbol" w:hint="default"/>
+      </w:rPr>
+    </w:lvl>
+    <w:lvl w:ilvl="1" w:tplc="04090003" w:tentative="1">
+      <w:start w:val="1"/>
+      <w:numFmt w:val="bullet"/>
+      <w:lvlText w:val="o"/>
+      <w:lvlJc w:val="left"/>
+      <w:pPr>
+        <w:ind w:left="2160" w:hanging="360"/>
+      </w:pPr>
+      <w:rPr>
+        <w:rFonts w:ascii="Courier New" w:hAnsi="Courier New" w:cs="Courier New" w:hint="default"/>
+      </w:rPr>
+    </w:lvl>
+    <w:lvl w:ilvl="2" w:tplc="04090005" w:tentative="1">
+      <w:start w:val="1"/>
+      <w:numFmt w:val="bullet"/>
+      <w:lvlText w:val=""/>
+      <w:lvlJc w:val="left"/>
+      <w:pPr>
+        <w:ind w:left="2880" w:hanging="360"/>
+      </w:pPr>
+      <w:rPr>
+        <w:rFonts w:ascii="Wingdings" w:hAnsi="Wingdings" w:hint="default"/>
+      </w:rPr>
+    </w:lvl>
+    <w:lvl w:ilvl="3" w:tplc="04090001" w:tentative="1">
+      <w:start w:val="1"/>
+      <w:numFmt w:val="bullet"/>
+      <w:lvlText w:val=""/>
+      <w:lvlJc w:val="left"/>
+      <w:pPr>
+        <w:ind w:left="3600" w:hanging="360"/>
+      </w:pPr>
+      <w:rPr>
+        <w:rFonts w:ascii="Symbol" w:hAnsi="Symbol" w:hint="default"/>
+      </w:rPr>
+    </w:lvl>
+    <w:lvl w:ilvl="4" w:tplc="04090003" w:tentative="1">
+      <w:start w:val="1"/>
+      <w:numFmt w:val="bullet"/>
+      <w:lvlText w:val="o"/>
+      <w:lvlJc w:val="left"/>
+      <w:pPr>
+        <w:ind w:left="4320" w:hanging="360"/>
+      </w:pPr>
+      <w:rPr>
+        <w:rFonts w:ascii="Courier New" w:hAnsi="Courier New" w:cs="Courier New" w:hint="default"/>
+      </w:rPr>
+    </w:lvl>
+    <w:lvl w:ilvl="5" w:tplc="04090005" w:tentative="1">
+      <w:start w:val="1"/>
+      <w:numFmt w:val="bullet"/>
+      <w:lvlText w:val=""/>
+      <w:lvlJc w:val="left"/>
+      <w:pPr>
+        <w:ind w:left="5040" w:hanging="360"/>
+      </w:pPr>
+      <w:rPr>
+        <w:rFonts w:ascii="Wingdings" w:hAnsi="Wingdings" w:hint="default"/>
+      </w:rPr>
+    </w:lvl>
+    <w:lvl w:ilvl="6" w:tplc="04090001" w:tentative="1">
+      <w:start w:val="1"/>
+      <w:numFmt w:val="bullet"/>
+      <w:lvlText w:val=""/>
+      <w:lvlJc w:val="left"/>
+      <w:pPr>
+        <w:ind w:left="5760" w:hanging="360"/>
+      </w:pPr>
+      <w:rPr>
+        <w:rFonts w:ascii="Symbol" w:hAnsi="Symbol" w:hint="default"/>
+      </w:rPr>
+    </w:lvl>
+    <w:lvl w:ilvl="7" w:tplc="04090003" w:tentative="1">
+      <w:start w:val="1"/>
+      <w:numFmt w:val="bullet"/>
+      <w:lvlText w:val="o"/>
+      <w:lvlJc w:val="left"/>
+      <w:pPr>
+        <w:ind w:left="6480" w:hanging="360"/>
+      </w:pPr>
+      <w:rPr>
+        <w:rFonts w:ascii="Courier New" w:hAnsi="Courier New" w:cs="Courier New" w:hint="default"/>
+      </w:rPr>
+    </w:lvl>
+    <w:lvl w:ilvl="8" w:tplc="04090005" w:tentative="1">
+      <w:start w:val="1"/>
+      <w:numFmt w:val="bullet"/>
+      <w:lvlText w:val=""/>
+      <w:lvlJc w:val="left"/>
+      <w:pPr>
+        <w:ind w:left="7200" w:hanging="360"/>
+      </w:pPr>
+      <w:rPr>
+        <w:rFonts w:ascii="Wingdings" w:hAnsi="Wingdings" w:hint="default"/>
+      </w:rPr>
+    </w:lvl>
+  </w:abstractNum>
+  <w:abstractNum w:abstractNumId="1" w15:restartNumberingAfterBreak="0">
     <w:nsid w:val="062D2EE2"/>
     <w:multiLevelType w:val="hybridMultilevel"/>
     <w:tmpl w:val="FF16AAC6"/>
@@ -2532,7 +3740,7 @@
       </w:rPr>
     </w:lvl>
   </w:abstractNum>
-  <w:abstractNum w:abstractNumId="1" w15:restartNumberingAfterBreak="0">
+  <w:abstractNum w:abstractNumId="2" w15:restartNumberingAfterBreak="0">
     <w:nsid w:val="064522BD"/>
     <w:multiLevelType w:val="multilevel"/>
     <w:tmpl w:val="A7AAA1CA"/>
@@ -2645,7 +3853,7 @@
       </w:rPr>
     </w:lvl>
   </w:abstractNum>
-  <w:abstractNum w:abstractNumId="2" w15:restartNumberingAfterBreak="0">
+  <w:abstractNum w:abstractNumId="3" w15:restartNumberingAfterBreak="0">
     <w:nsid w:val="0E13177F"/>
     <w:multiLevelType w:val="multilevel"/>
     <w:tmpl w:val="40C88F3A"/>
@@ -2758,7 +3966,232 @@
       </w:rPr>
     </w:lvl>
   </w:abstractNum>
-  <w:abstractNum w:abstractNumId="3" w15:restartNumberingAfterBreak="0">
+  <w:abstractNum w:abstractNumId="4" w15:restartNumberingAfterBreak="0">
+    <w:nsid w:val="15D55346"/>
+    <w:multiLevelType w:val="hybridMultilevel"/>
+    <w:tmpl w:val="D8A6167C"/>
+    <w:lvl w:ilvl="0" w:tplc="04090001">
+      <w:start w:val="1"/>
+      <w:numFmt w:val="bullet"/>
+      <w:lvlText w:val=""/>
+      <w:lvlJc w:val="left"/>
+      <w:pPr>
+        <w:ind w:left="2160" w:hanging="360"/>
+      </w:pPr>
+      <w:rPr>
+        <w:rFonts w:ascii="Symbol" w:hAnsi="Symbol" w:hint="default"/>
+      </w:rPr>
+    </w:lvl>
+    <w:lvl w:ilvl="1" w:tplc="04090003" w:tentative="1">
+      <w:start w:val="1"/>
+      <w:numFmt w:val="bullet"/>
+      <w:lvlText w:val="o"/>
+      <w:lvlJc w:val="left"/>
+      <w:pPr>
+        <w:ind w:left="2880" w:hanging="360"/>
+      </w:pPr>
+      <w:rPr>
+        <w:rFonts w:ascii="Courier New" w:hAnsi="Courier New" w:cs="Courier New" w:hint="default"/>
+      </w:rPr>
+    </w:lvl>
+    <w:lvl w:ilvl="2" w:tplc="04090005" w:tentative="1">
+      <w:start w:val="1"/>
+      <w:numFmt w:val="bullet"/>
+      <w:lvlText w:val=""/>
+      <w:lvlJc w:val="left"/>
+      <w:pPr>
+        <w:ind w:left="3600" w:hanging="360"/>
+      </w:pPr>
+      <w:rPr>
+        <w:rFonts w:ascii="Wingdings" w:hAnsi="Wingdings" w:hint="default"/>
+      </w:rPr>
+    </w:lvl>
+    <w:lvl w:ilvl="3" w:tplc="04090001" w:tentative="1">
+      <w:start w:val="1"/>
+      <w:numFmt w:val="bullet"/>
+      <w:lvlText w:val=""/>
+      <w:lvlJc w:val="left"/>
+      <w:pPr>
+        <w:ind w:left="4320" w:hanging="360"/>
+      </w:pPr>
+      <w:rPr>
+        <w:rFonts w:ascii="Symbol" w:hAnsi="Symbol" w:hint="default"/>
+      </w:rPr>
+    </w:lvl>
+    <w:lvl w:ilvl="4" w:tplc="04090003" w:tentative="1">
+      <w:start w:val="1"/>
+      <w:numFmt w:val="bullet"/>
+      <w:lvlText w:val="o"/>
+      <w:lvlJc w:val="left"/>
+      <w:pPr>
+        <w:ind w:left="5040" w:hanging="360"/>
+      </w:pPr>
+      <w:rPr>
+        <w:rFonts w:ascii="Courier New" w:hAnsi="Courier New" w:cs="Courier New" w:hint="default"/>
+      </w:rPr>
+    </w:lvl>
+    <w:lvl w:ilvl="5" w:tplc="04090005" w:tentative="1">
+      <w:start w:val="1"/>
+      <w:numFmt w:val="bullet"/>
+      <w:lvlText w:val=""/>
+      <w:lvlJc w:val="left"/>
+      <w:pPr>
+        <w:ind w:left="5760" w:hanging="360"/>
+      </w:pPr>
+      <w:rPr>
+        <w:rFonts w:ascii="Wingdings" w:hAnsi="Wingdings" w:hint="default"/>
+      </w:rPr>
+    </w:lvl>
+    <w:lvl w:ilvl="6" w:tplc="04090001" w:tentative="1">
+      <w:start w:val="1"/>
+      <w:numFmt w:val="bullet"/>
+      <w:lvlText w:val=""/>
+      <w:lvlJc w:val="left"/>
+      <w:pPr>
+        <w:ind w:left="6480" w:hanging="360"/>
+      </w:pPr>
+      <w:rPr>
+        <w:rFonts w:ascii="Symbol" w:hAnsi="Symbol" w:hint="default"/>
+      </w:rPr>
+    </w:lvl>
+    <w:lvl w:ilvl="7" w:tplc="04090003" w:tentative="1">
+      <w:start w:val="1"/>
+      <w:numFmt w:val="bullet"/>
+      <w:lvlText w:val="o"/>
+      <w:lvlJc w:val="left"/>
+      <w:pPr>
+        <w:ind w:left="7200" w:hanging="360"/>
+      </w:pPr>
+      <w:rPr>
+        <w:rFonts w:ascii="Courier New" w:hAnsi="Courier New" w:cs="Courier New" w:hint="default"/>
+      </w:rPr>
+    </w:lvl>
+    <w:lvl w:ilvl="8" w:tplc="04090005" w:tentative="1">
+      <w:start w:val="1"/>
+      <w:numFmt w:val="bullet"/>
+      <w:lvlText w:val=""/>
+      <w:lvlJc w:val="left"/>
+      <w:pPr>
+        <w:ind w:left="7920" w:hanging="360"/>
+      </w:pPr>
+      <w:rPr>
+        <w:rFonts w:ascii="Wingdings" w:hAnsi="Wingdings" w:hint="default"/>
+      </w:rPr>
+    </w:lvl>
+  </w:abstractNum>
+  <w:abstractNum w:abstractNumId="5" w15:restartNumberingAfterBreak="0">
+    <w:nsid w:val="18065E59"/>
+    <w:multiLevelType w:val="hybridMultilevel"/>
+    <w:tmpl w:val="B3520184"/>
+    <w:lvl w:ilvl="0" w:tplc="314C76F2">
+      <w:numFmt w:val="bullet"/>
+      <w:lvlText w:val="-"/>
+      <w:lvlJc w:val="left"/>
+      <w:pPr>
+        <w:ind w:left="1800" w:hanging="360"/>
+      </w:pPr>
+      <w:rPr>
+        <w:rFonts w:ascii="Lexend" w:eastAsia="Lexend" w:hAnsi="Lexend" w:cs="Lexend" w:hint="default"/>
+      </w:rPr>
+    </w:lvl>
+    <w:lvl w:ilvl="1" w:tplc="04090003" w:tentative="1">
+      <w:start w:val="1"/>
+      <w:numFmt w:val="bullet"/>
+      <w:lvlText w:val="o"/>
+      <w:lvlJc w:val="left"/>
+      <w:pPr>
+        <w:ind w:left="2160" w:hanging="360"/>
+      </w:pPr>
+      <w:rPr>
+        <w:rFonts w:ascii="Courier New" w:hAnsi="Courier New" w:cs="Courier New" w:hint="default"/>
+      </w:rPr>
+    </w:lvl>
+    <w:lvl w:ilvl="2" w:tplc="04090005" w:tentative="1">
+      <w:start w:val="1"/>
+      <w:numFmt w:val="bullet"/>
+      <w:lvlText w:val=""/>
+      <w:lvlJc w:val="left"/>
+      <w:pPr>
+        <w:ind w:left="2880" w:hanging="360"/>
+      </w:pPr>
+      <w:rPr>
+        <w:rFonts w:ascii="Wingdings" w:hAnsi="Wingdings" w:hint="default"/>
+      </w:rPr>
+    </w:lvl>
+    <w:lvl w:ilvl="3" w:tplc="04090001" w:tentative="1">
+      <w:start w:val="1"/>
+      <w:numFmt w:val="bullet"/>
+      <w:lvlText w:val=""/>
+      <w:lvlJc w:val="left"/>
+      <w:pPr>
+        <w:ind w:left="3600" w:hanging="360"/>
+      </w:pPr>
+      <w:rPr>
+        <w:rFonts w:ascii="Symbol" w:hAnsi="Symbol" w:hint="default"/>
+      </w:rPr>
+    </w:lvl>
+    <w:lvl w:ilvl="4" w:tplc="04090003" w:tentative="1">
+      <w:start w:val="1"/>
+      <w:numFmt w:val="bullet"/>
+      <w:lvlText w:val="o"/>
+      <w:lvlJc w:val="left"/>
+      <w:pPr>
+        <w:ind w:left="4320" w:hanging="360"/>
+      </w:pPr>
+      <w:rPr>
+        <w:rFonts w:ascii="Courier New" w:hAnsi="Courier New" w:cs="Courier New" w:hint="default"/>
+      </w:rPr>
+    </w:lvl>
+    <w:lvl w:ilvl="5" w:tplc="04090005" w:tentative="1">
+      <w:start w:val="1"/>
+      <w:numFmt w:val="bullet"/>
+      <w:lvlText w:val=""/>
+      <w:lvlJc w:val="left"/>
+      <w:pPr>
+        <w:ind w:left="5040" w:hanging="360"/>
+      </w:pPr>
+      <w:rPr>
+        <w:rFonts w:ascii="Wingdings" w:hAnsi="Wingdings" w:hint="default"/>
+      </w:rPr>
+    </w:lvl>
+    <w:lvl w:ilvl="6" w:tplc="04090001" w:tentative="1">
+      <w:start w:val="1"/>
+      <w:numFmt w:val="bullet"/>
+      <w:lvlText w:val=""/>
+      <w:lvlJc w:val="left"/>
+      <w:pPr>
+        <w:ind w:left="5760" w:hanging="360"/>
+      </w:pPr>
+      <w:rPr>
+        <w:rFonts w:ascii="Symbol" w:hAnsi="Symbol" w:hint="default"/>
+      </w:rPr>
+    </w:lvl>
+    <w:lvl w:ilvl="7" w:tplc="04090003" w:tentative="1">
+      <w:start w:val="1"/>
+      <w:numFmt w:val="bullet"/>
+      <w:lvlText w:val="o"/>
+      <w:lvlJc w:val="left"/>
+      <w:pPr>
+        <w:ind w:left="6480" w:hanging="360"/>
+      </w:pPr>
+      <w:rPr>
+        <w:rFonts w:ascii="Courier New" w:hAnsi="Courier New" w:cs="Courier New" w:hint="default"/>
+      </w:rPr>
+    </w:lvl>
+    <w:lvl w:ilvl="8" w:tplc="04090005" w:tentative="1">
+      <w:start w:val="1"/>
+      <w:numFmt w:val="bullet"/>
+      <w:lvlText w:val=""/>
+      <w:lvlJc w:val="left"/>
+      <w:pPr>
+        <w:ind w:left="7200" w:hanging="360"/>
+      </w:pPr>
+      <w:rPr>
+        <w:rFonts w:ascii="Wingdings" w:hAnsi="Wingdings" w:hint="default"/>
+      </w:rPr>
+    </w:lvl>
+  </w:abstractNum>
+  <w:abstractNum w:abstractNumId="6" w15:restartNumberingAfterBreak="0">
     <w:nsid w:val="2168485B"/>
     <w:multiLevelType w:val="multilevel"/>
     <w:tmpl w:val="43BCFFAA"/>
@@ -2871,7 +4304,7 @@
       </w:rPr>
     </w:lvl>
   </w:abstractNum>
-  <w:abstractNum w:abstractNumId="4" w15:restartNumberingAfterBreak="0">
+  <w:abstractNum w:abstractNumId="7" w15:restartNumberingAfterBreak="0">
     <w:nsid w:val="2514397C"/>
     <w:multiLevelType w:val="multilevel"/>
     <w:tmpl w:val="31DA0404"/>
@@ -2984,7 +4417,7 @@
       </w:rPr>
     </w:lvl>
   </w:abstractNum>
-  <w:abstractNum w:abstractNumId="5" w15:restartNumberingAfterBreak="0">
+  <w:abstractNum w:abstractNumId="8" w15:restartNumberingAfterBreak="0">
     <w:nsid w:val="2F714B40"/>
     <w:multiLevelType w:val="multilevel"/>
     <w:tmpl w:val="3E5CB69E"/>
@@ -3097,7 +4530,233 @@
       </w:rPr>
     </w:lvl>
   </w:abstractNum>
-  <w:abstractNum w:abstractNumId="6" w15:restartNumberingAfterBreak="0">
+  <w:abstractNum w:abstractNumId="9" w15:restartNumberingAfterBreak="0">
+    <w:nsid w:val="3B061264"/>
+    <w:multiLevelType w:val="hybridMultilevel"/>
+    <w:tmpl w:val="4DE81C46"/>
+    <w:lvl w:ilvl="0" w:tplc="04090001">
+      <w:start w:val="1"/>
+      <w:numFmt w:val="bullet"/>
+      <w:lvlText w:val=""/>
+      <w:lvlJc w:val="left"/>
+      <w:pPr>
+        <w:ind w:left="1440" w:hanging="360"/>
+      </w:pPr>
+      <w:rPr>
+        <w:rFonts w:ascii="Symbol" w:hAnsi="Symbol" w:hint="default"/>
+      </w:rPr>
+    </w:lvl>
+    <w:lvl w:ilvl="1" w:tplc="04090003" w:tentative="1">
+      <w:start w:val="1"/>
+      <w:numFmt w:val="bullet"/>
+      <w:lvlText w:val="o"/>
+      <w:lvlJc w:val="left"/>
+      <w:pPr>
+        <w:ind w:left="2160" w:hanging="360"/>
+      </w:pPr>
+      <w:rPr>
+        <w:rFonts w:ascii="Courier New" w:hAnsi="Courier New" w:cs="Courier New" w:hint="default"/>
+      </w:rPr>
+    </w:lvl>
+    <w:lvl w:ilvl="2" w:tplc="04090005" w:tentative="1">
+      <w:start w:val="1"/>
+      <w:numFmt w:val="bullet"/>
+      <w:lvlText w:val=""/>
+      <w:lvlJc w:val="left"/>
+      <w:pPr>
+        <w:ind w:left="2880" w:hanging="360"/>
+      </w:pPr>
+      <w:rPr>
+        <w:rFonts w:ascii="Wingdings" w:hAnsi="Wingdings" w:hint="default"/>
+      </w:rPr>
+    </w:lvl>
+    <w:lvl w:ilvl="3" w:tplc="04090001" w:tentative="1">
+      <w:start w:val="1"/>
+      <w:numFmt w:val="bullet"/>
+      <w:lvlText w:val=""/>
+      <w:lvlJc w:val="left"/>
+      <w:pPr>
+        <w:ind w:left="3600" w:hanging="360"/>
+      </w:pPr>
+      <w:rPr>
+        <w:rFonts w:ascii="Symbol" w:hAnsi="Symbol" w:hint="default"/>
+      </w:rPr>
+    </w:lvl>
+    <w:lvl w:ilvl="4" w:tplc="04090003" w:tentative="1">
+      <w:start w:val="1"/>
+      <w:numFmt w:val="bullet"/>
+      <w:lvlText w:val="o"/>
+      <w:lvlJc w:val="left"/>
+      <w:pPr>
+        <w:ind w:left="4320" w:hanging="360"/>
+      </w:pPr>
+      <w:rPr>
+        <w:rFonts w:ascii="Courier New" w:hAnsi="Courier New" w:cs="Courier New" w:hint="default"/>
+      </w:rPr>
+    </w:lvl>
+    <w:lvl w:ilvl="5" w:tplc="04090005" w:tentative="1">
+      <w:start w:val="1"/>
+      <w:numFmt w:val="bullet"/>
+      <w:lvlText w:val=""/>
+      <w:lvlJc w:val="left"/>
+      <w:pPr>
+        <w:ind w:left="5040" w:hanging="360"/>
+      </w:pPr>
+      <w:rPr>
+        <w:rFonts w:ascii="Wingdings" w:hAnsi="Wingdings" w:hint="default"/>
+      </w:rPr>
+    </w:lvl>
+    <w:lvl w:ilvl="6" w:tplc="04090001" w:tentative="1">
+      <w:start w:val="1"/>
+      <w:numFmt w:val="bullet"/>
+      <w:lvlText w:val=""/>
+      <w:lvlJc w:val="left"/>
+      <w:pPr>
+        <w:ind w:left="5760" w:hanging="360"/>
+      </w:pPr>
+      <w:rPr>
+        <w:rFonts w:ascii="Symbol" w:hAnsi="Symbol" w:hint="default"/>
+      </w:rPr>
+    </w:lvl>
+    <w:lvl w:ilvl="7" w:tplc="04090003" w:tentative="1">
+      <w:start w:val="1"/>
+      <w:numFmt w:val="bullet"/>
+      <w:lvlText w:val="o"/>
+      <w:lvlJc w:val="left"/>
+      <w:pPr>
+        <w:ind w:left="6480" w:hanging="360"/>
+      </w:pPr>
+      <w:rPr>
+        <w:rFonts w:ascii="Courier New" w:hAnsi="Courier New" w:cs="Courier New" w:hint="default"/>
+      </w:rPr>
+    </w:lvl>
+    <w:lvl w:ilvl="8" w:tplc="04090005" w:tentative="1">
+      <w:start w:val="1"/>
+      <w:numFmt w:val="bullet"/>
+      <w:lvlText w:val=""/>
+      <w:lvlJc w:val="left"/>
+      <w:pPr>
+        <w:ind w:left="7200" w:hanging="360"/>
+      </w:pPr>
+      <w:rPr>
+        <w:rFonts w:ascii="Wingdings" w:hAnsi="Wingdings" w:hint="default"/>
+      </w:rPr>
+    </w:lvl>
+  </w:abstractNum>
+  <w:abstractNum w:abstractNumId="10" w15:restartNumberingAfterBreak="0">
+    <w:nsid w:val="3D7E5214"/>
+    <w:multiLevelType w:val="hybridMultilevel"/>
+    <w:tmpl w:val="7698456E"/>
+    <w:lvl w:ilvl="0" w:tplc="04090001">
+      <w:start w:val="1"/>
+      <w:numFmt w:val="bullet"/>
+      <w:lvlText w:val=""/>
+      <w:lvlJc w:val="left"/>
+      <w:pPr>
+        <w:ind w:left="1440" w:hanging="360"/>
+      </w:pPr>
+      <w:rPr>
+        <w:rFonts w:ascii="Symbol" w:hAnsi="Symbol" w:hint="default"/>
+      </w:rPr>
+    </w:lvl>
+    <w:lvl w:ilvl="1" w:tplc="04090003" w:tentative="1">
+      <w:start w:val="1"/>
+      <w:numFmt w:val="bullet"/>
+      <w:lvlText w:val="o"/>
+      <w:lvlJc w:val="left"/>
+      <w:pPr>
+        <w:ind w:left="2160" w:hanging="360"/>
+      </w:pPr>
+      <w:rPr>
+        <w:rFonts w:ascii="Courier New" w:hAnsi="Courier New" w:cs="Courier New" w:hint="default"/>
+      </w:rPr>
+    </w:lvl>
+    <w:lvl w:ilvl="2" w:tplc="04090005" w:tentative="1">
+      <w:start w:val="1"/>
+      <w:numFmt w:val="bullet"/>
+      <w:lvlText w:val=""/>
+      <w:lvlJc w:val="left"/>
+      <w:pPr>
+        <w:ind w:left="2880" w:hanging="360"/>
+      </w:pPr>
+      <w:rPr>
+        <w:rFonts w:ascii="Wingdings" w:hAnsi="Wingdings" w:hint="default"/>
+      </w:rPr>
+    </w:lvl>
+    <w:lvl w:ilvl="3" w:tplc="04090001" w:tentative="1">
+      <w:start w:val="1"/>
+      <w:numFmt w:val="bullet"/>
+      <w:lvlText w:val=""/>
+      <w:lvlJc w:val="left"/>
+      <w:pPr>
+        <w:ind w:left="3600" w:hanging="360"/>
+      </w:pPr>
+      <w:rPr>
+        <w:rFonts w:ascii="Symbol" w:hAnsi="Symbol" w:hint="default"/>
+      </w:rPr>
+    </w:lvl>
+    <w:lvl w:ilvl="4" w:tplc="04090003" w:tentative="1">
+      <w:start w:val="1"/>
+      <w:numFmt w:val="bullet"/>
+      <w:lvlText w:val="o"/>
+      <w:lvlJc w:val="left"/>
+      <w:pPr>
+        <w:ind w:left="4320" w:hanging="360"/>
+      </w:pPr>
+      <w:rPr>
+        <w:rFonts w:ascii="Courier New" w:hAnsi="Courier New" w:cs="Courier New" w:hint="default"/>
+      </w:rPr>
+    </w:lvl>
+    <w:lvl w:ilvl="5" w:tplc="04090005" w:tentative="1">
+      <w:start w:val="1"/>
+      <w:numFmt w:val="bullet"/>
+      <w:lvlText w:val=""/>
+      <w:lvlJc w:val="left"/>
+      <w:pPr>
+        <w:ind w:left="5040" w:hanging="360"/>
+      </w:pPr>
+      <w:rPr>
+        <w:rFonts w:ascii="Wingdings" w:hAnsi="Wingdings" w:hint="default"/>
+      </w:rPr>
+    </w:lvl>
+    <w:lvl w:ilvl="6" w:tplc="04090001" w:tentative="1">
+      <w:start w:val="1"/>
+      <w:numFmt w:val="bullet"/>
+      <w:lvlText w:val=""/>
+      <w:lvlJc w:val="left"/>
+      <w:pPr>
+        <w:ind w:left="5760" w:hanging="360"/>
+      </w:pPr>
+      <w:rPr>
+        <w:rFonts w:ascii="Symbol" w:hAnsi="Symbol" w:hint="default"/>
+      </w:rPr>
+    </w:lvl>
+    <w:lvl w:ilvl="7" w:tplc="04090003" w:tentative="1">
+      <w:start w:val="1"/>
+      <w:numFmt w:val="bullet"/>
+      <w:lvlText w:val="o"/>
+      <w:lvlJc w:val="left"/>
+      <w:pPr>
+        <w:ind w:left="6480" w:hanging="360"/>
+      </w:pPr>
+      <w:rPr>
+        <w:rFonts w:ascii="Courier New" w:hAnsi="Courier New" w:cs="Courier New" w:hint="default"/>
+      </w:rPr>
+    </w:lvl>
+    <w:lvl w:ilvl="8" w:tplc="04090005" w:tentative="1">
+      <w:start w:val="1"/>
+      <w:numFmt w:val="bullet"/>
+      <w:lvlText w:val=""/>
+      <w:lvlJc w:val="left"/>
+      <w:pPr>
+        <w:ind w:left="7200" w:hanging="360"/>
+      </w:pPr>
+      <w:rPr>
+        <w:rFonts w:ascii="Wingdings" w:hAnsi="Wingdings" w:hint="default"/>
+      </w:rPr>
+    </w:lvl>
+  </w:abstractNum>
+  <w:abstractNum w:abstractNumId="11" w15:restartNumberingAfterBreak="0">
     <w:nsid w:val="472C3518"/>
     <w:multiLevelType w:val="multilevel"/>
     <w:tmpl w:val="408CBDCA"/>
@@ -3210,7 +4869,7 @@
       </w:rPr>
     </w:lvl>
   </w:abstractNum>
-  <w:abstractNum w:abstractNumId="7" w15:restartNumberingAfterBreak="0">
+  <w:abstractNum w:abstractNumId="12" w15:restartNumberingAfterBreak="0">
     <w:nsid w:val="48024179"/>
     <w:multiLevelType w:val="multilevel"/>
     <w:tmpl w:val="15E2C28A"/>
@@ -3323,7 +4982,120 @@
       </w:rPr>
     </w:lvl>
   </w:abstractNum>
-  <w:abstractNum w:abstractNumId="8" w15:restartNumberingAfterBreak="0">
+  <w:abstractNum w:abstractNumId="13" w15:restartNumberingAfterBreak="0">
+    <w:nsid w:val="48440B7D"/>
+    <w:multiLevelType w:val="hybridMultilevel"/>
+    <w:tmpl w:val="E876B96C"/>
+    <w:lvl w:ilvl="0" w:tplc="04090001">
+      <w:start w:val="1"/>
+      <w:numFmt w:val="bullet"/>
+      <w:lvlText w:val=""/>
+      <w:lvlJc w:val="left"/>
+      <w:pPr>
+        <w:ind w:left="1440" w:hanging="360"/>
+      </w:pPr>
+      <w:rPr>
+        <w:rFonts w:ascii="Symbol" w:hAnsi="Symbol" w:hint="default"/>
+      </w:rPr>
+    </w:lvl>
+    <w:lvl w:ilvl="1" w:tplc="04090003" w:tentative="1">
+      <w:start w:val="1"/>
+      <w:numFmt w:val="bullet"/>
+      <w:lvlText w:val="o"/>
+      <w:lvlJc w:val="left"/>
+      <w:pPr>
+        <w:ind w:left="2160" w:hanging="360"/>
+      </w:pPr>
+      <w:rPr>
+        <w:rFonts w:ascii="Courier New" w:hAnsi="Courier New" w:cs="Courier New" w:hint="default"/>
+      </w:rPr>
+    </w:lvl>
+    <w:lvl w:ilvl="2" w:tplc="04090005" w:tentative="1">
+      <w:start w:val="1"/>
+      <w:numFmt w:val="bullet"/>
+      <w:lvlText w:val=""/>
+      <w:lvlJc w:val="left"/>
+      <w:pPr>
+        <w:ind w:left="2880" w:hanging="360"/>
+      </w:pPr>
+      <w:rPr>
+        <w:rFonts w:ascii="Wingdings" w:hAnsi="Wingdings" w:hint="default"/>
+      </w:rPr>
+    </w:lvl>
+    <w:lvl w:ilvl="3" w:tplc="04090001" w:tentative="1">
+      <w:start w:val="1"/>
+      <w:numFmt w:val="bullet"/>
+      <w:lvlText w:val=""/>
+      <w:lvlJc w:val="left"/>
+      <w:pPr>
+        <w:ind w:left="3600" w:hanging="360"/>
+      </w:pPr>
+      <w:rPr>
+        <w:rFonts w:ascii="Symbol" w:hAnsi="Symbol" w:hint="default"/>
+      </w:rPr>
+    </w:lvl>
+    <w:lvl w:ilvl="4" w:tplc="04090003" w:tentative="1">
+      <w:start w:val="1"/>
+      <w:numFmt w:val="bullet"/>
+      <w:lvlText w:val="o"/>
+      <w:lvlJc w:val="left"/>
+      <w:pPr>
+        <w:ind w:left="4320" w:hanging="360"/>
+      </w:pPr>
+      <w:rPr>
+        <w:rFonts w:ascii="Courier New" w:hAnsi="Courier New" w:cs="Courier New" w:hint="default"/>
+      </w:rPr>
+    </w:lvl>
+    <w:lvl w:ilvl="5" w:tplc="04090005" w:tentative="1">
+      <w:start w:val="1"/>
+      <w:numFmt w:val="bullet"/>
+      <w:lvlText w:val=""/>
+      <w:lvlJc w:val="left"/>
+      <w:pPr>
+        <w:ind w:left="5040" w:hanging="360"/>
+      </w:pPr>
+      <w:rPr>
+        <w:rFonts w:ascii="Wingdings" w:hAnsi="Wingdings" w:hint="default"/>
+      </w:rPr>
+    </w:lvl>
+    <w:lvl w:ilvl="6" w:tplc="04090001" w:tentative="1">
+      <w:start w:val="1"/>
+      <w:numFmt w:val="bullet"/>
+      <w:lvlText w:val=""/>
+      <w:lvlJc w:val="left"/>
+      <w:pPr>
+        <w:ind w:left="5760" w:hanging="360"/>
+      </w:pPr>
+      <w:rPr>
+        <w:rFonts w:ascii="Symbol" w:hAnsi="Symbol" w:hint="default"/>
+      </w:rPr>
+    </w:lvl>
+    <w:lvl w:ilvl="7" w:tplc="04090003" w:tentative="1">
+      <w:start w:val="1"/>
+      <w:numFmt w:val="bullet"/>
+      <w:lvlText w:val="o"/>
+      <w:lvlJc w:val="left"/>
+      <w:pPr>
+        <w:ind w:left="6480" w:hanging="360"/>
+      </w:pPr>
+      <w:rPr>
+        <w:rFonts w:ascii="Courier New" w:hAnsi="Courier New" w:cs="Courier New" w:hint="default"/>
+      </w:rPr>
+    </w:lvl>
+    <w:lvl w:ilvl="8" w:tplc="04090005" w:tentative="1">
+      <w:start w:val="1"/>
+      <w:numFmt w:val="bullet"/>
+      <w:lvlText w:val=""/>
+      <w:lvlJc w:val="left"/>
+      <w:pPr>
+        <w:ind w:left="7200" w:hanging="360"/>
+      </w:pPr>
+      <w:rPr>
+        <w:rFonts w:ascii="Wingdings" w:hAnsi="Wingdings" w:hint="default"/>
+      </w:rPr>
+    </w:lvl>
+  </w:abstractNum>
+  <w:abstractNum w:abstractNumId="14" w15:restartNumberingAfterBreak="0">
     <w:nsid w:val="51957ADE"/>
     <w:multiLevelType w:val="multilevel"/>
     <w:tmpl w:val="F13C2104"/>
@@ -3436,7 +5208,7 @@
       </w:rPr>
     </w:lvl>
   </w:abstractNum>
-  <w:abstractNum w:abstractNumId="9" w15:restartNumberingAfterBreak="0">
+  <w:abstractNum w:abstractNumId="15" w15:restartNumberingAfterBreak="0">
     <w:nsid w:val="51F32E1B"/>
     <w:multiLevelType w:val="multilevel"/>
     <w:tmpl w:val="E5F0CE6C"/>
@@ -3549,7 +5321,119 @@
       </w:rPr>
     </w:lvl>
   </w:abstractNum>
-  <w:abstractNum w:abstractNumId="10" w15:restartNumberingAfterBreak="0">
+  <w:abstractNum w:abstractNumId="16" w15:restartNumberingAfterBreak="0">
+    <w:nsid w:val="53DB4A8B"/>
+    <w:multiLevelType w:val="hybridMultilevel"/>
+    <w:tmpl w:val="82E8669C"/>
+    <w:lvl w:ilvl="0" w:tplc="314C76F2">
+      <w:numFmt w:val="bullet"/>
+      <w:lvlText w:val="-"/>
+      <w:lvlJc w:val="left"/>
+      <w:pPr>
+        <w:ind w:left="1080" w:hanging="360"/>
+      </w:pPr>
+      <w:rPr>
+        <w:rFonts w:ascii="Lexend" w:eastAsia="Lexend" w:hAnsi="Lexend" w:cs="Lexend" w:hint="default"/>
+      </w:rPr>
+    </w:lvl>
+    <w:lvl w:ilvl="1" w:tplc="04090003" w:tentative="1">
+      <w:start w:val="1"/>
+      <w:numFmt w:val="bullet"/>
+      <w:lvlText w:val="o"/>
+      <w:lvlJc w:val="left"/>
+      <w:pPr>
+        <w:ind w:left="1800" w:hanging="360"/>
+      </w:pPr>
+      <w:rPr>
+        <w:rFonts w:ascii="Courier New" w:hAnsi="Courier New" w:cs="Courier New" w:hint="default"/>
+      </w:rPr>
+    </w:lvl>
+    <w:lvl w:ilvl="2" w:tplc="04090005" w:tentative="1">
+      <w:start w:val="1"/>
+      <w:numFmt w:val="bullet"/>
+      <w:lvlText w:val=""/>
+      <w:lvlJc w:val="left"/>
+      <w:pPr>
+        <w:ind w:left="2520" w:hanging="360"/>
+      </w:pPr>
+      <w:rPr>
+        <w:rFonts w:ascii="Wingdings" w:hAnsi="Wingdings" w:hint="default"/>
+      </w:rPr>
+    </w:lvl>
+    <w:lvl w:ilvl="3" w:tplc="04090001" w:tentative="1">
+      <w:start w:val="1"/>
+      <w:numFmt w:val="bullet"/>
+      <w:lvlText w:val=""/>
+      <w:lvlJc w:val="left"/>
+      <w:pPr>
+        <w:ind w:left="3240" w:hanging="360"/>
+      </w:pPr>
+      <w:rPr>
+        <w:rFonts w:ascii="Symbol" w:hAnsi="Symbol" w:hint="default"/>
+      </w:rPr>
+    </w:lvl>
+    <w:lvl w:ilvl="4" w:tplc="04090003" w:tentative="1">
+      <w:start w:val="1"/>
+      <w:numFmt w:val="bullet"/>
+      <w:lvlText w:val="o"/>
+      <w:lvlJc w:val="left"/>
+      <w:pPr>
+        <w:ind w:left="3960" w:hanging="360"/>
+      </w:pPr>
+      <w:rPr>
+        <w:rFonts w:ascii="Courier New" w:hAnsi="Courier New" w:cs="Courier New" w:hint="default"/>
+      </w:rPr>
+    </w:lvl>
+    <w:lvl w:ilvl="5" w:tplc="04090005" w:tentative="1">
+      <w:start w:val="1"/>
+      <w:numFmt w:val="bullet"/>
+      <w:lvlText w:val=""/>
+      <w:lvlJc w:val="left"/>
+      <w:pPr>
+        <w:ind w:left="4680" w:hanging="360"/>
+      </w:pPr>
+      <w:rPr>
+        <w:rFonts w:ascii="Wingdings" w:hAnsi="Wingdings" w:hint="default"/>
+      </w:rPr>
+    </w:lvl>
+    <w:lvl w:ilvl="6" w:tplc="04090001" w:tentative="1">
+      <w:start w:val="1"/>
+      <w:numFmt w:val="bullet"/>
+      <w:lvlText w:val=""/>
+      <w:lvlJc w:val="left"/>
+      <w:pPr>
+        <w:ind w:left="5400" w:hanging="360"/>
+      </w:pPr>
+      <w:rPr>
+        <w:rFonts w:ascii="Symbol" w:hAnsi="Symbol" w:hint="default"/>
+      </w:rPr>
+    </w:lvl>
+    <w:lvl w:ilvl="7" w:tplc="04090003" w:tentative="1">
+      <w:start w:val="1"/>
+      <w:numFmt w:val="bullet"/>
+      <w:lvlText w:val="o"/>
+      <w:lvlJc w:val="left"/>
+      <w:pPr>
+        <w:ind w:left="6120" w:hanging="360"/>
+      </w:pPr>
+      <w:rPr>
+        <w:rFonts w:ascii="Courier New" w:hAnsi="Courier New" w:cs="Courier New" w:hint="default"/>
+      </w:rPr>
+    </w:lvl>
+    <w:lvl w:ilvl="8" w:tplc="04090005" w:tentative="1">
+      <w:start w:val="1"/>
+      <w:numFmt w:val="bullet"/>
+      <w:lvlText w:val=""/>
+      <w:lvlJc w:val="left"/>
+      <w:pPr>
+        <w:ind w:left="6840" w:hanging="360"/>
+      </w:pPr>
+      <w:rPr>
+        <w:rFonts w:ascii="Wingdings" w:hAnsi="Wingdings" w:hint="default"/>
+      </w:rPr>
+    </w:lvl>
+  </w:abstractNum>
+  <w:abstractNum w:abstractNumId="17" w15:restartNumberingAfterBreak="0">
     <w:nsid w:val="57C13E92"/>
     <w:multiLevelType w:val="multilevel"/>
     <w:tmpl w:val="4F6C76DE"/>
@@ -3662,7 +5546,120 @@
       </w:rPr>
     </w:lvl>
   </w:abstractNum>
-  <w:abstractNum w:abstractNumId="11" w15:restartNumberingAfterBreak="0">
+  <w:abstractNum w:abstractNumId="18" w15:restartNumberingAfterBreak="0">
+    <w:nsid w:val="5ABC1A2D"/>
+    <w:multiLevelType w:val="hybridMultilevel"/>
+    <w:tmpl w:val="B0FA1A4A"/>
+    <w:lvl w:ilvl="0" w:tplc="04090001">
+      <w:start w:val="1"/>
+      <w:numFmt w:val="bullet"/>
+      <w:lvlText w:val=""/>
+      <w:lvlJc w:val="left"/>
+      <w:pPr>
+        <w:ind w:left="1440" w:hanging="360"/>
+      </w:pPr>
+      <w:rPr>
+        <w:rFonts w:ascii="Symbol" w:hAnsi="Symbol" w:hint="default"/>
+      </w:rPr>
+    </w:lvl>
+    <w:lvl w:ilvl="1" w:tplc="04090003" w:tentative="1">
+      <w:start w:val="1"/>
+      <w:numFmt w:val="bullet"/>
+      <w:lvlText w:val="o"/>
+      <w:lvlJc w:val="left"/>
+      <w:pPr>
+        <w:ind w:left="2160" w:hanging="360"/>
+      </w:pPr>
+      <w:rPr>
+        <w:rFonts w:ascii="Courier New" w:hAnsi="Courier New" w:cs="Courier New" w:hint="default"/>
+      </w:rPr>
+    </w:lvl>
+    <w:lvl w:ilvl="2" w:tplc="04090005" w:tentative="1">
+      <w:start w:val="1"/>
+      <w:numFmt w:val="bullet"/>
+      <w:lvlText w:val=""/>
+      <w:lvlJc w:val="left"/>
+      <w:pPr>
+        <w:ind w:left="2880" w:hanging="360"/>
+      </w:pPr>
+      <w:rPr>
+        <w:rFonts w:ascii="Wingdings" w:hAnsi="Wingdings" w:hint="default"/>
+      </w:rPr>
+    </w:lvl>
+    <w:lvl w:ilvl="3" w:tplc="04090001" w:tentative="1">
+      <w:start w:val="1"/>
+      <w:numFmt w:val="bullet"/>
+      <w:lvlText w:val=""/>
+      <w:lvlJc w:val="left"/>
+      <w:pPr>
+        <w:ind w:left="3600" w:hanging="360"/>
+      </w:pPr>
+      <w:rPr>
+        <w:rFonts w:ascii="Symbol" w:hAnsi="Symbol" w:hint="default"/>
+      </w:rPr>
+    </w:lvl>
+    <w:lvl w:ilvl="4" w:tplc="04090003" w:tentative="1">
+      <w:start w:val="1"/>
+      <w:numFmt w:val="bullet"/>
+      <w:lvlText w:val="o"/>
+      <w:lvlJc w:val="left"/>
+      <w:pPr>
+        <w:ind w:left="4320" w:hanging="360"/>
+      </w:pPr>
+      <w:rPr>
+        <w:rFonts w:ascii="Courier New" w:hAnsi="Courier New" w:cs="Courier New" w:hint="default"/>
+      </w:rPr>
+    </w:lvl>
+    <w:lvl w:ilvl="5" w:tplc="04090005" w:tentative="1">
+      <w:start w:val="1"/>
+      <w:numFmt w:val="bullet"/>
+      <w:lvlText w:val=""/>
+      <w:lvlJc w:val="left"/>
+      <w:pPr>
+        <w:ind w:left="5040" w:hanging="360"/>
+      </w:pPr>
+      <w:rPr>
+        <w:rFonts w:ascii="Wingdings" w:hAnsi="Wingdings" w:hint="default"/>
+      </w:rPr>
+    </w:lvl>
+    <w:lvl w:ilvl="6" w:tplc="04090001" w:tentative="1">
+      <w:start w:val="1"/>
+      <w:numFmt w:val="bullet"/>
+      <w:lvlText w:val=""/>
+      <w:lvlJc w:val="left"/>
+      <w:pPr>
+        <w:ind w:left="5760" w:hanging="360"/>
+      </w:pPr>
+      <w:rPr>
+        <w:rFonts w:ascii="Symbol" w:hAnsi="Symbol" w:hint="default"/>
+      </w:rPr>
+    </w:lvl>
+    <w:lvl w:ilvl="7" w:tplc="04090003" w:tentative="1">
+      <w:start w:val="1"/>
+      <w:numFmt w:val="bullet"/>
+      <w:lvlText w:val="o"/>
+      <w:lvlJc w:val="left"/>
+      <w:pPr>
+        <w:ind w:left="6480" w:hanging="360"/>
+      </w:pPr>
+      <w:rPr>
+        <w:rFonts w:ascii="Courier New" w:hAnsi="Courier New" w:cs="Courier New" w:hint="default"/>
+      </w:rPr>
+    </w:lvl>
+    <w:lvl w:ilvl="8" w:tplc="04090005" w:tentative="1">
+      <w:start w:val="1"/>
+      <w:numFmt w:val="bullet"/>
+      <w:lvlText w:val=""/>
+      <w:lvlJc w:val="left"/>
+      <w:pPr>
+        <w:ind w:left="7200" w:hanging="360"/>
+      </w:pPr>
+      <w:rPr>
+        <w:rFonts w:ascii="Wingdings" w:hAnsi="Wingdings" w:hint="default"/>
+      </w:rPr>
+    </w:lvl>
+  </w:abstractNum>
+  <w:abstractNum w:abstractNumId="19" w15:restartNumberingAfterBreak="0">
     <w:nsid w:val="5DD5757A"/>
     <w:multiLevelType w:val="multilevel"/>
     <w:tmpl w:val="52BEA464"/>
@@ -3775,7 +5772,7 @@
       </w:rPr>
     </w:lvl>
   </w:abstractNum>
-  <w:abstractNum w:abstractNumId="12" w15:restartNumberingAfterBreak="0">
+  <w:abstractNum w:abstractNumId="20" w15:restartNumberingAfterBreak="0">
     <w:nsid w:val="64D343AA"/>
     <w:multiLevelType w:val="multilevel"/>
     <w:tmpl w:val="2FE60BA8"/>
@@ -3888,7 +5885,7 @@
       </w:rPr>
     </w:lvl>
   </w:abstractNum>
-  <w:abstractNum w:abstractNumId="13" w15:restartNumberingAfterBreak="0">
+  <w:abstractNum w:abstractNumId="21" w15:restartNumberingAfterBreak="0">
     <w:nsid w:val="66657F63"/>
     <w:multiLevelType w:val="multilevel"/>
     <w:tmpl w:val="8AAA28EE"/>
@@ -4001,7 +5998,232 @@
       </w:rPr>
     </w:lvl>
   </w:abstractNum>
-  <w:abstractNum w:abstractNumId="14" w15:restartNumberingAfterBreak="0">
+  <w:abstractNum w:abstractNumId="22" w15:restartNumberingAfterBreak="0">
+    <w:nsid w:val="66E36FC2"/>
+    <w:multiLevelType w:val="hybridMultilevel"/>
+    <w:tmpl w:val="94923190"/>
+    <w:lvl w:ilvl="0" w:tplc="7C8C9676">
+      <w:numFmt w:val="bullet"/>
+      <w:lvlText w:val="-"/>
+      <w:lvlJc w:val="left"/>
+      <w:pPr>
+        <w:ind w:left="1800" w:hanging="360"/>
+      </w:pPr>
+      <w:rPr>
+        <w:rFonts w:ascii="Lexend" w:eastAsia="Lexend" w:hAnsi="Lexend" w:cs="Lexend" w:hint="default"/>
+      </w:rPr>
+    </w:lvl>
+    <w:lvl w:ilvl="1" w:tplc="04090003" w:tentative="1">
+      <w:start w:val="1"/>
+      <w:numFmt w:val="bullet"/>
+      <w:lvlText w:val="o"/>
+      <w:lvlJc w:val="left"/>
+      <w:pPr>
+        <w:ind w:left="2520" w:hanging="360"/>
+      </w:pPr>
+      <w:rPr>
+        <w:rFonts w:ascii="Courier New" w:hAnsi="Courier New" w:cs="Courier New" w:hint="default"/>
+      </w:rPr>
+    </w:lvl>
+    <w:lvl w:ilvl="2" w:tplc="04090005" w:tentative="1">
+      <w:start w:val="1"/>
+      <w:numFmt w:val="bullet"/>
+      <w:lvlText w:val=""/>
+      <w:lvlJc w:val="left"/>
+      <w:pPr>
+        <w:ind w:left="3240" w:hanging="360"/>
+      </w:pPr>
+      <w:rPr>
+        <w:rFonts w:ascii="Wingdings" w:hAnsi="Wingdings" w:hint="default"/>
+      </w:rPr>
+    </w:lvl>
+    <w:lvl w:ilvl="3" w:tplc="04090001" w:tentative="1">
+      <w:start w:val="1"/>
+      <w:numFmt w:val="bullet"/>
+      <w:lvlText w:val=""/>
+      <w:lvlJc w:val="left"/>
+      <w:pPr>
+        <w:ind w:left="3960" w:hanging="360"/>
+      </w:pPr>
+      <w:rPr>
+        <w:rFonts w:ascii="Symbol" w:hAnsi="Symbol" w:hint="default"/>
+      </w:rPr>
+    </w:lvl>
+    <w:lvl w:ilvl="4" w:tplc="04090003" w:tentative="1">
+      <w:start w:val="1"/>
+      <w:numFmt w:val="bullet"/>
+      <w:lvlText w:val="o"/>
+      <w:lvlJc w:val="left"/>
+      <w:pPr>
+        <w:ind w:left="4680" w:hanging="360"/>
+      </w:pPr>
+      <w:rPr>
+        <w:rFonts w:ascii="Courier New" w:hAnsi="Courier New" w:cs="Courier New" w:hint="default"/>
+      </w:rPr>
+    </w:lvl>
+    <w:lvl w:ilvl="5" w:tplc="04090005" w:tentative="1">
+      <w:start w:val="1"/>
+      <w:numFmt w:val="bullet"/>
+      <w:lvlText w:val=""/>
+      <w:lvlJc w:val="left"/>
+      <w:pPr>
+        <w:ind w:left="5400" w:hanging="360"/>
+      </w:pPr>
+      <w:rPr>
+        <w:rFonts w:ascii="Wingdings" w:hAnsi="Wingdings" w:hint="default"/>
+      </w:rPr>
+    </w:lvl>
+    <w:lvl w:ilvl="6" w:tplc="04090001" w:tentative="1">
+      <w:start w:val="1"/>
+      <w:numFmt w:val="bullet"/>
+      <w:lvlText w:val=""/>
+      <w:lvlJc w:val="left"/>
+      <w:pPr>
+        <w:ind w:left="6120" w:hanging="360"/>
+      </w:pPr>
+      <w:rPr>
+        <w:rFonts w:ascii="Symbol" w:hAnsi="Symbol" w:hint="default"/>
+      </w:rPr>
+    </w:lvl>
+    <w:lvl w:ilvl="7" w:tplc="04090003" w:tentative="1">
+      <w:start w:val="1"/>
+      <w:numFmt w:val="bullet"/>
+      <w:lvlText w:val="o"/>
+      <w:lvlJc w:val="left"/>
+      <w:pPr>
+        <w:ind w:left="6840" w:hanging="360"/>
+      </w:pPr>
+      <w:rPr>
+        <w:rFonts w:ascii="Courier New" w:hAnsi="Courier New" w:cs="Courier New" w:hint="default"/>
+      </w:rPr>
+    </w:lvl>
+    <w:lvl w:ilvl="8" w:tplc="04090005" w:tentative="1">
+      <w:start w:val="1"/>
+      <w:numFmt w:val="bullet"/>
+      <w:lvlText w:val=""/>
+      <w:lvlJc w:val="left"/>
+      <w:pPr>
+        <w:ind w:left="7560" w:hanging="360"/>
+      </w:pPr>
+      <w:rPr>
+        <w:rFonts w:ascii="Wingdings" w:hAnsi="Wingdings" w:hint="default"/>
+      </w:rPr>
+    </w:lvl>
+  </w:abstractNum>
+  <w:abstractNum w:abstractNumId="23" w15:restartNumberingAfterBreak="0">
+    <w:nsid w:val="678B1D90"/>
+    <w:multiLevelType w:val="hybridMultilevel"/>
+    <w:tmpl w:val="91A4DC12"/>
+    <w:lvl w:ilvl="0" w:tplc="04090001">
+      <w:start w:val="1"/>
+      <w:numFmt w:val="bullet"/>
+      <w:lvlText w:val=""/>
+      <w:lvlJc w:val="left"/>
+      <w:pPr>
+        <w:ind w:left="1440" w:hanging="360"/>
+      </w:pPr>
+      <w:rPr>
+        <w:rFonts w:ascii="Symbol" w:hAnsi="Symbol" w:hint="default"/>
+      </w:rPr>
+    </w:lvl>
+    <w:lvl w:ilvl="1" w:tplc="04090003" w:tentative="1">
+      <w:start w:val="1"/>
+      <w:numFmt w:val="bullet"/>
+      <w:lvlText w:val="o"/>
+      <w:lvlJc w:val="left"/>
+      <w:pPr>
+        <w:ind w:left="2160" w:hanging="360"/>
+      </w:pPr>
+      <w:rPr>
+        <w:rFonts w:ascii="Courier New" w:hAnsi="Courier New" w:cs="Courier New" w:hint="default"/>
+      </w:rPr>
+    </w:lvl>
+    <w:lvl w:ilvl="2" w:tplc="04090005" w:tentative="1">
+      <w:start w:val="1"/>
+      <w:numFmt w:val="bullet"/>
+      <w:lvlText w:val=""/>
+      <w:lvlJc w:val="left"/>
+      <w:pPr>
+        <w:ind w:left="2880" w:hanging="360"/>
+      </w:pPr>
+      <w:rPr>
+        <w:rFonts w:ascii="Wingdings" w:hAnsi="Wingdings" w:hint="default"/>
+      </w:rPr>
+    </w:lvl>
+    <w:lvl w:ilvl="3" w:tplc="04090001" w:tentative="1">
+      <w:start w:val="1"/>
+      <w:numFmt w:val="bullet"/>
+      <w:lvlText w:val=""/>
+      <w:lvlJc w:val="left"/>
+      <w:pPr>
+        <w:ind w:left="3600" w:hanging="360"/>
+      </w:pPr>
+      <w:rPr>
+        <w:rFonts w:ascii="Symbol" w:hAnsi="Symbol" w:hint="default"/>
+      </w:rPr>
+    </w:lvl>
+    <w:lvl w:ilvl="4" w:tplc="04090003" w:tentative="1">
+      <w:start w:val="1"/>
+      <w:numFmt w:val="bullet"/>
+      <w:lvlText w:val="o"/>
+      <w:lvlJc w:val="left"/>
+      <w:pPr>
+        <w:ind w:left="4320" w:hanging="360"/>
+      </w:pPr>
+      <w:rPr>
+        <w:rFonts w:ascii="Courier New" w:hAnsi="Courier New" w:cs="Courier New" w:hint="default"/>
+      </w:rPr>
+    </w:lvl>
+    <w:lvl w:ilvl="5" w:tplc="04090005" w:tentative="1">
+      <w:start w:val="1"/>
+      <w:numFmt w:val="bullet"/>
+      <w:lvlText w:val=""/>
+      <w:lvlJc w:val="left"/>
+      <w:pPr>
+        <w:ind w:left="5040" w:hanging="360"/>
+      </w:pPr>
+      <w:rPr>
+        <w:rFonts w:ascii="Wingdings" w:hAnsi="Wingdings" w:hint="default"/>
+      </w:rPr>
+    </w:lvl>
+    <w:lvl w:ilvl="6" w:tplc="04090001" w:tentative="1">
+      <w:start w:val="1"/>
+      <w:numFmt w:val="bullet"/>
+      <w:lvlText w:val=""/>
+      <w:lvlJc w:val="left"/>
+      <w:pPr>
+        <w:ind w:left="5760" w:hanging="360"/>
+      </w:pPr>
+      <w:rPr>
+        <w:rFonts w:ascii="Symbol" w:hAnsi="Symbol" w:hint="default"/>
+      </w:rPr>
+    </w:lvl>
+    <w:lvl w:ilvl="7" w:tplc="04090003" w:tentative="1">
+      <w:start w:val="1"/>
+      <w:numFmt w:val="bullet"/>
+      <w:lvlText w:val="o"/>
+      <w:lvlJc w:val="left"/>
+      <w:pPr>
+        <w:ind w:left="6480" w:hanging="360"/>
+      </w:pPr>
+      <w:rPr>
+        <w:rFonts w:ascii="Courier New" w:hAnsi="Courier New" w:cs="Courier New" w:hint="default"/>
+      </w:rPr>
+    </w:lvl>
+    <w:lvl w:ilvl="8" w:tplc="04090005" w:tentative="1">
+      <w:start w:val="1"/>
+      <w:numFmt w:val="bullet"/>
+      <w:lvlText w:val=""/>
+      <w:lvlJc w:val="left"/>
+      <w:pPr>
+        <w:ind w:left="7200" w:hanging="360"/>
+      </w:pPr>
+      <w:rPr>
+        <w:rFonts w:ascii="Wingdings" w:hAnsi="Wingdings" w:hint="default"/>
+      </w:rPr>
+    </w:lvl>
+  </w:abstractNum>
+  <w:abstractNum w:abstractNumId="24" w15:restartNumberingAfterBreak="0">
     <w:nsid w:val="6F073E1E"/>
     <w:multiLevelType w:val="multilevel"/>
     <w:tmpl w:val="7D28DB68"/>
@@ -4114,7 +6336,233 @@
       </w:rPr>
     </w:lvl>
   </w:abstractNum>
-  <w:abstractNum w:abstractNumId="15" w15:restartNumberingAfterBreak="0">
+  <w:abstractNum w:abstractNumId="25" w15:restartNumberingAfterBreak="0">
+    <w:nsid w:val="78581CAA"/>
+    <w:multiLevelType w:val="hybridMultilevel"/>
+    <w:tmpl w:val="ACF0EC76"/>
+    <w:lvl w:ilvl="0" w:tplc="04090001">
+      <w:start w:val="1"/>
+      <w:numFmt w:val="bullet"/>
+      <w:lvlText w:val=""/>
+      <w:lvlJc w:val="left"/>
+      <w:pPr>
+        <w:ind w:left="1440" w:hanging="360"/>
+      </w:pPr>
+      <w:rPr>
+        <w:rFonts w:ascii="Symbol" w:hAnsi="Symbol" w:hint="default"/>
+      </w:rPr>
+    </w:lvl>
+    <w:lvl w:ilvl="1" w:tplc="04090003" w:tentative="1">
+      <w:start w:val="1"/>
+      <w:numFmt w:val="bullet"/>
+      <w:lvlText w:val="o"/>
+      <w:lvlJc w:val="left"/>
+      <w:pPr>
+        <w:ind w:left="2160" w:hanging="360"/>
+      </w:pPr>
+      <w:rPr>
+        <w:rFonts w:ascii="Courier New" w:hAnsi="Courier New" w:cs="Courier New" w:hint="default"/>
+      </w:rPr>
+    </w:lvl>
+    <w:lvl w:ilvl="2" w:tplc="04090005" w:tentative="1">
+      <w:start w:val="1"/>
+      <w:numFmt w:val="bullet"/>
+      <w:lvlText w:val=""/>
+      <w:lvlJc w:val="left"/>
+      <w:pPr>
+        <w:ind w:left="2880" w:hanging="360"/>
+      </w:pPr>
+      <w:rPr>
+        <w:rFonts w:ascii="Wingdings" w:hAnsi="Wingdings" w:hint="default"/>
+      </w:rPr>
+    </w:lvl>
+    <w:lvl w:ilvl="3" w:tplc="04090001" w:tentative="1">
+      <w:start w:val="1"/>
+      <w:numFmt w:val="bullet"/>
+      <w:lvlText w:val=""/>
+      <w:lvlJc w:val="left"/>
+      <w:pPr>
+        <w:ind w:left="3600" w:hanging="360"/>
+      </w:pPr>
+      <w:rPr>
+        <w:rFonts w:ascii="Symbol" w:hAnsi="Symbol" w:hint="default"/>
+      </w:rPr>
+    </w:lvl>
+    <w:lvl w:ilvl="4" w:tplc="04090003" w:tentative="1">
+      <w:start w:val="1"/>
+      <w:numFmt w:val="bullet"/>
+      <w:lvlText w:val="o"/>
+      <w:lvlJc w:val="left"/>
+      <w:pPr>
+        <w:ind w:left="4320" w:hanging="360"/>
+      </w:pPr>
+      <w:rPr>
+        <w:rFonts w:ascii="Courier New" w:hAnsi="Courier New" w:cs="Courier New" w:hint="default"/>
+      </w:rPr>
+    </w:lvl>
+    <w:lvl w:ilvl="5" w:tplc="04090005" w:tentative="1">
+      <w:start w:val="1"/>
+      <w:numFmt w:val="bullet"/>
+      <w:lvlText w:val=""/>
+      <w:lvlJc w:val="left"/>
+      <w:pPr>
+        <w:ind w:left="5040" w:hanging="360"/>
+      </w:pPr>
+      <w:rPr>
+        <w:rFonts w:ascii="Wingdings" w:hAnsi="Wingdings" w:hint="default"/>
+      </w:rPr>
+    </w:lvl>
+    <w:lvl w:ilvl="6" w:tplc="04090001" w:tentative="1">
+      <w:start w:val="1"/>
+      <w:numFmt w:val="bullet"/>
+      <w:lvlText w:val=""/>
+      <w:lvlJc w:val="left"/>
+      <w:pPr>
+        <w:ind w:left="5760" w:hanging="360"/>
+      </w:pPr>
+      <w:rPr>
+        <w:rFonts w:ascii="Symbol" w:hAnsi="Symbol" w:hint="default"/>
+      </w:rPr>
+    </w:lvl>
+    <w:lvl w:ilvl="7" w:tplc="04090003" w:tentative="1">
+      <w:start w:val="1"/>
+      <w:numFmt w:val="bullet"/>
+      <w:lvlText w:val="o"/>
+      <w:lvlJc w:val="left"/>
+      <w:pPr>
+        <w:ind w:left="6480" w:hanging="360"/>
+      </w:pPr>
+      <w:rPr>
+        <w:rFonts w:ascii="Courier New" w:hAnsi="Courier New" w:cs="Courier New" w:hint="default"/>
+      </w:rPr>
+    </w:lvl>
+    <w:lvl w:ilvl="8" w:tplc="04090005" w:tentative="1">
+      <w:start w:val="1"/>
+      <w:numFmt w:val="bullet"/>
+      <w:lvlText w:val=""/>
+      <w:lvlJc w:val="left"/>
+      <w:pPr>
+        <w:ind w:left="7200" w:hanging="360"/>
+      </w:pPr>
+      <w:rPr>
+        <w:rFonts w:ascii="Wingdings" w:hAnsi="Wingdings" w:hint="default"/>
+      </w:rPr>
+    </w:lvl>
+  </w:abstractNum>
+  <w:abstractNum w:abstractNumId="26" w15:restartNumberingAfterBreak="0">
+    <w:nsid w:val="79CE2843"/>
+    <w:multiLevelType w:val="hybridMultilevel"/>
+    <w:tmpl w:val="93DAAADA"/>
+    <w:lvl w:ilvl="0" w:tplc="04090001">
+      <w:start w:val="1"/>
+      <w:numFmt w:val="bullet"/>
+      <w:lvlText w:val=""/>
+      <w:lvlJc w:val="left"/>
+      <w:pPr>
+        <w:ind w:left="1440" w:hanging="360"/>
+      </w:pPr>
+      <w:rPr>
+        <w:rFonts w:ascii="Symbol" w:hAnsi="Symbol" w:hint="default"/>
+      </w:rPr>
+    </w:lvl>
+    <w:lvl w:ilvl="1" w:tplc="04090003" w:tentative="1">
+      <w:start w:val="1"/>
+      <w:numFmt w:val="bullet"/>
+      <w:lvlText w:val="o"/>
+      <w:lvlJc w:val="left"/>
+      <w:pPr>
+        <w:ind w:left="2160" w:hanging="360"/>
+      </w:pPr>
+      <w:rPr>
+        <w:rFonts w:ascii="Courier New" w:hAnsi="Courier New" w:cs="Courier New" w:hint="default"/>
+      </w:rPr>
+    </w:lvl>
+    <w:lvl w:ilvl="2" w:tplc="04090005" w:tentative="1">
+      <w:start w:val="1"/>
+      <w:numFmt w:val="bullet"/>
+      <w:lvlText w:val=""/>
+      <w:lvlJc w:val="left"/>
+      <w:pPr>
+        <w:ind w:left="2880" w:hanging="360"/>
+      </w:pPr>
+      <w:rPr>
+        <w:rFonts w:ascii="Wingdings" w:hAnsi="Wingdings" w:hint="default"/>
+      </w:rPr>
+    </w:lvl>
+    <w:lvl w:ilvl="3" w:tplc="04090001" w:tentative="1">
+      <w:start w:val="1"/>
+      <w:numFmt w:val="bullet"/>
+      <w:lvlText w:val=""/>
+      <w:lvlJc w:val="left"/>
+      <w:pPr>
+        <w:ind w:left="3600" w:hanging="360"/>
+      </w:pPr>
+      <w:rPr>
+        <w:rFonts w:ascii="Symbol" w:hAnsi="Symbol" w:hint="default"/>
+      </w:rPr>
+    </w:lvl>
+    <w:lvl w:ilvl="4" w:tplc="04090003" w:tentative="1">
+      <w:start w:val="1"/>
+      <w:numFmt w:val="bullet"/>
+      <w:lvlText w:val="o"/>
+      <w:lvlJc w:val="left"/>
+      <w:pPr>
+        <w:ind w:left="4320" w:hanging="360"/>
+      </w:pPr>
+      <w:rPr>
+        <w:rFonts w:ascii="Courier New" w:hAnsi="Courier New" w:cs="Courier New" w:hint="default"/>
+      </w:rPr>
+    </w:lvl>
+    <w:lvl w:ilvl="5" w:tplc="04090005" w:tentative="1">
+      <w:start w:val="1"/>
+      <w:numFmt w:val="bullet"/>
+      <w:lvlText w:val=""/>
+      <w:lvlJc w:val="left"/>
+      <w:pPr>
+        <w:ind w:left="5040" w:hanging="360"/>
+      </w:pPr>
+      <w:rPr>
+        <w:rFonts w:ascii="Wingdings" w:hAnsi="Wingdings" w:hint="default"/>
+      </w:rPr>
+    </w:lvl>
+    <w:lvl w:ilvl="6" w:tplc="04090001" w:tentative="1">
+      <w:start w:val="1"/>
+      <w:numFmt w:val="bullet"/>
+      <w:lvlText w:val=""/>
+      <w:lvlJc w:val="left"/>
+      <w:pPr>
+        <w:ind w:left="5760" w:hanging="360"/>
+      </w:pPr>
+      <w:rPr>
+        <w:rFonts w:ascii="Symbol" w:hAnsi="Symbol" w:hint="default"/>
+      </w:rPr>
+    </w:lvl>
+    <w:lvl w:ilvl="7" w:tplc="04090003" w:tentative="1">
+      <w:start w:val="1"/>
+      <w:numFmt w:val="bullet"/>
+      <w:lvlText w:val="o"/>
+      <w:lvlJc w:val="left"/>
+      <w:pPr>
+        <w:ind w:left="6480" w:hanging="360"/>
+      </w:pPr>
+      <w:rPr>
+        <w:rFonts w:ascii="Courier New" w:hAnsi="Courier New" w:cs="Courier New" w:hint="default"/>
+      </w:rPr>
+    </w:lvl>
+    <w:lvl w:ilvl="8" w:tplc="04090005" w:tentative="1">
+      <w:start w:val="1"/>
+      <w:numFmt w:val="bullet"/>
+      <w:lvlText w:val=""/>
+      <w:lvlJc w:val="left"/>
+      <w:pPr>
+        <w:ind w:left="7200" w:hanging="360"/>
+      </w:pPr>
+      <w:rPr>
+        <w:rFonts w:ascii="Wingdings" w:hAnsi="Wingdings" w:hint="default"/>
+      </w:rPr>
+    </w:lvl>
+  </w:abstractNum>
+  <w:abstractNum w:abstractNumId="27" w15:restartNumberingAfterBreak="0">
     <w:nsid w:val="7B7170A5"/>
     <w:multiLevelType w:val="multilevel"/>
     <w:tmpl w:val="70B4229E"/>
@@ -4228,51 +6676,87 @@
     </w:lvl>
   </w:abstractNum>
   <w:num w:numId="1" w16cid:durableId="1200237473">
+    <w:abstractNumId w:val="15"/>
+  </w:num>
+  <w:num w:numId="2" w16cid:durableId="163520121">
+    <w:abstractNumId w:val="3"/>
+  </w:num>
+  <w:num w:numId="3" w16cid:durableId="476143897">
+    <w:abstractNumId w:val="14"/>
+  </w:num>
+  <w:num w:numId="4" w16cid:durableId="1304040104">
+    <w:abstractNumId w:val="12"/>
+  </w:num>
+  <w:num w:numId="5" w16cid:durableId="2071031478">
+    <w:abstractNumId w:val="24"/>
+  </w:num>
+  <w:num w:numId="6" w16cid:durableId="1959599613">
+    <w:abstractNumId w:val="7"/>
+  </w:num>
+  <w:num w:numId="7" w16cid:durableId="1769816294">
+    <w:abstractNumId w:val="17"/>
+  </w:num>
+  <w:num w:numId="8" w16cid:durableId="70274652">
+    <w:abstractNumId w:val="2"/>
+  </w:num>
+  <w:num w:numId="9" w16cid:durableId="311763110">
+    <w:abstractNumId w:val="20"/>
+  </w:num>
+  <w:num w:numId="10" w16cid:durableId="403189974">
+    <w:abstractNumId w:val="27"/>
+  </w:num>
+  <w:num w:numId="11" w16cid:durableId="354692849">
+    <w:abstractNumId w:val="8"/>
+  </w:num>
+  <w:num w:numId="12" w16cid:durableId="215510913">
+    <w:abstractNumId w:val="11"/>
+  </w:num>
+  <w:num w:numId="13" w16cid:durableId="2080982498">
+    <w:abstractNumId w:val="6"/>
+  </w:num>
+  <w:num w:numId="14" w16cid:durableId="1467354242">
+    <w:abstractNumId w:val="21"/>
+  </w:num>
+  <w:num w:numId="15" w16cid:durableId="1116489195">
+    <w:abstractNumId w:val="19"/>
+  </w:num>
+  <w:num w:numId="16" w16cid:durableId="1299534960">
+    <w:abstractNumId w:val="1"/>
+  </w:num>
+  <w:num w:numId="17" w16cid:durableId="82535545">
     <w:abstractNumId w:val="9"/>
   </w:num>
-  <w:num w:numId="2" w16cid:durableId="163520121">
-    <w:abstractNumId w:val="2"/>
-  </w:num>
-  <w:num w:numId="3" w16cid:durableId="476143897">
-    <w:abstractNumId w:val="8"/>
-  </w:num>
-  <w:num w:numId="4" w16cid:durableId="1304040104">
-    <w:abstractNumId w:val="7"/>
-  </w:num>
-  <w:num w:numId="5" w16cid:durableId="2071031478">
-    <w:abstractNumId w:val="14"/>
-  </w:num>
-  <w:num w:numId="6" w16cid:durableId="1959599613">
+  <w:num w:numId="18" w16cid:durableId="1127893040">
     <w:abstractNumId w:val="4"/>
   </w:num>
-  <w:num w:numId="7" w16cid:durableId="1769816294">
+  <w:num w:numId="19" w16cid:durableId="1555700082">
+    <w:abstractNumId w:val="18"/>
+  </w:num>
+  <w:num w:numId="20" w16cid:durableId="1861815886">
+    <w:abstractNumId w:val="23"/>
+  </w:num>
+  <w:num w:numId="21" w16cid:durableId="403532588">
+    <w:abstractNumId w:val="13"/>
+  </w:num>
+  <w:num w:numId="22" w16cid:durableId="1138566757">
+    <w:abstractNumId w:val="16"/>
+  </w:num>
+  <w:num w:numId="23" w16cid:durableId="999425381">
+    <w:abstractNumId w:val="5"/>
+  </w:num>
+  <w:num w:numId="24" w16cid:durableId="216161834">
     <w:abstractNumId w:val="10"/>
   </w:num>
-  <w:num w:numId="8" w16cid:durableId="70274652">
-    <w:abstractNumId w:val="1"/>
+  <w:num w:numId="25" w16cid:durableId="861481844">
+    <w:abstractNumId w:val="22"/>
   </w:num>
-  <w:num w:numId="9" w16cid:durableId="311763110">
-    <w:abstractNumId w:val="12"/>
+  <w:num w:numId="26" w16cid:durableId="857694941">
+    <w:abstractNumId w:val="25"/>
   </w:num>
-  <w:num w:numId="10" w16cid:durableId="403189974">
-    <w:abstractNumId w:val="15"/>
+  <w:num w:numId="27" w16cid:durableId="1174607192">
+    <w:abstractNumId w:val="26"/>
   </w:num>
-  <w:num w:numId="11" w16cid:durableId="354692849">
-    <w:abstractNumId w:val="5"/>
-  </w:num>
-  <w:num w:numId="12" w16cid:durableId="215510913">
-    <w:abstractNumId w:val="6"/>
-  </w:num>
-  <w:num w:numId="13" w16cid:durableId="2080982498">
-    <w:abstractNumId w:val="3"/>
-  </w:num>
-  <w:num w:numId="14" w16cid:durableId="1467354242">
-    <w:abstractNumId w:val="13"/>
-  </w:num>
-  <w:num w:numId="15" w16cid:durableId="1116489195">
-    <w:abstractNumId w:val="11"/>
-  </w:num>
-  <w:num w:numId="16" w16cid:durableId="1299534960">
+  <w:num w:numId="28" w16cid:durableId="146485557">
     <w:abstractNumId w:val="0"/>
   </w:num>
 </w:numbering>
@@ -4793,7 +7277,6 @@
   <w:style w:type="character" w:default="1" w:styleId="DefaultParagraphFont">
     <w:name w:val="Default Paragraph Font"/>
     <w:uiPriority w:val="1"/>
-    <w:semiHidden/>
     <w:unhideWhenUsed/>
   </w:style>
   <w:style w:type="table" w:default="1" w:styleId="TableNormal">
@@ -4909,6 +7392,124 @@
     <w:rsid w:val="00002FCB"/>
     <w:pPr>
       <w:contextualSpacing/>
+    </w:pPr>
+  </w:style>
+  <w:style w:type="paragraph" w:styleId="Header">
+    <w:name w:val="header"/>
+    <w:basedOn w:val="Normal"/>
+    <w:link w:val="HeaderChar"/>
+    <w:uiPriority w:val="99"/>
+    <w:unhideWhenUsed/>
+    <w:rsid w:val="00682E37"/>
+    <w:pPr>
+      <w:tabs>
+        <w:tab w:val="center" w:pos="4680"/>
+        <w:tab w:val="right" w:pos="9360"/>
+      </w:tabs>
+      <w:spacing w:line="240" w:lineRule="auto"/>
+    </w:pPr>
+  </w:style>
+  <w:style w:type="character" w:customStyle="1" w:styleId="HeaderChar">
+    <w:name w:val="Header Char"/>
+    <w:basedOn w:val="DefaultParagraphFont"/>
+    <w:link w:val="Header"/>
+    <w:uiPriority w:val="99"/>
+    <w:rsid w:val="00682E37"/>
+  </w:style>
+  <w:style w:type="paragraph" w:styleId="Footer">
+    <w:name w:val="footer"/>
+    <w:basedOn w:val="Normal"/>
+    <w:link w:val="FooterChar"/>
+    <w:uiPriority w:val="99"/>
+    <w:unhideWhenUsed/>
+    <w:rsid w:val="00682E37"/>
+    <w:pPr>
+      <w:tabs>
+        <w:tab w:val="center" w:pos="4680"/>
+        <w:tab w:val="right" w:pos="9360"/>
+      </w:tabs>
+      <w:spacing w:line="240" w:lineRule="auto"/>
+    </w:pPr>
+  </w:style>
+  <w:style w:type="character" w:customStyle="1" w:styleId="FooterChar">
+    <w:name w:val="Footer Char"/>
+    <w:basedOn w:val="DefaultParagraphFont"/>
+    <w:link w:val="Footer"/>
+    <w:uiPriority w:val="99"/>
+    <w:rsid w:val="00682E37"/>
+  </w:style>
+  <w:style w:type="character" w:styleId="Hyperlink">
+    <w:name w:val="Hyperlink"/>
+    <w:basedOn w:val="DefaultParagraphFont"/>
+    <w:uiPriority w:val="99"/>
+    <w:unhideWhenUsed/>
+    <w:rsid w:val="0051397A"/>
+    <w:rPr>
+      <w:color w:val="0000FF" w:themeColor="hyperlink"/>
+      <w:u w:val="single"/>
+    </w:rPr>
+  </w:style>
+  <w:style w:type="character" w:styleId="UnresolvedMention">
+    <w:name w:val="Unresolved Mention"/>
+    <w:basedOn w:val="DefaultParagraphFont"/>
+    <w:uiPriority w:val="99"/>
+    <w:semiHidden/>
+    <w:unhideWhenUsed/>
+    <w:rsid w:val="0051397A"/>
+    <w:rPr>
+      <w:color w:val="605E5C"/>
+      <w:shd w:val="clear" w:color="auto" w:fill="E1DFDD"/>
+    </w:rPr>
+  </w:style>
+  <w:style w:type="character" w:styleId="FollowedHyperlink">
+    <w:name w:val="FollowedHyperlink"/>
+    <w:basedOn w:val="DefaultParagraphFont"/>
+    <w:uiPriority w:val="99"/>
+    <w:semiHidden/>
+    <w:unhideWhenUsed/>
+    <w:rsid w:val="0051397A"/>
+    <w:rPr>
+      <w:color w:val="800080" w:themeColor="followedHyperlink"/>
+      <w:u w:val="single"/>
+    </w:rPr>
+  </w:style>
+  <w:style w:type="paragraph" w:styleId="TOC1">
+    <w:name w:val="toc 1"/>
+    <w:basedOn w:val="Normal"/>
+    <w:next w:val="Normal"/>
+    <w:autoRedefine/>
+    <w:uiPriority w:val="39"/>
+    <w:unhideWhenUsed/>
+    <w:rsid w:val="00CA21A4"/>
+    <w:pPr>
+      <w:spacing w:after="100"/>
+      <w:ind w:left="0"/>
+    </w:pPr>
+  </w:style>
+  <w:style w:type="paragraph" w:styleId="TOC2">
+    <w:name w:val="toc 2"/>
+    <w:basedOn w:val="Normal"/>
+    <w:next w:val="Normal"/>
+    <w:autoRedefine/>
+    <w:uiPriority w:val="39"/>
+    <w:unhideWhenUsed/>
+    <w:rsid w:val="00CA21A4"/>
+    <w:pPr>
+      <w:spacing w:after="100"/>
+      <w:ind w:left="220"/>
+    </w:pPr>
+  </w:style>
+  <w:style w:type="paragraph" w:styleId="TOC3">
+    <w:name w:val="toc 3"/>
+    <w:basedOn w:val="Normal"/>
+    <w:next w:val="Normal"/>
+    <w:autoRedefine/>
+    <w:uiPriority w:val="39"/>
+    <w:unhideWhenUsed/>
+    <w:rsid w:val="00CA21A4"/>
+    <w:pPr>
+      <w:spacing w:after="100"/>
+      <w:ind w:left="440"/>
     </w:pPr>
   </w:style>
 </w:styles>

--- a/Tech Docs/Tech Doc CS1050.docx
+++ b/Tech Docs/Tech Doc CS1050.docx
@@ -72,7 +72,13 @@
                     <w:tab w:val="right" w:leader="dot" w:pos="9350"/>
                   </w:tabs>
                   <w:rPr>
+                    <w:rFonts w:asciiTheme="minorHAnsi" w:eastAsiaTheme="minorEastAsia" w:hAnsiTheme="minorHAnsi" w:cstheme="minorBidi"/>
                     <w:noProof/>
+                    <w:kern w:val="2"/>
+                    <w:sz w:val="24"/>
+                    <w:szCs w:val="24"/>
+                    <w:lang w:val="en-US"/>
+                    <w14:ligatures w14:val="standardContextual"/>
                   </w:rPr>
                 </w:pPr>
                 <w:r>
@@ -84,7 +90,7 @@
                 <w:r>
                   <w:fldChar w:fldCharType="separate"/>
                 </w:r>
-                <w:hyperlink w:anchor="_Toc221110474" w:history="1">
+                <w:hyperlink w:anchor="_Toc221656348" w:history="1">
                   <w:r>
                     <w:rPr>
                       <w:rStyle w:val="Hyperlink"/>
@@ -101,10 +107,16 @@
                     <w:tab w:val="right" w:leader="dot" w:pos="9350"/>
                   </w:tabs>
                   <w:rPr>
+                    <w:rFonts w:asciiTheme="minorHAnsi" w:eastAsiaTheme="minorEastAsia" w:hAnsiTheme="minorHAnsi" w:cstheme="minorBidi"/>
                     <w:noProof/>
+                    <w:kern w:val="2"/>
+                    <w:sz w:val="24"/>
+                    <w:szCs w:val="24"/>
+                    <w:lang w:val="en-US"/>
+                    <w14:ligatures w14:val="standardContextual"/>
                   </w:rPr>
                 </w:pPr>
-                <w:hyperlink w:anchor="_Toc221110475" w:history="1">
+                <w:hyperlink w:anchor="_Toc221656349" w:history="1">
                   <w:r>
                     <w:rPr>
                       <w:rStyle w:val="Hyperlink"/>
@@ -121,10 +133,16 @@
                     <w:tab w:val="right" w:leader="dot" w:pos="9350"/>
                   </w:tabs>
                   <w:rPr>
+                    <w:rFonts w:asciiTheme="minorHAnsi" w:eastAsiaTheme="minorEastAsia" w:hAnsiTheme="minorHAnsi" w:cstheme="minorBidi"/>
                     <w:noProof/>
+                    <w:kern w:val="2"/>
+                    <w:sz w:val="24"/>
+                    <w:szCs w:val="24"/>
+                    <w:lang w:val="en-US"/>
+                    <w14:ligatures w14:val="standardContextual"/>
                   </w:rPr>
                 </w:pPr>
-                <w:hyperlink w:anchor="_Toc221110476" w:history="1">
+                <w:hyperlink w:anchor="_Toc221656350" w:history="1">
                   <w:r>
                     <w:rPr>
                       <w:rStyle w:val="Hyperlink"/>
@@ -141,10 +159,16 @@
                     <w:tab w:val="right" w:leader="dot" w:pos="9350"/>
                   </w:tabs>
                   <w:rPr>
+                    <w:rFonts w:asciiTheme="minorHAnsi" w:eastAsiaTheme="minorEastAsia" w:hAnsiTheme="minorHAnsi" w:cstheme="minorBidi"/>
                     <w:noProof/>
+                    <w:kern w:val="2"/>
+                    <w:sz w:val="24"/>
+                    <w:szCs w:val="24"/>
+                    <w:lang w:val="en-US"/>
+                    <w14:ligatures w14:val="standardContextual"/>
                   </w:rPr>
                 </w:pPr>
-                <w:hyperlink w:anchor="_Toc221110477" w:history="1">
+                <w:hyperlink w:anchor="_Toc221656351" w:history="1">
                   <w:r>
                     <w:rPr>
                       <w:rStyle w:val="Hyperlink"/>
@@ -161,10 +185,16 @@
                     <w:tab w:val="right" w:leader="dot" w:pos="9350"/>
                   </w:tabs>
                   <w:rPr>
+                    <w:rFonts w:asciiTheme="minorHAnsi" w:eastAsiaTheme="minorEastAsia" w:hAnsiTheme="minorHAnsi" w:cstheme="minorBidi"/>
                     <w:noProof/>
+                    <w:kern w:val="2"/>
+                    <w:sz w:val="24"/>
+                    <w:szCs w:val="24"/>
+                    <w:lang w:val="en-US"/>
+                    <w14:ligatures w14:val="standardContextual"/>
                   </w:rPr>
                 </w:pPr>
-                <w:hyperlink w:anchor="_Toc221110478" w:history="1">
+                <w:hyperlink w:anchor="_Toc221656352" w:history="1">
                   <w:r>
                     <w:rPr>
                       <w:rStyle w:val="Hyperlink"/>
@@ -181,10 +211,16 @@
                     <w:tab w:val="right" w:leader="dot" w:pos="9350"/>
                   </w:tabs>
                   <w:rPr>
+                    <w:rFonts w:asciiTheme="minorHAnsi" w:eastAsiaTheme="minorEastAsia" w:hAnsiTheme="minorHAnsi" w:cstheme="minorBidi"/>
                     <w:noProof/>
+                    <w:kern w:val="2"/>
+                    <w:sz w:val="24"/>
+                    <w:szCs w:val="24"/>
+                    <w:lang w:val="en-US"/>
+                    <w14:ligatures w14:val="standardContextual"/>
                   </w:rPr>
                 </w:pPr>
-                <w:hyperlink w:anchor="_Toc221110479" w:history="1">
+                <w:hyperlink w:anchor="_Toc221656353" w:history="1">
                   <w:r>
                     <w:rPr>
                       <w:rStyle w:val="Hyperlink"/>
@@ -201,10 +237,16 @@
                     <w:tab w:val="right" w:leader="dot" w:pos="9350"/>
                   </w:tabs>
                   <w:rPr>
+                    <w:rFonts w:asciiTheme="minorHAnsi" w:eastAsiaTheme="minorEastAsia" w:hAnsiTheme="minorHAnsi" w:cstheme="minorBidi"/>
                     <w:noProof/>
+                    <w:kern w:val="2"/>
+                    <w:sz w:val="24"/>
+                    <w:szCs w:val="24"/>
+                    <w:lang w:val="en-US"/>
+                    <w14:ligatures w14:val="standardContextual"/>
                   </w:rPr>
                 </w:pPr>
-                <w:hyperlink w:anchor="_Toc221110480" w:history="1">
+                <w:hyperlink w:anchor="_Toc221656354" w:history="1">
                   <w:r>
                     <w:rPr>
                       <w:rStyle w:val="Hyperlink"/>
@@ -221,10 +263,16 @@
                     <w:tab w:val="right" w:leader="dot" w:pos="9350"/>
                   </w:tabs>
                   <w:rPr>
+                    <w:rFonts w:asciiTheme="minorHAnsi" w:eastAsiaTheme="minorEastAsia" w:hAnsiTheme="minorHAnsi" w:cstheme="minorBidi"/>
                     <w:noProof/>
+                    <w:kern w:val="2"/>
+                    <w:sz w:val="24"/>
+                    <w:szCs w:val="24"/>
+                    <w:lang w:val="en-US"/>
+                    <w14:ligatures w14:val="standardContextual"/>
                   </w:rPr>
                 </w:pPr>
-                <w:hyperlink w:anchor="_Toc221110481" w:history="1">
+                <w:hyperlink w:anchor="_Toc221656355" w:history="1">
                   <w:r>
                     <w:rPr>
                       <w:rStyle w:val="Hyperlink"/>
@@ -241,10 +289,16 @@
                     <w:tab w:val="right" w:leader="dot" w:pos="9350"/>
                   </w:tabs>
                   <w:rPr>
+                    <w:rFonts w:asciiTheme="minorHAnsi" w:eastAsiaTheme="minorEastAsia" w:hAnsiTheme="minorHAnsi" w:cstheme="minorBidi"/>
                     <w:noProof/>
+                    <w:kern w:val="2"/>
+                    <w:sz w:val="24"/>
+                    <w:szCs w:val="24"/>
+                    <w:lang w:val="en-US"/>
+                    <w14:ligatures w14:val="standardContextual"/>
                   </w:rPr>
                 </w:pPr>
-                <w:hyperlink w:anchor="_Toc221110482" w:history="1">
+                <w:hyperlink w:anchor="_Toc221656356" w:history="1">
                   <w:r>
                     <w:rPr>
                       <w:rStyle w:val="Hyperlink"/>
@@ -262,10 +316,16 @@
                     <w:tab w:val="right" w:leader="dot" w:pos="9350"/>
                   </w:tabs>
                   <w:rPr>
+                    <w:rFonts w:asciiTheme="minorHAnsi" w:eastAsiaTheme="minorEastAsia" w:hAnsiTheme="minorHAnsi" w:cstheme="minorBidi"/>
                     <w:noProof/>
+                    <w:kern w:val="2"/>
+                    <w:sz w:val="24"/>
+                    <w:szCs w:val="24"/>
+                    <w:lang w:val="en-US"/>
+                    <w14:ligatures w14:val="standardContextual"/>
                   </w:rPr>
                 </w:pPr>
-                <w:hyperlink w:anchor="_Toc221110483" w:history="1">
+                <w:hyperlink w:anchor="_Toc221656357" w:history="1">
                   <w:r>
                     <w:rPr>
                       <w:rStyle w:val="Hyperlink"/>
@@ -282,23 +342,22 @@
                     <w:tab w:val="right" w:leader="dot" w:pos="9350"/>
                   </w:tabs>
                   <w:rPr>
+                    <w:rFonts w:asciiTheme="minorHAnsi" w:eastAsiaTheme="minorEastAsia" w:hAnsiTheme="minorHAnsi" w:cstheme="minorBidi"/>
                     <w:noProof/>
+                    <w:kern w:val="2"/>
+                    <w:sz w:val="24"/>
+                    <w:szCs w:val="24"/>
+                    <w:lang w:val="en-US"/>
+                    <w14:ligatures w14:val="standardContextual"/>
                   </w:rPr>
                 </w:pPr>
-                <w:hyperlink w:anchor="_Toc221110484" w:history="1">
+                <w:hyperlink w:anchor="_Toc221656358" w:history="1">
                   <w:r>
                     <w:rPr>
                       <w:rStyle w:val="Hyperlink"/>
                       <w:noProof/>
                     </w:rPr>
-                    <w:t>Parts of java progra</w:t>
-                  </w:r>
-                  <w:r>
-                    <w:rPr>
-                      <w:rStyle w:val="Hyperlink"/>
-                      <w:noProof/>
-                    </w:rPr>
-                    <w:t>m</w:t>
+                    <w:t>Parts of java program</w:t>
                   </w:r>
                 </w:hyperlink>
               </w:p>
@@ -309,10 +368,16 @@
                     <w:tab w:val="right" w:leader="dot" w:pos="9350"/>
                   </w:tabs>
                   <w:rPr>
+                    <w:rFonts w:asciiTheme="minorHAnsi" w:eastAsiaTheme="minorEastAsia" w:hAnsiTheme="minorHAnsi" w:cstheme="minorBidi"/>
                     <w:noProof/>
+                    <w:kern w:val="2"/>
+                    <w:sz w:val="24"/>
+                    <w:szCs w:val="24"/>
+                    <w:lang w:val="en-US"/>
+                    <w14:ligatures w14:val="standardContextual"/>
                   </w:rPr>
                 </w:pPr>
-                <w:hyperlink w:anchor="_Toc221110485" w:history="1">
+                <w:hyperlink w:anchor="_Toc221656359" w:history="1">
                   <w:r>
                     <w:rPr>
                       <w:rStyle w:val="Hyperlink"/>
@@ -329,10 +394,16 @@
                     <w:tab w:val="right" w:leader="dot" w:pos="9350"/>
                   </w:tabs>
                   <w:rPr>
+                    <w:rFonts w:asciiTheme="minorHAnsi" w:eastAsiaTheme="minorEastAsia" w:hAnsiTheme="minorHAnsi" w:cstheme="minorBidi"/>
                     <w:noProof/>
+                    <w:kern w:val="2"/>
+                    <w:sz w:val="24"/>
+                    <w:szCs w:val="24"/>
+                    <w:lang w:val="en-US"/>
+                    <w14:ligatures w14:val="standardContextual"/>
                   </w:rPr>
                 </w:pPr>
-                <w:hyperlink w:anchor="_Toc221110486" w:history="1">
+                <w:hyperlink w:anchor="_Toc221656360" w:history="1">
                   <w:r>
                     <w:rPr>
                       <w:rStyle w:val="Hyperlink"/>
@@ -349,10 +420,16 @@
                     <w:tab w:val="right" w:leader="dot" w:pos="9350"/>
                   </w:tabs>
                   <w:rPr>
+                    <w:rFonts w:asciiTheme="minorHAnsi" w:eastAsiaTheme="minorEastAsia" w:hAnsiTheme="minorHAnsi" w:cstheme="minorBidi"/>
                     <w:noProof/>
+                    <w:kern w:val="2"/>
+                    <w:sz w:val="24"/>
+                    <w:szCs w:val="24"/>
+                    <w:lang w:val="en-US"/>
+                    <w14:ligatures w14:val="standardContextual"/>
                   </w:rPr>
                 </w:pPr>
-                <w:hyperlink w:anchor="_Toc221110487" w:history="1">
+                <w:hyperlink w:anchor="_Toc221656361" w:history="1">
                   <w:r>
                     <w:rPr>
                       <w:rStyle w:val="Hyperlink"/>
@@ -369,10 +446,16 @@
                     <w:tab w:val="right" w:leader="dot" w:pos="9350"/>
                   </w:tabs>
                   <w:rPr>
+                    <w:rFonts w:asciiTheme="minorHAnsi" w:eastAsiaTheme="minorEastAsia" w:hAnsiTheme="minorHAnsi" w:cstheme="minorBidi"/>
                     <w:noProof/>
+                    <w:kern w:val="2"/>
+                    <w:sz w:val="24"/>
+                    <w:szCs w:val="24"/>
+                    <w:lang w:val="en-US"/>
+                    <w14:ligatures w14:val="standardContextual"/>
                   </w:rPr>
                 </w:pPr>
-                <w:hyperlink w:anchor="_Toc221110488" w:history="1">
+                <w:hyperlink w:anchor="_Toc221656362" w:history="1">
                   <w:r>
                     <w:rPr>
                       <w:rStyle w:val="Hyperlink"/>
@@ -389,10 +472,16 @@
                     <w:tab w:val="right" w:leader="dot" w:pos="9350"/>
                   </w:tabs>
                   <w:rPr>
+                    <w:rFonts w:asciiTheme="minorHAnsi" w:eastAsiaTheme="minorEastAsia" w:hAnsiTheme="minorHAnsi" w:cstheme="minorBidi"/>
                     <w:noProof/>
+                    <w:kern w:val="2"/>
+                    <w:sz w:val="24"/>
+                    <w:szCs w:val="24"/>
+                    <w:lang w:val="en-US"/>
+                    <w14:ligatures w14:val="standardContextual"/>
                   </w:rPr>
                 </w:pPr>
-                <w:hyperlink w:anchor="_Toc221110489" w:history="1">
+                <w:hyperlink w:anchor="_Toc221656363" w:history="1">
                   <w:r>
                     <w:rPr>
                       <w:rStyle w:val="Hyperlink"/>
@@ -409,10 +498,16 @@
                     <w:tab w:val="right" w:leader="dot" w:pos="9350"/>
                   </w:tabs>
                   <w:rPr>
+                    <w:rFonts w:asciiTheme="minorHAnsi" w:eastAsiaTheme="minorEastAsia" w:hAnsiTheme="minorHAnsi" w:cstheme="minorBidi"/>
                     <w:noProof/>
+                    <w:kern w:val="2"/>
+                    <w:sz w:val="24"/>
+                    <w:szCs w:val="24"/>
+                    <w:lang w:val="en-US"/>
+                    <w14:ligatures w14:val="standardContextual"/>
                   </w:rPr>
                 </w:pPr>
-                <w:hyperlink w:anchor="_Toc221110490" w:history="1">
+                <w:hyperlink w:anchor="_Toc221656364" w:history="1">
                   <w:r>
                     <w:rPr>
                       <w:rStyle w:val="Hyperlink"/>
@@ -429,10 +524,16 @@
                     <w:tab w:val="right" w:leader="dot" w:pos="9350"/>
                   </w:tabs>
                   <w:rPr>
+                    <w:rFonts w:asciiTheme="minorHAnsi" w:eastAsiaTheme="minorEastAsia" w:hAnsiTheme="minorHAnsi" w:cstheme="minorBidi"/>
                     <w:noProof/>
+                    <w:kern w:val="2"/>
+                    <w:sz w:val="24"/>
+                    <w:szCs w:val="24"/>
+                    <w:lang w:val="en-US"/>
+                    <w14:ligatures w14:val="standardContextual"/>
                   </w:rPr>
                 </w:pPr>
-                <w:hyperlink w:anchor="_Toc221110491" w:history="1">
+                <w:hyperlink w:anchor="_Toc221656365" w:history="1">
                   <w:r>
                     <w:rPr>
                       <w:rStyle w:val="Hyperlink"/>
@@ -449,10 +550,16 @@
                     <w:tab w:val="right" w:leader="dot" w:pos="9350"/>
                   </w:tabs>
                   <w:rPr>
+                    <w:rFonts w:asciiTheme="minorHAnsi" w:eastAsiaTheme="minorEastAsia" w:hAnsiTheme="minorHAnsi" w:cstheme="minorBidi"/>
                     <w:noProof/>
+                    <w:kern w:val="2"/>
+                    <w:sz w:val="24"/>
+                    <w:szCs w:val="24"/>
+                    <w:lang w:val="en-US"/>
+                    <w14:ligatures w14:val="standardContextual"/>
                   </w:rPr>
                 </w:pPr>
-                <w:hyperlink w:anchor="_Toc221110492" w:history="1">
+                <w:hyperlink w:anchor="_Toc221656366" w:history="1">
                   <w:r>
                     <w:rPr>
                       <w:rStyle w:val="Hyperlink"/>
@@ -469,10 +576,16 @@
                     <w:tab w:val="right" w:leader="dot" w:pos="9350"/>
                   </w:tabs>
                   <w:rPr>
+                    <w:rFonts w:asciiTheme="minorHAnsi" w:eastAsiaTheme="minorEastAsia" w:hAnsiTheme="minorHAnsi" w:cstheme="minorBidi"/>
                     <w:noProof/>
+                    <w:kern w:val="2"/>
+                    <w:sz w:val="24"/>
+                    <w:szCs w:val="24"/>
+                    <w:lang w:val="en-US"/>
+                    <w14:ligatures w14:val="standardContextual"/>
                   </w:rPr>
                 </w:pPr>
-                <w:hyperlink w:anchor="_Toc221110493" w:history="1">
+                <w:hyperlink w:anchor="_Toc221656367" w:history="1">
                   <w:r>
                     <w:rPr>
                       <w:rStyle w:val="Hyperlink"/>
@@ -489,10 +602,16 @@
                     <w:tab w:val="right" w:leader="dot" w:pos="9350"/>
                   </w:tabs>
                   <w:rPr>
+                    <w:rFonts w:asciiTheme="minorHAnsi" w:eastAsiaTheme="minorEastAsia" w:hAnsiTheme="minorHAnsi" w:cstheme="minorBidi"/>
                     <w:noProof/>
+                    <w:kern w:val="2"/>
+                    <w:sz w:val="24"/>
+                    <w:szCs w:val="24"/>
+                    <w:lang w:val="en-US"/>
+                    <w14:ligatures w14:val="standardContextual"/>
                   </w:rPr>
                 </w:pPr>
-                <w:hyperlink w:anchor="_Toc221110494" w:history="1">
+                <w:hyperlink w:anchor="_Toc221656368" w:history="1">
                   <w:r>
                     <w:rPr>
                       <w:rStyle w:val="Hyperlink"/>
@@ -509,10 +628,114 @@
                     <w:tab w:val="right" w:leader="dot" w:pos="9350"/>
                   </w:tabs>
                   <w:rPr>
+                    <w:rFonts w:asciiTheme="minorHAnsi" w:eastAsiaTheme="minorEastAsia" w:hAnsiTheme="minorHAnsi" w:cstheme="minorBidi"/>
                     <w:noProof/>
+                    <w:kern w:val="2"/>
+                    <w:sz w:val="24"/>
+                    <w:szCs w:val="24"/>
+                    <w:lang w:val="en-US"/>
+                    <w14:ligatures w14:val="standardContextual"/>
                   </w:rPr>
                 </w:pPr>
-                <w:hyperlink w:anchor="_Toc221110495" w:history="1">
+                <w:hyperlink w:anchor="_Toc221656369" w:history="1">
+                  <w:r>
+                    <w:rPr>
+                      <w:rStyle w:val="Hyperlink"/>
+                      <w:noProof/>
+                    </w:rPr>
+                    <w:t>LO5</w:t>
+                  </w:r>
+                </w:hyperlink>
+              </w:p>
+              <w:p>
+                <w:pPr>
+                  <w:pStyle w:val="TOC1"/>
+                  <w:tabs>
+                    <w:tab w:val="right" w:leader="dot" w:pos="9350"/>
+                  </w:tabs>
+                  <w:rPr>
+                    <w:rFonts w:asciiTheme="minorHAnsi" w:eastAsiaTheme="minorEastAsia" w:hAnsiTheme="minorHAnsi" w:cstheme="minorBidi"/>
+                    <w:noProof/>
+                    <w:kern w:val="2"/>
+                    <w:sz w:val="24"/>
+                    <w:szCs w:val="24"/>
+                    <w:lang w:val="en-US"/>
+                    <w14:ligatures w14:val="standardContextual"/>
+                  </w:rPr>
+                </w:pPr>
+                <w:hyperlink w:anchor="_Toc221656370" w:history="1">
+                  <w:r>
+                    <w:rPr>
+                      <w:rStyle w:val="Hyperlink"/>
+                      <w:noProof/>
+                    </w:rPr>
+                    <w:t>LO6</w:t>
+                  </w:r>
+                </w:hyperlink>
+              </w:p>
+              <w:p>
+                <w:pPr>
+                  <w:pStyle w:val="TOC2"/>
+                  <w:tabs>
+                    <w:tab w:val="left" w:pos="720"/>
+                    <w:tab w:val="right" w:leader="dot" w:pos="9350"/>
+                  </w:tabs>
+                  <w:rPr>
+                    <w:rFonts w:asciiTheme="minorHAnsi" w:eastAsiaTheme="minorEastAsia" w:hAnsiTheme="minorHAnsi" w:cstheme="minorBidi"/>
+                    <w:noProof/>
+                    <w:kern w:val="2"/>
+                    <w:sz w:val="24"/>
+                    <w:szCs w:val="24"/>
+                    <w:lang w:val="en-US"/>
+                    <w14:ligatures w14:val="standardContextual"/>
+                  </w:rPr>
+                </w:pPr>
+                <w:hyperlink w:anchor="_Toc221656371" w:history="1">
+                  <w:r>
+                    <w:rPr>
+                      <w:rStyle w:val="Hyperlink"/>
+                      <w:noProof/>
+                    </w:rPr>
+                    <w:t>-</w:t>
+                  </w:r>
+                  <w:r>
+                    <w:rPr>
+                      <w:rFonts w:asciiTheme="minorHAnsi" w:eastAsiaTheme="minorEastAsia" w:hAnsiTheme="minorHAnsi" w:cstheme="minorBidi"/>
+                      <w:noProof/>
+                      <w:kern w:val="2"/>
+                      <w:sz w:val="24"/>
+                      <w:szCs w:val="24"/>
+                      <w:lang w:val="en-US"/>
+                      <w14:ligatures w14:val="standardContextual"/>
+                    </w:rPr>
+                    <w:tab/>
+                  </w:r>
+                  <w:r>
+                    <w:rPr>
+                      <w:rStyle w:val="Hyperlink"/>
+                      <w:noProof/>
+                    </w:rPr>
+                    <w:t>Math</w:t>
+                  </w:r>
+                </w:hyperlink>
+              </w:p>
+              <w:p>
+                <w:pPr>
+                  <w:pStyle w:val="TOC1"/>
+                  <w:tabs>
+                    <w:tab w:val="right" w:leader="dot" w:pos="9350"/>
+                  </w:tabs>
+                  <w:rPr>
+                    <w:rFonts w:asciiTheme="minorHAnsi" w:eastAsiaTheme="minorEastAsia" w:hAnsiTheme="minorHAnsi" w:cstheme="minorBidi"/>
+                    <w:noProof/>
+                    <w:kern w:val="2"/>
+                    <w:sz w:val="24"/>
+                    <w:szCs w:val="24"/>
+                    <w:lang w:val="en-US"/>
+                    <w14:ligatures w14:val="standardContextual"/>
+                  </w:rPr>
+                </w:pPr>
+                <w:hyperlink w:anchor="_Toc221656372" w:history="1">
                   <w:r>
                     <w:rPr>
                       <w:rStyle w:val="Hyperlink"/>
@@ -529,10 +752,16 @@
                     <w:tab w:val="right" w:leader="dot" w:pos="9350"/>
                   </w:tabs>
                   <w:rPr>
+                    <w:rFonts w:asciiTheme="minorHAnsi" w:eastAsiaTheme="minorEastAsia" w:hAnsiTheme="minorHAnsi" w:cstheme="minorBidi"/>
                     <w:noProof/>
+                    <w:kern w:val="2"/>
+                    <w:sz w:val="24"/>
+                    <w:szCs w:val="24"/>
+                    <w:lang w:val="en-US"/>
+                    <w14:ligatures w14:val="standardContextual"/>
                   </w:rPr>
                 </w:pPr>
-                <w:hyperlink w:anchor="_Toc221110496" w:history="1">
+                <w:hyperlink w:anchor="_Toc221656373" w:history="1">
                   <w:r>
                     <w:rPr>
                       <w:rStyle w:val="Hyperlink"/>
@@ -549,10 +778,16 @@
                     <w:tab w:val="right" w:leader="dot" w:pos="9350"/>
                   </w:tabs>
                   <w:rPr>
+                    <w:rFonts w:asciiTheme="minorHAnsi" w:eastAsiaTheme="minorEastAsia" w:hAnsiTheme="minorHAnsi" w:cstheme="minorBidi"/>
                     <w:noProof/>
+                    <w:kern w:val="2"/>
+                    <w:sz w:val="24"/>
+                    <w:szCs w:val="24"/>
+                    <w:lang w:val="en-US"/>
+                    <w14:ligatures w14:val="standardContextual"/>
                   </w:rPr>
                 </w:pPr>
-                <w:hyperlink w:anchor="_Toc221110497" w:history="1">
+                <w:hyperlink w:anchor="_Toc221656374" w:history="1">
                   <w:r>
                     <w:rPr>
                       <w:rStyle w:val="Hyperlink"/>
@@ -569,10 +804,16 @@
                     <w:tab w:val="right" w:leader="dot" w:pos="9350"/>
                   </w:tabs>
                   <w:rPr>
+                    <w:rFonts w:asciiTheme="minorHAnsi" w:eastAsiaTheme="minorEastAsia" w:hAnsiTheme="minorHAnsi" w:cstheme="minorBidi"/>
                     <w:noProof/>
+                    <w:kern w:val="2"/>
+                    <w:sz w:val="24"/>
+                    <w:szCs w:val="24"/>
+                    <w:lang w:val="en-US"/>
+                    <w14:ligatures w14:val="standardContextual"/>
                   </w:rPr>
                 </w:pPr>
-                <w:hyperlink w:anchor="_Toc221110498" w:history="1">
+                <w:hyperlink w:anchor="_Toc221656375" w:history="1">
                   <w:r>
                     <w:rPr>
                       <w:rStyle w:val="Hyperlink"/>
@@ -589,10 +830,16 @@
                     <w:tab w:val="right" w:leader="dot" w:pos="9350"/>
                   </w:tabs>
                   <w:rPr>
+                    <w:rFonts w:asciiTheme="minorHAnsi" w:eastAsiaTheme="minorEastAsia" w:hAnsiTheme="minorHAnsi" w:cstheme="minorBidi"/>
                     <w:noProof/>
+                    <w:kern w:val="2"/>
+                    <w:sz w:val="24"/>
+                    <w:szCs w:val="24"/>
+                    <w:lang w:val="en-US"/>
+                    <w14:ligatures w14:val="standardContextual"/>
                   </w:rPr>
                 </w:pPr>
-                <w:hyperlink w:anchor="_Toc221110499" w:history="1">
+                <w:hyperlink w:anchor="_Toc221656376" w:history="1">
                   <w:r>
                     <w:rPr>
                       <w:rStyle w:val="Hyperlink"/>
@@ -609,10 +856,16 @@
                     <w:tab w:val="right" w:leader="dot" w:pos="9350"/>
                   </w:tabs>
                   <w:rPr>
+                    <w:rFonts w:asciiTheme="minorHAnsi" w:eastAsiaTheme="minorEastAsia" w:hAnsiTheme="minorHAnsi" w:cstheme="minorBidi"/>
                     <w:noProof/>
+                    <w:kern w:val="2"/>
+                    <w:sz w:val="24"/>
+                    <w:szCs w:val="24"/>
+                    <w:lang w:val="en-US"/>
+                    <w14:ligatures w14:val="standardContextual"/>
                   </w:rPr>
                 </w:pPr>
-                <w:hyperlink w:anchor="_Toc221110500" w:history="1">
+                <w:hyperlink w:anchor="_Toc221656377" w:history="1">
                   <w:r>
                     <w:rPr>
                       <w:rStyle w:val="Hyperlink"/>
@@ -629,10 +882,16 @@
                     <w:tab w:val="right" w:leader="dot" w:pos="9350"/>
                   </w:tabs>
                   <w:rPr>
+                    <w:rFonts w:asciiTheme="minorHAnsi" w:eastAsiaTheme="minorEastAsia" w:hAnsiTheme="minorHAnsi" w:cstheme="minorBidi"/>
                     <w:noProof/>
+                    <w:kern w:val="2"/>
+                    <w:sz w:val="24"/>
+                    <w:szCs w:val="24"/>
+                    <w:lang w:val="en-US"/>
+                    <w14:ligatures w14:val="standardContextual"/>
                   </w:rPr>
                 </w:pPr>
-                <w:hyperlink w:anchor="_Toc221110501" w:history="1">
+                <w:hyperlink w:anchor="_Toc221656378" w:history="1">
                   <w:r>
                     <w:rPr>
                       <w:rStyle w:val="Hyperlink"/>
@@ -649,10 +908,16 @@
                     <w:tab w:val="right" w:leader="dot" w:pos="9350"/>
                   </w:tabs>
                   <w:rPr>
+                    <w:rFonts w:asciiTheme="minorHAnsi" w:eastAsiaTheme="minorEastAsia" w:hAnsiTheme="minorHAnsi" w:cstheme="minorBidi"/>
                     <w:noProof/>
+                    <w:kern w:val="2"/>
+                    <w:sz w:val="24"/>
+                    <w:szCs w:val="24"/>
+                    <w:lang w:val="en-US"/>
+                    <w14:ligatures w14:val="standardContextual"/>
                   </w:rPr>
                 </w:pPr>
-                <w:hyperlink w:anchor="_Toc221110502" w:history="1">
+                <w:hyperlink w:anchor="_Toc221656379" w:history="1">
                   <w:r>
                     <w:rPr>
                       <w:rStyle w:val="Hyperlink"/>
@@ -669,10 +934,16 @@
                     <w:tab w:val="right" w:leader="dot" w:pos="9350"/>
                   </w:tabs>
                   <w:rPr>
+                    <w:rFonts w:asciiTheme="minorHAnsi" w:eastAsiaTheme="minorEastAsia" w:hAnsiTheme="minorHAnsi" w:cstheme="minorBidi"/>
                     <w:noProof/>
+                    <w:kern w:val="2"/>
+                    <w:sz w:val="24"/>
+                    <w:szCs w:val="24"/>
+                    <w:lang w:val="en-US"/>
+                    <w14:ligatures w14:val="standardContextual"/>
                   </w:rPr>
                 </w:pPr>
-                <w:hyperlink w:anchor="_Toc221110503" w:history="1">
+                <w:hyperlink w:anchor="_Toc221656380" w:history="1">
                   <w:r>
                     <w:rPr>
                       <w:rStyle w:val="Hyperlink"/>
@@ -714,7 +985,6 @@
               <w:spacing w:line="240" w:lineRule="auto"/>
             </w:pPr>
             <w:r>
-              <w:lastRenderedPageBreak/>
               <w:tab/>
             </w:r>
           </w:p>
@@ -726,7 +996,7 @@
       <w:pPr>
         <w:pStyle w:val="Heading1"/>
       </w:pPr>
-      <w:bookmarkStart w:id="1" w:name="_Toc221110474"/>
+      <w:bookmarkStart w:id="1" w:name="_Toc221656348"/>
       <w:r>
         <w:t>Overview</w:t>
       </w:r>
@@ -1203,7 +1473,7 @@
       <w:pPr>
         <w:pStyle w:val="Heading2"/>
       </w:pPr>
-      <w:bookmarkStart w:id="2" w:name="_Toc221110475"/>
+      <w:bookmarkStart w:id="2" w:name="_Toc221656349"/>
       <w:r>
         <w:t>General Resources</w:t>
       </w:r>
@@ -1285,6 +1555,7 @@
         </w:numPr>
       </w:pPr>
       <w:r>
+        <w:lastRenderedPageBreak/>
         <w:t>Next resource is to see Deb or learning assistance during office hours</w:t>
       </w:r>
     </w:p>
@@ -1308,7 +1579,6 @@
       </w:pPr>
       <w:proofErr w:type="spellStart"/>
       <w:r>
-        <w:lastRenderedPageBreak/>
         <w:t>TPointTech</w:t>
       </w:r>
       <w:proofErr w:type="spellEnd"/>
@@ -1439,7 +1709,7 @@
       <w:pPr>
         <w:pStyle w:val="Heading1"/>
       </w:pPr>
-      <w:bookmarkStart w:id="3" w:name="_Toc221110476"/>
+      <w:bookmarkStart w:id="3" w:name="_Toc221656350"/>
       <w:r>
         <w:t>SD01  Software Development and Tools</w:t>
       </w:r>
@@ -1453,7 +1723,7 @@
       <w:pPr>
         <w:pStyle w:val="Heading3"/>
       </w:pPr>
-      <w:bookmarkStart w:id="4" w:name="_Toc221110477"/>
+      <w:bookmarkStart w:id="4" w:name="_Toc221656351"/>
       <w:r>
         <w:t>Version Control</w:t>
       </w:r>
@@ -1516,19 +1786,7 @@
           <w:rPr>
             <w:rStyle w:val="Hyperlink"/>
           </w:rPr>
-          <w:t>Cheat Sh</w:t>
-        </w:r>
-        <w:r>
-          <w:rPr>
-            <w:rStyle w:val="Hyperlink"/>
-          </w:rPr>
-          <w:t>e</w:t>
-        </w:r>
-        <w:r>
-          <w:rPr>
-            <w:rStyle w:val="Hyperlink"/>
-          </w:rPr>
-          <w:t>et</w:t>
+          <w:t>Cheat Sheet</w:t>
         </w:r>
       </w:hyperlink>
     </w:p>
@@ -1536,7 +1794,7 @@
       <w:pPr>
         <w:pStyle w:val="Heading3"/>
       </w:pPr>
-      <w:bookmarkStart w:id="5" w:name="_Toc221110478"/>
+      <w:bookmarkStart w:id="5" w:name="_Toc221656352"/>
       <w:r>
         <w:t>IDE and Debugging</w:t>
       </w:r>
@@ -1574,7 +1832,7 @@
           <w:tab w:val="left" w:pos="1620"/>
         </w:tabs>
       </w:pPr>
-      <w:bookmarkStart w:id="6" w:name="_Toc221110479"/>
+      <w:bookmarkStart w:id="6" w:name="_Toc221656353"/>
       <w:r>
         <w:t>Analyze  requirements</w:t>
       </w:r>
@@ -1606,8 +1864,9 @@
           <w:tab w:val="left" w:pos="1620"/>
         </w:tabs>
       </w:pPr>
-      <w:bookmarkStart w:id="7" w:name="_Toc221110480"/>
-      <w:r>
+      <w:bookmarkStart w:id="7" w:name="_Toc221656354"/>
+      <w:r>
+        <w:lastRenderedPageBreak/>
         <w:t>Design and Testing Plan</w:t>
       </w:r>
       <w:bookmarkEnd w:id="7"/>
@@ -1659,10 +1918,9 @@
           <w:tab w:val="left" w:pos="1620"/>
         </w:tabs>
       </w:pPr>
-      <w:bookmarkStart w:id="8" w:name="_Toc221110481"/>
+      <w:bookmarkStart w:id="8" w:name="_Toc221656355"/>
       <w:proofErr w:type="gramStart"/>
       <w:r>
-        <w:lastRenderedPageBreak/>
         <w:t>Implement</w:t>
       </w:r>
       <w:proofErr w:type="gramEnd"/>
@@ -1752,7 +2010,7 @@
       <w:pPr>
         <w:pStyle w:val="Heading1"/>
       </w:pPr>
-      <w:bookmarkStart w:id="9" w:name="_Toc221110482"/>
+      <w:bookmarkStart w:id="9" w:name="_Toc221656356"/>
       <w:r>
         <w:rPr>
           <w:highlight w:val="yellow"/>
@@ -1921,8 +2179,9 @@
       <w:pPr>
         <w:pStyle w:val="Heading1"/>
       </w:pPr>
-      <w:bookmarkStart w:id="10" w:name="_Toc221110483"/>
-      <w:r>
+      <w:bookmarkStart w:id="10" w:name="_Toc221656357"/>
+      <w:r>
+        <w:lastRenderedPageBreak/>
         <w:t>L02</w:t>
       </w:r>
       <w:bookmarkEnd w:id="10"/>
@@ -1935,7 +2194,7 @@
       <w:r>
         <w:tab/>
       </w:r>
-      <w:bookmarkStart w:id="11" w:name="_Toc221110484"/>
+      <w:bookmarkStart w:id="11" w:name="_Toc221656358"/>
       <w:r>
         <w:t>Parts of java program</w:t>
       </w:r>
@@ -1992,7 +2251,6 @@
         </w:numPr>
       </w:pPr>
       <w:r>
-        <w:lastRenderedPageBreak/>
         <w:t>The two forward slashes “//” are used to makes comments or notes and help you organize.</w:t>
       </w:r>
     </w:p>
@@ -2001,6 +2259,9 @@
         <w:ind w:left="1440"/>
       </w:pPr>
       <w:r>
+        <w:rPr>
+          <w:noProof/>
+        </w:rPr>
         <w:drawing>
           <wp:inline distT="0" distB="0" distL="0" distR="0" wp14:anchorId="29107AEE" wp14:editId="35ED6262">
             <wp:extent cx="3010958" cy="1601734"/>
@@ -2047,7 +2308,7 @@
       <w:pPr>
         <w:pStyle w:val="Heading1"/>
       </w:pPr>
-      <w:bookmarkStart w:id="12" w:name="_Toc221110485"/>
+      <w:bookmarkStart w:id="12" w:name="_Toc221656359"/>
       <w:r>
         <w:t>Variables</w:t>
       </w:r>
@@ -2095,7 +2356,7 @@
       <w:pPr>
         <w:pStyle w:val="Heading2"/>
       </w:pPr>
-      <w:bookmarkStart w:id="13" w:name="_Toc221110486"/>
+      <w:bookmarkStart w:id="13" w:name="_Toc221656360"/>
       <w:r>
         <w:t>Constants and Conventions</w:t>
       </w:r>
@@ -2136,6 +2397,9 @@
     </w:p>
     <w:p>
       <w:r>
+        <w:rPr>
+          <w:noProof/>
+        </w:rPr>
         <w:drawing>
           <wp:inline distT="0" distB="0" distL="0" distR="0" wp14:anchorId="20B5A5D8" wp14:editId="798AAAFD">
             <wp:extent cx="6173258" cy="1153529"/>
@@ -2177,7 +2441,7 @@
       <w:pPr>
         <w:pStyle w:val="Heading3"/>
       </w:pPr>
-      <w:bookmarkStart w:id="14" w:name="_Toc221110487"/>
+      <w:bookmarkStart w:id="14" w:name="_Toc221656361"/>
       <w:r>
         <w:t>Programming Language Elements</w:t>
       </w:r>
@@ -2204,6 +2468,7 @@
         </w:numPr>
       </w:pPr>
       <w:r>
+        <w:lastRenderedPageBreak/>
         <w:t>Syntax: The rules for words and phrases in a programming language</w:t>
       </w:r>
     </w:p>
@@ -2284,9 +2549,8 @@
       <w:pPr>
         <w:pStyle w:val="Heading1"/>
       </w:pPr>
-      <w:bookmarkStart w:id="15" w:name="_Toc221110488"/>
-      <w:r>
-        <w:lastRenderedPageBreak/>
+      <w:bookmarkStart w:id="15" w:name="_Toc221656362"/>
+      <w:r>
         <w:t>Integer Division and Modulo Operator</w:t>
       </w:r>
       <w:bookmarkEnd w:id="15"/>
@@ -2384,7 +2648,7 @@
       <w:pPr>
         <w:pStyle w:val="Heading1"/>
       </w:pPr>
-      <w:bookmarkStart w:id="16" w:name="_Toc221110489"/>
+      <w:bookmarkStart w:id="16" w:name="_Toc221656363"/>
       <w:r>
         <w:t>L04</w:t>
       </w:r>
@@ -2394,7 +2658,7 @@
       <w:pPr>
         <w:pStyle w:val="Heading2"/>
       </w:pPr>
-      <w:bookmarkStart w:id="17" w:name="_Toc221110490"/>
+      <w:bookmarkStart w:id="17" w:name="_Toc221656364"/>
       <w:r>
         <w:t>Memory Concepts</w:t>
       </w:r>
@@ -2675,15 +2939,7 @@
           <w:sz w:val="24"/>
           <w:szCs w:val="24"/>
         </w:rPr>
-        <w:t xml:space="preserve"> an integer so we use camel case) </w:t>
-      </w:r>
-      <w:r>
-        <w:rPr>
-          <w:rFonts w:asciiTheme="majorHAnsi" w:hAnsiTheme="majorHAnsi" w:cstheme="majorHAnsi"/>
-          <w:sz w:val="24"/>
-          <w:szCs w:val="24"/>
-        </w:rPr>
-        <w:t xml:space="preserve">double </w:t>
+        <w:t xml:space="preserve"> an integer so we use camel case) double </w:t>
       </w:r>
       <w:proofErr w:type="spellStart"/>
       <w:r>
@@ -2838,8 +3094,9 @@
       <w:pPr>
         <w:pStyle w:val="Heading3"/>
       </w:pPr>
-      <w:bookmarkStart w:id="18" w:name="_Toc221110491"/>
-      <w:r>
+      <w:bookmarkStart w:id="18" w:name="_Toc221656365"/>
+      <w:r>
+        <w:lastRenderedPageBreak/>
         <w:t>Heading 3 Example</w:t>
       </w:r>
       <w:bookmarkEnd w:id="18"/>
@@ -2848,7 +3105,7 @@
       <w:pPr>
         <w:pStyle w:val="Heading1"/>
       </w:pPr>
-      <w:bookmarkStart w:id="19" w:name="_Toc221110492"/>
+      <w:bookmarkStart w:id="19" w:name="_Toc221656366"/>
       <w:r>
         <w:t>Module 2: Predefined Classes, Methods, and Decision Structures</w:t>
       </w:r>
@@ -2912,7 +3169,6 @@
         </w:numPr>
       </w:pPr>
       <w:r>
-        <w:lastRenderedPageBreak/>
         <w:t>Distinguish between if-else, multi-way if, and nested if statements to control program flow.</w:t>
       </w:r>
     </w:p>
@@ -2962,7 +3218,7 @@
       <w:pPr>
         <w:pStyle w:val="Heading2"/>
       </w:pPr>
-      <w:bookmarkStart w:id="20" w:name="_Toc221110493"/>
+      <w:bookmarkStart w:id="20" w:name="_Toc221656367"/>
       <w:r>
         <w:t>METHODS</w:t>
       </w:r>
@@ -3071,7 +3327,7 @@
       <w:pPr>
         <w:pStyle w:val="Heading3"/>
       </w:pPr>
-      <w:bookmarkStart w:id="21" w:name="_Toc221110494"/>
+      <w:bookmarkStart w:id="21" w:name="_Toc221656368"/>
       <w:r>
         <w:t>Classes</w:t>
       </w:r>
@@ -3112,18 +3368,400 @@
     </w:p>
     <w:p>
       <w:pPr>
-        <w:ind w:left="0"/>
-      </w:pPr>
-    </w:p>
-    <w:p>
-      <w:pPr>
         <w:pStyle w:val="Heading1"/>
       </w:pPr>
-      <w:bookmarkStart w:id="22" w:name="_Toc221110495"/>
-      <w:r>
+      <w:bookmarkStart w:id="22" w:name="_Toc221656369"/>
+      <w:r>
+        <w:t>LO5</w:t>
+      </w:r>
+      <w:bookmarkEnd w:id="22"/>
+    </w:p>
+    <w:p>
+      <w:pPr>
+        <w:pStyle w:val="ListParagraph"/>
+        <w:numPr>
+          <w:ilvl w:val="0"/>
+          <w:numId w:val="30"/>
+        </w:numPr>
+      </w:pPr>
+      <w:r>
+        <w:t>The identifier for the class starts with a capital letter</w:t>
+      </w:r>
+    </w:p>
+    <w:p>
+      <w:pPr>
+        <w:pStyle w:val="ListParagraph"/>
+        <w:numPr>
+          <w:ilvl w:val="0"/>
+          <w:numId w:val="30"/>
+        </w:numPr>
+      </w:pPr>
+      <w:proofErr w:type="gramStart"/>
+      <w:r>
+        <w:t>Uses  CamelCase</w:t>
+      </w:r>
+      <w:proofErr w:type="gramEnd"/>
+    </w:p>
+    <w:p>
+      <w:pPr>
+        <w:pStyle w:val="ListParagraph"/>
+        <w:numPr>
+          <w:ilvl w:val="0"/>
+          <w:numId w:val="30"/>
+        </w:numPr>
+      </w:pPr>
+      <w:r>
+        <w:t>The file must match the class name</w:t>
+      </w:r>
+    </w:p>
+    <w:p>
+      <w:r>
+        <w:t>Predefined classes and methods</w:t>
+      </w:r>
+    </w:p>
+    <w:p>
+      <w:pPr>
+        <w:pStyle w:val="ListParagraph"/>
+        <w:numPr>
+          <w:ilvl w:val="0"/>
+          <w:numId w:val="31"/>
+        </w:numPr>
+      </w:pPr>
+      <w:r>
+        <w:t>The system class is a default language package</w:t>
+      </w:r>
+    </w:p>
+    <w:p>
+      <w:pPr>
+        <w:pStyle w:val="ListParagraph"/>
+        <w:numPr>
+          <w:ilvl w:val="0"/>
+          <w:numId w:val="31"/>
+        </w:numPr>
+      </w:pPr>
+      <w:r>
+        <w:t>When you do System.in refers to the default keyboard input</w:t>
+      </w:r>
+    </w:p>
+    <w:p>
+      <w:pPr>
+        <w:pStyle w:val="ListParagraph"/>
+        <w:numPr>
+          <w:ilvl w:val="0"/>
+          <w:numId w:val="31"/>
+        </w:numPr>
+      </w:pPr>
+      <w:r>
+        <w:lastRenderedPageBreak/>
+        <w:t xml:space="preserve">While </w:t>
+      </w:r>
+      <w:proofErr w:type="spellStart"/>
+      <w:r>
+        <w:t>System.out</w:t>
+      </w:r>
+      <w:proofErr w:type="spellEnd"/>
+      <w:r>
+        <w:t xml:space="preserve"> refers to that default system output (</w:t>
+      </w:r>
+      <w:proofErr w:type="spellStart"/>
+      <w:r>
+        <w:t>println</w:t>
+      </w:r>
+      <w:proofErr w:type="spellEnd"/>
+      <w:r>
+        <w:t>, print)</w:t>
+      </w:r>
+    </w:p>
+    <w:p>
+      <w:pPr>
+        <w:pStyle w:val="ListParagraph"/>
+        <w:numPr>
+          <w:ilvl w:val="0"/>
+          <w:numId w:val="31"/>
+        </w:numPr>
+      </w:pPr>
+      <w:r>
+        <w:t>When using System.in you must first put in a new Scanner class</w:t>
+      </w:r>
+    </w:p>
+    <w:p>
+      <w:pPr>
+        <w:pStyle w:val="ListParagraph"/>
+        <w:numPr>
+          <w:ilvl w:val="0"/>
+          <w:numId w:val="31"/>
+        </w:numPr>
+      </w:pPr>
+      <w:r>
+        <w:t xml:space="preserve">That Scanner class is not a </w:t>
+      </w:r>
+      <w:proofErr w:type="gramStart"/>
+      <w:r>
+        <w:t>default</w:t>
+      </w:r>
+      <w:proofErr w:type="gramEnd"/>
+      <w:r>
+        <w:t xml:space="preserve"> and must be placed using </w:t>
+      </w:r>
+      <w:proofErr w:type="spellStart"/>
+      <w:proofErr w:type="gramStart"/>
+      <w:r>
+        <w:t>java.util</w:t>
+      </w:r>
+      <w:proofErr w:type="spellEnd"/>
+      <w:proofErr w:type="gramEnd"/>
+    </w:p>
+    <w:p>
+      <w:pPr>
+        <w:pStyle w:val="ListParagraph"/>
+        <w:numPr>
+          <w:ilvl w:val="0"/>
+          <w:numId w:val="31"/>
+        </w:numPr>
+      </w:pPr>
+      <w:r>
+        <w:t xml:space="preserve">You can see line 31 the Scanner class being implemented while in line 9 </w:t>
+      </w:r>
+      <w:proofErr w:type="spellStart"/>
+      <w:proofErr w:type="gramStart"/>
+      <w:r>
+        <w:t>java.util</w:t>
+      </w:r>
+      <w:proofErr w:type="spellEnd"/>
+      <w:proofErr w:type="gramEnd"/>
+      <w:r>
+        <w:t xml:space="preserve"> is calling to be imported.</w:t>
+      </w:r>
+    </w:p>
+    <w:p>
+      <w:pPr>
+        <w:pStyle w:val="ListParagraph"/>
+        <w:ind w:left="1440"/>
+      </w:pPr>
+      <w:r>
+        <w:drawing>
+          <wp:inline distT="0" distB="0" distL="0" distR="0" wp14:anchorId="6BF5433C" wp14:editId="2F75F1A5">
+            <wp:extent cx="3360139" cy="1786467"/>
+            <wp:effectExtent l="0" t="0" r="0" b="4445"/>
+            <wp:docPr id="2118260826" name="Picture 1"/>
+            <wp:cNvGraphicFramePr>
+              <a:graphicFrameLocks xmlns:a="http://schemas.openxmlformats.org/drawingml/2006/main" noChangeAspect="1"/>
+            </wp:cNvGraphicFramePr>
+            <a:graphic xmlns:a="http://schemas.openxmlformats.org/drawingml/2006/main">
+              <a:graphicData uri="http://schemas.openxmlformats.org/drawingml/2006/picture">
+                <pic:pic xmlns:pic="http://schemas.openxmlformats.org/drawingml/2006/picture">
+                  <pic:nvPicPr>
+                    <pic:cNvPr id="2118260826" name=""/>
+                    <pic:cNvPicPr/>
+                  </pic:nvPicPr>
+                  <pic:blipFill>
+                    <a:blip r:embed="rId18"/>
+                    <a:stretch>
+                      <a:fillRect/>
+                    </a:stretch>
+                  </pic:blipFill>
+                  <pic:spPr>
+                    <a:xfrm>
+                      <a:off x="0" y="0"/>
+                      <a:ext cx="3401392" cy="1808400"/>
+                    </a:xfrm>
+                    <a:prstGeom prst="rect">
+                      <a:avLst/>
+                    </a:prstGeom>
+                  </pic:spPr>
+                </pic:pic>
+              </a:graphicData>
+            </a:graphic>
+          </wp:inline>
+        </w:drawing>
+      </w:r>
+    </w:p>
+    <w:p>
+      <w:r>
+        <w:t xml:space="preserve">Formatting data with </w:t>
+      </w:r>
+      <w:proofErr w:type="spellStart"/>
+      <w:r>
+        <w:t>printf</w:t>
+      </w:r>
+      <w:proofErr w:type="spellEnd"/>
+    </w:p>
+    <w:p>
+      <w:pPr>
+        <w:pStyle w:val="ListParagraph"/>
+        <w:numPr>
+          <w:ilvl w:val="0"/>
+          <w:numId w:val="32"/>
+        </w:numPr>
+      </w:pPr>
+      <w:r>
+        <w:t>%f is a floating-point number or like a double</w:t>
+      </w:r>
+    </w:p>
+    <w:p>
+      <w:pPr>
+        <w:pStyle w:val="ListParagraph"/>
+        <w:numPr>
+          <w:ilvl w:val="0"/>
+          <w:numId w:val="32"/>
+        </w:numPr>
+      </w:pPr>
+      <w:r>
+        <w:t>%f rounds up a decimal</w:t>
+      </w:r>
+    </w:p>
+    <w:p>
+      <w:pPr>
+        <w:pStyle w:val="ListParagraph"/>
+        <w:numPr>
+          <w:ilvl w:val="0"/>
+          <w:numId w:val="32"/>
+        </w:numPr>
+      </w:pPr>
+      <w:r>
+        <w:t xml:space="preserve">%b is a </w:t>
+      </w:r>
+      <w:proofErr w:type="spellStart"/>
+      <w:r>
+        <w:t>boolean</w:t>
+      </w:r>
+      <w:proofErr w:type="spellEnd"/>
+      <w:r>
+        <w:t xml:space="preserve"> value such as True or False (don’t know how that would be used)</w:t>
+      </w:r>
+    </w:p>
+    <w:p>
+      <w:pPr>
+        <w:pStyle w:val="ListParagraph"/>
+        <w:numPr>
+          <w:ilvl w:val="0"/>
+          <w:numId w:val="32"/>
+        </w:numPr>
+      </w:pPr>
+      <w:r>
+        <w:t>%c would be a character ‘a’ (is this also a char?)</w:t>
+      </w:r>
+    </w:p>
+    <w:p>
+      <w:pPr>
+        <w:pStyle w:val="ListParagraph"/>
+        <w:numPr>
+          <w:ilvl w:val="0"/>
+          <w:numId w:val="32"/>
+        </w:numPr>
+      </w:pPr>
+      <w:r>
+        <w:t>%e is a number in scientific notation</w:t>
+      </w:r>
+    </w:p>
+    <w:p>
+      <w:pPr>
+        <w:pStyle w:val="ListParagraph"/>
+        <w:numPr>
+          <w:ilvl w:val="0"/>
+          <w:numId w:val="32"/>
+        </w:numPr>
+      </w:pPr>
+      <w:r>
+        <w:t>%s is a string (see L06)</w:t>
+      </w:r>
+    </w:p>
+    <w:p/>
+    <w:p>
+      <w:pPr>
+        <w:pStyle w:val="Heading1"/>
+      </w:pPr>
+      <w:bookmarkStart w:id="23" w:name="_Toc221656370"/>
+      <w:r>
+        <w:t>LO6</w:t>
+      </w:r>
+      <w:bookmarkEnd w:id="23"/>
+    </w:p>
+    <w:p>
+      <w:pPr>
+        <w:pStyle w:val="Heading2"/>
+        <w:numPr>
+          <w:ilvl w:val="0"/>
+          <w:numId w:val="25"/>
+        </w:numPr>
+      </w:pPr>
+      <w:bookmarkStart w:id="24" w:name="_Toc221656371"/>
+      <w:r>
+        <w:t>Math</w:t>
+      </w:r>
+      <w:bookmarkEnd w:id="24"/>
+    </w:p>
+    <w:p>
+      <w:r>
+        <w:drawing>
+          <wp:inline distT="0" distB="0" distL="0" distR="0" wp14:anchorId="3CD06556" wp14:editId="0039E0EB">
+            <wp:extent cx="5943600" cy="2025650"/>
+            <wp:effectExtent l="0" t="0" r="0" b="0"/>
+            <wp:docPr id="128512325" name="Picture 1"/>
+            <wp:cNvGraphicFramePr>
+              <a:graphicFrameLocks xmlns:a="http://schemas.openxmlformats.org/drawingml/2006/main" noChangeAspect="1"/>
+            </wp:cNvGraphicFramePr>
+            <a:graphic xmlns:a="http://schemas.openxmlformats.org/drawingml/2006/main">
+              <a:graphicData uri="http://schemas.openxmlformats.org/drawingml/2006/picture">
+                <pic:pic xmlns:pic="http://schemas.openxmlformats.org/drawingml/2006/picture">
+                  <pic:nvPicPr>
+                    <pic:cNvPr id="128512325" name=""/>
+                    <pic:cNvPicPr/>
+                  </pic:nvPicPr>
+                  <pic:blipFill>
+                    <a:blip r:embed="rId19"/>
+                    <a:stretch>
+                      <a:fillRect/>
+                    </a:stretch>
+                  </pic:blipFill>
+                  <pic:spPr>
+                    <a:xfrm>
+                      <a:off x="0" y="0"/>
+                      <a:ext cx="5943600" cy="2025650"/>
+                    </a:xfrm>
+                    <a:prstGeom prst="rect">
+                      <a:avLst/>
+                    </a:prstGeom>
+                  </pic:spPr>
+                </pic:pic>
+              </a:graphicData>
+            </a:graphic>
+          </wp:inline>
+        </w:drawing>
+      </w:r>
+    </w:p>
+    <w:p>
+      <w:pPr>
+        <w:pStyle w:val="ListParagraph"/>
+        <w:numPr>
+          <w:ilvl w:val="0"/>
+          <w:numId w:val="33"/>
+        </w:numPr>
+      </w:pPr>
+      <w:r>
+        <w:t>The class “Math” has a list of predetermined methods</w:t>
+      </w:r>
+    </w:p>
+    <w:p>
+      <w:pPr>
+        <w:pStyle w:val="ListParagraph"/>
+        <w:numPr>
+          <w:ilvl w:val="0"/>
+          <w:numId w:val="33"/>
+        </w:numPr>
+      </w:pPr>
+    </w:p>
+    <w:p/>
+    <w:p>
+      <w:pPr>
+        <w:pStyle w:val="Heading1"/>
+      </w:pPr>
+      <w:bookmarkStart w:id="25" w:name="_Toc221656372"/>
+      <w:r>
+        <w:lastRenderedPageBreak/>
         <w:t>Module 3: Loops and Methods</w:t>
       </w:r>
-      <w:bookmarkEnd w:id="22"/>
+      <w:bookmarkEnd w:id="25"/>
     </w:p>
     <w:p>
       <w:r>
@@ -3208,31 +3846,31 @@
       <w:pPr>
         <w:pStyle w:val="Heading2"/>
       </w:pPr>
-      <w:bookmarkStart w:id="23" w:name="_Toc221110496"/>
+      <w:bookmarkStart w:id="26" w:name="_Toc221656373"/>
       <w:r>
         <w:t>Heading 2 Example</w:t>
       </w:r>
-      <w:bookmarkEnd w:id="23"/>
+      <w:bookmarkEnd w:id="26"/>
     </w:p>
     <w:p>
       <w:pPr>
         <w:pStyle w:val="Heading3"/>
       </w:pPr>
-      <w:bookmarkStart w:id="24" w:name="_Toc221110497"/>
+      <w:bookmarkStart w:id="27" w:name="_Toc221656374"/>
       <w:r>
         <w:t>Heading 3 Example</w:t>
       </w:r>
-      <w:bookmarkEnd w:id="24"/>
+      <w:bookmarkEnd w:id="27"/>
     </w:p>
     <w:p>
       <w:pPr>
         <w:pStyle w:val="Heading1"/>
       </w:pPr>
-      <w:bookmarkStart w:id="25" w:name="_Toc221110498"/>
+      <w:bookmarkStart w:id="28" w:name="_Toc221656375"/>
       <w:r>
         <w:t>Module 4: Arrays</w:t>
       </w:r>
-      <w:bookmarkEnd w:id="25"/>
+      <w:bookmarkEnd w:id="28"/>
     </w:p>
     <w:p>
       <w:r>
@@ -3247,71 +3885,185 @@
         </w:numPr>
       </w:pPr>
       <w:r>
+        <w:t>Declaring, allocating, initializing 1D arrays.</w:t>
+      </w:r>
+    </w:p>
+    <w:p>
+      <w:pPr>
+        <w:numPr>
+          <w:ilvl w:val="0"/>
+          <w:numId w:val="15"/>
+        </w:numPr>
+      </w:pPr>
+      <w:r>
+        <w:t>Reference variables, array memory, and out-of-</w:t>
+      </w:r>
+      <w:proofErr w:type="gramStart"/>
+      <w:r>
+        <w:t>bounds</w:t>
+      </w:r>
+      <w:proofErr w:type="gramEnd"/>
+      <w:r>
+        <w:t xml:space="preserve"> issues.</w:t>
+      </w:r>
+    </w:p>
+    <w:p>
+      <w:pPr>
+        <w:numPr>
+          <w:ilvl w:val="0"/>
+          <w:numId w:val="15"/>
+        </w:numPr>
+      </w:pPr>
+      <w:r>
+        <w:t>Passing arrays by reference to and from methods</w:t>
+      </w:r>
+    </w:p>
+    <w:p>
+      <w:pPr>
+        <w:numPr>
+          <w:ilvl w:val="0"/>
+          <w:numId w:val="15"/>
+        </w:numPr>
+      </w:pPr>
+      <w:r>
+        <w:t>Trace memory during method calls to distinguish reference variables vs. primitive variables, stack vs. heap memory allocation.</w:t>
+      </w:r>
+    </w:p>
+    <w:p>
+      <w:pPr>
+        <w:numPr>
+          <w:ilvl w:val="0"/>
+          <w:numId w:val="15"/>
+        </w:numPr>
+      </w:pPr>
+      <w:r>
+        <w:t>Design algorithms for processing arrays.</w:t>
+      </w:r>
+    </w:p>
+    <w:p>
+      <w:pPr>
+        <w:numPr>
+          <w:ilvl w:val="0"/>
+          <w:numId w:val="15"/>
+        </w:numPr>
+      </w:pPr>
+      <w:r>
+        <w:t>Designing methods that operate on arrays using loops.</w:t>
+      </w:r>
+    </w:p>
+    <w:p/>
+    <w:p>
+      <w:pPr>
+        <w:pStyle w:val="Heading2"/>
+      </w:pPr>
+      <w:bookmarkStart w:id="29" w:name="_Toc221656376"/>
+      <w:r>
+        <w:t>Heading 2 Example</w:t>
+      </w:r>
+      <w:bookmarkEnd w:id="29"/>
+    </w:p>
+    <w:p>
+      <w:pPr>
+        <w:pStyle w:val="Heading3"/>
+      </w:pPr>
+      <w:bookmarkStart w:id="30" w:name="_Toc221656377"/>
+      <w:r>
+        <w:t>Heading 3 Example</w:t>
+      </w:r>
+      <w:bookmarkEnd w:id="30"/>
+    </w:p>
+    <w:p>
+      <w:pPr>
+        <w:pStyle w:val="Heading1"/>
+      </w:pPr>
+      <w:bookmarkStart w:id="31" w:name="_Toc221656378"/>
+      <w:r>
+        <w:t>Module 5: Classes and Objects</w:t>
+      </w:r>
+      <w:bookmarkEnd w:id="31"/>
+    </w:p>
+    <w:p/>
+    <w:p>
+      <w:r>
+        <w:t>Add the information to demonstrate the following objectives and organize with headings:</w:t>
+      </w:r>
+    </w:p>
+    <w:p>
+      <w:pPr>
+        <w:numPr>
+          <w:ilvl w:val="0"/>
+          <w:numId w:val="3"/>
+        </w:numPr>
+      </w:pPr>
+      <w:r>
+        <w:t>Use classes to define blueprints for creating objects that combine data (fields) and behaviors (methods).</w:t>
+      </w:r>
+    </w:p>
+    <w:p>
+      <w:pPr>
+        <w:numPr>
+          <w:ilvl w:val="0"/>
+          <w:numId w:val="3"/>
+        </w:numPr>
+      </w:pPr>
+      <w:r>
+        <w:t>Define and implement constructors, including default, parameterized, and overloaded constructors, to initialize objects in different ways</w:t>
+      </w:r>
+    </w:p>
+    <w:p>
+      <w:pPr>
+        <w:numPr>
+          <w:ilvl w:val="0"/>
+          <w:numId w:val="3"/>
+        </w:numPr>
+      </w:pPr>
+      <w:r>
         <w:lastRenderedPageBreak/>
-        <w:t>Declaring, allocating, initializing 1D arrays.</w:t>
-      </w:r>
-    </w:p>
-    <w:p>
-      <w:pPr>
-        <w:numPr>
-          <w:ilvl w:val="0"/>
-          <w:numId w:val="15"/>
-        </w:numPr>
-      </w:pPr>
-      <w:r>
-        <w:t>Reference variables, array memory, and out-of-</w:t>
-      </w:r>
-      <w:proofErr w:type="gramStart"/>
-      <w:r>
-        <w:t>bounds</w:t>
-      </w:r>
-      <w:proofErr w:type="gramEnd"/>
-      <w:r>
-        <w:t xml:space="preserve"> issues.</w:t>
-      </w:r>
-    </w:p>
-    <w:p>
-      <w:pPr>
-        <w:numPr>
-          <w:ilvl w:val="0"/>
-          <w:numId w:val="15"/>
-        </w:numPr>
-      </w:pPr>
-      <w:r>
-        <w:t>Passing arrays by reference to and from methods</w:t>
-      </w:r>
-    </w:p>
-    <w:p>
-      <w:pPr>
-        <w:numPr>
-          <w:ilvl w:val="0"/>
-          <w:numId w:val="15"/>
-        </w:numPr>
-      </w:pPr>
-      <w:r>
-        <w:t>Trace memory during method calls to distinguish reference variables vs. primitive variables, stack vs. heap memory allocation.</w:t>
-      </w:r>
-    </w:p>
-    <w:p>
-      <w:pPr>
-        <w:numPr>
-          <w:ilvl w:val="0"/>
-          <w:numId w:val="15"/>
-        </w:numPr>
-      </w:pPr>
-      <w:r>
-        <w:t>Design algorithms for processing arrays.</w:t>
-      </w:r>
-    </w:p>
-    <w:p>
-      <w:pPr>
-        <w:numPr>
-          <w:ilvl w:val="0"/>
-          <w:numId w:val="15"/>
-        </w:numPr>
-      </w:pPr>
-      <w:r>
-        <w:t>Designing methods that operate on arrays using loops.</w:t>
+        <w:t>Encapsulation using access modifiers and getters/setters to protect and manage private data.</w:t>
+      </w:r>
+    </w:p>
+    <w:p>
+      <w:pPr>
+        <w:numPr>
+          <w:ilvl w:val="0"/>
+          <w:numId w:val="3"/>
+        </w:numPr>
+      </w:pPr>
+      <w:r>
+        <w:t>Reference variables for objects, stack/heap diagrams.</w:t>
+      </w:r>
+    </w:p>
+    <w:p>
+      <w:pPr>
+        <w:numPr>
+          <w:ilvl w:val="0"/>
+          <w:numId w:val="3"/>
+        </w:numPr>
+      </w:pPr>
+      <w:r>
+        <w:t>Arrays of objects</w:t>
+      </w:r>
+    </w:p>
+    <w:p>
+      <w:pPr>
+        <w:numPr>
+          <w:ilvl w:val="0"/>
+          <w:numId w:val="3"/>
+        </w:numPr>
+      </w:pPr>
+      <w:r>
+        <w:t>Simple file input/output</w:t>
+      </w:r>
+    </w:p>
+    <w:p>
+      <w:pPr>
+        <w:numPr>
+          <w:ilvl w:val="0"/>
+          <w:numId w:val="3"/>
+        </w:numPr>
+      </w:pPr>
+      <w:r>
+        <w:t>Design Implement and Test Java classes that model real-world problems</w:t>
       </w:r>
     </w:p>
     <w:p/>
@@ -3319,135 +4071,21 @@
       <w:pPr>
         <w:pStyle w:val="Heading2"/>
       </w:pPr>
-      <w:bookmarkStart w:id="26" w:name="_Toc221110499"/>
+      <w:bookmarkStart w:id="32" w:name="_Toc221656379"/>
       <w:r>
         <w:t>Heading 2 Example</w:t>
       </w:r>
-      <w:bookmarkEnd w:id="26"/>
+      <w:bookmarkEnd w:id="32"/>
     </w:p>
     <w:p>
       <w:pPr>
         <w:pStyle w:val="Heading3"/>
       </w:pPr>
-      <w:bookmarkStart w:id="27" w:name="_Toc221110500"/>
+      <w:bookmarkStart w:id="33" w:name="_Toc221656380"/>
       <w:r>
         <w:t>Heading 3 Example</w:t>
       </w:r>
-      <w:bookmarkEnd w:id="27"/>
-    </w:p>
-    <w:p>
-      <w:pPr>
-        <w:pStyle w:val="Heading1"/>
-      </w:pPr>
-      <w:bookmarkStart w:id="28" w:name="_Toc221110501"/>
-      <w:r>
-        <w:t>Module 5: Classes and Objects</w:t>
-      </w:r>
-      <w:bookmarkEnd w:id="28"/>
-    </w:p>
-    <w:p/>
-    <w:p>
-      <w:r>
-        <w:t>Add the information to demonstrate the following objectives and organize with headings:</w:t>
-      </w:r>
-    </w:p>
-    <w:p>
-      <w:pPr>
-        <w:numPr>
-          <w:ilvl w:val="0"/>
-          <w:numId w:val="3"/>
-        </w:numPr>
-      </w:pPr>
-      <w:r>
-        <w:t>Use classes to define blueprints for creating objects that combine data (fields) and behaviors (methods).</w:t>
-      </w:r>
-    </w:p>
-    <w:p>
-      <w:pPr>
-        <w:numPr>
-          <w:ilvl w:val="0"/>
-          <w:numId w:val="3"/>
-        </w:numPr>
-      </w:pPr>
-      <w:r>
-        <w:t>Define and implement constructors, including default, parameterized, and overloaded constructors, to initialize objects in different ways</w:t>
-      </w:r>
-    </w:p>
-    <w:p>
-      <w:pPr>
-        <w:numPr>
-          <w:ilvl w:val="0"/>
-          <w:numId w:val="3"/>
-        </w:numPr>
-      </w:pPr>
-      <w:r>
-        <w:t>Encapsulation using access modifiers and getters/setters to protect and manage private data.</w:t>
-      </w:r>
-    </w:p>
-    <w:p>
-      <w:pPr>
-        <w:numPr>
-          <w:ilvl w:val="0"/>
-          <w:numId w:val="3"/>
-        </w:numPr>
-      </w:pPr>
-      <w:r>
-        <w:t>Reference variables for objects, stack/heap diagrams.</w:t>
-      </w:r>
-    </w:p>
-    <w:p>
-      <w:pPr>
-        <w:numPr>
-          <w:ilvl w:val="0"/>
-          <w:numId w:val="3"/>
-        </w:numPr>
-      </w:pPr>
-      <w:r>
-        <w:t>Arrays of objects</w:t>
-      </w:r>
-    </w:p>
-    <w:p>
-      <w:pPr>
-        <w:numPr>
-          <w:ilvl w:val="0"/>
-          <w:numId w:val="3"/>
-        </w:numPr>
-      </w:pPr>
-      <w:r>
-        <w:t>Simple file input/output</w:t>
-      </w:r>
-    </w:p>
-    <w:p>
-      <w:pPr>
-        <w:numPr>
-          <w:ilvl w:val="0"/>
-          <w:numId w:val="3"/>
-        </w:numPr>
-      </w:pPr>
-      <w:r>
-        <w:t>Design Implement and Test Java classes that model real-world problems</w:t>
-      </w:r>
-    </w:p>
-    <w:p/>
-    <w:p>
-      <w:pPr>
-        <w:pStyle w:val="Heading2"/>
-      </w:pPr>
-      <w:bookmarkStart w:id="29" w:name="_Toc221110502"/>
-      <w:r>
-        <w:t>Heading 2 Example</w:t>
-      </w:r>
-      <w:bookmarkEnd w:id="29"/>
-    </w:p>
-    <w:p>
-      <w:pPr>
-        <w:pStyle w:val="Heading3"/>
-      </w:pPr>
-      <w:bookmarkStart w:id="30" w:name="_Toc221110503"/>
-      <w:r>
-        <w:t>Heading 3 Example</w:t>
-      </w:r>
-      <w:bookmarkEnd w:id="30"/>
+      <w:bookmarkEnd w:id="33"/>
     </w:p>
     <w:p/>
     <w:p/>
@@ -3628,6 +4266,119 @@
     </w:lvl>
   </w:abstractNum>
   <w:abstractNum w:abstractNumId="1" w15:restartNumberingAfterBreak="0">
+    <w:nsid w:val="042945C2"/>
+    <w:multiLevelType w:val="hybridMultilevel"/>
+    <w:tmpl w:val="BCC2EC1E"/>
+    <w:lvl w:ilvl="0" w:tplc="04090001">
+      <w:start w:val="1"/>
+      <w:numFmt w:val="bullet"/>
+      <w:lvlText w:val=""/>
+      <w:lvlJc w:val="left"/>
+      <w:pPr>
+        <w:ind w:left="1440" w:hanging="360"/>
+      </w:pPr>
+      <w:rPr>
+        <w:rFonts w:ascii="Symbol" w:hAnsi="Symbol" w:hint="default"/>
+      </w:rPr>
+    </w:lvl>
+    <w:lvl w:ilvl="1" w:tplc="04090003" w:tentative="1">
+      <w:start w:val="1"/>
+      <w:numFmt w:val="bullet"/>
+      <w:lvlText w:val="o"/>
+      <w:lvlJc w:val="left"/>
+      <w:pPr>
+        <w:ind w:left="2160" w:hanging="360"/>
+      </w:pPr>
+      <w:rPr>
+        <w:rFonts w:ascii="Courier New" w:hAnsi="Courier New" w:cs="Courier New" w:hint="default"/>
+      </w:rPr>
+    </w:lvl>
+    <w:lvl w:ilvl="2" w:tplc="04090005" w:tentative="1">
+      <w:start w:val="1"/>
+      <w:numFmt w:val="bullet"/>
+      <w:lvlText w:val=""/>
+      <w:lvlJc w:val="left"/>
+      <w:pPr>
+        <w:ind w:left="2880" w:hanging="360"/>
+      </w:pPr>
+      <w:rPr>
+        <w:rFonts w:ascii="Wingdings" w:hAnsi="Wingdings" w:hint="default"/>
+      </w:rPr>
+    </w:lvl>
+    <w:lvl w:ilvl="3" w:tplc="04090001" w:tentative="1">
+      <w:start w:val="1"/>
+      <w:numFmt w:val="bullet"/>
+      <w:lvlText w:val=""/>
+      <w:lvlJc w:val="left"/>
+      <w:pPr>
+        <w:ind w:left="3600" w:hanging="360"/>
+      </w:pPr>
+      <w:rPr>
+        <w:rFonts w:ascii="Symbol" w:hAnsi="Symbol" w:hint="default"/>
+      </w:rPr>
+    </w:lvl>
+    <w:lvl w:ilvl="4" w:tplc="04090003" w:tentative="1">
+      <w:start w:val="1"/>
+      <w:numFmt w:val="bullet"/>
+      <w:lvlText w:val="o"/>
+      <w:lvlJc w:val="left"/>
+      <w:pPr>
+        <w:ind w:left="4320" w:hanging="360"/>
+      </w:pPr>
+      <w:rPr>
+        <w:rFonts w:ascii="Courier New" w:hAnsi="Courier New" w:cs="Courier New" w:hint="default"/>
+      </w:rPr>
+    </w:lvl>
+    <w:lvl w:ilvl="5" w:tplc="04090005" w:tentative="1">
+      <w:start w:val="1"/>
+      <w:numFmt w:val="bullet"/>
+      <w:lvlText w:val=""/>
+      <w:lvlJc w:val="left"/>
+      <w:pPr>
+        <w:ind w:left="5040" w:hanging="360"/>
+      </w:pPr>
+      <w:rPr>
+        <w:rFonts w:ascii="Wingdings" w:hAnsi="Wingdings" w:hint="default"/>
+      </w:rPr>
+    </w:lvl>
+    <w:lvl w:ilvl="6" w:tplc="04090001" w:tentative="1">
+      <w:start w:val="1"/>
+      <w:numFmt w:val="bullet"/>
+      <w:lvlText w:val=""/>
+      <w:lvlJc w:val="left"/>
+      <w:pPr>
+        <w:ind w:left="5760" w:hanging="360"/>
+      </w:pPr>
+      <w:rPr>
+        <w:rFonts w:ascii="Symbol" w:hAnsi="Symbol" w:hint="default"/>
+      </w:rPr>
+    </w:lvl>
+    <w:lvl w:ilvl="7" w:tplc="04090003" w:tentative="1">
+      <w:start w:val="1"/>
+      <w:numFmt w:val="bullet"/>
+      <w:lvlText w:val="o"/>
+      <w:lvlJc w:val="left"/>
+      <w:pPr>
+        <w:ind w:left="6480" w:hanging="360"/>
+      </w:pPr>
+      <w:rPr>
+        <w:rFonts w:ascii="Courier New" w:hAnsi="Courier New" w:cs="Courier New" w:hint="default"/>
+      </w:rPr>
+    </w:lvl>
+    <w:lvl w:ilvl="8" w:tplc="04090005" w:tentative="1">
+      <w:start w:val="1"/>
+      <w:numFmt w:val="bullet"/>
+      <w:lvlText w:val=""/>
+      <w:lvlJc w:val="left"/>
+      <w:pPr>
+        <w:ind w:left="7200" w:hanging="360"/>
+      </w:pPr>
+      <w:rPr>
+        <w:rFonts w:ascii="Wingdings" w:hAnsi="Wingdings" w:hint="default"/>
+      </w:rPr>
+    </w:lvl>
+  </w:abstractNum>
+  <w:abstractNum w:abstractNumId="2" w15:restartNumberingAfterBreak="0">
     <w:nsid w:val="062D2EE2"/>
     <w:multiLevelType w:val="hybridMultilevel"/>
     <w:tmpl w:val="FF16AAC6"/>
@@ -3740,7 +4491,7 @@
       </w:rPr>
     </w:lvl>
   </w:abstractNum>
-  <w:abstractNum w:abstractNumId="2" w15:restartNumberingAfterBreak="0">
+  <w:abstractNum w:abstractNumId="3" w15:restartNumberingAfterBreak="0">
     <w:nsid w:val="064522BD"/>
     <w:multiLevelType w:val="multilevel"/>
     <w:tmpl w:val="A7AAA1CA"/>
@@ -3853,7 +4604,7 @@
       </w:rPr>
     </w:lvl>
   </w:abstractNum>
-  <w:abstractNum w:abstractNumId="3" w15:restartNumberingAfterBreak="0">
+  <w:abstractNum w:abstractNumId="4" w15:restartNumberingAfterBreak="0">
     <w:nsid w:val="0E13177F"/>
     <w:multiLevelType w:val="multilevel"/>
     <w:tmpl w:val="40C88F3A"/>
@@ -3966,7 +4717,7 @@
       </w:rPr>
     </w:lvl>
   </w:abstractNum>
-  <w:abstractNum w:abstractNumId="4" w15:restartNumberingAfterBreak="0">
+  <w:abstractNum w:abstractNumId="5" w15:restartNumberingAfterBreak="0">
     <w:nsid w:val="15D55346"/>
     <w:multiLevelType w:val="hybridMultilevel"/>
     <w:tmpl w:val="D8A6167C"/>
@@ -4079,7 +4830,7 @@
       </w:rPr>
     </w:lvl>
   </w:abstractNum>
-  <w:abstractNum w:abstractNumId="5" w15:restartNumberingAfterBreak="0">
+  <w:abstractNum w:abstractNumId="6" w15:restartNumberingAfterBreak="0">
     <w:nsid w:val="18065E59"/>
     <w:multiLevelType w:val="hybridMultilevel"/>
     <w:tmpl w:val="B3520184"/>
@@ -4191,7 +4942,119 @@
       </w:rPr>
     </w:lvl>
   </w:abstractNum>
-  <w:abstractNum w:abstractNumId="6" w15:restartNumberingAfterBreak="0">
+  <w:abstractNum w:abstractNumId="7" w15:restartNumberingAfterBreak="0">
+    <w:nsid w:val="1C9F3827"/>
+    <w:multiLevelType w:val="hybridMultilevel"/>
+    <w:tmpl w:val="EEB685FC"/>
+    <w:lvl w:ilvl="0" w:tplc="7C8C9676">
+      <w:numFmt w:val="bullet"/>
+      <w:lvlText w:val="-"/>
+      <w:lvlJc w:val="left"/>
+      <w:pPr>
+        <w:ind w:left="2520" w:hanging="360"/>
+      </w:pPr>
+      <w:rPr>
+        <w:rFonts w:ascii="Lexend" w:eastAsia="Lexend" w:hAnsi="Lexend" w:cs="Lexend" w:hint="default"/>
+      </w:rPr>
+    </w:lvl>
+    <w:lvl w:ilvl="1" w:tplc="04090003">
+      <w:start w:val="1"/>
+      <w:numFmt w:val="bullet"/>
+      <w:lvlText w:val="o"/>
+      <w:lvlJc w:val="left"/>
+      <w:pPr>
+        <w:ind w:left="2160" w:hanging="360"/>
+      </w:pPr>
+      <w:rPr>
+        <w:rFonts w:ascii="Courier New" w:hAnsi="Courier New" w:cs="Courier New" w:hint="default"/>
+      </w:rPr>
+    </w:lvl>
+    <w:lvl w:ilvl="2" w:tplc="04090005" w:tentative="1">
+      <w:start w:val="1"/>
+      <w:numFmt w:val="bullet"/>
+      <w:lvlText w:val=""/>
+      <w:lvlJc w:val="left"/>
+      <w:pPr>
+        <w:ind w:left="2880" w:hanging="360"/>
+      </w:pPr>
+      <w:rPr>
+        <w:rFonts w:ascii="Wingdings" w:hAnsi="Wingdings" w:hint="default"/>
+      </w:rPr>
+    </w:lvl>
+    <w:lvl w:ilvl="3" w:tplc="04090001" w:tentative="1">
+      <w:start w:val="1"/>
+      <w:numFmt w:val="bullet"/>
+      <w:lvlText w:val=""/>
+      <w:lvlJc w:val="left"/>
+      <w:pPr>
+        <w:ind w:left="3600" w:hanging="360"/>
+      </w:pPr>
+      <w:rPr>
+        <w:rFonts w:ascii="Symbol" w:hAnsi="Symbol" w:hint="default"/>
+      </w:rPr>
+    </w:lvl>
+    <w:lvl w:ilvl="4" w:tplc="04090003" w:tentative="1">
+      <w:start w:val="1"/>
+      <w:numFmt w:val="bullet"/>
+      <w:lvlText w:val="o"/>
+      <w:lvlJc w:val="left"/>
+      <w:pPr>
+        <w:ind w:left="4320" w:hanging="360"/>
+      </w:pPr>
+      <w:rPr>
+        <w:rFonts w:ascii="Courier New" w:hAnsi="Courier New" w:cs="Courier New" w:hint="default"/>
+      </w:rPr>
+    </w:lvl>
+    <w:lvl w:ilvl="5" w:tplc="04090005" w:tentative="1">
+      <w:start w:val="1"/>
+      <w:numFmt w:val="bullet"/>
+      <w:lvlText w:val=""/>
+      <w:lvlJc w:val="left"/>
+      <w:pPr>
+        <w:ind w:left="5040" w:hanging="360"/>
+      </w:pPr>
+      <w:rPr>
+        <w:rFonts w:ascii="Wingdings" w:hAnsi="Wingdings" w:hint="default"/>
+      </w:rPr>
+    </w:lvl>
+    <w:lvl w:ilvl="6" w:tplc="04090001" w:tentative="1">
+      <w:start w:val="1"/>
+      <w:numFmt w:val="bullet"/>
+      <w:lvlText w:val=""/>
+      <w:lvlJc w:val="left"/>
+      <w:pPr>
+        <w:ind w:left="5760" w:hanging="360"/>
+      </w:pPr>
+      <w:rPr>
+        <w:rFonts w:ascii="Symbol" w:hAnsi="Symbol" w:hint="default"/>
+      </w:rPr>
+    </w:lvl>
+    <w:lvl w:ilvl="7" w:tplc="04090003" w:tentative="1">
+      <w:start w:val="1"/>
+      <w:numFmt w:val="bullet"/>
+      <w:lvlText w:val="o"/>
+      <w:lvlJc w:val="left"/>
+      <w:pPr>
+        <w:ind w:left="6480" w:hanging="360"/>
+      </w:pPr>
+      <w:rPr>
+        <w:rFonts w:ascii="Courier New" w:hAnsi="Courier New" w:cs="Courier New" w:hint="default"/>
+      </w:rPr>
+    </w:lvl>
+    <w:lvl w:ilvl="8" w:tplc="04090005" w:tentative="1">
+      <w:start w:val="1"/>
+      <w:numFmt w:val="bullet"/>
+      <w:lvlText w:val=""/>
+      <w:lvlJc w:val="left"/>
+      <w:pPr>
+        <w:ind w:left="7200" w:hanging="360"/>
+      </w:pPr>
+      <w:rPr>
+        <w:rFonts w:ascii="Wingdings" w:hAnsi="Wingdings" w:hint="default"/>
+      </w:rPr>
+    </w:lvl>
+  </w:abstractNum>
+  <w:abstractNum w:abstractNumId="8" w15:restartNumberingAfterBreak="0">
     <w:nsid w:val="2168485B"/>
     <w:multiLevelType w:val="multilevel"/>
     <w:tmpl w:val="43BCFFAA"/>
@@ -4304,7 +5167,7 @@
       </w:rPr>
     </w:lvl>
   </w:abstractNum>
-  <w:abstractNum w:abstractNumId="7" w15:restartNumberingAfterBreak="0">
+  <w:abstractNum w:abstractNumId="9" w15:restartNumberingAfterBreak="0">
     <w:nsid w:val="2514397C"/>
     <w:multiLevelType w:val="multilevel"/>
     <w:tmpl w:val="31DA0404"/>
@@ -4417,7 +5280,7 @@
       </w:rPr>
     </w:lvl>
   </w:abstractNum>
-  <w:abstractNum w:abstractNumId="8" w15:restartNumberingAfterBreak="0">
+  <w:abstractNum w:abstractNumId="10" w15:restartNumberingAfterBreak="0">
     <w:nsid w:val="2F714B40"/>
     <w:multiLevelType w:val="multilevel"/>
     <w:tmpl w:val="3E5CB69E"/>
@@ -4530,7 +5393,120 @@
       </w:rPr>
     </w:lvl>
   </w:abstractNum>
-  <w:abstractNum w:abstractNumId="9" w15:restartNumberingAfterBreak="0">
+  <w:abstractNum w:abstractNumId="11" w15:restartNumberingAfterBreak="0">
+    <w:nsid w:val="3A231EFC"/>
+    <w:multiLevelType w:val="hybridMultilevel"/>
+    <w:tmpl w:val="E7FAE31A"/>
+    <w:lvl w:ilvl="0" w:tplc="04090001">
+      <w:start w:val="1"/>
+      <w:numFmt w:val="bullet"/>
+      <w:lvlText w:val=""/>
+      <w:lvlJc w:val="left"/>
+      <w:pPr>
+        <w:ind w:left="1440" w:hanging="360"/>
+      </w:pPr>
+      <w:rPr>
+        <w:rFonts w:ascii="Symbol" w:hAnsi="Symbol" w:hint="default"/>
+      </w:rPr>
+    </w:lvl>
+    <w:lvl w:ilvl="1" w:tplc="04090003" w:tentative="1">
+      <w:start w:val="1"/>
+      <w:numFmt w:val="bullet"/>
+      <w:lvlText w:val="o"/>
+      <w:lvlJc w:val="left"/>
+      <w:pPr>
+        <w:ind w:left="2160" w:hanging="360"/>
+      </w:pPr>
+      <w:rPr>
+        <w:rFonts w:ascii="Courier New" w:hAnsi="Courier New" w:cs="Courier New" w:hint="default"/>
+      </w:rPr>
+    </w:lvl>
+    <w:lvl w:ilvl="2" w:tplc="04090005" w:tentative="1">
+      <w:start w:val="1"/>
+      <w:numFmt w:val="bullet"/>
+      <w:lvlText w:val=""/>
+      <w:lvlJc w:val="left"/>
+      <w:pPr>
+        <w:ind w:left="2880" w:hanging="360"/>
+      </w:pPr>
+      <w:rPr>
+        <w:rFonts w:ascii="Wingdings" w:hAnsi="Wingdings" w:hint="default"/>
+      </w:rPr>
+    </w:lvl>
+    <w:lvl w:ilvl="3" w:tplc="04090001" w:tentative="1">
+      <w:start w:val="1"/>
+      <w:numFmt w:val="bullet"/>
+      <w:lvlText w:val=""/>
+      <w:lvlJc w:val="left"/>
+      <w:pPr>
+        <w:ind w:left="3600" w:hanging="360"/>
+      </w:pPr>
+      <w:rPr>
+        <w:rFonts w:ascii="Symbol" w:hAnsi="Symbol" w:hint="default"/>
+      </w:rPr>
+    </w:lvl>
+    <w:lvl w:ilvl="4" w:tplc="04090003" w:tentative="1">
+      <w:start w:val="1"/>
+      <w:numFmt w:val="bullet"/>
+      <w:lvlText w:val="o"/>
+      <w:lvlJc w:val="left"/>
+      <w:pPr>
+        <w:ind w:left="4320" w:hanging="360"/>
+      </w:pPr>
+      <w:rPr>
+        <w:rFonts w:ascii="Courier New" w:hAnsi="Courier New" w:cs="Courier New" w:hint="default"/>
+      </w:rPr>
+    </w:lvl>
+    <w:lvl w:ilvl="5" w:tplc="04090005" w:tentative="1">
+      <w:start w:val="1"/>
+      <w:numFmt w:val="bullet"/>
+      <w:lvlText w:val=""/>
+      <w:lvlJc w:val="left"/>
+      <w:pPr>
+        <w:ind w:left="5040" w:hanging="360"/>
+      </w:pPr>
+      <w:rPr>
+        <w:rFonts w:ascii="Wingdings" w:hAnsi="Wingdings" w:hint="default"/>
+      </w:rPr>
+    </w:lvl>
+    <w:lvl w:ilvl="6" w:tplc="04090001" w:tentative="1">
+      <w:start w:val="1"/>
+      <w:numFmt w:val="bullet"/>
+      <w:lvlText w:val=""/>
+      <w:lvlJc w:val="left"/>
+      <w:pPr>
+        <w:ind w:left="5760" w:hanging="360"/>
+      </w:pPr>
+      <w:rPr>
+        <w:rFonts w:ascii="Symbol" w:hAnsi="Symbol" w:hint="default"/>
+      </w:rPr>
+    </w:lvl>
+    <w:lvl w:ilvl="7" w:tplc="04090003" w:tentative="1">
+      <w:start w:val="1"/>
+      <w:numFmt w:val="bullet"/>
+      <w:lvlText w:val="o"/>
+      <w:lvlJc w:val="left"/>
+      <w:pPr>
+        <w:ind w:left="6480" w:hanging="360"/>
+      </w:pPr>
+      <w:rPr>
+        <w:rFonts w:ascii="Courier New" w:hAnsi="Courier New" w:cs="Courier New" w:hint="default"/>
+      </w:rPr>
+    </w:lvl>
+    <w:lvl w:ilvl="8" w:tplc="04090005" w:tentative="1">
+      <w:start w:val="1"/>
+      <w:numFmt w:val="bullet"/>
+      <w:lvlText w:val=""/>
+      <w:lvlJc w:val="left"/>
+      <w:pPr>
+        <w:ind w:left="7200" w:hanging="360"/>
+      </w:pPr>
+      <w:rPr>
+        <w:rFonts w:ascii="Wingdings" w:hAnsi="Wingdings" w:hint="default"/>
+      </w:rPr>
+    </w:lvl>
+  </w:abstractNum>
+  <w:abstractNum w:abstractNumId="12" w15:restartNumberingAfterBreak="0">
     <w:nsid w:val="3B061264"/>
     <w:multiLevelType w:val="hybridMultilevel"/>
     <w:tmpl w:val="4DE81C46"/>
@@ -4643,7 +5619,7 @@
       </w:rPr>
     </w:lvl>
   </w:abstractNum>
-  <w:abstractNum w:abstractNumId="10" w15:restartNumberingAfterBreak="0">
+  <w:abstractNum w:abstractNumId="13" w15:restartNumberingAfterBreak="0">
     <w:nsid w:val="3D7E5214"/>
     <w:multiLevelType w:val="hybridMultilevel"/>
     <w:tmpl w:val="7698456E"/>
@@ -4756,7 +5732,120 @@
       </w:rPr>
     </w:lvl>
   </w:abstractNum>
-  <w:abstractNum w:abstractNumId="11" w15:restartNumberingAfterBreak="0">
+  <w:abstractNum w:abstractNumId="14" w15:restartNumberingAfterBreak="0">
+    <w:nsid w:val="41510329"/>
+    <w:multiLevelType w:val="hybridMultilevel"/>
+    <w:tmpl w:val="CCA4483A"/>
+    <w:lvl w:ilvl="0" w:tplc="04090001">
+      <w:start w:val="1"/>
+      <w:numFmt w:val="bullet"/>
+      <w:lvlText w:val=""/>
+      <w:lvlJc w:val="left"/>
+      <w:pPr>
+        <w:ind w:left="1440" w:hanging="360"/>
+      </w:pPr>
+      <w:rPr>
+        <w:rFonts w:ascii="Symbol" w:hAnsi="Symbol" w:hint="default"/>
+      </w:rPr>
+    </w:lvl>
+    <w:lvl w:ilvl="1" w:tplc="04090003" w:tentative="1">
+      <w:start w:val="1"/>
+      <w:numFmt w:val="bullet"/>
+      <w:lvlText w:val="o"/>
+      <w:lvlJc w:val="left"/>
+      <w:pPr>
+        <w:ind w:left="2160" w:hanging="360"/>
+      </w:pPr>
+      <w:rPr>
+        <w:rFonts w:ascii="Courier New" w:hAnsi="Courier New" w:cs="Courier New" w:hint="default"/>
+      </w:rPr>
+    </w:lvl>
+    <w:lvl w:ilvl="2" w:tplc="04090005" w:tentative="1">
+      <w:start w:val="1"/>
+      <w:numFmt w:val="bullet"/>
+      <w:lvlText w:val=""/>
+      <w:lvlJc w:val="left"/>
+      <w:pPr>
+        <w:ind w:left="2880" w:hanging="360"/>
+      </w:pPr>
+      <w:rPr>
+        <w:rFonts w:ascii="Wingdings" w:hAnsi="Wingdings" w:hint="default"/>
+      </w:rPr>
+    </w:lvl>
+    <w:lvl w:ilvl="3" w:tplc="04090001" w:tentative="1">
+      <w:start w:val="1"/>
+      <w:numFmt w:val="bullet"/>
+      <w:lvlText w:val=""/>
+      <w:lvlJc w:val="left"/>
+      <w:pPr>
+        <w:ind w:left="3600" w:hanging="360"/>
+      </w:pPr>
+      <w:rPr>
+        <w:rFonts w:ascii="Symbol" w:hAnsi="Symbol" w:hint="default"/>
+      </w:rPr>
+    </w:lvl>
+    <w:lvl w:ilvl="4" w:tplc="04090003" w:tentative="1">
+      <w:start w:val="1"/>
+      <w:numFmt w:val="bullet"/>
+      <w:lvlText w:val="o"/>
+      <w:lvlJc w:val="left"/>
+      <w:pPr>
+        <w:ind w:left="4320" w:hanging="360"/>
+      </w:pPr>
+      <w:rPr>
+        <w:rFonts w:ascii="Courier New" w:hAnsi="Courier New" w:cs="Courier New" w:hint="default"/>
+      </w:rPr>
+    </w:lvl>
+    <w:lvl w:ilvl="5" w:tplc="04090005" w:tentative="1">
+      <w:start w:val="1"/>
+      <w:numFmt w:val="bullet"/>
+      <w:lvlText w:val=""/>
+      <w:lvlJc w:val="left"/>
+      <w:pPr>
+        <w:ind w:left="5040" w:hanging="360"/>
+      </w:pPr>
+      <w:rPr>
+        <w:rFonts w:ascii="Wingdings" w:hAnsi="Wingdings" w:hint="default"/>
+      </w:rPr>
+    </w:lvl>
+    <w:lvl w:ilvl="6" w:tplc="04090001" w:tentative="1">
+      <w:start w:val="1"/>
+      <w:numFmt w:val="bullet"/>
+      <w:lvlText w:val=""/>
+      <w:lvlJc w:val="left"/>
+      <w:pPr>
+        <w:ind w:left="5760" w:hanging="360"/>
+      </w:pPr>
+      <w:rPr>
+        <w:rFonts w:ascii="Symbol" w:hAnsi="Symbol" w:hint="default"/>
+      </w:rPr>
+    </w:lvl>
+    <w:lvl w:ilvl="7" w:tplc="04090003" w:tentative="1">
+      <w:start w:val="1"/>
+      <w:numFmt w:val="bullet"/>
+      <w:lvlText w:val="o"/>
+      <w:lvlJc w:val="left"/>
+      <w:pPr>
+        <w:ind w:left="6480" w:hanging="360"/>
+      </w:pPr>
+      <w:rPr>
+        <w:rFonts w:ascii="Courier New" w:hAnsi="Courier New" w:cs="Courier New" w:hint="default"/>
+      </w:rPr>
+    </w:lvl>
+    <w:lvl w:ilvl="8" w:tplc="04090005" w:tentative="1">
+      <w:start w:val="1"/>
+      <w:numFmt w:val="bullet"/>
+      <w:lvlText w:val=""/>
+      <w:lvlJc w:val="left"/>
+      <w:pPr>
+        <w:ind w:left="7200" w:hanging="360"/>
+      </w:pPr>
+      <w:rPr>
+        <w:rFonts w:ascii="Wingdings" w:hAnsi="Wingdings" w:hint="default"/>
+      </w:rPr>
+    </w:lvl>
+  </w:abstractNum>
+  <w:abstractNum w:abstractNumId="15" w15:restartNumberingAfterBreak="0">
     <w:nsid w:val="472C3518"/>
     <w:multiLevelType w:val="multilevel"/>
     <w:tmpl w:val="408CBDCA"/>
@@ -4869,7 +5958,7 @@
       </w:rPr>
     </w:lvl>
   </w:abstractNum>
-  <w:abstractNum w:abstractNumId="12" w15:restartNumberingAfterBreak="0">
+  <w:abstractNum w:abstractNumId="16" w15:restartNumberingAfterBreak="0">
     <w:nsid w:val="48024179"/>
     <w:multiLevelType w:val="multilevel"/>
     <w:tmpl w:val="15E2C28A"/>
@@ -4982,7 +6071,7 @@
       </w:rPr>
     </w:lvl>
   </w:abstractNum>
-  <w:abstractNum w:abstractNumId="13" w15:restartNumberingAfterBreak="0">
+  <w:abstractNum w:abstractNumId="17" w15:restartNumberingAfterBreak="0">
     <w:nsid w:val="48440B7D"/>
     <w:multiLevelType w:val="hybridMultilevel"/>
     <w:tmpl w:val="E876B96C"/>
@@ -5095,7 +6184,7 @@
       </w:rPr>
     </w:lvl>
   </w:abstractNum>
-  <w:abstractNum w:abstractNumId="14" w15:restartNumberingAfterBreak="0">
+  <w:abstractNum w:abstractNumId="18" w15:restartNumberingAfterBreak="0">
     <w:nsid w:val="51957ADE"/>
     <w:multiLevelType w:val="multilevel"/>
     <w:tmpl w:val="F13C2104"/>
@@ -5208,7 +6297,7 @@
       </w:rPr>
     </w:lvl>
   </w:abstractNum>
-  <w:abstractNum w:abstractNumId="15" w15:restartNumberingAfterBreak="0">
+  <w:abstractNum w:abstractNumId="19" w15:restartNumberingAfterBreak="0">
     <w:nsid w:val="51F32E1B"/>
     <w:multiLevelType w:val="multilevel"/>
     <w:tmpl w:val="E5F0CE6C"/>
@@ -5321,7 +6410,7 @@
       </w:rPr>
     </w:lvl>
   </w:abstractNum>
-  <w:abstractNum w:abstractNumId="16" w15:restartNumberingAfterBreak="0">
+  <w:abstractNum w:abstractNumId="20" w15:restartNumberingAfterBreak="0">
     <w:nsid w:val="53DB4A8B"/>
     <w:multiLevelType w:val="hybridMultilevel"/>
     <w:tmpl w:val="82E8669C"/>
@@ -5433,7 +6522,7 @@
       </w:rPr>
     </w:lvl>
   </w:abstractNum>
-  <w:abstractNum w:abstractNumId="17" w15:restartNumberingAfterBreak="0">
+  <w:abstractNum w:abstractNumId="21" w15:restartNumberingAfterBreak="0">
     <w:nsid w:val="57C13E92"/>
     <w:multiLevelType w:val="multilevel"/>
     <w:tmpl w:val="4F6C76DE"/>
@@ -5546,7 +6635,7 @@
       </w:rPr>
     </w:lvl>
   </w:abstractNum>
-  <w:abstractNum w:abstractNumId="18" w15:restartNumberingAfterBreak="0">
+  <w:abstractNum w:abstractNumId="22" w15:restartNumberingAfterBreak="0">
     <w:nsid w:val="5ABC1A2D"/>
     <w:multiLevelType w:val="hybridMultilevel"/>
     <w:tmpl w:val="B0FA1A4A"/>
@@ -5659,7 +6748,7 @@
       </w:rPr>
     </w:lvl>
   </w:abstractNum>
-  <w:abstractNum w:abstractNumId="19" w15:restartNumberingAfterBreak="0">
+  <w:abstractNum w:abstractNumId="23" w15:restartNumberingAfterBreak="0">
     <w:nsid w:val="5DD5757A"/>
     <w:multiLevelType w:val="multilevel"/>
     <w:tmpl w:val="52BEA464"/>
@@ -5772,7 +6861,7 @@
       </w:rPr>
     </w:lvl>
   </w:abstractNum>
-  <w:abstractNum w:abstractNumId="20" w15:restartNumberingAfterBreak="0">
+  <w:abstractNum w:abstractNumId="24" w15:restartNumberingAfterBreak="0">
     <w:nsid w:val="64D343AA"/>
     <w:multiLevelType w:val="multilevel"/>
     <w:tmpl w:val="2FE60BA8"/>
@@ -5885,7 +6974,7 @@
       </w:rPr>
     </w:lvl>
   </w:abstractNum>
-  <w:abstractNum w:abstractNumId="21" w15:restartNumberingAfterBreak="0">
+  <w:abstractNum w:abstractNumId="25" w15:restartNumberingAfterBreak="0">
     <w:nsid w:val="66657F63"/>
     <w:multiLevelType w:val="multilevel"/>
     <w:tmpl w:val="8AAA28EE"/>
@@ -5998,7 +7087,7 @@
       </w:rPr>
     </w:lvl>
   </w:abstractNum>
-  <w:abstractNum w:abstractNumId="22" w15:restartNumberingAfterBreak="0">
+  <w:abstractNum w:abstractNumId="26" w15:restartNumberingAfterBreak="0">
     <w:nsid w:val="66E36FC2"/>
     <w:multiLevelType w:val="hybridMultilevel"/>
     <w:tmpl w:val="94923190"/>
@@ -6110,7 +7199,7 @@
       </w:rPr>
     </w:lvl>
   </w:abstractNum>
-  <w:abstractNum w:abstractNumId="23" w15:restartNumberingAfterBreak="0">
+  <w:abstractNum w:abstractNumId="27" w15:restartNumberingAfterBreak="0">
     <w:nsid w:val="678B1D90"/>
     <w:multiLevelType w:val="hybridMultilevel"/>
     <w:tmpl w:val="91A4DC12"/>
@@ -6223,7 +7312,7 @@
       </w:rPr>
     </w:lvl>
   </w:abstractNum>
-  <w:abstractNum w:abstractNumId="24" w15:restartNumberingAfterBreak="0">
+  <w:abstractNum w:abstractNumId="28" w15:restartNumberingAfterBreak="0">
     <w:nsid w:val="6F073E1E"/>
     <w:multiLevelType w:val="multilevel"/>
     <w:tmpl w:val="7D28DB68"/>
@@ -6336,7 +7425,120 @@
       </w:rPr>
     </w:lvl>
   </w:abstractNum>
-  <w:abstractNum w:abstractNumId="25" w15:restartNumberingAfterBreak="0">
+  <w:abstractNum w:abstractNumId="29" w15:restartNumberingAfterBreak="0">
+    <w:nsid w:val="74B74F26"/>
+    <w:multiLevelType w:val="hybridMultilevel"/>
+    <w:tmpl w:val="47B8C6CE"/>
+    <w:lvl w:ilvl="0" w:tplc="04090001">
+      <w:start w:val="1"/>
+      <w:numFmt w:val="bullet"/>
+      <w:lvlText w:val=""/>
+      <w:lvlJc w:val="left"/>
+      <w:pPr>
+        <w:ind w:left="1440" w:hanging="360"/>
+      </w:pPr>
+      <w:rPr>
+        <w:rFonts w:ascii="Symbol" w:hAnsi="Symbol" w:hint="default"/>
+      </w:rPr>
+    </w:lvl>
+    <w:lvl w:ilvl="1" w:tplc="04090003" w:tentative="1">
+      <w:start w:val="1"/>
+      <w:numFmt w:val="bullet"/>
+      <w:lvlText w:val="o"/>
+      <w:lvlJc w:val="left"/>
+      <w:pPr>
+        <w:ind w:left="2160" w:hanging="360"/>
+      </w:pPr>
+      <w:rPr>
+        <w:rFonts w:ascii="Courier New" w:hAnsi="Courier New" w:cs="Courier New" w:hint="default"/>
+      </w:rPr>
+    </w:lvl>
+    <w:lvl w:ilvl="2" w:tplc="04090005" w:tentative="1">
+      <w:start w:val="1"/>
+      <w:numFmt w:val="bullet"/>
+      <w:lvlText w:val=""/>
+      <w:lvlJc w:val="left"/>
+      <w:pPr>
+        <w:ind w:left="2880" w:hanging="360"/>
+      </w:pPr>
+      <w:rPr>
+        <w:rFonts w:ascii="Wingdings" w:hAnsi="Wingdings" w:hint="default"/>
+      </w:rPr>
+    </w:lvl>
+    <w:lvl w:ilvl="3" w:tplc="04090001" w:tentative="1">
+      <w:start w:val="1"/>
+      <w:numFmt w:val="bullet"/>
+      <w:lvlText w:val=""/>
+      <w:lvlJc w:val="left"/>
+      <w:pPr>
+        <w:ind w:left="3600" w:hanging="360"/>
+      </w:pPr>
+      <w:rPr>
+        <w:rFonts w:ascii="Symbol" w:hAnsi="Symbol" w:hint="default"/>
+      </w:rPr>
+    </w:lvl>
+    <w:lvl w:ilvl="4" w:tplc="04090003" w:tentative="1">
+      <w:start w:val="1"/>
+      <w:numFmt w:val="bullet"/>
+      <w:lvlText w:val="o"/>
+      <w:lvlJc w:val="left"/>
+      <w:pPr>
+        <w:ind w:left="4320" w:hanging="360"/>
+      </w:pPr>
+      <w:rPr>
+        <w:rFonts w:ascii="Courier New" w:hAnsi="Courier New" w:cs="Courier New" w:hint="default"/>
+      </w:rPr>
+    </w:lvl>
+    <w:lvl w:ilvl="5" w:tplc="04090005" w:tentative="1">
+      <w:start w:val="1"/>
+      <w:numFmt w:val="bullet"/>
+      <w:lvlText w:val=""/>
+      <w:lvlJc w:val="left"/>
+      <w:pPr>
+        <w:ind w:left="5040" w:hanging="360"/>
+      </w:pPr>
+      <w:rPr>
+        <w:rFonts w:ascii="Wingdings" w:hAnsi="Wingdings" w:hint="default"/>
+      </w:rPr>
+    </w:lvl>
+    <w:lvl w:ilvl="6" w:tplc="04090001" w:tentative="1">
+      <w:start w:val="1"/>
+      <w:numFmt w:val="bullet"/>
+      <w:lvlText w:val=""/>
+      <w:lvlJc w:val="left"/>
+      <w:pPr>
+        <w:ind w:left="5760" w:hanging="360"/>
+      </w:pPr>
+      <w:rPr>
+        <w:rFonts w:ascii="Symbol" w:hAnsi="Symbol" w:hint="default"/>
+      </w:rPr>
+    </w:lvl>
+    <w:lvl w:ilvl="7" w:tplc="04090003" w:tentative="1">
+      <w:start w:val="1"/>
+      <w:numFmt w:val="bullet"/>
+      <w:lvlText w:val="o"/>
+      <w:lvlJc w:val="left"/>
+      <w:pPr>
+        <w:ind w:left="6480" w:hanging="360"/>
+      </w:pPr>
+      <w:rPr>
+        <w:rFonts w:ascii="Courier New" w:hAnsi="Courier New" w:cs="Courier New" w:hint="default"/>
+      </w:rPr>
+    </w:lvl>
+    <w:lvl w:ilvl="8" w:tplc="04090005" w:tentative="1">
+      <w:start w:val="1"/>
+      <w:numFmt w:val="bullet"/>
+      <w:lvlText w:val=""/>
+      <w:lvlJc w:val="left"/>
+      <w:pPr>
+        <w:ind w:left="7200" w:hanging="360"/>
+      </w:pPr>
+      <w:rPr>
+        <w:rFonts w:ascii="Wingdings" w:hAnsi="Wingdings" w:hint="default"/>
+      </w:rPr>
+    </w:lvl>
+  </w:abstractNum>
+  <w:abstractNum w:abstractNumId="30" w15:restartNumberingAfterBreak="0">
     <w:nsid w:val="78581CAA"/>
     <w:multiLevelType w:val="hybridMultilevel"/>
     <w:tmpl w:val="ACF0EC76"/>
@@ -6449,7 +7651,7 @@
       </w:rPr>
     </w:lvl>
   </w:abstractNum>
-  <w:abstractNum w:abstractNumId="26" w15:restartNumberingAfterBreak="0">
+  <w:abstractNum w:abstractNumId="31" w15:restartNumberingAfterBreak="0">
     <w:nsid w:val="79CE2843"/>
     <w:multiLevelType w:val="hybridMultilevel"/>
     <w:tmpl w:val="93DAAADA"/>
@@ -6562,7 +7764,7 @@
       </w:rPr>
     </w:lvl>
   </w:abstractNum>
-  <w:abstractNum w:abstractNumId="27" w15:restartNumberingAfterBreak="0">
+  <w:abstractNum w:abstractNumId="32" w15:restartNumberingAfterBreak="0">
     <w:nsid w:val="7B7170A5"/>
     <w:multiLevelType w:val="multilevel"/>
     <w:tmpl w:val="70B4229E"/>
@@ -6676,88 +7878,103 @@
     </w:lvl>
   </w:abstractNum>
   <w:num w:numId="1" w16cid:durableId="1200237473">
+    <w:abstractNumId w:val="19"/>
+  </w:num>
+  <w:num w:numId="2" w16cid:durableId="163520121">
+    <w:abstractNumId w:val="4"/>
+  </w:num>
+  <w:num w:numId="3" w16cid:durableId="476143897">
+    <w:abstractNumId w:val="18"/>
+  </w:num>
+  <w:num w:numId="4" w16cid:durableId="1304040104">
+    <w:abstractNumId w:val="16"/>
+  </w:num>
+  <w:num w:numId="5" w16cid:durableId="2071031478">
+    <w:abstractNumId w:val="28"/>
+  </w:num>
+  <w:num w:numId="6" w16cid:durableId="1959599613">
+    <w:abstractNumId w:val="9"/>
+  </w:num>
+  <w:num w:numId="7" w16cid:durableId="1769816294">
+    <w:abstractNumId w:val="21"/>
+  </w:num>
+  <w:num w:numId="8" w16cid:durableId="70274652">
+    <w:abstractNumId w:val="3"/>
+  </w:num>
+  <w:num w:numId="9" w16cid:durableId="311763110">
+    <w:abstractNumId w:val="24"/>
+  </w:num>
+  <w:num w:numId="10" w16cid:durableId="403189974">
+    <w:abstractNumId w:val="32"/>
+  </w:num>
+  <w:num w:numId="11" w16cid:durableId="354692849">
+    <w:abstractNumId w:val="10"/>
+  </w:num>
+  <w:num w:numId="12" w16cid:durableId="215510913">
     <w:abstractNumId w:val="15"/>
   </w:num>
-  <w:num w:numId="2" w16cid:durableId="163520121">
-    <w:abstractNumId w:val="3"/>
+  <w:num w:numId="13" w16cid:durableId="2080982498">
+    <w:abstractNumId w:val="8"/>
   </w:num>
-  <w:num w:numId="3" w16cid:durableId="476143897">
-    <w:abstractNumId w:val="14"/>
+  <w:num w:numId="14" w16cid:durableId="1467354242">
+    <w:abstractNumId w:val="25"/>
   </w:num>
-  <w:num w:numId="4" w16cid:durableId="1304040104">
+  <w:num w:numId="15" w16cid:durableId="1116489195">
+    <w:abstractNumId w:val="23"/>
+  </w:num>
+  <w:num w:numId="16" w16cid:durableId="1299534960">
+    <w:abstractNumId w:val="2"/>
+  </w:num>
+  <w:num w:numId="17" w16cid:durableId="82535545">
     <w:abstractNumId w:val="12"/>
   </w:num>
-  <w:num w:numId="5" w16cid:durableId="2071031478">
-    <w:abstractNumId w:val="24"/>
+  <w:num w:numId="18" w16cid:durableId="1127893040">
+    <w:abstractNumId w:val="5"/>
   </w:num>
-  <w:num w:numId="6" w16cid:durableId="1959599613">
-    <w:abstractNumId w:val="7"/>
+  <w:num w:numId="19" w16cid:durableId="1555700082">
+    <w:abstractNumId w:val="22"/>
   </w:num>
-  <w:num w:numId="7" w16cid:durableId="1769816294">
+  <w:num w:numId="20" w16cid:durableId="1861815886">
+    <w:abstractNumId w:val="27"/>
+  </w:num>
+  <w:num w:numId="21" w16cid:durableId="403532588">
     <w:abstractNumId w:val="17"/>
   </w:num>
-  <w:num w:numId="8" w16cid:durableId="70274652">
-    <w:abstractNumId w:val="2"/>
-  </w:num>
-  <w:num w:numId="9" w16cid:durableId="311763110">
+  <w:num w:numId="22" w16cid:durableId="1138566757">
     <w:abstractNumId w:val="20"/>
   </w:num>
-  <w:num w:numId="10" w16cid:durableId="403189974">
-    <w:abstractNumId w:val="27"/>
-  </w:num>
-  <w:num w:numId="11" w16cid:durableId="354692849">
-    <w:abstractNumId w:val="8"/>
-  </w:num>
-  <w:num w:numId="12" w16cid:durableId="215510913">
-    <w:abstractNumId w:val="11"/>
-  </w:num>
-  <w:num w:numId="13" w16cid:durableId="2080982498">
+  <w:num w:numId="23" w16cid:durableId="999425381">
     <w:abstractNumId w:val="6"/>
   </w:num>
-  <w:num w:numId="14" w16cid:durableId="1467354242">
-    <w:abstractNumId w:val="21"/>
-  </w:num>
-  <w:num w:numId="15" w16cid:durableId="1116489195">
-    <w:abstractNumId w:val="19"/>
-  </w:num>
-  <w:num w:numId="16" w16cid:durableId="1299534960">
-    <w:abstractNumId w:val="1"/>
-  </w:num>
-  <w:num w:numId="17" w16cid:durableId="82535545">
-    <w:abstractNumId w:val="9"/>
-  </w:num>
-  <w:num w:numId="18" w16cid:durableId="1127893040">
-    <w:abstractNumId w:val="4"/>
-  </w:num>
-  <w:num w:numId="19" w16cid:durableId="1555700082">
-    <w:abstractNumId w:val="18"/>
-  </w:num>
-  <w:num w:numId="20" w16cid:durableId="1861815886">
-    <w:abstractNumId w:val="23"/>
-  </w:num>
-  <w:num w:numId="21" w16cid:durableId="403532588">
+  <w:num w:numId="24" w16cid:durableId="216161834">
     <w:abstractNumId w:val="13"/>
   </w:num>
-  <w:num w:numId="22" w16cid:durableId="1138566757">
-    <w:abstractNumId w:val="16"/>
-  </w:num>
-  <w:num w:numId="23" w16cid:durableId="999425381">
-    <w:abstractNumId w:val="5"/>
-  </w:num>
-  <w:num w:numId="24" w16cid:durableId="216161834">
-    <w:abstractNumId w:val="10"/>
-  </w:num>
   <w:num w:numId="25" w16cid:durableId="861481844">
-    <w:abstractNumId w:val="22"/>
+    <w:abstractNumId w:val="26"/>
   </w:num>
   <w:num w:numId="26" w16cid:durableId="857694941">
-    <w:abstractNumId w:val="25"/>
+    <w:abstractNumId w:val="30"/>
   </w:num>
   <w:num w:numId="27" w16cid:durableId="1174607192">
-    <w:abstractNumId w:val="26"/>
+    <w:abstractNumId w:val="31"/>
   </w:num>
   <w:num w:numId="28" w16cid:durableId="146485557">
     <w:abstractNumId w:val="0"/>
+  </w:num>
+  <w:num w:numId="29" w16cid:durableId="106244475">
+    <w:abstractNumId w:val="7"/>
+  </w:num>
+  <w:num w:numId="30" w16cid:durableId="208344460">
+    <w:abstractNumId w:val="14"/>
+  </w:num>
+  <w:num w:numId="31" w16cid:durableId="1222473673">
+    <w:abstractNumId w:val="11"/>
+  </w:num>
+  <w:num w:numId="32" w16cid:durableId="1099563217">
+    <w:abstractNumId w:val="29"/>
+  </w:num>
+  <w:num w:numId="33" w16cid:durableId="1768960369">
+    <w:abstractNumId w:val="1"/>
   </w:num>
 </w:numbering>
 </file>
@@ -7277,6 +8494,7 @@
   <w:style w:type="character" w:default="1" w:styleId="DefaultParagraphFont">
     <w:name w:val="Default Paragraph Font"/>
     <w:uiPriority w:val="1"/>
+    <w:semiHidden/>
     <w:unhideWhenUsed/>
   </w:style>
   <w:style w:type="table" w:default="1" w:styleId="TableNormal">

--- a/Tech Docs/Tech Doc CS1050.docx
+++ b/Tech Docs/Tech Doc CS1050.docx
@@ -90,7 +90,7 @@
                 <w:r>
                   <w:fldChar w:fldCharType="separate"/>
                 </w:r>
-                <w:hyperlink w:anchor="_Toc221656348" w:history="1">
+                <w:hyperlink w:anchor="_Toc221710986" w:history="1">
                   <w:r>
                     <w:rPr>
                       <w:rStyle w:val="Hyperlink"/>
@@ -116,7 +116,7 @@
                     <w14:ligatures w14:val="standardContextual"/>
                   </w:rPr>
                 </w:pPr>
-                <w:hyperlink w:anchor="_Toc221656349" w:history="1">
+                <w:hyperlink w:anchor="_Toc221710987" w:history="1">
                   <w:r>
                     <w:rPr>
                       <w:rStyle w:val="Hyperlink"/>
@@ -142,7 +142,7 @@
                     <w14:ligatures w14:val="standardContextual"/>
                   </w:rPr>
                 </w:pPr>
-                <w:hyperlink w:anchor="_Toc221656350" w:history="1">
+                <w:hyperlink w:anchor="_Toc221710988" w:history="1">
                   <w:r>
                     <w:rPr>
                       <w:rStyle w:val="Hyperlink"/>
@@ -168,7 +168,7 @@
                     <w14:ligatures w14:val="standardContextual"/>
                   </w:rPr>
                 </w:pPr>
-                <w:hyperlink w:anchor="_Toc221656351" w:history="1">
+                <w:hyperlink w:anchor="_Toc221710989" w:history="1">
                   <w:r>
                     <w:rPr>
                       <w:rStyle w:val="Hyperlink"/>
@@ -194,7 +194,7 @@
                     <w14:ligatures w14:val="standardContextual"/>
                   </w:rPr>
                 </w:pPr>
-                <w:hyperlink w:anchor="_Toc221656352" w:history="1">
+                <w:hyperlink w:anchor="_Toc221710990" w:history="1">
                   <w:r>
                     <w:rPr>
                       <w:rStyle w:val="Hyperlink"/>
@@ -220,7 +220,7 @@
                     <w14:ligatures w14:val="standardContextual"/>
                   </w:rPr>
                 </w:pPr>
-                <w:hyperlink w:anchor="_Toc221656353" w:history="1">
+                <w:hyperlink w:anchor="_Toc221710991" w:history="1">
                   <w:r>
                     <w:rPr>
                       <w:rStyle w:val="Hyperlink"/>
@@ -246,7 +246,7 @@
                     <w14:ligatures w14:val="standardContextual"/>
                   </w:rPr>
                 </w:pPr>
-                <w:hyperlink w:anchor="_Toc221656354" w:history="1">
+                <w:hyperlink w:anchor="_Toc221710992" w:history="1">
                   <w:r>
                     <w:rPr>
                       <w:rStyle w:val="Hyperlink"/>
@@ -272,7 +272,7 @@
                     <w14:ligatures w14:val="standardContextual"/>
                   </w:rPr>
                 </w:pPr>
-                <w:hyperlink w:anchor="_Toc221656355" w:history="1">
+                <w:hyperlink w:anchor="_Toc221710993" w:history="1">
                   <w:r>
                     <w:rPr>
                       <w:rStyle w:val="Hyperlink"/>
@@ -298,7 +298,7 @@
                     <w14:ligatures w14:val="standardContextual"/>
                   </w:rPr>
                 </w:pPr>
-                <w:hyperlink w:anchor="_Toc221656356" w:history="1">
+                <w:hyperlink w:anchor="_Toc221710994" w:history="1">
                   <w:r>
                     <w:rPr>
                       <w:rStyle w:val="Hyperlink"/>
@@ -325,7 +325,7 @@
                     <w14:ligatures w14:val="standardContextual"/>
                   </w:rPr>
                 </w:pPr>
-                <w:hyperlink w:anchor="_Toc221656357" w:history="1">
+                <w:hyperlink w:anchor="_Toc221710995" w:history="1">
                   <w:r>
                     <w:rPr>
                       <w:rStyle w:val="Hyperlink"/>
@@ -351,7 +351,7 @@
                     <w14:ligatures w14:val="standardContextual"/>
                   </w:rPr>
                 </w:pPr>
-                <w:hyperlink w:anchor="_Toc221656358" w:history="1">
+                <w:hyperlink w:anchor="_Toc221710996" w:history="1">
                   <w:r>
                     <w:rPr>
                       <w:rStyle w:val="Hyperlink"/>
@@ -377,7 +377,7 @@
                     <w14:ligatures w14:val="standardContextual"/>
                   </w:rPr>
                 </w:pPr>
-                <w:hyperlink w:anchor="_Toc221656359" w:history="1">
+                <w:hyperlink w:anchor="_Toc221710997" w:history="1">
                   <w:r>
                     <w:rPr>
                       <w:rStyle w:val="Hyperlink"/>
@@ -403,7 +403,7 @@
                     <w14:ligatures w14:val="standardContextual"/>
                   </w:rPr>
                 </w:pPr>
-                <w:hyperlink w:anchor="_Toc221656360" w:history="1">
+                <w:hyperlink w:anchor="_Toc221710998" w:history="1">
                   <w:r>
                     <w:rPr>
                       <w:rStyle w:val="Hyperlink"/>
@@ -429,7 +429,7 @@
                     <w14:ligatures w14:val="standardContextual"/>
                   </w:rPr>
                 </w:pPr>
-                <w:hyperlink w:anchor="_Toc221656361" w:history="1">
+                <w:hyperlink w:anchor="_Toc221710999" w:history="1">
                   <w:r>
                     <w:rPr>
                       <w:rStyle w:val="Hyperlink"/>
@@ -455,7 +455,7 @@
                     <w14:ligatures w14:val="standardContextual"/>
                   </w:rPr>
                 </w:pPr>
-                <w:hyperlink w:anchor="_Toc221656362" w:history="1">
+                <w:hyperlink w:anchor="_Toc221711000" w:history="1">
                   <w:r>
                     <w:rPr>
                       <w:rStyle w:val="Hyperlink"/>
@@ -481,7 +481,7 @@
                     <w14:ligatures w14:val="standardContextual"/>
                   </w:rPr>
                 </w:pPr>
-                <w:hyperlink w:anchor="_Toc221656363" w:history="1">
+                <w:hyperlink w:anchor="_Toc221711001" w:history="1">
                   <w:r>
                     <w:rPr>
                       <w:rStyle w:val="Hyperlink"/>
@@ -507,7 +507,7 @@
                     <w14:ligatures w14:val="standardContextual"/>
                   </w:rPr>
                 </w:pPr>
-                <w:hyperlink w:anchor="_Toc221656364" w:history="1">
+                <w:hyperlink w:anchor="_Toc221711002" w:history="1">
                   <w:r>
                     <w:rPr>
                       <w:rStyle w:val="Hyperlink"/>
@@ -533,7 +533,7 @@
                     <w14:ligatures w14:val="standardContextual"/>
                   </w:rPr>
                 </w:pPr>
-                <w:hyperlink w:anchor="_Toc221656365" w:history="1">
+                <w:hyperlink w:anchor="_Toc221711003" w:history="1">
                   <w:r>
                     <w:rPr>
                       <w:rStyle w:val="Hyperlink"/>
@@ -559,7 +559,7 @@
                     <w14:ligatures w14:val="standardContextual"/>
                   </w:rPr>
                 </w:pPr>
-                <w:hyperlink w:anchor="_Toc221656366" w:history="1">
+                <w:hyperlink w:anchor="_Toc221711004" w:history="1">
                   <w:r>
                     <w:rPr>
                       <w:rStyle w:val="Hyperlink"/>
@@ -585,7 +585,7 @@
                     <w14:ligatures w14:val="standardContextual"/>
                   </w:rPr>
                 </w:pPr>
-                <w:hyperlink w:anchor="_Toc221656367" w:history="1">
+                <w:hyperlink w:anchor="_Toc221711005" w:history="1">
                   <w:r>
                     <w:rPr>
                       <w:rStyle w:val="Hyperlink"/>
@@ -611,7 +611,7 @@
                     <w14:ligatures w14:val="standardContextual"/>
                   </w:rPr>
                 </w:pPr>
-                <w:hyperlink w:anchor="_Toc221656368" w:history="1">
+                <w:hyperlink w:anchor="_Toc221711006" w:history="1">
                   <w:r>
                     <w:rPr>
                       <w:rStyle w:val="Hyperlink"/>
@@ -637,7 +637,7 @@
                     <w14:ligatures w14:val="standardContextual"/>
                   </w:rPr>
                 </w:pPr>
-                <w:hyperlink w:anchor="_Toc221656369" w:history="1">
+                <w:hyperlink w:anchor="_Toc221711007" w:history="1">
                   <w:r>
                     <w:rPr>
                       <w:rStyle w:val="Hyperlink"/>
@@ -663,7 +663,7 @@
                     <w14:ligatures w14:val="standardContextual"/>
                   </w:rPr>
                 </w:pPr>
-                <w:hyperlink w:anchor="_Toc221656370" w:history="1">
+                <w:hyperlink w:anchor="_Toc221711008" w:history="1">
                   <w:r>
                     <w:rPr>
                       <w:rStyle w:val="Hyperlink"/>
@@ -690,7 +690,7 @@
                     <w14:ligatures w14:val="standardContextual"/>
                   </w:rPr>
                 </w:pPr>
-                <w:hyperlink w:anchor="_Toc221656371" w:history="1">
+                <w:hyperlink w:anchor="_Toc221711009" w:history="1">
                   <w:r>
                     <w:rPr>
                       <w:rStyle w:val="Hyperlink"/>
@@ -735,7 +735,33 @@
                     <w14:ligatures w14:val="standardContextual"/>
                   </w:rPr>
                 </w:pPr>
-                <w:hyperlink w:anchor="_Toc221656372" w:history="1">
+                <w:hyperlink w:anchor="_Toc221711010" w:history="1">
+                  <w:r>
+                    <w:rPr>
+                      <w:rStyle w:val="Hyperlink"/>
+                      <w:noProof/>
+                    </w:rPr>
+                    <w:t>L07</w:t>
+                  </w:r>
+                </w:hyperlink>
+              </w:p>
+              <w:p>
+                <w:pPr>
+                  <w:pStyle w:val="TOC1"/>
+                  <w:tabs>
+                    <w:tab w:val="right" w:leader="dot" w:pos="9350"/>
+                  </w:tabs>
+                  <w:rPr>
+                    <w:rFonts w:asciiTheme="minorHAnsi" w:eastAsiaTheme="minorEastAsia" w:hAnsiTheme="minorHAnsi" w:cstheme="minorBidi"/>
+                    <w:noProof/>
+                    <w:kern w:val="2"/>
+                    <w:sz w:val="24"/>
+                    <w:szCs w:val="24"/>
+                    <w:lang w:val="en-US"/>
+                    <w14:ligatures w14:val="standardContextual"/>
+                  </w:rPr>
+                </w:pPr>
+                <w:hyperlink w:anchor="_Toc221711011" w:history="1">
                   <w:r>
                     <w:rPr>
                       <w:rStyle w:val="Hyperlink"/>
@@ -761,7 +787,7 @@
                     <w14:ligatures w14:val="standardContextual"/>
                   </w:rPr>
                 </w:pPr>
-                <w:hyperlink w:anchor="_Toc221656373" w:history="1">
+                <w:hyperlink w:anchor="_Toc221711012" w:history="1">
                   <w:r>
                     <w:rPr>
                       <w:rStyle w:val="Hyperlink"/>
@@ -787,7 +813,7 @@
                     <w14:ligatures w14:val="standardContextual"/>
                   </w:rPr>
                 </w:pPr>
-                <w:hyperlink w:anchor="_Toc221656374" w:history="1">
+                <w:hyperlink w:anchor="_Toc221711013" w:history="1">
                   <w:r>
                     <w:rPr>
                       <w:rStyle w:val="Hyperlink"/>
@@ -813,7 +839,7 @@
                     <w14:ligatures w14:val="standardContextual"/>
                   </w:rPr>
                 </w:pPr>
-                <w:hyperlink w:anchor="_Toc221656375" w:history="1">
+                <w:hyperlink w:anchor="_Toc221711014" w:history="1">
                   <w:r>
                     <w:rPr>
                       <w:rStyle w:val="Hyperlink"/>
@@ -839,7 +865,7 @@
                     <w14:ligatures w14:val="standardContextual"/>
                   </w:rPr>
                 </w:pPr>
-                <w:hyperlink w:anchor="_Toc221656376" w:history="1">
+                <w:hyperlink w:anchor="_Toc221711015" w:history="1">
                   <w:r>
                     <w:rPr>
                       <w:rStyle w:val="Hyperlink"/>
@@ -865,7 +891,7 @@
                     <w14:ligatures w14:val="standardContextual"/>
                   </w:rPr>
                 </w:pPr>
-                <w:hyperlink w:anchor="_Toc221656377" w:history="1">
+                <w:hyperlink w:anchor="_Toc221711016" w:history="1">
                   <w:r>
                     <w:rPr>
                       <w:rStyle w:val="Hyperlink"/>
@@ -891,7 +917,7 @@
                     <w14:ligatures w14:val="standardContextual"/>
                   </w:rPr>
                 </w:pPr>
-                <w:hyperlink w:anchor="_Toc221656378" w:history="1">
+                <w:hyperlink w:anchor="_Toc221711017" w:history="1">
                   <w:r>
                     <w:rPr>
                       <w:rStyle w:val="Hyperlink"/>
@@ -917,7 +943,7 @@
                     <w14:ligatures w14:val="standardContextual"/>
                   </w:rPr>
                 </w:pPr>
-                <w:hyperlink w:anchor="_Toc221656379" w:history="1">
+                <w:hyperlink w:anchor="_Toc221711018" w:history="1">
                   <w:r>
                     <w:rPr>
                       <w:rStyle w:val="Hyperlink"/>
@@ -943,7 +969,7 @@
                     <w14:ligatures w14:val="standardContextual"/>
                   </w:rPr>
                 </w:pPr>
-                <w:hyperlink w:anchor="_Toc221656380" w:history="1">
+                <w:hyperlink w:anchor="_Toc221711019" w:history="1">
                   <w:r>
                     <w:rPr>
                       <w:rStyle w:val="Hyperlink"/>
@@ -996,7 +1022,7 @@
       <w:pPr>
         <w:pStyle w:val="Heading1"/>
       </w:pPr>
-      <w:bookmarkStart w:id="1" w:name="_Toc221656348"/>
+      <w:bookmarkStart w:id="1" w:name="_Toc221710986"/>
       <w:r>
         <w:t>Overview</w:t>
       </w:r>
@@ -1004,15 +1030,7 @@
     </w:p>
     <w:p>
       <w:r>
-        <w:t xml:space="preserve">When you add information in your own </w:t>
-      </w:r>
-      <w:proofErr w:type="gramStart"/>
-      <w:r>
-        <w:t>words</w:t>
-      </w:r>
-      <w:proofErr w:type="gramEnd"/>
-      <w:r>
-        <w:t xml:space="preserve"> demonstrating your understanding. Do not use exact words from lectures or images from lectures.</w:t>
+        <w:t>When you add information in your own words demonstrating your understanding. Do not use exact words from lectures or images from lectures.</w:t>
       </w:r>
     </w:p>
     <w:p/>
@@ -1473,7 +1491,7 @@
       <w:pPr>
         <w:pStyle w:val="Heading2"/>
       </w:pPr>
-      <w:bookmarkStart w:id="2" w:name="_Toc221656349"/>
+      <w:bookmarkStart w:id="2" w:name="_Toc221710987"/>
       <w:r>
         <w:t>General Resources</w:t>
       </w:r>
@@ -1555,7 +1573,6 @@
         </w:numPr>
       </w:pPr>
       <w:r>
-        <w:lastRenderedPageBreak/>
         <w:t>Next resource is to see Deb or learning assistance during office hours</w:t>
       </w:r>
     </w:p>
@@ -1709,7 +1726,7 @@
       <w:pPr>
         <w:pStyle w:val="Heading1"/>
       </w:pPr>
-      <w:bookmarkStart w:id="3" w:name="_Toc221656350"/>
+      <w:bookmarkStart w:id="3" w:name="_Toc221710988"/>
       <w:r>
         <w:t>SD01  Software Development and Tools</w:t>
       </w:r>
@@ -1723,7 +1740,7 @@
       <w:pPr>
         <w:pStyle w:val="Heading3"/>
       </w:pPr>
-      <w:bookmarkStart w:id="4" w:name="_Toc221656351"/>
+      <w:bookmarkStart w:id="4" w:name="_Toc221710989"/>
       <w:r>
         <w:t>Version Control</w:t>
       </w:r>
@@ -1794,7 +1811,7 @@
       <w:pPr>
         <w:pStyle w:val="Heading3"/>
       </w:pPr>
-      <w:bookmarkStart w:id="5" w:name="_Toc221656352"/>
+      <w:bookmarkStart w:id="5" w:name="_Toc221710990"/>
       <w:r>
         <w:t>IDE and Debugging</w:t>
       </w:r>
@@ -1832,7 +1849,7 @@
           <w:tab w:val="left" w:pos="1620"/>
         </w:tabs>
       </w:pPr>
-      <w:bookmarkStart w:id="6" w:name="_Toc221656353"/>
+      <w:bookmarkStart w:id="6" w:name="_Toc221710991"/>
       <w:r>
         <w:t>Analyze  requirements</w:t>
       </w:r>
@@ -1846,13 +1863,8 @@
           <w:tab w:val="left" w:pos="1620"/>
         </w:tabs>
       </w:pPr>
-      <w:proofErr w:type="gramStart"/>
-      <w:r>
-        <w:t>Analyze  requirements</w:t>
-      </w:r>
-      <w:proofErr w:type="gramEnd"/>
-      <w:r>
-        <w:t>(user stories and acceptance criteria) to break problems into smaller testable tasks</w:t>
+      <w:r>
+        <w:t>Analyze  requirements(user stories and acceptance criteria) to break problems into smaller testable tasks</w:t>
       </w:r>
     </w:p>
     <w:p>
@@ -1864,7 +1876,7 @@
           <w:tab w:val="left" w:pos="1620"/>
         </w:tabs>
       </w:pPr>
-      <w:bookmarkStart w:id="7" w:name="_Toc221656354"/>
+      <w:bookmarkStart w:id="7" w:name="_Toc221710992"/>
       <w:r>
         <w:lastRenderedPageBreak/>
         <w:t>Design and Testing Plan</w:t>
@@ -1918,14 +1930,9 @@
           <w:tab w:val="left" w:pos="1620"/>
         </w:tabs>
       </w:pPr>
-      <w:bookmarkStart w:id="8" w:name="_Toc221656355"/>
-      <w:proofErr w:type="gramStart"/>
-      <w:r>
-        <w:t>Implement</w:t>
-      </w:r>
-      <w:proofErr w:type="gramEnd"/>
-      <w:r>
-        <w:t xml:space="preserve"> Quality Documented Code</w:t>
+      <w:bookmarkStart w:id="8" w:name="_Toc221710993"/>
+      <w:r>
+        <w:t>Implement Quality Documented Code</w:t>
       </w:r>
       <w:bookmarkEnd w:id="8"/>
     </w:p>
@@ -2010,7 +2017,7 @@
       <w:pPr>
         <w:pStyle w:val="Heading1"/>
       </w:pPr>
-      <w:bookmarkStart w:id="9" w:name="_Toc221656356"/>
+      <w:bookmarkStart w:id="9" w:name="_Toc221710994"/>
       <w:r>
         <w:rPr>
           <w:highlight w:val="yellow"/>
@@ -2179,12 +2186,15 @@
       <w:pPr>
         <w:pStyle w:val="Heading1"/>
       </w:pPr>
-      <w:bookmarkStart w:id="10" w:name="_Toc221656357"/>
+      <w:bookmarkStart w:id="10" w:name="_Toc221710995"/>
       <w:r>
         <w:lastRenderedPageBreak/>
         <w:t>L02</w:t>
       </w:r>
       <w:bookmarkEnd w:id="10"/>
+      <w:r>
+        <w:t xml:space="preserve"> Language fundamentals </w:t>
+      </w:r>
     </w:p>
     <w:p>
       <w:pPr>
@@ -2194,7 +2204,7 @@
       <w:r>
         <w:tab/>
       </w:r>
-      <w:bookmarkStart w:id="11" w:name="_Toc221656358"/>
+      <w:bookmarkStart w:id="11" w:name="_Toc221710996"/>
       <w:r>
         <w:t>Parts of java program</w:t>
       </w:r>
@@ -2308,7 +2318,7 @@
       <w:pPr>
         <w:pStyle w:val="Heading1"/>
       </w:pPr>
-      <w:bookmarkStart w:id="12" w:name="_Toc221656359"/>
+      <w:bookmarkStart w:id="12" w:name="_Toc221710997"/>
       <w:r>
         <w:t>Variables</w:t>
       </w:r>
@@ -2323,13 +2333,8 @@
         </w:numPr>
       </w:pPr>
       <w:r>
-        <w:t xml:space="preserve">Variables store </w:t>
-      </w:r>
-      <w:proofErr w:type="gramStart"/>
-      <w:r>
-        <w:t>a value</w:t>
-      </w:r>
-      <w:proofErr w:type="gramEnd"/>
+        <w:t>Variables store a value</w:t>
+      </w:r>
     </w:p>
     <w:p>
       <w:pPr>
@@ -2356,7 +2361,7 @@
       <w:pPr>
         <w:pStyle w:val="Heading2"/>
       </w:pPr>
-      <w:bookmarkStart w:id="13" w:name="_Toc221656360"/>
+      <w:bookmarkStart w:id="13" w:name="_Toc221710998"/>
       <w:r>
         <w:t>Constants and Conventions</w:t>
       </w:r>
@@ -2441,7 +2446,7 @@
       <w:pPr>
         <w:pStyle w:val="Heading3"/>
       </w:pPr>
-      <w:bookmarkStart w:id="14" w:name="_Toc221656361"/>
+      <w:bookmarkStart w:id="14" w:name="_Toc221710999"/>
       <w:r>
         <w:t>Programming Language Elements</w:t>
       </w:r>
@@ -2484,17 +2489,12 @@
         <w:t>Punctuation: Exactly how it sounds; punctuation marks in programming language (</w:t>
       </w:r>
       <w:proofErr w:type="spellStart"/>
-      <w:proofErr w:type="gramStart"/>
       <w:r>
         <w:t>e.x</w:t>
       </w:r>
       <w:proofErr w:type="spellEnd"/>
       <w:r>
-        <w:t>. ;</w:t>
-      </w:r>
-      <w:proofErr w:type="gramEnd"/>
-      <w:r>
-        <w:t xml:space="preserve"> ) </w:t>
+        <w:t xml:space="preserve">. ; ) </w:t>
       </w:r>
     </w:p>
     <w:p>
@@ -2506,15 +2506,7 @@
         </w:numPr>
       </w:pPr>
       <w:r>
-        <w:t xml:space="preserve">Operators: Symbols or keywords that are used on variables </w:t>
-      </w:r>
-      <w:proofErr w:type="gramStart"/>
-      <w:r>
-        <w:t>( +</w:t>
-      </w:r>
-      <w:proofErr w:type="gramEnd"/>
-      <w:r>
-        <w:t xml:space="preserve">, -, *, </w:t>
+        <w:t xml:space="preserve">Operators: Symbols or keywords that are used on variables ( +, -, *, </w:t>
       </w:r>
       <w:proofErr w:type="spellStart"/>
       <w:r>
@@ -2534,22 +2526,14 @@
         </w:numPr>
       </w:pPr>
       <w:r>
-        <w:t xml:space="preserve">Identifiers: Words or names that are made by the programmer. </w:t>
-      </w:r>
-      <w:proofErr w:type="gramStart"/>
-      <w:r>
-        <w:t>So</w:t>
-      </w:r>
-      <w:proofErr w:type="gramEnd"/>
-      <w:r>
-        <w:t xml:space="preserve"> if I made a variable int age = 25; then the identifier is age. I can change “age” to whatever I want it to be.</w:t>
+        <w:t>Identifiers: Words or names that are made by the programmer. So if I made a variable int age = 25; then the identifier is age. I can change “age” to whatever I want it to be.</w:t>
       </w:r>
     </w:p>
     <w:p>
       <w:pPr>
         <w:pStyle w:val="Heading1"/>
       </w:pPr>
-      <w:bookmarkStart w:id="15" w:name="_Toc221656362"/>
+      <w:bookmarkStart w:id="15" w:name="_Toc221711000"/>
       <w:r>
         <w:t>Integer Division and Modulo Operator</w:t>
       </w:r>
@@ -2648,17 +2632,57 @@
       <w:pPr>
         <w:pStyle w:val="Heading1"/>
       </w:pPr>
-      <w:bookmarkStart w:id="16" w:name="_Toc221656363"/>
+      <w:bookmarkStart w:id="16" w:name="_Toc221711001"/>
+      <w:r>
+        <w:t xml:space="preserve">L03 </w:t>
+      </w:r>
+      <w:r>
+        <w:t>Primitive Data Type Conversion and Casting</w:t>
+      </w:r>
+    </w:p>
+    <w:p>
+      <w:pPr>
+        <w:pStyle w:val="ListParagraph"/>
+        <w:numPr>
+          <w:ilvl w:val="0"/>
+          <w:numId w:val="35"/>
+        </w:numPr>
+      </w:pPr>
+      <w:r>
+        <w:t>Running programs</w:t>
+      </w:r>
+    </w:p>
+    <w:p>
+      <w:pPr>
+        <w:pStyle w:val="ListParagraph"/>
+        <w:numPr>
+          <w:ilvl w:val="0"/>
+          <w:numId w:val="35"/>
+        </w:numPr>
+      </w:pPr>
+    </w:p>
+    <w:p/>
+    <w:p/>
+    <w:p>
+      <w:pPr>
+        <w:pStyle w:val="Heading1"/>
+      </w:pPr>
       <w:r>
         <w:t>L04</w:t>
       </w:r>
       <w:bookmarkEnd w:id="16"/>
+      <w:r>
+        <w:t xml:space="preserve"> </w:t>
+      </w:r>
+      <w:r>
+        <w:t>Primitive Data Type Conversion and Casting</w:t>
+      </w:r>
     </w:p>
     <w:p>
       <w:pPr>
         <w:pStyle w:val="Heading2"/>
       </w:pPr>
-      <w:bookmarkStart w:id="17" w:name="_Toc221656364"/>
+      <w:bookmarkStart w:id="17" w:name="_Toc221711002"/>
       <w:r>
         <w:t>Memory Concepts</w:t>
       </w:r>
@@ -2840,43 +2864,7 @@
           <w:sz w:val="24"/>
           <w:szCs w:val="24"/>
         </w:rPr>
-        <w:t xml:space="preserve"> You start with a double and </w:t>
-      </w:r>
-      <w:proofErr w:type="gramStart"/>
-      <w:r>
-        <w:rPr>
-          <w:rFonts w:asciiTheme="majorHAnsi" w:hAnsiTheme="majorHAnsi" w:cstheme="majorHAnsi"/>
-          <w:sz w:val="24"/>
-          <w:szCs w:val="24"/>
-        </w:rPr>
-        <w:t>placing</w:t>
-      </w:r>
-      <w:proofErr w:type="gramEnd"/>
-      <w:r>
-        <w:rPr>
-          <w:rFonts w:asciiTheme="majorHAnsi" w:hAnsiTheme="majorHAnsi" w:cstheme="majorHAnsi"/>
-          <w:sz w:val="24"/>
-          <w:szCs w:val="24"/>
-        </w:rPr>
-        <w:t xml:space="preserve"> that into </w:t>
-      </w:r>
-      <w:proofErr w:type="gramStart"/>
-      <w:r>
-        <w:rPr>
-          <w:rFonts w:asciiTheme="majorHAnsi" w:hAnsiTheme="majorHAnsi" w:cstheme="majorHAnsi"/>
-          <w:sz w:val="24"/>
-          <w:szCs w:val="24"/>
-        </w:rPr>
-        <w:t>a</w:t>
-      </w:r>
-      <w:proofErr w:type="gramEnd"/>
-      <w:r>
-        <w:rPr>
-          <w:rFonts w:asciiTheme="majorHAnsi" w:hAnsiTheme="majorHAnsi" w:cstheme="majorHAnsi"/>
-          <w:sz w:val="24"/>
-          <w:szCs w:val="24"/>
-        </w:rPr>
-        <w:t xml:space="preserve"> int </w:t>
+        <w:t xml:space="preserve"> You start with a double and placing that into a int </w:t>
       </w:r>
     </w:p>
     <w:p>
@@ -2895,51 +2883,15 @@
           <w:sz w:val="24"/>
           <w:szCs w:val="24"/>
         </w:rPr>
-        <w:t xml:space="preserve"> (Remember: we use a decimal since </w:t>
-      </w:r>
-      <w:proofErr w:type="gramStart"/>
+        <w:t xml:space="preserve"> (Remember: we use a decimal since its double</w:t>
+      </w:r>
       <w:r>
         <w:rPr>
           <w:rFonts w:asciiTheme="majorHAnsi" w:hAnsiTheme="majorHAnsi" w:cstheme="majorHAnsi"/>
           <w:sz w:val="24"/>
           <w:szCs w:val="24"/>
         </w:rPr>
-        <w:t>its</w:t>
-      </w:r>
-      <w:proofErr w:type="gramEnd"/>
-      <w:r>
-        <w:rPr>
-          <w:rFonts w:asciiTheme="majorHAnsi" w:hAnsiTheme="majorHAnsi" w:cstheme="majorHAnsi"/>
-          <w:sz w:val="24"/>
-          <w:szCs w:val="24"/>
-        </w:rPr>
-        <w:t xml:space="preserve"> double</w:t>
-      </w:r>
-      <w:r>
-        <w:rPr>
-          <w:rFonts w:asciiTheme="majorHAnsi" w:hAnsiTheme="majorHAnsi" w:cstheme="majorHAnsi"/>
-          <w:sz w:val="24"/>
-          <w:szCs w:val="24"/>
-        </w:rPr>
-        <w:t xml:space="preserve"> and </w:t>
-      </w:r>
-      <w:proofErr w:type="gramStart"/>
-      <w:r>
-        <w:rPr>
-          <w:rFonts w:asciiTheme="majorHAnsi" w:hAnsiTheme="majorHAnsi" w:cstheme="majorHAnsi"/>
-          <w:sz w:val="24"/>
-          <w:szCs w:val="24"/>
-        </w:rPr>
-        <w:t>its</w:t>
-      </w:r>
-      <w:proofErr w:type="gramEnd"/>
-      <w:r>
-        <w:rPr>
-          <w:rFonts w:asciiTheme="majorHAnsi" w:hAnsiTheme="majorHAnsi" w:cstheme="majorHAnsi"/>
-          <w:sz w:val="24"/>
-          <w:szCs w:val="24"/>
-        </w:rPr>
-        <w:t xml:space="preserve"> an integer so we use camel case) double </w:t>
+        <w:t xml:space="preserve"> and its an integer so we use camel case) double </w:t>
       </w:r>
       <w:proofErr w:type="spellStart"/>
       <w:r>
@@ -3042,43 +2994,8 @@
           <w:sz w:val="24"/>
           <w:szCs w:val="24"/>
         </w:rPr>
-        <w:t xml:space="preserve">It will not automatically adjust for you, so you </w:t>
-      </w:r>
-      <w:proofErr w:type="gramStart"/>
-      <w:r>
-        <w:rPr>
-          <w:rFonts w:asciiTheme="majorHAnsi" w:hAnsiTheme="majorHAnsi" w:cstheme="majorHAnsi"/>
-          <w:sz w:val="24"/>
-          <w:szCs w:val="24"/>
-        </w:rPr>
-        <w:t>have to</w:t>
-      </w:r>
-      <w:proofErr w:type="gramEnd"/>
-      <w:r>
-        <w:rPr>
-          <w:rFonts w:asciiTheme="majorHAnsi" w:hAnsiTheme="majorHAnsi" w:cstheme="majorHAnsi"/>
-          <w:sz w:val="24"/>
-          <w:szCs w:val="24"/>
-        </w:rPr>
-        <w:t xml:space="preserve"> tell the computer that you want to take that double and “narrow” it down to </w:t>
-      </w:r>
-      <w:proofErr w:type="gramStart"/>
-      <w:r>
-        <w:rPr>
-          <w:rFonts w:asciiTheme="majorHAnsi" w:hAnsiTheme="majorHAnsi" w:cstheme="majorHAnsi"/>
-          <w:sz w:val="24"/>
-          <w:szCs w:val="24"/>
-        </w:rPr>
-        <w:t>a</w:t>
-      </w:r>
-      <w:proofErr w:type="gramEnd"/>
-      <w:r>
-        <w:rPr>
-          <w:rFonts w:asciiTheme="majorHAnsi" w:hAnsiTheme="majorHAnsi" w:cstheme="majorHAnsi"/>
-          <w:sz w:val="24"/>
-          <w:szCs w:val="24"/>
-        </w:rPr>
-        <w:t xml:space="preserve"> integer</w:t>
+        <w:lastRenderedPageBreak/>
+        <w:t>It will not automatically adjust for you, so you have to tell the computer that you want to take that double and “narrow” it down to a integer</w:t>
       </w:r>
     </w:p>
     <w:p>
@@ -3094,146 +3011,321 @@
       <w:pPr>
         <w:pStyle w:val="Heading3"/>
       </w:pPr>
-      <w:bookmarkStart w:id="18" w:name="_Toc221656365"/>
+      <w:bookmarkStart w:id="18" w:name="_Toc221711003"/>
+      <w:r>
+        <w:t>Heading 3 Example</w:t>
+      </w:r>
+      <w:bookmarkEnd w:id="18"/>
+    </w:p>
+    <w:p>
+      <w:pPr>
+        <w:pStyle w:val="Heading1"/>
+      </w:pPr>
+      <w:bookmarkStart w:id="19" w:name="_Toc221711004"/>
+      <w:r>
+        <w:t>Module 2: Predefined Classes, Methods, and Decision Structures</w:t>
+      </w:r>
+      <w:bookmarkEnd w:id="19"/>
+    </w:p>
+    <w:p>
+      <w:r>
+        <w:t>Add the information to demonstrate the following objectives and organize with headings:</w:t>
+      </w:r>
+    </w:p>
+    <w:p/>
+    <w:p>
+      <w:pPr>
+        <w:numPr>
+          <w:ilvl w:val="0"/>
+          <w:numId w:val="14"/>
+        </w:numPr>
+      </w:pPr>
+      <w:r>
+        <w:t>Using built-in classes (System, Scanner, String, Character, Math) and their methods; parameters and return values</w:t>
+      </w:r>
+    </w:p>
+    <w:p>
+      <w:pPr>
+        <w:numPr>
+          <w:ilvl w:val="0"/>
+          <w:numId w:val="14"/>
+        </w:numPr>
+      </w:pPr>
+      <w:r>
+        <w:t>Distinguish between characters (char) and Strings.</w:t>
+      </w:r>
+    </w:p>
+    <w:p>
+      <w:pPr>
+        <w:numPr>
+          <w:ilvl w:val="0"/>
+          <w:numId w:val="14"/>
+        </w:numPr>
+      </w:pPr>
+      <w:r>
+        <w:t>String as an array of characters and use String class methods.</w:t>
+      </w:r>
+    </w:p>
+    <w:p>
+      <w:pPr>
+        <w:numPr>
+          <w:ilvl w:val="0"/>
+          <w:numId w:val="14"/>
+        </w:numPr>
+      </w:pPr>
+      <w:r>
+        <w:t>Use Boolean values and relational operators to compare data.</w:t>
+      </w:r>
+    </w:p>
+    <w:p>
+      <w:pPr>
+        <w:numPr>
+          <w:ilvl w:val="0"/>
+          <w:numId w:val="14"/>
+        </w:numPr>
+      </w:pPr>
+      <w:r>
+        <w:t>Distinguish between if-else, multi-way if, and nested if statements to control program flow.</w:t>
+      </w:r>
+    </w:p>
+    <w:p>
+      <w:pPr>
+        <w:numPr>
+          <w:ilvl w:val="0"/>
+          <w:numId w:val="14"/>
+        </w:numPr>
+      </w:pPr>
+      <w:r>
+        <w:t>Scope of variables</w:t>
+      </w:r>
+    </w:p>
+    <w:p>
+      <w:pPr>
+        <w:numPr>
+          <w:ilvl w:val="0"/>
+          <w:numId w:val="14"/>
+        </w:numPr>
+      </w:pPr>
+      <w:r>
+        <w:t>Use logical operators (&amp;&amp;, ||, !) to combine conditions.</w:t>
+      </w:r>
+    </w:p>
+    <w:p>
+      <w:pPr>
+        <w:numPr>
+          <w:ilvl w:val="0"/>
+          <w:numId w:val="14"/>
+        </w:numPr>
+      </w:pPr>
+      <w:r>
+        <w:t>Use of Switch statements for multi-way selection</w:t>
+      </w:r>
+    </w:p>
+    <w:p/>
+    <w:p>
+      <w:pPr>
+        <w:pStyle w:val="Heading2"/>
+      </w:pPr>
+      <w:bookmarkStart w:id="20" w:name="_Toc221711005"/>
+      <w:r>
+        <w:t>METHODS</w:t>
+      </w:r>
+      <w:bookmarkEnd w:id="20"/>
+    </w:p>
+    <w:p>
+      <w:pPr>
+        <w:pStyle w:val="ListParagraph"/>
+        <w:numPr>
+          <w:ilvl w:val="0"/>
+          <w:numId w:val="19"/>
+        </w:numPr>
+      </w:pPr>
+      <w:r>
+        <w:t xml:space="preserve">Notice parentheses </w:t>
+      </w:r>
+    </w:p>
+    <w:p>
+      <w:pPr>
+        <w:pStyle w:val="ListParagraph"/>
+        <w:numPr>
+          <w:ilvl w:val="0"/>
+          <w:numId w:val="19"/>
+        </w:numPr>
+      </w:pPr>
+      <w:r>
+        <w:t xml:space="preserve">Notice the </w:t>
+      </w:r>
+    </w:p>
+    <w:p>
+      <w:pPr>
+        <w:pStyle w:val="ListParagraph"/>
+        <w:numPr>
+          <w:ilvl w:val="0"/>
+          <w:numId w:val="19"/>
+        </w:numPr>
+      </w:pPr>
+      <w:proofErr w:type="spellStart"/>
+      <w:r>
+        <w:t>System.out</w:t>
+      </w:r>
+      <w:proofErr w:type="spellEnd"/>
+      <w:r>
+        <w:t xml:space="preserve"> is a </w:t>
+      </w:r>
+      <w:proofErr w:type="spellStart"/>
+      <w:r>
+        <w:t>printsteam</w:t>
+      </w:r>
+      <w:proofErr w:type="spellEnd"/>
+      <w:r>
+        <w:t xml:space="preserve">. Tells the computer we are reaching out to </w:t>
+      </w:r>
+      <w:r>
+        <w:t xml:space="preserve">use the default </w:t>
+      </w:r>
+      <w:r>
+        <w:t>consol</w:t>
+      </w:r>
+      <w:r>
+        <w:t>e.</w:t>
+      </w:r>
+    </w:p>
+    <w:p>
+      <w:pPr>
+        <w:pStyle w:val="ListParagraph"/>
+        <w:numPr>
+          <w:ilvl w:val="0"/>
+          <w:numId w:val="19"/>
+        </w:numPr>
+      </w:pPr>
+      <w:r>
+        <w:t xml:space="preserve">System.in tells the computer that we are </w:t>
+      </w:r>
+      <w:r>
+        <w:t xml:space="preserve">using an </w:t>
+      </w:r>
+      <w:proofErr w:type="spellStart"/>
+      <w:r>
+        <w:t>inputstream</w:t>
+      </w:r>
+      <w:proofErr w:type="spellEnd"/>
+      <w:r>
+        <w:t>. T</w:t>
+      </w:r>
+      <w:r>
+        <w:t xml:space="preserve">o use the default </w:t>
+      </w:r>
+      <w:r>
+        <w:t xml:space="preserve">keyboard. The system now knows you want to use to </w:t>
+      </w:r>
+      <w:proofErr w:type="spellStart"/>
+      <w:r>
+        <w:t>keyba</w:t>
+      </w:r>
+      <w:proofErr w:type="spellEnd"/>
+    </w:p>
+    <w:p>
+      <w:pPr>
+        <w:ind w:left="1080"/>
+      </w:pPr>
+    </w:p>
+    <w:p>
+      <w:pPr>
+        <w:pStyle w:val="Heading3"/>
+      </w:pPr>
+      <w:bookmarkStart w:id="21" w:name="_Toc221711006"/>
+      <w:r>
+        <w:t>Classes</w:t>
+      </w:r>
+      <w:bookmarkEnd w:id="21"/>
+    </w:p>
+    <w:p>
+      <w:pPr>
+        <w:pStyle w:val="ListParagraph"/>
+        <w:numPr>
+          <w:ilvl w:val="0"/>
+          <w:numId w:val="20"/>
+        </w:numPr>
+      </w:pPr>
+      <w:r>
+        <w:t xml:space="preserve">Used as a blueprint </w:t>
+      </w:r>
+    </w:p>
+    <w:p>
+      <w:pPr>
+        <w:pStyle w:val="ListParagraph"/>
+        <w:numPr>
+          <w:ilvl w:val="0"/>
+          <w:numId w:val="20"/>
+        </w:numPr>
+      </w:pPr>
+      <w:r>
+        <w:t>“Scanner”</w:t>
+      </w:r>
+    </w:p>
+    <w:p>
+      <w:pPr>
+        <w:pStyle w:val="ListParagraph"/>
+        <w:numPr>
+          <w:ilvl w:val="0"/>
+          <w:numId w:val="20"/>
+        </w:numPr>
+      </w:pPr>
+    </w:p>
+    <w:p>
+      <w:pPr>
+        <w:pStyle w:val="Heading1"/>
+      </w:pPr>
+      <w:r>
+        <w:t>L05 Classes, Objects,</w:t>
+      </w:r>
+      <w:r>
+        <w:t xml:space="preserve"> and</w:t>
+      </w:r>
+      <w:r>
+        <w:t xml:space="preserve"> Methods</w:t>
+      </w:r>
+    </w:p>
+    <w:p>
+      <w:pPr>
+        <w:pStyle w:val="ListParagraph"/>
+        <w:numPr>
+          <w:ilvl w:val="0"/>
+          <w:numId w:val="30"/>
+        </w:numPr>
+      </w:pPr>
+      <w:r>
+        <w:t>The identifier for the class starts with a capital letter</w:t>
+      </w:r>
+    </w:p>
+    <w:p>
+      <w:pPr>
+        <w:pStyle w:val="ListParagraph"/>
+        <w:numPr>
+          <w:ilvl w:val="0"/>
+          <w:numId w:val="30"/>
+        </w:numPr>
+      </w:pPr>
       <w:r>
         <w:lastRenderedPageBreak/>
-        <w:t>Heading 3 Example</w:t>
-      </w:r>
-      <w:bookmarkEnd w:id="18"/>
-    </w:p>
-    <w:p>
-      <w:pPr>
-        <w:pStyle w:val="Heading1"/>
-      </w:pPr>
-      <w:bookmarkStart w:id="19" w:name="_Toc221656366"/>
-      <w:r>
-        <w:t>Module 2: Predefined Classes, Methods, and Decision Structures</w:t>
-      </w:r>
-      <w:bookmarkEnd w:id="19"/>
-    </w:p>
-    <w:p>
-      <w:r>
-        <w:t>Add the information to demonstrate the following objectives and organize with headings:</w:t>
-      </w:r>
-    </w:p>
-    <w:p/>
-    <w:p>
-      <w:pPr>
-        <w:numPr>
-          <w:ilvl w:val="0"/>
-          <w:numId w:val="14"/>
-        </w:numPr>
-      </w:pPr>
-      <w:r>
-        <w:t>Using built-in classes (System, Scanner, String, Character, Math) and their methods; parameters and return values</w:t>
-      </w:r>
-    </w:p>
-    <w:p>
-      <w:pPr>
-        <w:numPr>
-          <w:ilvl w:val="0"/>
-          <w:numId w:val="14"/>
-        </w:numPr>
-      </w:pPr>
-      <w:r>
-        <w:t>Distinguish between characters (char) and Strings.</w:t>
-      </w:r>
-    </w:p>
-    <w:p>
-      <w:pPr>
-        <w:numPr>
-          <w:ilvl w:val="0"/>
-          <w:numId w:val="14"/>
-        </w:numPr>
-      </w:pPr>
-      <w:r>
-        <w:t>String as an array of characters and use String class methods.</w:t>
-      </w:r>
-    </w:p>
-    <w:p>
-      <w:pPr>
-        <w:numPr>
-          <w:ilvl w:val="0"/>
-          <w:numId w:val="14"/>
-        </w:numPr>
-      </w:pPr>
-      <w:r>
-        <w:t>Use Boolean values and relational operators to compare data.</w:t>
-      </w:r>
-    </w:p>
-    <w:p>
-      <w:pPr>
-        <w:numPr>
-          <w:ilvl w:val="0"/>
-          <w:numId w:val="14"/>
-        </w:numPr>
-      </w:pPr>
-      <w:r>
-        <w:t>Distinguish between if-else, multi-way if, and nested if statements to control program flow.</w:t>
-      </w:r>
-    </w:p>
-    <w:p>
-      <w:pPr>
-        <w:numPr>
-          <w:ilvl w:val="0"/>
-          <w:numId w:val="14"/>
-        </w:numPr>
-      </w:pPr>
-      <w:r>
-        <w:t>Scope of variables</w:t>
-      </w:r>
-    </w:p>
-    <w:p>
-      <w:pPr>
-        <w:numPr>
-          <w:ilvl w:val="0"/>
-          <w:numId w:val="14"/>
-        </w:numPr>
-      </w:pPr>
-      <w:r>
-        <w:t>Use logical operators (&amp;</w:t>
-      </w:r>
-      <w:proofErr w:type="gramStart"/>
-      <w:r>
-        <w:t>&amp;, ||, !</w:t>
-      </w:r>
-      <w:proofErr w:type="gramEnd"/>
-      <w:r>
-        <w:t>) to combine conditions.</w:t>
-      </w:r>
-    </w:p>
-    <w:p>
-      <w:pPr>
-        <w:numPr>
-          <w:ilvl w:val="0"/>
-          <w:numId w:val="14"/>
-        </w:numPr>
-      </w:pPr>
-      <w:r>
-        <w:t>Use of Switch statements for multi-way selection</w:t>
-      </w:r>
-    </w:p>
-    <w:p/>
-    <w:p>
-      <w:pPr>
-        <w:pStyle w:val="Heading2"/>
-      </w:pPr>
-      <w:bookmarkStart w:id="20" w:name="_Toc221656367"/>
-      <w:r>
-        <w:t>METHODS</w:t>
-      </w:r>
-      <w:bookmarkEnd w:id="20"/>
+        <w:t>Uses  CamelCase</w:t>
+      </w:r>
     </w:p>
     <w:p>
       <w:pPr>
         <w:pStyle w:val="ListParagraph"/>
         <w:numPr>
           <w:ilvl w:val="0"/>
-          <w:numId w:val="19"/>
-        </w:numPr>
-      </w:pPr>
-      <w:r>
-        <w:t xml:space="preserve">Notice parentheses </w:t>
+          <w:numId w:val="30"/>
+        </w:numPr>
+      </w:pPr>
+      <w:r>
+        <w:t>The file must match the class name</w:t>
+      </w:r>
+    </w:p>
+    <w:p>
+      <w:r>
+        <w:t>Predefined classes and methods</w:t>
       </w:r>
     </w:p>
     <w:p>
@@ -3241,11 +3333,11 @@
         <w:pStyle w:val="ListParagraph"/>
         <w:numPr>
           <w:ilvl w:val="0"/>
-          <w:numId w:val="19"/>
-        </w:numPr>
-      </w:pPr>
-      <w:r>
-        <w:t xml:space="preserve">Notice the </w:t>
+          <w:numId w:val="31"/>
+        </w:numPr>
+      </w:pPr>
+      <w:r>
+        <w:t>The system class is a default language package</w:t>
       </w:r>
     </w:p>
     <w:p>
@@ -3253,33 +3345,39 @@
         <w:pStyle w:val="ListParagraph"/>
         <w:numPr>
           <w:ilvl w:val="0"/>
-          <w:numId w:val="19"/>
-        </w:numPr>
-      </w:pPr>
+          <w:numId w:val="31"/>
+        </w:numPr>
+      </w:pPr>
+      <w:r>
+        <w:t>When you do System.in refers to the default keyboard input</w:t>
+      </w:r>
+    </w:p>
+    <w:p>
+      <w:pPr>
+        <w:pStyle w:val="ListParagraph"/>
+        <w:numPr>
+          <w:ilvl w:val="0"/>
+          <w:numId w:val="31"/>
+        </w:numPr>
+      </w:pPr>
+      <w:r>
+        <w:t xml:space="preserve">While </w:t>
+      </w:r>
       <w:proofErr w:type="spellStart"/>
       <w:r>
         <w:t>System.out</w:t>
       </w:r>
       <w:proofErr w:type="spellEnd"/>
       <w:r>
-        <w:t xml:space="preserve"> is a </w:t>
+        <w:t xml:space="preserve"> refers to that default system output (</w:t>
       </w:r>
       <w:proofErr w:type="spellStart"/>
       <w:r>
-        <w:t>printsteam</w:t>
+        <w:t>println</w:t>
       </w:r>
       <w:proofErr w:type="spellEnd"/>
       <w:r>
-        <w:t xml:space="preserve">. Tells the computer we are reaching out to </w:t>
-      </w:r>
-      <w:r>
-        <w:t xml:space="preserve">use the default </w:t>
-      </w:r>
-      <w:r>
-        <w:t>consol</w:t>
-      </w:r>
-      <w:r>
-        <w:t>e.</w:t>
+        <w:t>, print)</w:t>
       </w:r>
     </w:p>
     <w:p>
@@ -3287,248 +3385,46 @@
         <w:pStyle w:val="ListParagraph"/>
         <w:numPr>
           <w:ilvl w:val="0"/>
-          <w:numId w:val="19"/>
-        </w:numPr>
-      </w:pPr>
-      <w:r>
-        <w:t xml:space="preserve">System.in tells the computer that we are </w:t>
-      </w:r>
-      <w:r>
-        <w:t xml:space="preserve">using an </w:t>
+          <w:numId w:val="31"/>
+        </w:numPr>
+      </w:pPr>
+      <w:r>
+        <w:t>When using System.in you must first put in a new Scanner class</w:t>
+      </w:r>
+    </w:p>
+    <w:p>
+      <w:pPr>
+        <w:pStyle w:val="ListParagraph"/>
+        <w:numPr>
+          <w:ilvl w:val="0"/>
+          <w:numId w:val="31"/>
+        </w:numPr>
+      </w:pPr>
+      <w:r>
+        <w:t xml:space="preserve">That Scanner class is not a default and must be placed using </w:t>
       </w:r>
       <w:proofErr w:type="spellStart"/>
-      <w:proofErr w:type="gramStart"/>
-      <w:r>
-        <w:t>inputstream</w:t>
+      <w:r>
+        <w:t>java.util</w:t>
       </w:r>
       <w:proofErr w:type="spellEnd"/>
-      <w:proofErr w:type="gramEnd"/>
-      <w:r>
-        <w:t>. T</w:t>
-      </w:r>
-      <w:r>
-        <w:t xml:space="preserve">o use the default </w:t>
-      </w:r>
-      <w:r>
-        <w:t xml:space="preserve">keyboard. The system now knows you want to use to </w:t>
+    </w:p>
+    <w:p>
+      <w:pPr>
+        <w:pStyle w:val="ListParagraph"/>
+        <w:numPr>
+          <w:ilvl w:val="0"/>
+          <w:numId w:val="31"/>
+        </w:numPr>
+      </w:pPr>
+      <w:r>
+        <w:t xml:space="preserve">You can see line 31 the Scanner class being implemented while in line 9 </w:t>
       </w:r>
       <w:proofErr w:type="spellStart"/>
       <w:r>
-        <w:t>keyba</w:t>
+        <w:t>java.util</w:t>
       </w:r>
       <w:proofErr w:type="spellEnd"/>
-    </w:p>
-    <w:p>
-      <w:pPr>
-        <w:ind w:left="1080"/>
-      </w:pPr>
-    </w:p>
-    <w:p>
-      <w:pPr>
-        <w:pStyle w:val="Heading3"/>
-      </w:pPr>
-      <w:bookmarkStart w:id="21" w:name="_Toc221656368"/>
-      <w:r>
-        <w:t>Classes</w:t>
-      </w:r>
-      <w:bookmarkEnd w:id="21"/>
-    </w:p>
-    <w:p>
-      <w:pPr>
-        <w:pStyle w:val="ListParagraph"/>
-        <w:numPr>
-          <w:ilvl w:val="0"/>
-          <w:numId w:val="20"/>
-        </w:numPr>
-      </w:pPr>
-      <w:r>
-        <w:t xml:space="preserve">Used as a blueprint </w:t>
-      </w:r>
-    </w:p>
-    <w:p>
-      <w:pPr>
-        <w:pStyle w:val="ListParagraph"/>
-        <w:numPr>
-          <w:ilvl w:val="0"/>
-          <w:numId w:val="20"/>
-        </w:numPr>
-      </w:pPr>
-      <w:r>
-        <w:t>“Scanner”</w:t>
-      </w:r>
-    </w:p>
-    <w:p>
-      <w:pPr>
-        <w:pStyle w:val="ListParagraph"/>
-        <w:numPr>
-          <w:ilvl w:val="0"/>
-          <w:numId w:val="20"/>
-        </w:numPr>
-      </w:pPr>
-    </w:p>
-    <w:p>
-      <w:pPr>
-        <w:pStyle w:val="Heading1"/>
-      </w:pPr>
-      <w:bookmarkStart w:id="22" w:name="_Toc221656369"/>
-      <w:r>
-        <w:t>LO5</w:t>
-      </w:r>
-      <w:bookmarkEnd w:id="22"/>
-    </w:p>
-    <w:p>
-      <w:pPr>
-        <w:pStyle w:val="ListParagraph"/>
-        <w:numPr>
-          <w:ilvl w:val="0"/>
-          <w:numId w:val="30"/>
-        </w:numPr>
-      </w:pPr>
-      <w:r>
-        <w:t>The identifier for the class starts with a capital letter</w:t>
-      </w:r>
-    </w:p>
-    <w:p>
-      <w:pPr>
-        <w:pStyle w:val="ListParagraph"/>
-        <w:numPr>
-          <w:ilvl w:val="0"/>
-          <w:numId w:val="30"/>
-        </w:numPr>
-      </w:pPr>
-      <w:proofErr w:type="gramStart"/>
-      <w:r>
-        <w:t>Uses  CamelCase</w:t>
-      </w:r>
-      <w:proofErr w:type="gramEnd"/>
-    </w:p>
-    <w:p>
-      <w:pPr>
-        <w:pStyle w:val="ListParagraph"/>
-        <w:numPr>
-          <w:ilvl w:val="0"/>
-          <w:numId w:val="30"/>
-        </w:numPr>
-      </w:pPr>
-      <w:r>
-        <w:t>The file must match the class name</w:t>
-      </w:r>
-    </w:p>
-    <w:p>
-      <w:r>
-        <w:t>Predefined classes and methods</w:t>
-      </w:r>
-    </w:p>
-    <w:p>
-      <w:pPr>
-        <w:pStyle w:val="ListParagraph"/>
-        <w:numPr>
-          <w:ilvl w:val="0"/>
-          <w:numId w:val="31"/>
-        </w:numPr>
-      </w:pPr>
-      <w:r>
-        <w:t>The system class is a default language package</w:t>
-      </w:r>
-    </w:p>
-    <w:p>
-      <w:pPr>
-        <w:pStyle w:val="ListParagraph"/>
-        <w:numPr>
-          <w:ilvl w:val="0"/>
-          <w:numId w:val="31"/>
-        </w:numPr>
-      </w:pPr>
-      <w:r>
-        <w:t>When you do System.in refers to the default keyboard input</w:t>
-      </w:r>
-    </w:p>
-    <w:p>
-      <w:pPr>
-        <w:pStyle w:val="ListParagraph"/>
-        <w:numPr>
-          <w:ilvl w:val="0"/>
-          <w:numId w:val="31"/>
-        </w:numPr>
-      </w:pPr>
-      <w:r>
-        <w:lastRenderedPageBreak/>
-        <w:t xml:space="preserve">While </w:t>
-      </w:r>
-      <w:proofErr w:type="spellStart"/>
-      <w:r>
-        <w:t>System.out</w:t>
-      </w:r>
-      <w:proofErr w:type="spellEnd"/>
-      <w:r>
-        <w:t xml:space="preserve"> refers to that default system output (</w:t>
-      </w:r>
-      <w:proofErr w:type="spellStart"/>
-      <w:r>
-        <w:t>println</w:t>
-      </w:r>
-      <w:proofErr w:type="spellEnd"/>
-      <w:r>
-        <w:t>, print)</w:t>
-      </w:r>
-    </w:p>
-    <w:p>
-      <w:pPr>
-        <w:pStyle w:val="ListParagraph"/>
-        <w:numPr>
-          <w:ilvl w:val="0"/>
-          <w:numId w:val="31"/>
-        </w:numPr>
-      </w:pPr>
-      <w:r>
-        <w:t>When using System.in you must first put in a new Scanner class</w:t>
-      </w:r>
-    </w:p>
-    <w:p>
-      <w:pPr>
-        <w:pStyle w:val="ListParagraph"/>
-        <w:numPr>
-          <w:ilvl w:val="0"/>
-          <w:numId w:val="31"/>
-        </w:numPr>
-      </w:pPr>
-      <w:r>
-        <w:t xml:space="preserve">That Scanner class is not a </w:t>
-      </w:r>
-      <w:proofErr w:type="gramStart"/>
-      <w:r>
-        <w:t>default</w:t>
-      </w:r>
-      <w:proofErr w:type="gramEnd"/>
-      <w:r>
-        <w:t xml:space="preserve"> and must be placed using </w:t>
-      </w:r>
-      <w:proofErr w:type="spellStart"/>
-      <w:proofErr w:type="gramStart"/>
-      <w:r>
-        <w:t>java.util</w:t>
-      </w:r>
-      <w:proofErr w:type="spellEnd"/>
-      <w:proofErr w:type="gramEnd"/>
-    </w:p>
-    <w:p>
-      <w:pPr>
-        <w:pStyle w:val="ListParagraph"/>
-        <w:numPr>
-          <w:ilvl w:val="0"/>
-          <w:numId w:val="31"/>
-        </w:numPr>
-      </w:pPr>
-      <w:r>
-        <w:t xml:space="preserve">You can see line 31 the Scanner class being implemented while in line 9 </w:t>
-      </w:r>
-      <w:proofErr w:type="spellStart"/>
-      <w:proofErr w:type="gramStart"/>
-      <w:r>
-        <w:t>java.util</w:t>
-      </w:r>
-      <w:proofErr w:type="spellEnd"/>
-      <w:proofErr w:type="gramEnd"/>
       <w:r>
         <w:t xml:space="preserve"> is calling to be imported.</w:t>
       </w:r>
@@ -3539,6 +3435,9 @@
         <w:ind w:left="1440"/>
       </w:pPr>
       <w:r>
+        <w:rPr>
+          <w:noProof/>
+        </w:rPr>
         <w:drawing>
           <wp:inline distT="0" distB="0" distL="0" distR="0" wp14:anchorId="6BF5433C" wp14:editId="2F75F1A5">
             <wp:extent cx="3360139" cy="1786467"/>
@@ -3671,33 +3570,39 @@
       <w:pPr>
         <w:pStyle w:val="Heading1"/>
       </w:pPr>
-      <w:bookmarkStart w:id="23" w:name="_Toc221656370"/>
+      <w:bookmarkStart w:id="22" w:name="_Toc221711008"/>
       <w:r>
         <w:t>LO6</w:t>
       </w:r>
+      <w:bookmarkEnd w:id="22"/>
+      <w:r>
+        <w:t xml:space="preserve"> Math Class, Characters, and Strings</w:t>
+      </w:r>
+    </w:p>
+    <w:p>
+      <w:pPr>
+        <w:pStyle w:val="Heading2"/>
+        <w:numPr>
+          <w:ilvl w:val="0"/>
+          <w:numId w:val="25"/>
+        </w:numPr>
+      </w:pPr>
+      <w:bookmarkStart w:id="23" w:name="_Toc221711009"/>
+      <w:r>
+        <w:t>Math</w:t>
+      </w:r>
       <w:bookmarkEnd w:id="23"/>
     </w:p>
     <w:p>
-      <w:pPr>
-        <w:pStyle w:val="Heading2"/>
-        <w:numPr>
-          <w:ilvl w:val="0"/>
-          <w:numId w:val="25"/>
-        </w:numPr>
-      </w:pPr>
-      <w:bookmarkStart w:id="24" w:name="_Toc221656371"/>
-      <w:r>
-        <w:t>Math</w:t>
-      </w:r>
-      <w:bookmarkEnd w:id="24"/>
-    </w:p>
-    <w:p>
-      <w:r>
+      <w:r>
+        <w:rPr>
+          <w:noProof/>
+        </w:rPr>
         <w:drawing>
-          <wp:inline distT="0" distB="0" distL="0" distR="0" wp14:anchorId="3CD06556" wp14:editId="0039E0EB">
-            <wp:extent cx="5943600" cy="2025650"/>
-            <wp:effectExtent l="0" t="0" r="0" b="0"/>
-            <wp:docPr id="128512325" name="Picture 1"/>
+          <wp:inline distT="0" distB="0" distL="0" distR="0" wp14:anchorId="1445CF18" wp14:editId="0EE6DAD5">
+            <wp:extent cx="5943600" cy="1503680"/>
+            <wp:effectExtent l="0" t="0" r="0" b="1270"/>
+            <wp:docPr id="1882609125" name="Picture 1"/>
             <wp:cNvGraphicFramePr>
               <a:graphicFrameLocks xmlns:a="http://schemas.openxmlformats.org/drawingml/2006/main" noChangeAspect="1"/>
             </wp:cNvGraphicFramePr>
@@ -3705,7 +3610,7 @@
               <a:graphicData uri="http://schemas.openxmlformats.org/drawingml/2006/picture">
                 <pic:pic xmlns:pic="http://schemas.openxmlformats.org/drawingml/2006/picture">
                   <pic:nvPicPr>
-                    <pic:cNvPr id="128512325" name=""/>
+                    <pic:cNvPr id="1882609125" name=""/>
                     <pic:cNvPicPr/>
                   </pic:nvPicPr>
                   <pic:blipFill>
@@ -3717,7 +3622,7 @@
                   <pic:spPr>
                     <a:xfrm>
                       <a:off x="0" y="0"/>
-                      <a:ext cx="5943600" cy="2025650"/>
+                      <a:ext cx="5943600" cy="1503680"/>
                     </a:xfrm>
                     <a:prstGeom prst="rect">
                       <a:avLst/>
@@ -3750,19 +3655,315 @@
           <w:numId w:val="33"/>
         </w:numPr>
       </w:pPr>
+      <w:r>
+        <w:t>Static Methods</w:t>
+      </w:r>
+    </w:p>
+    <w:p>
+      <w:pPr>
+        <w:pStyle w:val="ListParagraph"/>
+        <w:numPr>
+          <w:ilvl w:val="0"/>
+          <w:numId w:val="33"/>
+        </w:numPr>
+      </w:pPr>
+      <w:r>
+        <w:lastRenderedPageBreak/>
+        <w:t>In the example you see that there are two integers being made “number1 &amp; “number 2” out of 10</w:t>
+      </w:r>
+    </w:p>
+    <w:p>
+      <w:pPr>
+        <w:pStyle w:val="ListParagraph"/>
+        <w:numPr>
+          <w:ilvl w:val="0"/>
+          <w:numId w:val="33"/>
+        </w:numPr>
+      </w:pPr>
+    </w:p>
+    <w:p>
+      <w:pPr>
+        <w:pStyle w:val="Heading1"/>
+      </w:pPr>
+      <w:bookmarkStart w:id="24" w:name="_Toc221711010"/>
+      <w:r>
+        <w:t>L07</w:t>
+      </w:r>
+      <w:bookmarkEnd w:id="24"/>
+    </w:p>
+    <w:p>
+      <w:r>
+        <w:t>Boolean</w:t>
+      </w:r>
+    </w:p>
+    <w:p>
+      <w:pPr>
+        <w:pStyle w:val="ListParagraph"/>
+        <w:numPr>
+          <w:ilvl w:val="0"/>
+          <w:numId w:val="34"/>
+        </w:numPr>
+      </w:pPr>
+      <w:r>
+        <w:t>Use brackets with Booleans like you would with classes and methods</w:t>
+      </w:r>
+    </w:p>
+    <w:p>
+      <w:pPr>
+        <w:pStyle w:val="ListParagraph"/>
+        <w:numPr>
+          <w:ilvl w:val="0"/>
+          <w:numId w:val="34"/>
+        </w:numPr>
+      </w:pPr>
+      <w:r>
+        <w:t>Must start with a bracket and close with a backet</w:t>
+      </w:r>
+    </w:p>
+    <w:p>
+      <w:pPr>
+        <w:pStyle w:val="ListParagraph"/>
+        <w:numPr>
+          <w:ilvl w:val="0"/>
+          <w:numId w:val="34"/>
+        </w:numPr>
+      </w:pPr>
+      <w:r>
+        <w:t xml:space="preserve">Don’t put semicolons at the end of a If or Else </w:t>
+      </w:r>
+    </w:p>
+    <w:p>
+      <w:pPr>
+        <w:pStyle w:val="ListParagraph"/>
+        <w:numPr>
+          <w:ilvl w:val="0"/>
+          <w:numId w:val="34"/>
+        </w:numPr>
+      </w:pPr>
+    </w:p>
+    <w:p>
+      <w:pPr>
+        <w:pStyle w:val="Heading1"/>
+      </w:pPr>
+      <w:bookmarkStart w:id="25" w:name="_Toc221711011"/>
+      <w:r>
+        <w:t>Module 3: Loops and Methods</w:t>
+      </w:r>
+      <w:bookmarkEnd w:id="25"/>
+    </w:p>
+    <w:p>
+      <w:r>
+        <w:t>Add the information to demonstrate the following objectives and organize with headings:</w:t>
+      </w:r>
+    </w:p>
+    <w:p>
+      <w:pPr>
+        <w:numPr>
+          <w:ilvl w:val="0"/>
+          <w:numId w:val="1"/>
+        </w:numPr>
+      </w:pPr>
+      <w:r>
+        <w:t>Compare different types of loops (for, while, do-while).</w:t>
+      </w:r>
+    </w:p>
+    <w:p>
+      <w:pPr>
+        <w:numPr>
+          <w:ilvl w:val="0"/>
+          <w:numId w:val="1"/>
+        </w:numPr>
+      </w:pPr>
+      <w:r>
+        <w:t xml:space="preserve">Use sentinel values and </w:t>
+      </w:r>
+      <w:proofErr w:type="spellStart"/>
+      <w:r>
+        <w:t>boolean</w:t>
+      </w:r>
+      <w:proofErr w:type="spellEnd"/>
+      <w:r>
+        <w:t xml:space="preserve"> flags to control loop execution.</w:t>
+      </w:r>
+    </w:p>
+    <w:p>
+      <w:pPr>
+        <w:numPr>
+          <w:ilvl w:val="0"/>
+          <w:numId w:val="1"/>
+        </w:numPr>
+      </w:pPr>
+      <w:r>
+        <w:t>Distinguish scope of variables in control structures and methods.</w:t>
+      </w:r>
+    </w:p>
+    <w:p>
+      <w:pPr>
+        <w:numPr>
+          <w:ilvl w:val="0"/>
+          <w:numId w:val="1"/>
+        </w:numPr>
+      </w:pPr>
+      <w:r>
+        <w:t>Use loops and nested control structures to control program flow.</w:t>
+      </w:r>
+    </w:p>
+    <w:p>
+      <w:pPr>
+        <w:numPr>
+          <w:ilvl w:val="0"/>
+          <w:numId w:val="1"/>
+        </w:numPr>
+      </w:pPr>
+      <w:r>
+        <w:t>Write and call methods to pass and return values.</w:t>
+      </w:r>
+    </w:p>
+    <w:p>
+      <w:pPr>
+        <w:numPr>
+          <w:ilvl w:val="0"/>
+          <w:numId w:val="1"/>
+        </w:numPr>
+      </w:pPr>
+      <w:r>
+        <w:t>Trace memory during method calls to evaluate stack frame memory and pass-by-value.</w:t>
+      </w:r>
+    </w:p>
+    <w:p>
+      <w:pPr>
+        <w:pStyle w:val="Heading2"/>
+      </w:pPr>
+      <w:bookmarkStart w:id="26" w:name="_Toc221711012"/>
+      <w:r>
+        <w:t>Heading 2 Example</w:t>
+      </w:r>
+      <w:bookmarkEnd w:id="26"/>
+    </w:p>
+    <w:p>
+      <w:pPr>
+        <w:pStyle w:val="Heading3"/>
+      </w:pPr>
+      <w:bookmarkStart w:id="27" w:name="_Toc221711013"/>
+      <w:r>
+        <w:t>Heading 3 Example</w:t>
+      </w:r>
+      <w:bookmarkEnd w:id="27"/>
+    </w:p>
+    <w:p>
+      <w:pPr>
+        <w:pStyle w:val="Heading1"/>
+      </w:pPr>
+      <w:bookmarkStart w:id="28" w:name="_Toc221711014"/>
+      <w:r>
+        <w:t>Module 4: Arrays</w:t>
+      </w:r>
+      <w:bookmarkEnd w:id="28"/>
+    </w:p>
+    <w:p>
+      <w:r>
+        <w:t>Add the information to demonstrate the following objectives and organize with headings:</w:t>
+      </w:r>
+    </w:p>
+    <w:p>
+      <w:pPr>
+        <w:numPr>
+          <w:ilvl w:val="0"/>
+          <w:numId w:val="15"/>
+        </w:numPr>
+      </w:pPr>
+      <w:r>
+        <w:t>Declaring, allocating, initializing 1D arrays.</w:t>
+      </w:r>
+    </w:p>
+    <w:p>
+      <w:pPr>
+        <w:numPr>
+          <w:ilvl w:val="0"/>
+          <w:numId w:val="15"/>
+        </w:numPr>
+      </w:pPr>
+      <w:r>
+        <w:t>Reference variables, array memory, and out-of-bounds issues.</w:t>
+      </w:r>
+    </w:p>
+    <w:p>
+      <w:pPr>
+        <w:numPr>
+          <w:ilvl w:val="0"/>
+          <w:numId w:val="15"/>
+        </w:numPr>
+      </w:pPr>
+      <w:r>
+        <w:t>Passing arrays by reference to and from methods</w:t>
+      </w:r>
+    </w:p>
+    <w:p>
+      <w:pPr>
+        <w:numPr>
+          <w:ilvl w:val="0"/>
+          <w:numId w:val="15"/>
+        </w:numPr>
+      </w:pPr>
+      <w:r>
+        <w:t>Trace memory during method calls to distinguish reference variables vs. primitive variables, stack vs. heap memory allocation.</w:t>
+      </w:r>
+    </w:p>
+    <w:p>
+      <w:pPr>
+        <w:numPr>
+          <w:ilvl w:val="0"/>
+          <w:numId w:val="15"/>
+        </w:numPr>
+      </w:pPr>
+      <w:r>
+        <w:t>Design algorithms for processing arrays.</w:t>
+      </w:r>
+    </w:p>
+    <w:p>
+      <w:pPr>
+        <w:numPr>
+          <w:ilvl w:val="0"/>
+          <w:numId w:val="15"/>
+        </w:numPr>
+      </w:pPr>
+      <w:r>
+        <w:t>Designing methods that operate on arrays using loops.</w:t>
+      </w:r>
     </w:p>
     <w:p/>
     <w:p>
       <w:pPr>
+        <w:pStyle w:val="Heading2"/>
+      </w:pPr>
+      <w:bookmarkStart w:id="29" w:name="_Toc221711015"/>
+      <w:r>
+        <w:lastRenderedPageBreak/>
+        <w:t>Heading 2 Example</w:t>
+      </w:r>
+      <w:bookmarkEnd w:id="29"/>
+    </w:p>
+    <w:p>
+      <w:pPr>
+        <w:pStyle w:val="Heading3"/>
+      </w:pPr>
+      <w:bookmarkStart w:id="30" w:name="_Toc221711016"/>
+      <w:r>
+        <w:t>Heading 3 Example</w:t>
+      </w:r>
+      <w:bookmarkEnd w:id="30"/>
+    </w:p>
+    <w:p>
+      <w:pPr>
         <w:pStyle w:val="Heading1"/>
       </w:pPr>
-      <w:bookmarkStart w:id="25" w:name="_Toc221656372"/>
-      <w:r>
-        <w:lastRenderedPageBreak/>
-        <w:t>Module 3: Loops and Methods</w:t>
-      </w:r>
-      <w:bookmarkEnd w:id="25"/>
-    </w:p>
+      <w:bookmarkStart w:id="31" w:name="_Toc221711017"/>
+      <w:r>
+        <w:t>Module 5: Classes and Objects</w:t>
+      </w:r>
+      <w:bookmarkEnd w:id="31"/>
+    </w:p>
+    <w:p/>
     <w:p>
       <w:r>
         <w:t>Add the information to demonstrate the following objectives and organize with headings:</w:t>
@@ -3772,316 +3973,95 @@
       <w:pPr>
         <w:numPr>
           <w:ilvl w:val="0"/>
-          <w:numId w:val="1"/>
-        </w:numPr>
-      </w:pPr>
-      <w:r>
-        <w:t>Compare different types of loops (for, while, do-while).</w:t>
-      </w:r>
-    </w:p>
-    <w:p>
-      <w:pPr>
-        <w:numPr>
-          <w:ilvl w:val="0"/>
-          <w:numId w:val="1"/>
-        </w:numPr>
-      </w:pPr>
-      <w:r>
-        <w:t xml:space="preserve">Use sentinel values and </w:t>
-      </w:r>
-      <w:proofErr w:type="spellStart"/>
-      <w:r>
-        <w:t>boolean</w:t>
-      </w:r>
-      <w:proofErr w:type="spellEnd"/>
-      <w:r>
-        <w:t xml:space="preserve"> flags to control loop execution.</w:t>
-      </w:r>
-    </w:p>
-    <w:p>
-      <w:pPr>
-        <w:numPr>
-          <w:ilvl w:val="0"/>
-          <w:numId w:val="1"/>
-        </w:numPr>
-      </w:pPr>
-      <w:r>
-        <w:t>Distinguish scope of variables in control structures and methods.</w:t>
-      </w:r>
-    </w:p>
-    <w:p>
-      <w:pPr>
-        <w:numPr>
-          <w:ilvl w:val="0"/>
-          <w:numId w:val="1"/>
-        </w:numPr>
-      </w:pPr>
-      <w:r>
-        <w:t>Use loops and nested control structures to control program flow.</w:t>
-      </w:r>
-    </w:p>
-    <w:p>
-      <w:pPr>
-        <w:numPr>
-          <w:ilvl w:val="0"/>
-          <w:numId w:val="1"/>
-        </w:numPr>
-      </w:pPr>
-      <w:r>
-        <w:t>Write and call methods to pass and return values.</w:t>
-      </w:r>
-    </w:p>
-    <w:p>
-      <w:pPr>
-        <w:numPr>
-          <w:ilvl w:val="0"/>
-          <w:numId w:val="1"/>
-        </w:numPr>
-      </w:pPr>
-      <w:r>
-        <w:t>Trace memory during method calls to evaluate stack frame memory and pass-by-value.</w:t>
-      </w:r>
-    </w:p>
+          <w:numId w:val="3"/>
+        </w:numPr>
+      </w:pPr>
+      <w:r>
+        <w:t>Use classes to define blueprints for creating objects that combine data (fields) and behaviors (methods).</w:t>
+      </w:r>
+    </w:p>
+    <w:p>
+      <w:pPr>
+        <w:numPr>
+          <w:ilvl w:val="0"/>
+          <w:numId w:val="3"/>
+        </w:numPr>
+      </w:pPr>
+      <w:r>
+        <w:t>Define and implement constructors, including default, parameterized, and overloaded constructors, to initialize objects in different ways</w:t>
+      </w:r>
+    </w:p>
+    <w:p>
+      <w:pPr>
+        <w:numPr>
+          <w:ilvl w:val="0"/>
+          <w:numId w:val="3"/>
+        </w:numPr>
+      </w:pPr>
+      <w:r>
+        <w:t>Encapsulation using access modifiers and getters/setters to protect and manage private data.</w:t>
+      </w:r>
+    </w:p>
+    <w:p>
+      <w:pPr>
+        <w:numPr>
+          <w:ilvl w:val="0"/>
+          <w:numId w:val="3"/>
+        </w:numPr>
+      </w:pPr>
+      <w:r>
+        <w:t>Reference variables for objects, stack/heap diagrams.</w:t>
+      </w:r>
+    </w:p>
+    <w:p>
+      <w:pPr>
+        <w:numPr>
+          <w:ilvl w:val="0"/>
+          <w:numId w:val="3"/>
+        </w:numPr>
+      </w:pPr>
+      <w:r>
+        <w:t>Arrays of objects</w:t>
+      </w:r>
+    </w:p>
+    <w:p>
+      <w:pPr>
+        <w:numPr>
+          <w:ilvl w:val="0"/>
+          <w:numId w:val="3"/>
+        </w:numPr>
+      </w:pPr>
+      <w:r>
+        <w:t>Simple file input/output</w:t>
+      </w:r>
+    </w:p>
+    <w:p>
+      <w:pPr>
+        <w:numPr>
+          <w:ilvl w:val="0"/>
+          <w:numId w:val="3"/>
+        </w:numPr>
+      </w:pPr>
+      <w:r>
+        <w:t>Design Implement and Test Java classes that model real-world problems</w:t>
+      </w:r>
+    </w:p>
+    <w:p/>
     <w:p>
       <w:pPr>
         <w:pStyle w:val="Heading2"/>
       </w:pPr>
-      <w:bookmarkStart w:id="26" w:name="_Toc221656373"/>
+      <w:bookmarkStart w:id="32" w:name="_Toc221711018"/>
       <w:r>
         <w:t>Heading 2 Example</w:t>
       </w:r>
-      <w:bookmarkEnd w:id="26"/>
+      <w:bookmarkEnd w:id="32"/>
     </w:p>
     <w:p>
       <w:pPr>
         <w:pStyle w:val="Heading3"/>
       </w:pPr>
-      <w:bookmarkStart w:id="27" w:name="_Toc221656374"/>
-      <w:r>
-        <w:t>Heading 3 Example</w:t>
-      </w:r>
-      <w:bookmarkEnd w:id="27"/>
-    </w:p>
-    <w:p>
-      <w:pPr>
-        <w:pStyle w:val="Heading1"/>
-      </w:pPr>
-      <w:bookmarkStart w:id="28" w:name="_Toc221656375"/>
-      <w:r>
-        <w:t>Module 4: Arrays</w:t>
-      </w:r>
-      <w:bookmarkEnd w:id="28"/>
-    </w:p>
-    <w:p>
-      <w:r>
-        <w:t>Add the information to demonstrate the following objectives and organize with headings:</w:t>
-      </w:r>
-    </w:p>
-    <w:p>
-      <w:pPr>
-        <w:numPr>
-          <w:ilvl w:val="0"/>
-          <w:numId w:val="15"/>
-        </w:numPr>
-      </w:pPr>
-      <w:r>
-        <w:t>Declaring, allocating, initializing 1D arrays.</w:t>
-      </w:r>
-    </w:p>
-    <w:p>
-      <w:pPr>
-        <w:numPr>
-          <w:ilvl w:val="0"/>
-          <w:numId w:val="15"/>
-        </w:numPr>
-      </w:pPr>
-      <w:r>
-        <w:t>Reference variables, array memory, and out-of-</w:t>
-      </w:r>
-      <w:proofErr w:type="gramStart"/>
-      <w:r>
-        <w:t>bounds</w:t>
-      </w:r>
-      <w:proofErr w:type="gramEnd"/>
-      <w:r>
-        <w:t xml:space="preserve"> issues.</w:t>
-      </w:r>
-    </w:p>
-    <w:p>
-      <w:pPr>
-        <w:numPr>
-          <w:ilvl w:val="0"/>
-          <w:numId w:val="15"/>
-        </w:numPr>
-      </w:pPr>
-      <w:r>
-        <w:t>Passing arrays by reference to and from methods</w:t>
-      </w:r>
-    </w:p>
-    <w:p>
-      <w:pPr>
-        <w:numPr>
-          <w:ilvl w:val="0"/>
-          <w:numId w:val="15"/>
-        </w:numPr>
-      </w:pPr>
-      <w:r>
-        <w:t>Trace memory during method calls to distinguish reference variables vs. primitive variables, stack vs. heap memory allocation.</w:t>
-      </w:r>
-    </w:p>
-    <w:p>
-      <w:pPr>
-        <w:numPr>
-          <w:ilvl w:val="0"/>
-          <w:numId w:val="15"/>
-        </w:numPr>
-      </w:pPr>
-      <w:r>
-        <w:t>Design algorithms for processing arrays.</w:t>
-      </w:r>
-    </w:p>
-    <w:p>
-      <w:pPr>
-        <w:numPr>
-          <w:ilvl w:val="0"/>
-          <w:numId w:val="15"/>
-        </w:numPr>
-      </w:pPr>
-      <w:r>
-        <w:t>Designing methods that operate on arrays using loops.</w:t>
-      </w:r>
-    </w:p>
-    <w:p/>
-    <w:p>
-      <w:pPr>
-        <w:pStyle w:val="Heading2"/>
-      </w:pPr>
-      <w:bookmarkStart w:id="29" w:name="_Toc221656376"/>
-      <w:r>
-        <w:t>Heading 2 Example</w:t>
-      </w:r>
-      <w:bookmarkEnd w:id="29"/>
-    </w:p>
-    <w:p>
-      <w:pPr>
-        <w:pStyle w:val="Heading3"/>
-      </w:pPr>
-      <w:bookmarkStart w:id="30" w:name="_Toc221656377"/>
-      <w:r>
-        <w:t>Heading 3 Example</w:t>
-      </w:r>
-      <w:bookmarkEnd w:id="30"/>
-    </w:p>
-    <w:p>
-      <w:pPr>
-        <w:pStyle w:val="Heading1"/>
-      </w:pPr>
-      <w:bookmarkStart w:id="31" w:name="_Toc221656378"/>
-      <w:r>
-        <w:t>Module 5: Classes and Objects</w:t>
-      </w:r>
-      <w:bookmarkEnd w:id="31"/>
-    </w:p>
-    <w:p/>
-    <w:p>
-      <w:r>
-        <w:t>Add the information to demonstrate the following objectives and organize with headings:</w:t>
-      </w:r>
-    </w:p>
-    <w:p>
-      <w:pPr>
-        <w:numPr>
-          <w:ilvl w:val="0"/>
-          <w:numId w:val="3"/>
-        </w:numPr>
-      </w:pPr>
-      <w:r>
-        <w:t>Use classes to define blueprints for creating objects that combine data (fields) and behaviors (methods).</w:t>
-      </w:r>
-    </w:p>
-    <w:p>
-      <w:pPr>
-        <w:numPr>
-          <w:ilvl w:val="0"/>
-          <w:numId w:val="3"/>
-        </w:numPr>
-      </w:pPr>
-      <w:r>
-        <w:t>Define and implement constructors, including default, parameterized, and overloaded constructors, to initialize objects in different ways</w:t>
-      </w:r>
-    </w:p>
-    <w:p>
-      <w:pPr>
-        <w:numPr>
-          <w:ilvl w:val="0"/>
-          <w:numId w:val="3"/>
-        </w:numPr>
-      </w:pPr>
-      <w:r>
-        <w:lastRenderedPageBreak/>
-        <w:t>Encapsulation using access modifiers and getters/setters to protect and manage private data.</w:t>
-      </w:r>
-    </w:p>
-    <w:p>
-      <w:pPr>
-        <w:numPr>
-          <w:ilvl w:val="0"/>
-          <w:numId w:val="3"/>
-        </w:numPr>
-      </w:pPr>
-      <w:r>
-        <w:t>Reference variables for objects, stack/heap diagrams.</w:t>
-      </w:r>
-    </w:p>
-    <w:p>
-      <w:pPr>
-        <w:numPr>
-          <w:ilvl w:val="0"/>
-          <w:numId w:val="3"/>
-        </w:numPr>
-      </w:pPr>
-      <w:r>
-        <w:t>Arrays of objects</w:t>
-      </w:r>
-    </w:p>
-    <w:p>
-      <w:pPr>
-        <w:numPr>
-          <w:ilvl w:val="0"/>
-          <w:numId w:val="3"/>
-        </w:numPr>
-      </w:pPr>
-      <w:r>
-        <w:t>Simple file input/output</w:t>
-      </w:r>
-    </w:p>
-    <w:p>
-      <w:pPr>
-        <w:numPr>
-          <w:ilvl w:val="0"/>
-          <w:numId w:val="3"/>
-        </w:numPr>
-      </w:pPr>
-      <w:r>
-        <w:t>Design Implement and Test Java classes that model real-world problems</w:t>
-      </w:r>
-    </w:p>
-    <w:p/>
-    <w:p>
-      <w:pPr>
-        <w:pStyle w:val="Heading2"/>
-      </w:pPr>
-      <w:bookmarkStart w:id="32" w:name="_Toc221656379"/>
-      <w:r>
-        <w:t>Heading 2 Example</w:t>
-      </w:r>
-      <w:bookmarkEnd w:id="32"/>
-    </w:p>
-    <w:p>
-      <w:pPr>
-        <w:pStyle w:val="Heading3"/>
-      </w:pPr>
-      <w:bookmarkStart w:id="33" w:name="_Toc221656380"/>
+      <w:bookmarkStart w:id="33" w:name="_Toc221711019"/>
       <w:r>
         <w:t>Heading 3 Example</w:t>
       </w:r>
@@ -4718,6 +4698,119 @@
     </w:lvl>
   </w:abstractNum>
   <w:abstractNum w:abstractNumId="5" w15:restartNumberingAfterBreak="0">
+    <w:nsid w:val="10652FAB"/>
+    <w:multiLevelType w:val="hybridMultilevel"/>
+    <w:tmpl w:val="D0447756"/>
+    <w:lvl w:ilvl="0" w:tplc="04090001">
+      <w:start w:val="1"/>
+      <w:numFmt w:val="bullet"/>
+      <w:lvlText w:val=""/>
+      <w:lvlJc w:val="left"/>
+      <w:pPr>
+        <w:ind w:left="2160" w:hanging="360"/>
+      </w:pPr>
+      <w:rPr>
+        <w:rFonts w:ascii="Symbol" w:hAnsi="Symbol" w:hint="default"/>
+      </w:rPr>
+    </w:lvl>
+    <w:lvl w:ilvl="1" w:tplc="04090003" w:tentative="1">
+      <w:start w:val="1"/>
+      <w:numFmt w:val="bullet"/>
+      <w:lvlText w:val="o"/>
+      <w:lvlJc w:val="left"/>
+      <w:pPr>
+        <w:ind w:left="2880" w:hanging="360"/>
+      </w:pPr>
+      <w:rPr>
+        <w:rFonts w:ascii="Courier New" w:hAnsi="Courier New" w:cs="Courier New" w:hint="default"/>
+      </w:rPr>
+    </w:lvl>
+    <w:lvl w:ilvl="2" w:tplc="04090005" w:tentative="1">
+      <w:start w:val="1"/>
+      <w:numFmt w:val="bullet"/>
+      <w:lvlText w:val=""/>
+      <w:lvlJc w:val="left"/>
+      <w:pPr>
+        <w:ind w:left="3600" w:hanging="360"/>
+      </w:pPr>
+      <w:rPr>
+        <w:rFonts w:ascii="Wingdings" w:hAnsi="Wingdings" w:hint="default"/>
+      </w:rPr>
+    </w:lvl>
+    <w:lvl w:ilvl="3" w:tplc="04090001" w:tentative="1">
+      <w:start w:val="1"/>
+      <w:numFmt w:val="bullet"/>
+      <w:lvlText w:val=""/>
+      <w:lvlJc w:val="left"/>
+      <w:pPr>
+        <w:ind w:left="4320" w:hanging="360"/>
+      </w:pPr>
+      <w:rPr>
+        <w:rFonts w:ascii="Symbol" w:hAnsi="Symbol" w:hint="default"/>
+      </w:rPr>
+    </w:lvl>
+    <w:lvl w:ilvl="4" w:tplc="04090003" w:tentative="1">
+      <w:start w:val="1"/>
+      <w:numFmt w:val="bullet"/>
+      <w:lvlText w:val="o"/>
+      <w:lvlJc w:val="left"/>
+      <w:pPr>
+        <w:ind w:left="5040" w:hanging="360"/>
+      </w:pPr>
+      <w:rPr>
+        <w:rFonts w:ascii="Courier New" w:hAnsi="Courier New" w:cs="Courier New" w:hint="default"/>
+      </w:rPr>
+    </w:lvl>
+    <w:lvl w:ilvl="5" w:tplc="04090005" w:tentative="1">
+      <w:start w:val="1"/>
+      <w:numFmt w:val="bullet"/>
+      <w:lvlText w:val=""/>
+      <w:lvlJc w:val="left"/>
+      <w:pPr>
+        <w:ind w:left="5760" w:hanging="360"/>
+      </w:pPr>
+      <w:rPr>
+        <w:rFonts w:ascii="Wingdings" w:hAnsi="Wingdings" w:hint="default"/>
+      </w:rPr>
+    </w:lvl>
+    <w:lvl w:ilvl="6" w:tplc="04090001" w:tentative="1">
+      <w:start w:val="1"/>
+      <w:numFmt w:val="bullet"/>
+      <w:lvlText w:val=""/>
+      <w:lvlJc w:val="left"/>
+      <w:pPr>
+        <w:ind w:left="6480" w:hanging="360"/>
+      </w:pPr>
+      <w:rPr>
+        <w:rFonts w:ascii="Symbol" w:hAnsi="Symbol" w:hint="default"/>
+      </w:rPr>
+    </w:lvl>
+    <w:lvl w:ilvl="7" w:tplc="04090003" w:tentative="1">
+      <w:start w:val="1"/>
+      <w:numFmt w:val="bullet"/>
+      <w:lvlText w:val="o"/>
+      <w:lvlJc w:val="left"/>
+      <w:pPr>
+        <w:ind w:left="7200" w:hanging="360"/>
+      </w:pPr>
+      <w:rPr>
+        <w:rFonts w:ascii="Courier New" w:hAnsi="Courier New" w:cs="Courier New" w:hint="default"/>
+      </w:rPr>
+    </w:lvl>
+    <w:lvl w:ilvl="8" w:tplc="04090005" w:tentative="1">
+      <w:start w:val="1"/>
+      <w:numFmt w:val="bullet"/>
+      <w:lvlText w:val=""/>
+      <w:lvlJc w:val="left"/>
+      <w:pPr>
+        <w:ind w:left="7920" w:hanging="360"/>
+      </w:pPr>
+      <w:rPr>
+        <w:rFonts w:ascii="Wingdings" w:hAnsi="Wingdings" w:hint="default"/>
+      </w:rPr>
+    </w:lvl>
+  </w:abstractNum>
+  <w:abstractNum w:abstractNumId="6" w15:restartNumberingAfterBreak="0">
     <w:nsid w:val="15D55346"/>
     <w:multiLevelType w:val="hybridMultilevel"/>
     <w:tmpl w:val="D8A6167C"/>
@@ -4830,7 +4923,7 @@
       </w:rPr>
     </w:lvl>
   </w:abstractNum>
-  <w:abstractNum w:abstractNumId="6" w15:restartNumberingAfterBreak="0">
+  <w:abstractNum w:abstractNumId="7" w15:restartNumberingAfterBreak="0">
     <w:nsid w:val="18065E59"/>
     <w:multiLevelType w:val="hybridMultilevel"/>
     <w:tmpl w:val="B3520184"/>
@@ -4942,7 +5035,7 @@
       </w:rPr>
     </w:lvl>
   </w:abstractNum>
-  <w:abstractNum w:abstractNumId="7" w15:restartNumberingAfterBreak="0">
+  <w:abstractNum w:abstractNumId="8" w15:restartNumberingAfterBreak="0">
     <w:nsid w:val="1C9F3827"/>
     <w:multiLevelType w:val="hybridMultilevel"/>
     <w:tmpl w:val="EEB685FC"/>
@@ -5054,7 +5147,7 @@
       </w:rPr>
     </w:lvl>
   </w:abstractNum>
-  <w:abstractNum w:abstractNumId="8" w15:restartNumberingAfterBreak="0">
+  <w:abstractNum w:abstractNumId="9" w15:restartNumberingAfterBreak="0">
     <w:nsid w:val="2168485B"/>
     <w:multiLevelType w:val="multilevel"/>
     <w:tmpl w:val="43BCFFAA"/>
@@ -5167,7 +5260,7 @@
       </w:rPr>
     </w:lvl>
   </w:abstractNum>
-  <w:abstractNum w:abstractNumId="9" w15:restartNumberingAfterBreak="0">
+  <w:abstractNum w:abstractNumId="10" w15:restartNumberingAfterBreak="0">
     <w:nsid w:val="2514397C"/>
     <w:multiLevelType w:val="multilevel"/>
     <w:tmpl w:val="31DA0404"/>
@@ -5280,7 +5373,7 @@
       </w:rPr>
     </w:lvl>
   </w:abstractNum>
-  <w:abstractNum w:abstractNumId="10" w15:restartNumberingAfterBreak="0">
+  <w:abstractNum w:abstractNumId="11" w15:restartNumberingAfterBreak="0">
     <w:nsid w:val="2F714B40"/>
     <w:multiLevelType w:val="multilevel"/>
     <w:tmpl w:val="3E5CB69E"/>
@@ -5393,7 +5486,7 @@
       </w:rPr>
     </w:lvl>
   </w:abstractNum>
-  <w:abstractNum w:abstractNumId="11" w15:restartNumberingAfterBreak="0">
+  <w:abstractNum w:abstractNumId="12" w15:restartNumberingAfterBreak="0">
     <w:nsid w:val="3A231EFC"/>
     <w:multiLevelType w:val="hybridMultilevel"/>
     <w:tmpl w:val="E7FAE31A"/>
@@ -5506,7 +5599,7 @@
       </w:rPr>
     </w:lvl>
   </w:abstractNum>
-  <w:abstractNum w:abstractNumId="12" w15:restartNumberingAfterBreak="0">
+  <w:abstractNum w:abstractNumId="13" w15:restartNumberingAfterBreak="0">
     <w:nsid w:val="3B061264"/>
     <w:multiLevelType w:val="hybridMultilevel"/>
     <w:tmpl w:val="4DE81C46"/>
@@ -5619,7 +5712,120 @@
       </w:rPr>
     </w:lvl>
   </w:abstractNum>
-  <w:abstractNum w:abstractNumId="13" w15:restartNumberingAfterBreak="0">
+  <w:abstractNum w:abstractNumId="14" w15:restartNumberingAfterBreak="0">
+    <w:nsid w:val="3C460DB5"/>
+    <w:multiLevelType w:val="hybridMultilevel"/>
+    <w:tmpl w:val="17C42040"/>
+    <w:lvl w:ilvl="0" w:tplc="04090001">
+      <w:start w:val="1"/>
+      <w:numFmt w:val="bullet"/>
+      <w:lvlText w:val=""/>
+      <w:lvlJc w:val="left"/>
+      <w:pPr>
+        <w:ind w:left="1440" w:hanging="360"/>
+      </w:pPr>
+      <w:rPr>
+        <w:rFonts w:ascii="Symbol" w:hAnsi="Symbol" w:hint="default"/>
+      </w:rPr>
+    </w:lvl>
+    <w:lvl w:ilvl="1" w:tplc="04090003" w:tentative="1">
+      <w:start w:val="1"/>
+      <w:numFmt w:val="bullet"/>
+      <w:lvlText w:val="o"/>
+      <w:lvlJc w:val="left"/>
+      <w:pPr>
+        <w:ind w:left="2160" w:hanging="360"/>
+      </w:pPr>
+      <w:rPr>
+        <w:rFonts w:ascii="Courier New" w:hAnsi="Courier New" w:cs="Courier New" w:hint="default"/>
+      </w:rPr>
+    </w:lvl>
+    <w:lvl w:ilvl="2" w:tplc="04090005" w:tentative="1">
+      <w:start w:val="1"/>
+      <w:numFmt w:val="bullet"/>
+      <w:lvlText w:val=""/>
+      <w:lvlJc w:val="left"/>
+      <w:pPr>
+        <w:ind w:left="2880" w:hanging="360"/>
+      </w:pPr>
+      <w:rPr>
+        <w:rFonts w:ascii="Wingdings" w:hAnsi="Wingdings" w:hint="default"/>
+      </w:rPr>
+    </w:lvl>
+    <w:lvl w:ilvl="3" w:tplc="04090001" w:tentative="1">
+      <w:start w:val="1"/>
+      <w:numFmt w:val="bullet"/>
+      <w:lvlText w:val=""/>
+      <w:lvlJc w:val="left"/>
+      <w:pPr>
+        <w:ind w:left="3600" w:hanging="360"/>
+      </w:pPr>
+      <w:rPr>
+        <w:rFonts w:ascii="Symbol" w:hAnsi="Symbol" w:hint="default"/>
+      </w:rPr>
+    </w:lvl>
+    <w:lvl w:ilvl="4" w:tplc="04090003" w:tentative="1">
+      <w:start w:val="1"/>
+      <w:numFmt w:val="bullet"/>
+      <w:lvlText w:val="o"/>
+      <w:lvlJc w:val="left"/>
+      <w:pPr>
+        <w:ind w:left="4320" w:hanging="360"/>
+      </w:pPr>
+      <w:rPr>
+        <w:rFonts w:ascii="Courier New" w:hAnsi="Courier New" w:cs="Courier New" w:hint="default"/>
+      </w:rPr>
+    </w:lvl>
+    <w:lvl w:ilvl="5" w:tplc="04090005" w:tentative="1">
+      <w:start w:val="1"/>
+      <w:numFmt w:val="bullet"/>
+      <w:lvlText w:val=""/>
+      <w:lvlJc w:val="left"/>
+      <w:pPr>
+        <w:ind w:left="5040" w:hanging="360"/>
+      </w:pPr>
+      <w:rPr>
+        <w:rFonts w:ascii="Wingdings" w:hAnsi="Wingdings" w:hint="default"/>
+      </w:rPr>
+    </w:lvl>
+    <w:lvl w:ilvl="6" w:tplc="04090001" w:tentative="1">
+      <w:start w:val="1"/>
+      <w:numFmt w:val="bullet"/>
+      <w:lvlText w:val=""/>
+      <w:lvlJc w:val="left"/>
+      <w:pPr>
+        <w:ind w:left="5760" w:hanging="360"/>
+      </w:pPr>
+      <w:rPr>
+        <w:rFonts w:ascii="Symbol" w:hAnsi="Symbol" w:hint="default"/>
+      </w:rPr>
+    </w:lvl>
+    <w:lvl w:ilvl="7" w:tplc="04090003" w:tentative="1">
+      <w:start w:val="1"/>
+      <w:numFmt w:val="bullet"/>
+      <w:lvlText w:val="o"/>
+      <w:lvlJc w:val="left"/>
+      <w:pPr>
+        <w:ind w:left="6480" w:hanging="360"/>
+      </w:pPr>
+      <w:rPr>
+        <w:rFonts w:ascii="Courier New" w:hAnsi="Courier New" w:cs="Courier New" w:hint="default"/>
+      </w:rPr>
+    </w:lvl>
+    <w:lvl w:ilvl="8" w:tplc="04090005" w:tentative="1">
+      <w:start w:val="1"/>
+      <w:numFmt w:val="bullet"/>
+      <w:lvlText w:val=""/>
+      <w:lvlJc w:val="left"/>
+      <w:pPr>
+        <w:ind w:left="7200" w:hanging="360"/>
+      </w:pPr>
+      <w:rPr>
+        <w:rFonts w:ascii="Wingdings" w:hAnsi="Wingdings" w:hint="default"/>
+      </w:rPr>
+    </w:lvl>
+  </w:abstractNum>
+  <w:abstractNum w:abstractNumId="15" w15:restartNumberingAfterBreak="0">
     <w:nsid w:val="3D7E5214"/>
     <w:multiLevelType w:val="hybridMultilevel"/>
     <w:tmpl w:val="7698456E"/>
@@ -5732,7 +5938,7 @@
       </w:rPr>
     </w:lvl>
   </w:abstractNum>
-  <w:abstractNum w:abstractNumId="14" w15:restartNumberingAfterBreak="0">
+  <w:abstractNum w:abstractNumId="16" w15:restartNumberingAfterBreak="0">
     <w:nsid w:val="41510329"/>
     <w:multiLevelType w:val="hybridMultilevel"/>
     <w:tmpl w:val="CCA4483A"/>
@@ -5845,7 +6051,7 @@
       </w:rPr>
     </w:lvl>
   </w:abstractNum>
-  <w:abstractNum w:abstractNumId="15" w15:restartNumberingAfterBreak="0">
+  <w:abstractNum w:abstractNumId="17" w15:restartNumberingAfterBreak="0">
     <w:nsid w:val="472C3518"/>
     <w:multiLevelType w:val="multilevel"/>
     <w:tmpl w:val="408CBDCA"/>
@@ -5958,7 +6164,7 @@
       </w:rPr>
     </w:lvl>
   </w:abstractNum>
-  <w:abstractNum w:abstractNumId="16" w15:restartNumberingAfterBreak="0">
+  <w:abstractNum w:abstractNumId="18" w15:restartNumberingAfterBreak="0">
     <w:nsid w:val="48024179"/>
     <w:multiLevelType w:val="multilevel"/>
     <w:tmpl w:val="15E2C28A"/>
@@ -6071,7 +6277,7 @@
       </w:rPr>
     </w:lvl>
   </w:abstractNum>
-  <w:abstractNum w:abstractNumId="17" w15:restartNumberingAfterBreak="0">
+  <w:abstractNum w:abstractNumId="19" w15:restartNumberingAfterBreak="0">
     <w:nsid w:val="48440B7D"/>
     <w:multiLevelType w:val="hybridMultilevel"/>
     <w:tmpl w:val="E876B96C"/>
@@ -6184,7 +6390,7 @@
       </w:rPr>
     </w:lvl>
   </w:abstractNum>
-  <w:abstractNum w:abstractNumId="18" w15:restartNumberingAfterBreak="0">
+  <w:abstractNum w:abstractNumId="20" w15:restartNumberingAfterBreak="0">
     <w:nsid w:val="51957ADE"/>
     <w:multiLevelType w:val="multilevel"/>
     <w:tmpl w:val="F13C2104"/>
@@ -6297,7 +6503,7 @@
       </w:rPr>
     </w:lvl>
   </w:abstractNum>
-  <w:abstractNum w:abstractNumId="19" w15:restartNumberingAfterBreak="0">
+  <w:abstractNum w:abstractNumId="21" w15:restartNumberingAfterBreak="0">
     <w:nsid w:val="51F32E1B"/>
     <w:multiLevelType w:val="multilevel"/>
     <w:tmpl w:val="E5F0CE6C"/>
@@ -6410,7 +6616,7 @@
       </w:rPr>
     </w:lvl>
   </w:abstractNum>
-  <w:abstractNum w:abstractNumId="20" w15:restartNumberingAfterBreak="0">
+  <w:abstractNum w:abstractNumId="22" w15:restartNumberingAfterBreak="0">
     <w:nsid w:val="53DB4A8B"/>
     <w:multiLevelType w:val="hybridMultilevel"/>
     <w:tmpl w:val="82E8669C"/>
@@ -6522,7 +6728,7 @@
       </w:rPr>
     </w:lvl>
   </w:abstractNum>
-  <w:abstractNum w:abstractNumId="21" w15:restartNumberingAfterBreak="0">
+  <w:abstractNum w:abstractNumId="23" w15:restartNumberingAfterBreak="0">
     <w:nsid w:val="57C13E92"/>
     <w:multiLevelType w:val="multilevel"/>
     <w:tmpl w:val="4F6C76DE"/>
@@ -6635,7 +6841,7 @@
       </w:rPr>
     </w:lvl>
   </w:abstractNum>
-  <w:abstractNum w:abstractNumId="22" w15:restartNumberingAfterBreak="0">
+  <w:abstractNum w:abstractNumId="24" w15:restartNumberingAfterBreak="0">
     <w:nsid w:val="5ABC1A2D"/>
     <w:multiLevelType w:val="hybridMultilevel"/>
     <w:tmpl w:val="B0FA1A4A"/>
@@ -6748,7 +6954,7 @@
       </w:rPr>
     </w:lvl>
   </w:abstractNum>
-  <w:abstractNum w:abstractNumId="23" w15:restartNumberingAfterBreak="0">
+  <w:abstractNum w:abstractNumId="25" w15:restartNumberingAfterBreak="0">
     <w:nsid w:val="5DD5757A"/>
     <w:multiLevelType w:val="multilevel"/>
     <w:tmpl w:val="52BEA464"/>
@@ -6861,7 +7067,7 @@
       </w:rPr>
     </w:lvl>
   </w:abstractNum>
-  <w:abstractNum w:abstractNumId="24" w15:restartNumberingAfterBreak="0">
+  <w:abstractNum w:abstractNumId="26" w15:restartNumberingAfterBreak="0">
     <w:nsid w:val="64D343AA"/>
     <w:multiLevelType w:val="multilevel"/>
     <w:tmpl w:val="2FE60BA8"/>
@@ -6974,7 +7180,7 @@
       </w:rPr>
     </w:lvl>
   </w:abstractNum>
-  <w:abstractNum w:abstractNumId="25" w15:restartNumberingAfterBreak="0">
+  <w:abstractNum w:abstractNumId="27" w15:restartNumberingAfterBreak="0">
     <w:nsid w:val="66657F63"/>
     <w:multiLevelType w:val="multilevel"/>
     <w:tmpl w:val="8AAA28EE"/>
@@ -7087,7 +7293,7 @@
       </w:rPr>
     </w:lvl>
   </w:abstractNum>
-  <w:abstractNum w:abstractNumId="26" w15:restartNumberingAfterBreak="0">
+  <w:abstractNum w:abstractNumId="28" w15:restartNumberingAfterBreak="0">
     <w:nsid w:val="66E36FC2"/>
     <w:multiLevelType w:val="hybridMultilevel"/>
     <w:tmpl w:val="94923190"/>
@@ -7199,7 +7405,7 @@
       </w:rPr>
     </w:lvl>
   </w:abstractNum>
-  <w:abstractNum w:abstractNumId="27" w15:restartNumberingAfterBreak="0">
+  <w:abstractNum w:abstractNumId="29" w15:restartNumberingAfterBreak="0">
     <w:nsid w:val="678B1D90"/>
     <w:multiLevelType w:val="hybridMultilevel"/>
     <w:tmpl w:val="91A4DC12"/>
@@ -7312,7 +7518,7 @@
       </w:rPr>
     </w:lvl>
   </w:abstractNum>
-  <w:abstractNum w:abstractNumId="28" w15:restartNumberingAfterBreak="0">
+  <w:abstractNum w:abstractNumId="30" w15:restartNumberingAfterBreak="0">
     <w:nsid w:val="6F073E1E"/>
     <w:multiLevelType w:val="multilevel"/>
     <w:tmpl w:val="7D28DB68"/>
@@ -7425,7 +7631,7 @@
       </w:rPr>
     </w:lvl>
   </w:abstractNum>
-  <w:abstractNum w:abstractNumId="29" w15:restartNumberingAfterBreak="0">
+  <w:abstractNum w:abstractNumId="31" w15:restartNumberingAfterBreak="0">
     <w:nsid w:val="74B74F26"/>
     <w:multiLevelType w:val="hybridMultilevel"/>
     <w:tmpl w:val="47B8C6CE"/>
@@ -7538,7 +7744,7 @@
       </w:rPr>
     </w:lvl>
   </w:abstractNum>
-  <w:abstractNum w:abstractNumId="30" w15:restartNumberingAfterBreak="0">
+  <w:abstractNum w:abstractNumId="32" w15:restartNumberingAfterBreak="0">
     <w:nsid w:val="78581CAA"/>
     <w:multiLevelType w:val="hybridMultilevel"/>
     <w:tmpl w:val="ACF0EC76"/>
@@ -7651,7 +7857,7 @@
       </w:rPr>
     </w:lvl>
   </w:abstractNum>
-  <w:abstractNum w:abstractNumId="31" w15:restartNumberingAfterBreak="0">
+  <w:abstractNum w:abstractNumId="33" w15:restartNumberingAfterBreak="0">
     <w:nsid w:val="79CE2843"/>
     <w:multiLevelType w:val="hybridMultilevel"/>
     <w:tmpl w:val="93DAAADA"/>
@@ -7764,7 +7970,7 @@
       </w:rPr>
     </w:lvl>
   </w:abstractNum>
-  <w:abstractNum w:abstractNumId="32" w15:restartNumberingAfterBreak="0">
+  <w:abstractNum w:abstractNumId="34" w15:restartNumberingAfterBreak="0">
     <w:nsid w:val="7B7170A5"/>
     <w:multiLevelType w:val="multilevel"/>
     <w:tmpl w:val="70B4229E"/>
@@ -7878,103 +8084,109 @@
     </w:lvl>
   </w:abstractNum>
   <w:num w:numId="1" w16cid:durableId="1200237473">
-    <w:abstractNumId w:val="19"/>
+    <w:abstractNumId w:val="21"/>
   </w:num>
   <w:num w:numId="2" w16cid:durableId="163520121">
     <w:abstractNumId w:val="4"/>
   </w:num>
   <w:num w:numId="3" w16cid:durableId="476143897">
+    <w:abstractNumId w:val="20"/>
+  </w:num>
+  <w:num w:numId="4" w16cid:durableId="1304040104">
     <w:abstractNumId w:val="18"/>
   </w:num>
-  <w:num w:numId="4" w16cid:durableId="1304040104">
-    <w:abstractNumId w:val="16"/>
-  </w:num>
   <w:num w:numId="5" w16cid:durableId="2071031478">
-    <w:abstractNumId w:val="28"/>
+    <w:abstractNumId w:val="30"/>
   </w:num>
   <w:num w:numId="6" w16cid:durableId="1959599613">
-    <w:abstractNumId w:val="9"/>
+    <w:abstractNumId w:val="10"/>
   </w:num>
   <w:num w:numId="7" w16cid:durableId="1769816294">
-    <w:abstractNumId w:val="21"/>
+    <w:abstractNumId w:val="23"/>
   </w:num>
   <w:num w:numId="8" w16cid:durableId="70274652">
     <w:abstractNumId w:val="3"/>
   </w:num>
   <w:num w:numId="9" w16cid:durableId="311763110">
-    <w:abstractNumId w:val="24"/>
+    <w:abstractNumId w:val="26"/>
   </w:num>
   <w:num w:numId="10" w16cid:durableId="403189974">
-    <w:abstractNumId w:val="32"/>
+    <w:abstractNumId w:val="34"/>
   </w:num>
   <w:num w:numId="11" w16cid:durableId="354692849">
-    <w:abstractNumId w:val="10"/>
+    <w:abstractNumId w:val="11"/>
   </w:num>
   <w:num w:numId="12" w16cid:durableId="215510913">
-    <w:abstractNumId w:val="15"/>
+    <w:abstractNumId w:val="17"/>
   </w:num>
   <w:num w:numId="13" w16cid:durableId="2080982498">
-    <w:abstractNumId w:val="8"/>
+    <w:abstractNumId w:val="9"/>
   </w:num>
   <w:num w:numId="14" w16cid:durableId="1467354242">
-    <w:abstractNumId w:val="25"/>
+    <w:abstractNumId w:val="27"/>
   </w:num>
   <w:num w:numId="15" w16cid:durableId="1116489195">
-    <w:abstractNumId w:val="23"/>
+    <w:abstractNumId w:val="25"/>
   </w:num>
   <w:num w:numId="16" w16cid:durableId="1299534960">
     <w:abstractNumId w:val="2"/>
   </w:num>
   <w:num w:numId="17" w16cid:durableId="82535545">
-    <w:abstractNumId w:val="12"/>
+    <w:abstractNumId w:val="13"/>
   </w:num>
   <w:num w:numId="18" w16cid:durableId="1127893040">
-    <w:abstractNumId w:val="5"/>
+    <w:abstractNumId w:val="6"/>
   </w:num>
   <w:num w:numId="19" w16cid:durableId="1555700082">
+    <w:abstractNumId w:val="24"/>
+  </w:num>
+  <w:num w:numId="20" w16cid:durableId="1861815886">
+    <w:abstractNumId w:val="29"/>
+  </w:num>
+  <w:num w:numId="21" w16cid:durableId="403532588">
+    <w:abstractNumId w:val="19"/>
+  </w:num>
+  <w:num w:numId="22" w16cid:durableId="1138566757">
     <w:abstractNumId w:val="22"/>
   </w:num>
-  <w:num w:numId="20" w16cid:durableId="1861815886">
-    <w:abstractNumId w:val="27"/>
-  </w:num>
-  <w:num w:numId="21" w16cid:durableId="403532588">
-    <w:abstractNumId w:val="17"/>
-  </w:num>
-  <w:num w:numId="22" w16cid:durableId="1138566757">
-    <w:abstractNumId w:val="20"/>
-  </w:num>
   <w:num w:numId="23" w16cid:durableId="999425381">
-    <w:abstractNumId w:val="6"/>
+    <w:abstractNumId w:val="7"/>
   </w:num>
   <w:num w:numId="24" w16cid:durableId="216161834">
-    <w:abstractNumId w:val="13"/>
+    <w:abstractNumId w:val="15"/>
   </w:num>
   <w:num w:numId="25" w16cid:durableId="861481844">
-    <w:abstractNumId w:val="26"/>
+    <w:abstractNumId w:val="28"/>
   </w:num>
   <w:num w:numId="26" w16cid:durableId="857694941">
-    <w:abstractNumId w:val="30"/>
+    <w:abstractNumId w:val="32"/>
   </w:num>
   <w:num w:numId="27" w16cid:durableId="1174607192">
-    <w:abstractNumId w:val="31"/>
+    <w:abstractNumId w:val="33"/>
   </w:num>
   <w:num w:numId="28" w16cid:durableId="146485557">
     <w:abstractNumId w:val="0"/>
   </w:num>
   <w:num w:numId="29" w16cid:durableId="106244475">
-    <w:abstractNumId w:val="7"/>
+    <w:abstractNumId w:val="8"/>
   </w:num>
   <w:num w:numId="30" w16cid:durableId="208344460">
-    <w:abstractNumId w:val="14"/>
+    <w:abstractNumId w:val="16"/>
   </w:num>
   <w:num w:numId="31" w16cid:durableId="1222473673">
-    <w:abstractNumId w:val="11"/>
+    <w:abstractNumId w:val="12"/>
   </w:num>
   <w:num w:numId="32" w16cid:durableId="1099563217">
-    <w:abstractNumId w:val="29"/>
+    <w:abstractNumId w:val="31"/>
   </w:num>
   <w:num w:numId="33" w16cid:durableId="1768960369">
     <w:abstractNumId w:val="1"/>
+  </w:num>
+  <w:num w:numId="34" w16cid:durableId="1932422328">
+    <w:abstractNumId w:val="5"/>
+  </w:num>
+  <w:num w:numId="35" w16cid:durableId="1604920173">
+    <w:abstractNumId w:val="14"/>
   </w:num>
 </w:numbering>
 </file>
@@ -8494,7 +8706,6 @@
   <w:style w:type="character" w:default="1" w:styleId="DefaultParagraphFont">
     <w:name w:val="Default Paragraph Font"/>
     <w:uiPriority w:val="1"/>
-    <w:semiHidden/>
     <w:unhideWhenUsed/>
   </w:style>
   <w:style w:type="table" w:default="1" w:styleId="TableNormal">

--- a/Tech Docs/Tech Doc CS1050.docx
+++ b/Tech Docs/Tech Doc CS1050.docx
@@ -90,7 +90,7 @@
                 <w:r>
                   <w:fldChar w:fldCharType="separate"/>
                 </w:r>
-                <w:hyperlink w:anchor="_Toc221710986" w:history="1">
+                <w:hyperlink w:anchor="_Toc222129805" w:history="1">
                   <w:r>
                     <w:rPr>
                       <w:rStyle w:val="Hyperlink"/>
@@ -116,7 +116,7 @@
                     <w14:ligatures w14:val="standardContextual"/>
                   </w:rPr>
                 </w:pPr>
-                <w:hyperlink w:anchor="_Toc221710987" w:history="1">
+                <w:hyperlink w:anchor="_Toc222129806" w:history="1">
                   <w:r>
                     <w:rPr>
                       <w:rStyle w:val="Hyperlink"/>
@@ -142,7 +142,7 @@
                     <w14:ligatures w14:val="standardContextual"/>
                   </w:rPr>
                 </w:pPr>
-                <w:hyperlink w:anchor="_Toc221710988" w:history="1">
+                <w:hyperlink w:anchor="_Toc222129807" w:history="1">
                   <w:r>
                     <w:rPr>
                       <w:rStyle w:val="Hyperlink"/>
@@ -168,7 +168,7 @@
                     <w14:ligatures w14:val="standardContextual"/>
                   </w:rPr>
                 </w:pPr>
-                <w:hyperlink w:anchor="_Toc221710989" w:history="1">
+                <w:hyperlink w:anchor="_Toc222129808" w:history="1">
                   <w:r>
                     <w:rPr>
                       <w:rStyle w:val="Hyperlink"/>
@@ -194,7 +194,7 @@
                     <w14:ligatures w14:val="standardContextual"/>
                   </w:rPr>
                 </w:pPr>
-                <w:hyperlink w:anchor="_Toc221710990" w:history="1">
+                <w:hyperlink w:anchor="_Toc222129809" w:history="1">
                   <w:r>
                     <w:rPr>
                       <w:rStyle w:val="Hyperlink"/>
@@ -220,7 +220,7 @@
                     <w14:ligatures w14:val="standardContextual"/>
                   </w:rPr>
                 </w:pPr>
-                <w:hyperlink w:anchor="_Toc221710991" w:history="1">
+                <w:hyperlink w:anchor="_Toc222129810" w:history="1">
                   <w:r>
                     <w:rPr>
                       <w:rStyle w:val="Hyperlink"/>
@@ -246,7 +246,7 @@
                     <w14:ligatures w14:val="standardContextual"/>
                   </w:rPr>
                 </w:pPr>
-                <w:hyperlink w:anchor="_Toc221710992" w:history="1">
+                <w:hyperlink w:anchor="_Toc222129811" w:history="1">
                   <w:r>
                     <w:rPr>
                       <w:rStyle w:val="Hyperlink"/>
@@ -272,7 +272,7 @@
                     <w14:ligatures w14:val="standardContextual"/>
                   </w:rPr>
                 </w:pPr>
-                <w:hyperlink w:anchor="_Toc221710993" w:history="1">
+                <w:hyperlink w:anchor="_Toc222129812" w:history="1">
                   <w:r>
                     <w:rPr>
                       <w:rStyle w:val="Hyperlink"/>
@@ -298,7 +298,7 @@
                     <w14:ligatures w14:val="standardContextual"/>
                   </w:rPr>
                 </w:pPr>
-                <w:hyperlink w:anchor="_Toc221710994" w:history="1">
+                <w:hyperlink w:anchor="_Toc222129813" w:history="1">
                   <w:r>
                     <w:rPr>
                       <w:rStyle w:val="Hyperlink"/>
@@ -325,13 +325,13 @@
                     <w14:ligatures w14:val="standardContextual"/>
                   </w:rPr>
                 </w:pPr>
-                <w:hyperlink w:anchor="_Toc221710995" w:history="1">
+                <w:hyperlink w:anchor="_Toc222129814" w:history="1">
                   <w:r>
                     <w:rPr>
                       <w:rStyle w:val="Hyperlink"/>
                       <w:noProof/>
                     </w:rPr>
-                    <w:t>L02</w:t>
+                    <w:t>L02 Language fundamentals</w:t>
                   </w:r>
                 </w:hyperlink>
               </w:p>
@@ -351,7 +351,7 @@
                     <w14:ligatures w14:val="standardContextual"/>
                   </w:rPr>
                 </w:pPr>
-                <w:hyperlink w:anchor="_Toc221710996" w:history="1">
+                <w:hyperlink w:anchor="_Toc222129815" w:history="1">
                   <w:r>
                     <w:rPr>
                       <w:rStyle w:val="Hyperlink"/>
@@ -377,7 +377,7 @@
                     <w14:ligatures w14:val="standardContextual"/>
                   </w:rPr>
                 </w:pPr>
-                <w:hyperlink w:anchor="_Toc221710997" w:history="1">
+                <w:hyperlink w:anchor="_Toc222129816" w:history="1">
                   <w:r>
                     <w:rPr>
                       <w:rStyle w:val="Hyperlink"/>
@@ -403,7 +403,7 @@
                     <w14:ligatures w14:val="standardContextual"/>
                   </w:rPr>
                 </w:pPr>
-                <w:hyperlink w:anchor="_Toc221710998" w:history="1">
+                <w:hyperlink w:anchor="_Toc222129817" w:history="1">
                   <w:r>
                     <w:rPr>
                       <w:rStyle w:val="Hyperlink"/>
@@ -429,7 +429,7 @@
                     <w14:ligatures w14:val="standardContextual"/>
                   </w:rPr>
                 </w:pPr>
-                <w:hyperlink w:anchor="_Toc221710999" w:history="1">
+                <w:hyperlink w:anchor="_Toc222129818" w:history="1">
                   <w:r>
                     <w:rPr>
                       <w:rStyle w:val="Hyperlink"/>
@@ -455,7 +455,7 @@
                     <w14:ligatures w14:val="standardContextual"/>
                   </w:rPr>
                 </w:pPr>
-                <w:hyperlink w:anchor="_Toc221711000" w:history="1">
+                <w:hyperlink w:anchor="_Toc222129819" w:history="1">
                   <w:r>
                     <w:rPr>
                       <w:rStyle w:val="Hyperlink"/>
@@ -481,13 +481,39 @@
                     <w14:ligatures w14:val="standardContextual"/>
                   </w:rPr>
                 </w:pPr>
-                <w:hyperlink w:anchor="_Toc221711001" w:history="1">
+                <w:hyperlink w:anchor="_Toc222129820" w:history="1">
                   <w:r>
                     <w:rPr>
                       <w:rStyle w:val="Hyperlink"/>
                       <w:noProof/>
                     </w:rPr>
-                    <w:t>L04</w:t>
+                    <w:t>L03 Primitive Data Type Conversion and Casting</w:t>
+                  </w:r>
+                </w:hyperlink>
+              </w:p>
+              <w:p>
+                <w:pPr>
+                  <w:pStyle w:val="TOC1"/>
+                  <w:tabs>
+                    <w:tab w:val="right" w:leader="dot" w:pos="9350"/>
+                  </w:tabs>
+                  <w:rPr>
+                    <w:rFonts w:asciiTheme="minorHAnsi" w:eastAsiaTheme="minorEastAsia" w:hAnsiTheme="minorHAnsi" w:cstheme="minorBidi"/>
+                    <w:noProof/>
+                    <w:kern w:val="2"/>
+                    <w:sz w:val="24"/>
+                    <w:szCs w:val="24"/>
+                    <w:lang w:val="en-US"/>
+                    <w14:ligatures w14:val="standardContextual"/>
+                  </w:rPr>
+                </w:pPr>
+                <w:hyperlink w:anchor="_Toc222129821" w:history="1">
+                  <w:r>
+                    <w:rPr>
+                      <w:rStyle w:val="Hyperlink"/>
+                      <w:noProof/>
+                    </w:rPr>
+                    <w:t>L04 Primitive Data Type Conversion and Casting</w:t>
                   </w:r>
                 </w:hyperlink>
               </w:p>
@@ -507,7 +533,7 @@
                     <w14:ligatures w14:val="standardContextual"/>
                   </w:rPr>
                 </w:pPr>
-                <w:hyperlink w:anchor="_Toc221711002" w:history="1">
+                <w:hyperlink w:anchor="_Toc222129822" w:history="1">
                   <w:r>
                     <w:rPr>
                       <w:rStyle w:val="Hyperlink"/>
@@ -533,7 +559,7 @@
                     <w14:ligatures w14:val="standardContextual"/>
                   </w:rPr>
                 </w:pPr>
-                <w:hyperlink w:anchor="_Toc221711003" w:history="1">
+                <w:hyperlink w:anchor="_Toc222129823" w:history="1">
                   <w:r>
                     <w:rPr>
                       <w:rStyle w:val="Hyperlink"/>
@@ -559,7 +585,7 @@
                     <w14:ligatures w14:val="standardContextual"/>
                   </w:rPr>
                 </w:pPr>
-                <w:hyperlink w:anchor="_Toc221711004" w:history="1">
+                <w:hyperlink w:anchor="_Toc222129824" w:history="1">
                   <w:r>
                     <w:rPr>
                       <w:rStyle w:val="Hyperlink"/>
@@ -585,7 +611,7 @@
                     <w14:ligatures w14:val="standardContextual"/>
                   </w:rPr>
                 </w:pPr>
-                <w:hyperlink w:anchor="_Toc221711005" w:history="1">
+                <w:hyperlink w:anchor="_Toc222129825" w:history="1">
                   <w:r>
                     <w:rPr>
                       <w:rStyle w:val="Hyperlink"/>
@@ -611,7 +637,7 @@
                     <w14:ligatures w14:val="standardContextual"/>
                   </w:rPr>
                 </w:pPr>
-                <w:hyperlink w:anchor="_Toc221711006" w:history="1">
+                <w:hyperlink w:anchor="_Toc222129826" w:history="1">
                   <w:r>
                     <w:rPr>
                       <w:rStyle w:val="Hyperlink"/>
@@ -637,13 +663,13 @@
                     <w14:ligatures w14:val="standardContextual"/>
                   </w:rPr>
                 </w:pPr>
-                <w:hyperlink w:anchor="_Toc221711007" w:history="1">
+                <w:hyperlink w:anchor="_Toc222129827" w:history="1">
                   <w:r>
                     <w:rPr>
                       <w:rStyle w:val="Hyperlink"/>
                       <w:noProof/>
                     </w:rPr>
-                    <w:t>LO5</w:t>
+                    <w:t>L05 Classes, Objects, and Methods</w:t>
                   </w:r>
                 </w:hyperlink>
               </w:p>
@@ -663,13 +689,13 @@
                     <w14:ligatures w14:val="standardContextual"/>
                   </w:rPr>
                 </w:pPr>
-                <w:hyperlink w:anchor="_Toc221711008" w:history="1">
+                <w:hyperlink w:anchor="_Toc222129828" w:history="1">
                   <w:r>
                     <w:rPr>
                       <w:rStyle w:val="Hyperlink"/>
                       <w:noProof/>
                     </w:rPr>
-                    <w:t>LO6</w:t>
+                    <w:t>LO6 Math Class, Characters, and Strings</w:t>
                   </w:r>
                 </w:hyperlink>
               </w:p>
@@ -690,7 +716,7 @@
                     <w14:ligatures w14:val="standardContextual"/>
                   </w:rPr>
                 </w:pPr>
-                <w:hyperlink w:anchor="_Toc221711009" w:history="1">
+                <w:hyperlink w:anchor="_Toc222129829" w:history="1">
                   <w:r>
                     <w:rPr>
                       <w:rStyle w:val="Hyperlink"/>
@@ -735,7 +761,7 @@
                     <w14:ligatures w14:val="standardContextual"/>
                   </w:rPr>
                 </w:pPr>
-                <w:hyperlink w:anchor="_Toc221711010" w:history="1">
+                <w:hyperlink w:anchor="_Toc222129830" w:history="1">
                   <w:r>
                     <w:rPr>
                       <w:rStyle w:val="Hyperlink"/>
@@ -761,7 +787,7 @@
                     <w14:ligatures w14:val="standardContextual"/>
                   </w:rPr>
                 </w:pPr>
-                <w:hyperlink w:anchor="_Toc221711011" w:history="1">
+                <w:hyperlink w:anchor="_Toc222129831" w:history="1">
                   <w:r>
                     <w:rPr>
                       <w:rStyle w:val="Hyperlink"/>
@@ -787,7 +813,7 @@
                     <w14:ligatures w14:val="standardContextual"/>
                   </w:rPr>
                 </w:pPr>
-                <w:hyperlink w:anchor="_Toc221711012" w:history="1">
+                <w:hyperlink w:anchor="_Toc222129832" w:history="1">
                   <w:r>
                     <w:rPr>
                       <w:rStyle w:val="Hyperlink"/>
@@ -813,7 +839,7 @@
                     <w14:ligatures w14:val="standardContextual"/>
                   </w:rPr>
                 </w:pPr>
-                <w:hyperlink w:anchor="_Toc221711013" w:history="1">
+                <w:hyperlink w:anchor="_Toc222129833" w:history="1">
                   <w:r>
                     <w:rPr>
                       <w:rStyle w:val="Hyperlink"/>
@@ -839,7 +865,7 @@
                     <w14:ligatures w14:val="standardContextual"/>
                   </w:rPr>
                 </w:pPr>
-                <w:hyperlink w:anchor="_Toc221711014" w:history="1">
+                <w:hyperlink w:anchor="_Toc222129834" w:history="1">
                   <w:r>
                     <w:rPr>
                       <w:rStyle w:val="Hyperlink"/>
@@ -865,7 +891,7 @@
                     <w14:ligatures w14:val="standardContextual"/>
                   </w:rPr>
                 </w:pPr>
-                <w:hyperlink w:anchor="_Toc221711015" w:history="1">
+                <w:hyperlink w:anchor="_Toc222129835" w:history="1">
                   <w:r>
                     <w:rPr>
                       <w:rStyle w:val="Hyperlink"/>
@@ -891,7 +917,7 @@
                     <w14:ligatures w14:val="standardContextual"/>
                   </w:rPr>
                 </w:pPr>
-                <w:hyperlink w:anchor="_Toc221711016" w:history="1">
+                <w:hyperlink w:anchor="_Toc222129836" w:history="1">
                   <w:r>
                     <w:rPr>
                       <w:rStyle w:val="Hyperlink"/>
@@ -917,7 +943,7 @@
                     <w14:ligatures w14:val="standardContextual"/>
                   </w:rPr>
                 </w:pPr>
-                <w:hyperlink w:anchor="_Toc221711017" w:history="1">
+                <w:hyperlink w:anchor="_Toc222129837" w:history="1">
                   <w:r>
                     <w:rPr>
                       <w:rStyle w:val="Hyperlink"/>
@@ -943,7 +969,7 @@
                     <w14:ligatures w14:val="standardContextual"/>
                   </w:rPr>
                 </w:pPr>
-                <w:hyperlink w:anchor="_Toc221711018" w:history="1">
+                <w:hyperlink w:anchor="_Toc222129838" w:history="1">
                   <w:r>
                     <w:rPr>
                       <w:rStyle w:val="Hyperlink"/>
@@ -969,7 +995,7 @@
                     <w14:ligatures w14:val="standardContextual"/>
                   </w:rPr>
                 </w:pPr>
-                <w:hyperlink w:anchor="_Toc221711019" w:history="1">
+                <w:hyperlink w:anchor="_Toc222129839" w:history="1">
                   <w:r>
                     <w:rPr>
                       <w:rStyle w:val="Hyperlink"/>
@@ -1022,7 +1048,7 @@
       <w:pPr>
         <w:pStyle w:val="Heading1"/>
       </w:pPr>
-      <w:bookmarkStart w:id="1" w:name="_Toc221710986"/>
+      <w:bookmarkStart w:id="1" w:name="_Toc222129805"/>
       <w:r>
         <w:t>Overview</w:t>
       </w:r>
@@ -1458,23 +1484,13 @@
                 <w:shd w:val="clear" w:color="auto" w:fill="D9EAD3"/>
               </w:rPr>
             </w:pPr>
-            <w:proofErr w:type="spellStart"/>
             <w:r>
               <w:rPr>
                 <w:b/>
                 <w:bCs/>
                 <w:shd w:val="clear" w:color="auto" w:fill="F4CCCC"/>
               </w:rPr>
-              <w:t>DON’t</w:t>
-            </w:r>
-            <w:proofErr w:type="spellEnd"/>
-            <w:r>
-              <w:rPr>
-                <w:b/>
-                <w:bCs/>
-                <w:shd w:val="clear" w:color="auto" w:fill="F4CCCC"/>
-              </w:rPr>
-              <w:t xml:space="preserve"> </w:t>
+              <w:t xml:space="preserve">DON’t </w:t>
             </w:r>
             <w:r>
               <w:rPr>
@@ -1491,7 +1507,7 @@
       <w:pPr>
         <w:pStyle w:val="Heading2"/>
       </w:pPr>
-      <w:bookmarkStart w:id="2" w:name="_Toc221710987"/>
+      <w:bookmarkStart w:id="2" w:name="_Toc222129806"/>
       <w:r>
         <w:t>General Resources</w:t>
       </w:r>
@@ -1594,13 +1610,8 @@
           <w:numId w:val="10"/>
         </w:numPr>
       </w:pPr>
-      <w:proofErr w:type="spellStart"/>
-      <w:r>
-        <w:t>TPointTech</w:t>
-      </w:r>
-      <w:proofErr w:type="spellEnd"/>
-      <w:r>
-        <w:t xml:space="preserve"> </w:t>
+      <w:r>
+        <w:t xml:space="preserve">TPointTech </w:t>
       </w:r>
       <w:hyperlink r:id="rId12">
         <w:r>
@@ -1726,7 +1737,7 @@
       <w:pPr>
         <w:pStyle w:val="Heading1"/>
       </w:pPr>
-      <w:bookmarkStart w:id="3" w:name="_Toc221710988"/>
+      <w:bookmarkStart w:id="3" w:name="_Toc222129807"/>
       <w:r>
         <w:t>SD01  Software Development and Tools</w:t>
       </w:r>
@@ -1740,7 +1751,7 @@
       <w:pPr>
         <w:pStyle w:val="Heading3"/>
       </w:pPr>
-      <w:bookmarkStart w:id="4" w:name="_Toc221710989"/>
+      <w:bookmarkStart w:id="4" w:name="_Toc222129808"/>
       <w:r>
         <w:t>Version Control</w:t>
       </w:r>
@@ -1765,15 +1776,7 @@
         </w:numPr>
       </w:pPr>
       <w:r>
-        <w:t>Cloud backup (</w:t>
-      </w:r>
-      <w:proofErr w:type="spellStart"/>
-      <w:r>
-        <w:t>Github</w:t>
-      </w:r>
-      <w:proofErr w:type="spellEnd"/>
-      <w:r>
-        <w:t>)</w:t>
+        <w:t>Cloud backup (Github)</w:t>
       </w:r>
     </w:p>
     <w:p>
@@ -1811,7 +1814,7 @@
       <w:pPr>
         <w:pStyle w:val="Heading3"/>
       </w:pPr>
-      <w:bookmarkStart w:id="5" w:name="_Toc221710990"/>
+      <w:bookmarkStart w:id="5" w:name="_Toc222129809"/>
       <w:r>
         <w:t>IDE and Debugging</w:t>
       </w:r>
@@ -1849,7 +1852,7 @@
           <w:tab w:val="left" w:pos="1620"/>
         </w:tabs>
       </w:pPr>
-      <w:bookmarkStart w:id="6" w:name="_Toc221710991"/>
+      <w:bookmarkStart w:id="6" w:name="_Toc222129810"/>
       <w:r>
         <w:t>Analyze  requirements</w:t>
       </w:r>
@@ -1876,7 +1879,7 @@
           <w:tab w:val="left" w:pos="1620"/>
         </w:tabs>
       </w:pPr>
-      <w:bookmarkStart w:id="7" w:name="_Toc221710992"/>
+      <w:bookmarkStart w:id="7" w:name="_Toc222129811"/>
       <w:r>
         <w:lastRenderedPageBreak/>
         <w:t>Design and Testing Plan</w:t>
@@ -1930,7 +1933,7 @@
           <w:tab w:val="left" w:pos="1620"/>
         </w:tabs>
       </w:pPr>
-      <w:bookmarkStart w:id="8" w:name="_Toc221710993"/>
+      <w:bookmarkStart w:id="8" w:name="_Toc222129812"/>
       <w:r>
         <w:t>Implement Quality Documented Code</w:t>
       </w:r>
@@ -1977,15 +1980,7 @@
         </w:numPr>
       </w:pPr>
       <w:r>
-        <w:t xml:space="preserve">Document method code following </w:t>
-      </w:r>
-      <w:proofErr w:type="spellStart"/>
-      <w:r>
-        <w:t>javadoc</w:t>
-      </w:r>
-      <w:proofErr w:type="spellEnd"/>
-      <w:r>
-        <w:t xml:space="preserve"> commenting</w:t>
+        <w:t>Document method code following javadoc commenting</w:t>
       </w:r>
     </w:p>
     <w:p>
@@ -2017,7 +2012,7 @@
       <w:pPr>
         <w:pStyle w:val="Heading1"/>
       </w:pPr>
-      <w:bookmarkStart w:id="9" w:name="_Toc221710994"/>
+      <w:bookmarkStart w:id="9" w:name="_Toc222129813"/>
       <w:r>
         <w:rPr>
           <w:highlight w:val="yellow"/>
@@ -2186,14 +2181,17 @@
       <w:pPr>
         <w:pStyle w:val="Heading1"/>
       </w:pPr>
-      <w:bookmarkStart w:id="10" w:name="_Toc221710995"/>
+      <w:bookmarkStart w:id="10" w:name="_Toc222129814"/>
       <w:r>
         <w:lastRenderedPageBreak/>
         <w:t>L02</w:t>
       </w:r>
+      <w:r>
+        <w:t xml:space="preserve"> Language fundamentals</w:t>
+      </w:r>
       <w:bookmarkEnd w:id="10"/>
       <w:r>
-        <w:t xml:space="preserve"> Language fundamentals </w:t>
+        <w:t xml:space="preserve"> </w:t>
       </w:r>
     </w:p>
     <w:p>
@@ -2204,7 +2202,7 @@
       <w:r>
         <w:tab/>
       </w:r>
-      <w:bookmarkStart w:id="11" w:name="_Toc221710996"/>
+      <w:bookmarkStart w:id="11" w:name="_Toc222129815"/>
       <w:r>
         <w:t>Parts of java program</w:t>
       </w:r>
@@ -2318,7 +2316,7 @@
       <w:pPr>
         <w:pStyle w:val="Heading1"/>
       </w:pPr>
-      <w:bookmarkStart w:id="12" w:name="_Toc221710997"/>
+      <w:bookmarkStart w:id="12" w:name="_Toc222129816"/>
       <w:r>
         <w:t>Variables</w:t>
       </w:r>
@@ -2361,7 +2359,7 @@
       <w:pPr>
         <w:pStyle w:val="Heading2"/>
       </w:pPr>
-      <w:bookmarkStart w:id="13" w:name="_Toc221710998"/>
+      <w:bookmarkStart w:id="13" w:name="_Toc222129817"/>
       <w:r>
         <w:t>Constants and Conventions</w:t>
       </w:r>
@@ -2446,7 +2444,7 @@
       <w:pPr>
         <w:pStyle w:val="Heading3"/>
       </w:pPr>
-      <w:bookmarkStart w:id="14" w:name="_Toc221710999"/>
+      <w:bookmarkStart w:id="14" w:name="_Toc222129818"/>
       <w:r>
         <w:t>Programming Language Elements</w:t>
       </w:r>
@@ -2486,15 +2484,7 @@
         </w:numPr>
       </w:pPr>
       <w:r>
-        <w:t>Punctuation: Exactly how it sounds; punctuation marks in programming language (</w:t>
-      </w:r>
-      <w:proofErr w:type="spellStart"/>
-      <w:r>
-        <w:t>e.x</w:t>
-      </w:r>
-      <w:proofErr w:type="spellEnd"/>
-      <w:r>
-        <w:t xml:space="preserve">. ; ) </w:t>
+        <w:t xml:space="preserve">Punctuation: Exactly how it sounds; punctuation marks in programming language (e.x. ; ) </w:t>
       </w:r>
     </w:p>
     <w:p>
@@ -2506,15 +2496,7 @@
         </w:numPr>
       </w:pPr>
       <w:r>
-        <w:t xml:space="preserve">Operators: Symbols or keywords that are used on variables ( +, -, *, </w:t>
-      </w:r>
-      <w:proofErr w:type="spellStart"/>
-      <w:r>
-        <w:t>etc</w:t>
-      </w:r>
-      <w:proofErr w:type="spellEnd"/>
-      <w:r>
-        <w:t>). Pretty much math calculations or arithmetic.</w:t>
+        <w:t>Operators: Symbols or keywords that are used on variables ( +, -, *, etc). Pretty much math calculations or arithmetic.</w:t>
       </w:r>
     </w:p>
     <w:p>
@@ -2533,7 +2515,7 @@
       <w:pPr>
         <w:pStyle w:val="Heading1"/>
       </w:pPr>
-      <w:bookmarkStart w:id="15" w:name="_Toc221711000"/>
+      <w:bookmarkStart w:id="15" w:name="_Toc222129819"/>
       <w:r>
         <w:t>Integer Division and Modulo Operator</w:t>
       </w:r>
@@ -2632,13 +2614,14 @@
       <w:pPr>
         <w:pStyle w:val="Heading1"/>
       </w:pPr>
-      <w:bookmarkStart w:id="16" w:name="_Toc221711001"/>
+      <w:bookmarkStart w:id="16" w:name="_Toc222129820"/>
       <w:r>
         <w:t xml:space="preserve">L03 </w:t>
       </w:r>
       <w:r>
         <w:t>Primitive Data Type Conversion and Casting</w:t>
       </w:r>
+      <w:bookmarkEnd w:id="16"/>
     </w:p>
     <w:p>
       <w:pPr>
@@ -2667,26 +2650,27 @@
       <w:pPr>
         <w:pStyle w:val="Heading1"/>
       </w:pPr>
+      <w:bookmarkStart w:id="17" w:name="_Toc222129821"/>
       <w:r>
         <w:t>L04</w:t>
       </w:r>
-      <w:bookmarkEnd w:id="16"/>
       <w:r>
         <w:t xml:space="preserve"> </w:t>
       </w:r>
       <w:r>
         <w:t>Primitive Data Type Conversion and Casting</w:t>
       </w:r>
+      <w:bookmarkEnd w:id="17"/>
     </w:p>
     <w:p>
       <w:pPr>
         <w:pStyle w:val="Heading2"/>
       </w:pPr>
-      <w:bookmarkStart w:id="17" w:name="_Toc221711002"/>
+      <w:bookmarkStart w:id="18" w:name="_Toc222129822"/>
       <w:r>
         <w:t>Memory Concepts</w:t>
       </w:r>
-      <w:bookmarkEnd w:id="17"/>
+      <w:bookmarkEnd w:id="18"/>
     </w:p>
     <w:p>
       <w:pPr>
@@ -2761,25 +2745,7 @@
           <w:sz w:val="24"/>
           <w:szCs w:val="24"/>
         </w:rPr>
-        <w:t xml:space="preserve">. You can place a smaller into a larger i.e. int </w:t>
-      </w:r>
-      <w:proofErr w:type="spellStart"/>
-      <w:r>
-        <w:rPr>
-          <w:rFonts w:asciiTheme="majorHAnsi" w:hAnsiTheme="majorHAnsi" w:cstheme="majorHAnsi"/>
-          <w:sz w:val="24"/>
-          <w:szCs w:val="24"/>
-        </w:rPr>
-        <w:t>smallNumber</w:t>
-      </w:r>
-      <w:proofErr w:type="spellEnd"/>
-      <w:r>
-        <w:rPr>
-          <w:rFonts w:asciiTheme="majorHAnsi" w:hAnsiTheme="majorHAnsi" w:cstheme="majorHAnsi"/>
-          <w:sz w:val="24"/>
-          <w:szCs w:val="24"/>
-        </w:rPr>
-        <w:t xml:space="preserve"> = # </w:t>
+        <w:t xml:space="preserve">. You can place a smaller into a larger i.e. int smallNumber = # </w:t>
       </w:r>
     </w:p>
     <w:p>
@@ -2798,36 +2764,8 @@
           <w:sz w:val="24"/>
           <w:szCs w:val="24"/>
         </w:rPr>
-        <w:t xml:space="preserve">double </w:t>
-      </w:r>
-      <w:proofErr w:type="spellStart"/>
-      <w:r>
-        <w:rPr>
-          <w:rFonts w:asciiTheme="majorHAnsi" w:hAnsiTheme="majorHAnsi" w:cstheme="majorHAnsi"/>
-          <w:sz w:val="24"/>
-          <w:szCs w:val="24"/>
-        </w:rPr>
-        <w:t>bigNumber</w:t>
-      </w:r>
-      <w:proofErr w:type="spellEnd"/>
-      <w:r>
-        <w:rPr>
-          <w:rFonts w:asciiTheme="majorHAnsi" w:hAnsiTheme="majorHAnsi" w:cstheme="majorHAnsi"/>
-          <w:sz w:val="24"/>
-          <w:szCs w:val="24"/>
-        </w:rPr>
-        <w:t xml:space="preserve"> = </w:t>
-      </w:r>
-      <w:proofErr w:type="spellStart"/>
-      <w:r>
-        <w:rPr>
-          <w:rFonts w:asciiTheme="majorHAnsi" w:hAnsiTheme="majorHAnsi" w:cstheme="majorHAnsi"/>
-          <w:sz w:val="24"/>
-          <w:szCs w:val="24"/>
-        </w:rPr>
-        <w:t>smallNumber</w:t>
-      </w:r>
-      <w:proofErr w:type="spellEnd"/>
+        <w:t>double bigNumber = smallNumber</w:t>
+      </w:r>
     </w:p>
     <w:p>
       <w:pPr>
@@ -2891,25 +2829,7 @@
           <w:sz w:val="24"/>
           <w:szCs w:val="24"/>
         </w:rPr>
-        <w:t xml:space="preserve"> and its an integer so we use camel case) double </w:t>
-      </w:r>
-      <w:proofErr w:type="spellStart"/>
-      <w:r>
-        <w:rPr>
-          <w:rFonts w:asciiTheme="majorHAnsi" w:hAnsiTheme="majorHAnsi" w:cstheme="majorHAnsi"/>
-          <w:sz w:val="24"/>
-          <w:szCs w:val="24"/>
-        </w:rPr>
-        <w:t>wholeNumber</w:t>
-      </w:r>
-      <w:proofErr w:type="spellEnd"/>
-      <w:r>
-        <w:rPr>
-          <w:rFonts w:asciiTheme="majorHAnsi" w:hAnsiTheme="majorHAnsi" w:cstheme="majorHAnsi"/>
-          <w:sz w:val="24"/>
-          <w:szCs w:val="24"/>
-        </w:rPr>
-        <w:t xml:space="preserve"> = 43.23</w:t>
+        <w:t xml:space="preserve"> and its an integer so we use camel case) double wholeNumber = 43.23</w:t>
       </w:r>
     </w:p>
     <w:p>
@@ -2944,36 +2864,8 @@
           <w:sz w:val="24"/>
           <w:szCs w:val="24"/>
         </w:rPr>
-        <w:t xml:space="preserve"> </w:t>
-      </w:r>
-      <w:proofErr w:type="spellStart"/>
-      <w:r>
-        <w:rPr>
-          <w:rFonts w:asciiTheme="majorHAnsi" w:hAnsiTheme="majorHAnsi" w:cstheme="majorHAnsi"/>
-          <w:sz w:val="24"/>
-          <w:szCs w:val="24"/>
-        </w:rPr>
-        <w:t>wholeNumber</w:t>
-      </w:r>
-      <w:proofErr w:type="spellEnd"/>
-      <w:r>
-        <w:rPr>
-          <w:rFonts w:asciiTheme="majorHAnsi" w:hAnsiTheme="majorHAnsi" w:cstheme="majorHAnsi"/>
-          <w:sz w:val="24"/>
-          <w:szCs w:val="24"/>
-        </w:rPr>
-        <w:t xml:space="preserve"> = (int) </w:t>
-      </w:r>
-      <w:proofErr w:type="spellStart"/>
-      <w:r>
-        <w:rPr>
-          <w:rFonts w:asciiTheme="majorHAnsi" w:hAnsiTheme="majorHAnsi" w:cstheme="majorHAnsi"/>
-          <w:sz w:val="24"/>
-          <w:szCs w:val="24"/>
-        </w:rPr>
-        <w:t>preciseValue</w:t>
-      </w:r>
-      <w:proofErr w:type="spellEnd"/>
+        <w:t xml:space="preserve"> wholeNumber = (int) preciseValue</w:t>
+      </w:r>
     </w:p>
     <w:p>
       <w:pPr>
@@ -3011,21 +2903,21 @@
       <w:pPr>
         <w:pStyle w:val="Heading3"/>
       </w:pPr>
-      <w:bookmarkStart w:id="18" w:name="_Toc221711003"/>
+      <w:bookmarkStart w:id="19" w:name="_Toc222129823"/>
       <w:r>
         <w:t>Heading 3 Example</w:t>
       </w:r>
-      <w:bookmarkEnd w:id="18"/>
+      <w:bookmarkEnd w:id="19"/>
     </w:p>
     <w:p>
       <w:pPr>
         <w:pStyle w:val="Heading1"/>
       </w:pPr>
-      <w:bookmarkStart w:id="19" w:name="_Toc221711004"/>
+      <w:bookmarkStart w:id="20" w:name="_Toc222129824"/>
       <w:r>
         <w:t>Module 2: Predefined Classes, Methods, and Decision Structures</w:t>
       </w:r>
-      <w:bookmarkEnd w:id="19"/>
+      <w:bookmarkEnd w:id="20"/>
     </w:p>
     <w:p>
       <w:r>
@@ -3126,11 +3018,11 @@
       <w:pPr>
         <w:pStyle w:val="Heading2"/>
       </w:pPr>
-      <w:bookmarkStart w:id="20" w:name="_Toc221711005"/>
+      <w:bookmarkStart w:id="21" w:name="_Toc222129825"/>
       <w:r>
         <w:t>METHODS</w:t>
       </w:r>
-      <w:bookmarkEnd w:id="20"/>
+      <w:bookmarkEnd w:id="21"/>
     </w:p>
     <w:p>
       <w:pPr>
@@ -3164,21 +3056,8 @@
           <w:numId w:val="19"/>
         </w:numPr>
       </w:pPr>
-      <w:proofErr w:type="spellStart"/>
-      <w:r>
-        <w:t>System.out</w:t>
-      </w:r>
-      <w:proofErr w:type="spellEnd"/>
-      <w:r>
-        <w:t xml:space="preserve"> is a </w:t>
-      </w:r>
-      <w:proofErr w:type="spellStart"/>
-      <w:r>
-        <w:t>printsteam</w:t>
-      </w:r>
-      <w:proofErr w:type="spellEnd"/>
-      <w:r>
-        <w:t xml:space="preserve">. Tells the computer we are reaching out to </w:t>
+      <w:r>
+        <w:t xml:space="preserve">System.out is a printsteam. Tells the computer we are reaching out to </w:t>
       </w:r>
       <w:r>
         <w:t xml:space="preserve">use the default </w:t>
@@ -3202,27 +3081,14 @@
         <w:t xml:space="preserve">System.in tells the computer that we are </w:t>
       </w:r>
       <w:r>
-        <w:t xml:space="preserve">using an </w:t>
-      </w:r>
-      <w:proofErr w:type="spellStart"/>
-      <w:r>
-        <w:t>inputstream</w:t>
-      </w:r>
-      <w:proofErr w:type="spellEnd"/>
-      <w:r>
-        <w:t>. T</w:t>
+        <w:t>using an inputstream. T</w:t>
       </w:r>
       <w:r>
         <w:t xml:space="preserve">o use the default </w:t>
       </w:r>
       <w:r>
-        <w:t xml:space="preserve">keyboard. The system now knows you want to use to </w:t>
-      </w:r>
-      <w:proofErr w:type="spellStart"/>
-      <w:r>
-        <w:t>keyba</w:t>
-      </w:r>
-      <w:proofErr w:type="spellEnd"/>
+        <w:t>keyboard. The system now knows you want to use to keyba</w:t>
+      </w:r>
     </w:p>
     <w:p>
       <w:pPr>
@@ -3233,11 +3099,11 @@
       <w:pPr>
         <w:pStyle w:val="Heading3"/>
       </w:pPr>
-      <w:bookmarkStart w:id="21" w:name="_Toc221711006"/>
+      <w:bookmarkStart w:id="22" w:name="_Toc222129826"/>
       <w:r>
         <w:t>Classes</w:t>
       </w:r>
-      <w:bookmarkEnd w:id="21"/>
+      <w:bookmarkEnd w:id="22"/>
     </w:p>
     <w:p>
       <w:pPr>
@@ -3276,6 +3142,7 @@
       <w:pPr>
         <w:pStyle w:val="Heading1"/>
       </w:pPr>
+      <w:bookmarkStart w:id="23" w:name="_Toc222129827"/>
       <w:r>
         <w:t>L05 Classes, Objects,</w:t>
       </w:r>
@@ -3285,6 +3152,7 @@
       <w:r>
         <w:t xml:space="preserve"> Methods</w:t>
       </w:r>
+      <w:bookmarkEnd w:id="23"/>
     </w:p>
     <w:p>
       <w:pPr>
@@ -3361,23 +3229,7 @@
         </w:numPr>
       </w:pPr>
       <w:r>
-        <w:t xml:space="preserve">While </w:t>
-      </w:r>
-      <w:proofErr w:type="spellStart"/>
-      <w:r>
-        <w:t>System.out</w:t>
-      </w:r>
-      <w:proofErr w:type="spellEnd"/>
-      <w:r>
-        <w:t xml:space="preserve"> refers to that default system output (</w:t>
-      </w:r>
-      <w:proofErr w:type="spellStart"/>
-      <w:r>
-        <w:t>println</w:t>
-      </w:r>
-      <w:proofErr w:type="spellEnd"/>
-      <w:r>
-        <w:t>, print)</w:t>
+        <w:t>While System.out refers to that default system output (println, print)</w:t>
       </w:r>
     </w:p>
     <w:p>
@@ -3401,13 +3253,8 @@
         </w:numPr>
       </w:pPr>
       <w:r>
-        <w:t xml:space="preserve">That Scanner class is not a default and must be placed using </w:t>
-      </w:r>
-      <w:proofErr w:type="spellStart"/>
-      <w:r>
-        <w:t>java.util</w:t>
-      </w:r>
-      <w:proofErr w:type="spellEnd"/>
+        <w:t>That Scanner class is not a default and must be placed using java.util</w:t>
+      </w:r>
     </w:p>
     <w:p>
       <w:pPr>
@@ -3418,15 +3265,7 @@
         </w:numPr>
       </w:pPr>
       <w:r>
-        <w:t xml:space="preserve">You can see line 31 the Scanner class being implemented while in line 9 </w:t>
-      </w:r>
-      <w:proofErr w:type="spellStart"/>
-      <w:r>
-        <w:t>java.util</w:t>
-      </w:r>
-      <w:proofErr w:type="spellEnd"/>
-      <w:r>
-        <w:t xml:space="preserve"> is calling to be imported.</w:t>
+        <w:t>You can see line 31 the Scanner class being implemented while in line 9 java.util is calling to be imported.</w:t>
       </w:r>
     </w:p>
     <w:p>
@@ -3477,13 +3316,8 @@
     </w:p>
     <w:p>
       <w:r>
-        <w:t xml:space="preserve">Formatting data with </w:t>
-      </w:r>
-      <w:proofErr w:type="spellStart"/>
-      <w:r>
-        <w:t>printf</w:t>
-      </w:r>
-      <w:proofErr w:type="spellEnd"/>
+        <w:t>Formatting data with printf</w:t>
+      </w:r>
     </w:p>
     <w:p>
       <w:pPr>
@@ -3518,15 +3352,7 @@
         </w:numPr>
       </w:pPr>
       <w:r>
-        <w:t xml:space="preserve">%b is a </w:t>
-      </w:r>
-      <w:proofErr w:type="spellStart"/>
-      <w:r>
-        <w:t>boolean</w:t>
-      </w:r>
-      <w:proofErr w:type="spellEnd"/>
-      <w:r>
-        <w:t xml:space="preserve"> value such as True or False (don’t know how that would be used)</w:t>
+        <w:t>%b is a boolean value such as True or False (don’t know how that would be used)</w:t>
       </w:r>
     </w:p>
     <w:p>
@@ -3570,14 +3396,14 @@
       <w:pPr>
         <w:pStyle w:val="Heading1"/>
       </w:pPr>
-      <w:bookmarkStart w:id="22" w:name="_Toc221711008"/>
+      <w:bookmarkStart w:id="24" w:name="_Toc222129828"/>
       <w:r>
         <w:t>LO6</w:t>
       </w:r>
-      <w:bookmarkEnd w:id="22"/>
       <w:r>
         <w:t xml:space="preserve"> Math Class, Characters, and Strings</w:t>
       </w:r>
+      <w:bookmarkEnd w:id="24"/>
     </w:p>
     <w:p>
       <w:pPr>
@@ -3587,11 +3413,11 @@
           <w:numId w:val="25"/>
         </w:numPr>
       </w:pPr>
-      <w:bookmarkStart w:id="23" w:name="_Toc221711009"/>
+      <w:bookmarkStart w:id="25" w:name="_Toc222129829"/>
       <w:r>
         <w:t>Math</w:t>
       </w:r>
-      <w:bookmarkEnd w:id="23"/>
+      <w:bookmarkEnd w:id="25"/>
     </w:p>
     <w:p>
       <w:r>
@@ -3664,12 +3490,350 @@
         <w:pStyle w:val="ListParagraph"/>
         <w:numPr>
           <w:ilvl w:val="0"/>
+          <w:numId w:val="25"/>
+        </w:numPr>
+      </w:pPr>
+      <w:r>
+        <w:t>Allow you to call a method without making an object</w:t>
+      </w:r>
+    </w:p>
+    <w:p>
+      <w:pPr>
+        <w:pStyle w:val="ListParagraph"/>
+        <w:numPr>
+          <w:ilvl w:val="0"/>
+          <w:numId w:val="25"/>
+        </w:numPr>
+      </w:pPr>
+      <w:r>
+        <w:lastRenderedPageBreak/>
+        <w:t>To call it, you must use the Math.random()</w:t>
+      </w:r>
+    </w:p>
+    <w:p>
+      <w:pPr>
+        <w:pStyle w:val="ListParagraph"/>
+        <w:numPr>
+          <w:ilvl w:val="0"/>
+          <w:numId w:val="25"/>
+        </w:numPr>
+      </w:pPr>
+      <w:r>
+        <w:t>The main method is also a static class</w:t>
+      </w:r>
+    </w:p>
+    <w:p>
+      <w:pPr>
+        <w:pStyle w:val="ListParagraph"/>
+        <w:numPr>
+          <w:ilvl w:val="0"/>
+          <w:numId w:val="25"/>
+        </w:numPr>
+      </w:pPr>
+    </w:p>
+    <w:p>
+      <w:pPr>
+        <w:pStyle w:val="ListParagraph"/>
+        <w:numPr>
+          <w:ilvl w:val="0"/>
           <w:numId w:val="33"/>
         </w:numPr>
       </w:pPr>
       <w:r>
+        <w:t>In the example you see that there are two integers being made “number1 &amp; “number 2” out of 10</w:t>
+      </w:r>
+    </w:p>
+    <w:p>
+      <w:pPr>
+        <w:pStyle w:val="ListParagraph"/>
+        <w:numPr>
+          <w:ilvl w:val="0"/>
+          <w:numId w:val="33"/>
+        </w:numPr>
+      </w:pPr>
+    </w:p>
+    <w:p>
+      <w:pPr>
+        <w:pStyle w:val="Heading1"/>
+      </w:pPr>
+      <w:bookmarkStart w:id="26" w:name="_Toc222129830"/>
+      <w:r>
+        <w:t>L07</w:t>
+      </w:r>
+      <w:bookmarkEnd w:id="26"/>
+    </w:p>
+    <w:p>
+      <w:r>
+        <w:t>Boolean</w:t>
+      </w:r>
+    </w:p>
+    <w:p>
+      <w:pPr>
+        <w:pStyle w:val="ListParagraph"/>
+        <w:numPr>
+          <w:ilvl w:val="0"/>
+          <w:numId w:val="34"/>
+        </w:numPr>
+      </w:pPr>
+      <w:r>
+        <w:t>Use brackets with Booleans like you would with classes and methods</w:t>
+      </w:r>
+    </w:p>
+    <w:p>
+      <w:pPr>
+        <w:pStyle w:val="ListParagraph"/>
+        <w:numPr>
+          <w:ilvl w:val="0"/>
+          <w:numId w:val="34"/>
+        </w:numPr>
+      </w:pPr>
+      <w:r>
+        <w:t>Must start with a bracket and close with a backet</w:t>
+      </w:r>
+    </w:p>
+    <w:p>
+      <w:pPr>
+        <w:pStyle w:val="ListParagraph"/>
+        <w:numPr>
+          <w:ilvl w:val="0"/>
+          <w:numId w:val="34"/>
+        </w:numPr>
+      </w:pPr>
+      <w:r>
+        <w:t xml:space="preserve">Don’t put semicolons at the end of a If or Else </w:t>
+      </w:r>
+    </w:p>
+    <w:p>
+      <w:pPr>
+        <w:pStyle w:val="ListParagraph"/>
+        <w:numPr>
+          <w:ilvl w:val="0"/>
+          <w:numId w:val="34"/>
+        </w:numPr>
+      </w:pPr>
+    </w:p>
+    <w:p>
+      <w:pPr>
+        <w:pStyle w:val="Heading1"/>
+      </w:pPr>
+      <w:bookmarkStart w:id="27" w:name="_Toc222129831"/>
+      <w:r>
+        <w:t xml:space="preserve">L09 </w:t>
+      </w:r>
+      <w:r>
+        <w:t>Logical Operators, Multi and Nested if-else and Switch Statements</w:t>
+      </w:r>
+    </w:p>
+    <w:p>
+      <w:pPr>
+        <w:pStyle w:val="ListParagraph"/>
+        <w:numPr>
+          <w:ilvl w:val="0"/>
+          <w:numId w:val="37"/>
+        </w:numPr>
+      </w:pPr>
+      <w:r>
+        <w:t>||   means “or”</w:t>
+      </w:r>
+    </w:p>
+    <w:p>
+      <w:pPr>
+        <w:pStyle w:val="ListParagraph"/>
+        <w:numPr>
+          <w:ilvl w:val="0"/>
+          <w:numId w:val="37"/>
+        </w:numPr>
+      </w:pPr>
+      <w:r>
+        <w:t>&amp;&amp;   means “and”</w:t>
+      </w:r>
+    </w:p>
+    <w:p>
+      <w:pPr>
+        <w:pStyle w:val="ListParagraph"/>
+        <w:numPr>
+          <w:ilvl w:val="0"/>
+          <w:numId w:val="37"/>
+        </w:numPr>
+      </w:pPr>
+      <w:r>
+        <w:t xml:space="preserve">!   means “not” </w:t>
+      </w:r>
+    </w:p>
+    <w:p>
+      <w:pPr>
+        <w:pStyle w:val="ListParagraph"/>
+        <w:numPr>
+          <w:ilvl w:val="0"/>
+          <w:numId w:val="37"/>
+        </w:numPr>
+      </w:pPr>
+      <w:r>
+        <w:t>Character class in like the Math class where you don’t need to create an object</w:t>
+      </w:r>
+    </w:p>
+    <w:p>
+      <w:pPr>
+        <w:pStyle w:val="ListParagraph"/>
+        <w:numPr>
+          <w:ilvl w:val="0"/>
+          <w:numId w:val="37"/>
+        </w:numPr>
+      </w:pPr>
+      <w:r>
+        <w:t xml:space="preserve">Switch statements must have constant expressions </w:t>
+      </w:r>
+    </w:p>
+    <w:p>
+      <w:pPr>
+        <w:pStyle w:val="ListParagraph"/>
+        <w:ind w:left="1440"/>
+      </w:pPr>
+      <w:r>
+        <w:drawing>
+          <wp:inline distT="0" distB="0" distL="0" distR="0" wp14:anchorId="1B4CF5BD" wp14:editId="79019DAF">
+            <wp:extent cx="2694709" cy="1940709"/>
+            <wp:effectExtent l="0" t="0" r="0" b="2540"/>
+            <wp:docPr id="2099582054" name="Picture 1"/>
+            <wp:cNvGraphicFramePr>
+              <a:graphicFrameLocks xmlns:a="http://schemas.openxmlformats.org/drawingml/2006/main" noChangeAspect="1"/>
+            </wp:cNvGraphicFramePr>
+            <a:graphic xmlns:a="http://schemas.openxmlformats.org/drawingml/2006/main">
+              <a:graphicData uri="http://schemas.openxmlformats.org/drawingml/2006/picture">
+                <pic:pic xmlns:pic="http://schemas.openxmlformats.org/drawingml/2006/picture">
+                  <pic:nvPicPr>
+                    <pic:cNvPr id="2099582054" name=""/>
+                    <pic:cNvPicPr/>
+                  </pic:nvPicPr>
+                  <pic:blipFill>
+                    <a:blip r:embed="rId20"/>
+                    <a:stretch>
+                      <a:fillRect/>
+                    </a:stretch>
+                  </pic:blipFill>
+                  <pic:spPr>
+                    <a:xfrm>
+                      <a:off x="0" y="0"/>
+                      <a:ext cx="2705341" cy="1948366"/>
+                    </a:xfrm>
+                    <a:prstGeom prst="rect">
+                      <a:avLst/>
+                    </a:prstGeom>
+                  </pic:spPr>
+                </pic:pic>
+              </a:graphicData>
+            </a:graphic>
+          </wp:inline>
+        </w:drawing>
+      </w:r>
+    </w:p>
+    <w:p>
+      <w:pPr>
+        <w:pStyle w:val="ListParagraph"/>
+        <w:numPr>
+          <w:ilvl w:val="0"/>
+          <w:numId w:val="37"/>
+        </w:numPr>
+      </w:pPr>
+      <w:r>
+        <w:t>Only use breaks in Switch Statements</w:t>
+      </w:r>
+    </w:p>
+    <w:p>
+      <w:pPr>
+        <w:pStyle w:val="ListParagraph"/>
+        <w:numPr>
+          <w:ilvl w:val="0"/>
+          <w:numId w:val="37"/>
+        </w:numPr>
+      </w:pPr>
+      <w:r>
+        <w:t>The use of a Default “case” is for if no other cases match</w:t>
+      </w:r>
+    </w:p>
+    <w:p>
+      <w:pPr>
+        <w:pStyle w:val="ListParagraph"/>
+        <w:numPr>
+          <w:ilvl w:val="0"/>
+          <w:numId w:val="37"/>
+        </w:numPr>
+      </w:pPr>
+      <w:r>
+        <w:t>String tells the system that a list of characters are going to be listed.</w:t>
+      </w:r>
+    </w:p>
+    <w:p>
+      <w:pPr>
+        <w:pStyle w:val="ListParagraph"/>
+        <w:numPr>
+          <w:ilvl w:val="0"/>
+          <w:numId w:val="37"/>
+        </w:numPr>
+      </w:pPr>
+      <w:r>
+        <w:t xml:space="preserve">Char is just one single character </w:t>
+      </w:r>
+      <w:r>
+        <w:t>‘a’</w:t>
+      </w:r>
+    </w:p>
+    <w:p>
+      <w:pPr>
+        <w:pStyle w:val="ListParagraph"/>
+        <w:numPr>
+          <w:ilvl w:val="0"/>
+          <w:numId w:val="37"/>
+        </w:numPr>
+      </w:pPr>
+      <w:r>
+        <w:t>Reading in a String will using next() reads whatever String was placed an</w:t>
+      </w:r>
+      <w:r>
+        <w:t xml:space="preserve">d </w:t>
+      </w:r>
+      <w:r>
+        <w:t>stops at a white space</w:t>
+      </w:r>
+    </w:p>
+    <w:p>
+      <w:pPr>
+        <w:pStyle w:val="ListParagraph"/>
+        <w:numPr>
+          <w:ilvl w:val="0"/>
+          <w:numId w:val="37"/>
+        </w:numPr>
+      </w:pPr>
+      <w:r>
+        <w:t>Y</w:t>
+      </w:r>
+      <w:r>
+        <w:t>ou read a char by using next().charAt(0) and its reading the character at</w:t>
+      </w:r>
+      <w:r>
+        <w:t xml:space="preserve"> </w:t>
+      </w:r>
+      <w:r>
+        <w:t>the first position of the String</w:t>
+      </w:r>
+    </w:p>
+    <w:p>
+      <w:pPr>
+        <w:pStyle w:val="ListParagraph"/>
+        <w:numPr>
+          <w:ilvl w:val="0"/>
+          <w:numId w:val="37"/>
+        </w:numPr>
+      </w:pPr>
+      <w:r>
         <w:lastRenderedPageBreak/>
-        <w:t>In the example you see that there are two integers being made “number1 &amp; “number 2” out of 10</w:t>
+        <w:t>charAt(0) its reading the character in the first position. if it was "Cam"</w:t>
+      </w:r>
+      <w:r>
+        <w:t xml:space="preserve"> </w:t>
+      </w:r>
+      <w:r>
+        <w:t>the Char would be "C"</w:t>
       </w:r>
     </w:p>
     <w:p>
@@ -3677,79 +3841,131 @@
         <w:pStyle w:val="ListParagraph"/>
         <w:numPr>
           <w:ilvl w:val="0"/>
-          <w:numId w:val="33"/>
-        </w:numPr>
-      </w:pPr>
+          <w:numId w:val="37"/>
+        </w:numPr>
+      </w:pPr>
+      <w:r>
+        <w:t xml:space="preserve"> </w:t>
+      </w:r>
+      <w:r>
+        <w:t>Concatenate is c</w:t>
+      </w:r>
+      <w:r>
+        <w:t>ombining all the strings you listed</w:t>
+      </w:r>
+      <w:r>
+        <w:t xml:space="preserve"> as one whole print</w:t>
+      </w:r>
     </w:p>
     <w:p>
       <w:pPr>
         <w:pStyle w:val="Heading1"/>
       </w:pPr>
-      <w:bookmarkStart w:id="24" w:name="_Toc221711010"/>
-      <w:r>
-        <w:t>L07</w:t>
-      </w:r>
-      <w:bookmarkEnd w:id="24"/>
-    </w:p>
-    <w:p>
-      <w:r>
-        <w:t>Boolean</w:t>
-      </w:r>
-    </w:p>
-    <w:p>
-      <w:pPr>
-        <w:pStyle w:val="ListParagraph"/>
-        <w:numPr>
-          <w:ilvl w:val="0"/>
-          <w:numId w:val="34"/>
-        </w:numPr>
-      </w:pPr>
-      <w:r>
-        <w:t>Use brackets with Booleans like you would with classes and methods</w:t>
-      </w:r>
-    </w:p>
-    <w:p>
-      <w:pPr>
-        <w:pStyle w:val="ListParagraph"/>
-        <w:numPr>
-          <w:ilvl w:val="0"/>
-          <w:numId w:val="34"/>
-        </w:numPr>
-      </w:pPr>
-      <w:r>
-        <w:t>Must start with a bracket and close with a backet</w:t>
-      </w:r>
-    </w:p>
-    <w:p>
-      <w:pPr>
-        <w:pStyle w:val="ListParagraph"/>
-        <w:numPr>
-          <w:ilvl w:val="0"/>
-          <w:numId w:val="34"/>
-        </w:numPr>
-      </w:pPr>
-      <w:r>
-        <w:t xml:space="preserve">Don’t put semicolons at the end of a If or Else </w:t>
-      </w:r>
-    </w:p>
-    <w:p>
-      <w:pPr>
-        <w:pStyle w:val="ListParagraph"/>
-        <w:numPr>
-          <w:ilvl w:val="0"/>
-          <w:numId w:val="34"/>
-        </w:numPr>
-      </w:pPr>
+      <w:r>
+        <w:t>Module 3: Loops and Methods</w:t>
+      </w:r>
+      <w:bookmarkEnd w:id="27"/>
+    </w:p>
+    <w:p>
+      <w:r>
+        <w:t>Add the information to demonstrate the following objectives and organize with headings:</w:t>
+      </w:r>
+    </w:p>
+    <w:p>
+      <w:pPr>
+        <w:numPr>
+          <w:ilvl w:val="0"/>
+          <w:numId w:val="1"/>
+        </w:numPr>
+      </w:pPr>
+      <w:r>
+        <w:t>Compare different types of loops (for, while, do-while).</w:t>
+      </w:r>
+    </w:p>
+    <w:p>
+      <w:pPr>
+        <w:numPr>
+          <w:ilvl w:val="0"/>
+          <w:numId w:val="1"/>
+        </w:numPr>
+      </w:pPr>
+      <w:r>
+        <w:t>Use sentinel values and boolean flags to control loop execution.</w:t>
+      </w:r>
+    </w:p>
+    <w:p>
+      <w:pPr>
+        <w:numPr>
+          <w:ilvl w:val="0"/>
+          <w:numId w:val="1"/>
+        </w:numPr>
+      </w:pPr>
+      <w:r>
+        <w:t>Distinguish scope of variables in control structures and methods.</w:t>
+      </w:r>
+    </w:p>
+    <w:p>
+      <w:pPr>
+        <w:numPr>
+          <w:ilvl w:val="0"/>
+          <w:numId w:val="1"/>
+        </w:numPr>
+      </w:pPr>
+      <w:r>
+        <w:t>Use loops and nested control structures to control program flow.</w:t>
+      </w:r>
+    </w:p>
+    <w:p>
+      <w:pPr>
+        <w:numPr>
+          <w:ilvl w:val="0"/>
+          <w:numId w:val="1"/>
+        </w:numPr>
+      </w:pPr>
+      <w:r>
+        <w:t>Write and call methods to pass and return values.</w:t>
+      </w:r>
+    </w:p>
+    <w:p>
+      <w:pPr>
+        <w:numPr>
+          <w:ilvl w:val="0"/>
+          <w:numId w:val="1"/>
+        </w:numPr>
+      </w:pPr>
+      <w:r>
+        <w:t>Trace memory during method calls to evaluate stack frame memory and pass-by-value.</w:t>
+      </w:r>
+    </w:p>
+    <w:p>
+      <w:pPr>
+        <w:pStyle w:val="Heading2"/>
+      </w:pPr>
+      <w:bookmarkStart w:id="28" w:name="_Toc222129832"/>
+      <w:r>
+        <w:t>Heading 2 Example</w:t>
+      </w:r>
+      <w:bookmarkEnd w:id="28"/>
+    </w:p>
+    <w:p>
+      <w:pPr>
+        <w:pStyle w:val="Heading3"/>
+      </w:pPr>
+      <w:bookmarkStart w:id="29" w:name="_Toc222129833"/>
+      <w:r>
+        <w:t>Heading 3 Example</w:t>
+      </w:r>
+      <w:bookmarkEnd w:id="29"/>
     </w:p>
     <w:p>
       <w:pPr>
         <w:pStyle w:val="Heading1"/>
       </w:pPr>
-      <w:bookmarkStart w:id="25" w:name="_Toc221711011"/>
-      <w:r>
-        <w:t>Module 3: Loops and Methods</w:t>
-      </w:r>
-      <w:bookmarkEnd w:id="25"/>
+      <w:bookmarkStart w:id="30" w:name="_Toc222129834"/>
+      <w:r>
+        <w:t>Module 4: Arrays</w:t>
+      </w:r>
+      <w:bookmarkEnd w:id="30"/>
     </w:p>
     <w:p>
       <w:r>
@@ -3760,106 +3976,100 @@
       <w:pPr>
         <w:numPr>
           <w:ilvl w:val="0"/>
-          <w:numId w:val="1"/>
-        </w:numPr>
-      </w:pPr>
-      <w:r>
-        <w:t>Compare different types of loops (for, while, do-while).</w:t>
-      </w:r>
-    </w:p>
-    <w:p>
-      <w:pPr>
-        <w:numPr>
-          <w:ilvl w:val="0"/>
-          <w:numId w:val="1"/>
-        </w:numPr>
-      </w:pPr>
-      <w:r>
-        <w:t xml:space="preserve">Use sentinel values and </w:t>
-      </w:r>
-      <w:proofErr w:type="spellStart"/>
-      <w:r>
-        <w:t>boolean</w:t>
-      </w:r>
-      <w:proofErr w:type="spellEnd"/>
-      <w:r>
-        <w:t xml:space="preserve"> flags to control loop execution.</w:t>
-      </w:r>
-    </w:p>
-    <w:p>
-      <w:pPr>
-        <w:numPr>
-          <w:ilvl w:val="0"/>
-          <w:numId w:val="1"/>
-        </w:numPr>
-      </w:pPr>
-      <w:r>
-        <w:t>Distinguish scope of variables in control structures and methods.</w:t>
-      </w:r>
-    </w:p>
-    <w:p>
-      <w:pPr>
-        <w:numPr>
-          <w:ilvl w:val="0"/>
-          <w:numId w:val="1"/>
-        </w:numPr>
-      </w:pPr>
-      <w:r>
-        <w:t>Use loops and nested control structures to control program flow.</w:t>
-      </w:r>
-    </w:p>
-    <w:p>
-      <w:pPr>
-        <w:numPr>
-          <w:ilvl w:val="0"/>
-          <w:numId w:val="1"/>
-        </w:numPr>
-      </w:pPr>
-      <w:r>
-        <w:t>Write and call methods to pass and return values.</w:t>
-      </w:r>
-    </w:p>
-    <w:p>
-      <w:pPr>
-        <w:numPr>
-          <w:ilvl w:val="0"/>
-          <w:numId w:val="1"/>
-        </w:numPr>
-      </w:pPr>
-      <w:r>
-        <w:t>Trace memory during method calls to evaluate stack frame memory and pass-by-value.</w:t>
-      </w:r>
-    </w:p>
+          <w:numId w:val="15"/>
+        </w:numPr>
+      </w:pPr>
+      <w:r>
+        <w:t>Declaring, allocating, initializing 1D arrays.</w:t>
+      </w:r>
+    </w:p>
+    <w:p>
+      <w:pPr>
+        <w:numPr>
+          <w:ilvl w:val="0"/>
+          <w:numId w:val="15"/>
+        </w:numPr>
+      </w:pPr>
+      <w:r>
+        <w:t>Reference variables, array memory, and out-of-bounds issues.</w:t>
+      </w:r>
+    </w:p>
+    <w:p>
+      <w:pPr>
+        <w:numPr>
+          <w:ilvl w:val="0"/>
+          <w:numId w:val="15"/>
+        </w:numPr>
+      </w:pPr>
+      <w:r>
+        <w:t>Passing arrays by reference to and from methods</w:t>
+      </w:r>
+    </w:p>
+    <w:p>
+      <w:pPr>
+        <w:numPr>
+          <w:ilvl w:val="0"/>
+          <w:numId w:val="15"/>
+        </w:numPr>
+      </w:pPr>
+      <w:r>
+        <w:t>Trace memory during method calls to distinguish reference variables vs. primitive variables, stack vs. heap memory allocation.</w:t>
+      </w:r>
+    </w:p>
+    <w:p>
+      <w:pPr>
+        <w:numPr>
+          <w:ilvl w:val="0"/>
+          <w:numId w:val="15"/>
+        </w:numPr>
+      </w:pPr>
+      <w:r>
+        <w:t>Design algorithms for processing arrays.</w:t>
+      </w:r>
+    </w:p>
+    <w:p>
+      <w:pPr>
+        <w:numPr>
+          <w:ilvl w:val="0"/>
+          <w:numId w:val="15"/>
+        </w:numPr>
+      </w:pPr>
+      <w:r>
+        <w:t>Designing methods that operate on arrays using loops.</w:t>
+      </w:r>
+    </w:p>
+    <w:p/>
     <w:p>
       <w:pPr>
         <w:pStyle w:val="Heading2"/>
       </w:pPr>
-      <w:bookmarkStart w:id="26" w:name="_Toc221711012"/>
+      <w:bookmarkStart w:id="31" w:name="_Toc222129835"/>
       <w:r>
         <w:t>Heading 2 Example</w:t>
       </w:r>
-      <w:bookmarkEnd w:id="26"/>
+      <w:bookmarkEnd w:id="31"/>
     </w:p>
     <w:p>
       <w:pPr>
         <w:pStyle w:val="Heading3"/>
       </w:pPr>
-      <w:bookmarkStart w:id="27" w:name="_Toc221711013"/>
+      <w:bookmarkStart w:id="32" w:name="_Toc222129836"/>
       <w:r>
         <w:t>Heading 3 Example</w:t>
       </w:r>
-      <w:bookmarkEnd w:id="27"/>
+      <w:bookmarkEnd w:id="32"/>
     </w:p>
     <w:p>
       <w:pPr>
         <w:pStyle w:val="Heading1"/>
       </w:pPr>
-      <w:bookmarkStart w:id="28" w:name="_Toc221711014"/>
-      <w:r>
-        <w:t>Module 4: Arrays</w:t>
-      </w:r>
-      <w:bookmarkEnd w:id="28"/>
-    </w:p>
+      <w:bookmarkStart w:id="33" w:name="_Toc222129837"/>
+      <w:r>
+        <w:t>Module 5: Classes and Objects</w:t>
+      </w:r>
+      <w:bookmarkEnd w:id="33"/>
+    </w:p>
+    <w:p/>
     <w:p>
       <w:r>
         <w:t>Add the information to demonstrate the following objectives and organize with headings:</w:t>
@@ -3869,66 +4079,78 @@
       <w:pPr>
         <w:numPr>
           <w:ilvl w:val="0"/>
-          <w:numId w:val="15"/>
-        </w:numPr>
-      </w:pPr>
-      <w:r>
-        <w:t>Declaring, allocating, initializing 1D arrays.</w:t>
-      </w:r>
-    </w:p>
-    <w:p>
-      <w:pPr>
-        <w:numPr>
-          <w:ilvl w:val="0"/>
-          <w:numId w:val="15"/>
-        </w:numPr>
-      </w:pPr>
-      <w:r>
-        <w:t>Reference variables, array memory, and out-of-bounds issues.</w:t>
-      </w:r>
-    </w:p>
-    <w:p>
-      <w:pPr>
-        <w:numPr>
-          <w:ilvl w:val="0"/>
-          <w:numId w:val="15"/>
-        </w:numPr>
-      </w:pPr>
-      <w:r>
-        <w:t>Passing arrays by reference to and from methods</w:t>
-      </w:r>
-    </w:p>
-    <w:p>
-      <w:pPr>
-        <w:numPr>
-          <w:ilvl w:val="0"/>
-          <w:numId w:val="15"/>
-        </w:numPr>
-      </w:pPr>
-      <w:r>
-        <w:t>Trace memory during method calls to distinguish reference variables vs. primitive variables, stack vs. heap memory allocation.</w:t>
-      </w:r>
-    </w:p>
-    <w:p>
-      <w:pPr>
-        <w:numPr>
-          <w:ilvl w:val="0"/>
-          <w:numId w:val="15"/>
-        </w:numPr>
-      </w:pPr>
-      <w:r>
-        <w:t>Design algorithms for processing arrays.</w:t>
-      </w:r>
-    </w:p>
-    <w:p>
-      <w:pPr>
-        <w:numPr>
-          <w:ilvl w:val="0"/>
-          <w:numId w:val="15"/>
-        </w:numPr>
-      </w:pPr>
-      <w:r>
-        <w:t>Designing methods that operate on arrays using loops.</w:t>
+          <w:numId w:val="3"/>
+        </w:numPr>
+      </w:pPr>
+      <w:r>
+        <w:lastRenderedPageBreak/>
+        <w:t>Use classes to define blueprints for creating objects that combine data (fields) and behaviors (methods).</w:t>
+      </w:r>
+    </w:p>
+    <w:p>
+      <w:pPr>
+        <w:numPr>
+          <w:ilvl w:val="0"/>
+          <w:numId w:val="3"/>
+        </w:numPr>
+      </w:pPr>
+      <w:r>
+        <w:t>Define and implement constructors, including default, parameterized, and overloaded constructors, to initialize objects in different ways</w:t>
+      </w:r>
+    </w:p>
+    <w:p>
+      <w:pPr>
+        <w:numPr>
+          <w:ilvl w:val="0"/>
+          <w:numId w:val="3"/>
+        </w:numPr>
+      </w:pPr>
+      <w:r>
+        <w:t>Encapsulation using access modifiers and getters/setters to protect and manage private data.</w:t>
+      </w:r>
+    </w:p>
+    <w:p>
+      <w:pPr>
+        <w:numPr>
+          <w:ilvl w:val="0"/>
+          <w:numId w:val="3"/>
+        </w:numPr>
+      </w:pPr>
+      <w:r>
+        <w:t>Reference variables for objects, stack/heap diagrams.</w:t>
+      </w:r>
+    </w:p>
+    <w:p>
+      <w:pPr>
+        <w:numPr>
+          <w:ilvl w:val="0"/>
+          <w:numId w:val="3"/>
+        </w:numPr>
+      </w:pPr>
+      <w:r>
+        <w:t>Arrays of objects</w:t>
+      </w:r>
+    </w:p>
+    <w:p>
+      <w:pPr>
+        <w:numPr>
+          <w:ilvl w:val="0"/>
+          <w:numId w:val="3"/>
+        </w:numPr>
+      </w:pPr>
+      <w:r>
+        <w:t>Simple file input/output</w:t>
+      </w:r>
+    </w:p>
+    <w:p>
+      <w:pPr>
+        <w:numPr>
+          <w:ilvl w:val="0"/>
+          <w:numId w:val="3"/>
+        </w:numPr>
+      </w:pPr>
+      <w:r>
+        <w:t>Design Implement and Test Java classes that model real-world problems</w:t>
       </w:r>
     </w:p>
     <w:p/>
@@ -3936,136 +4158,21 @@
       <w:pPr>
         <w:pStyle w:val="Heading2"/>
       </w:pPr>
-      <w:bookmarkStart w:id="29" w:name="_Toc221711015"/>
-      <w:r>
-        <w:lastRenderedPageBreak/>
+      <w:bookmarkStart w:id="34" w:name="_Toc222129838"/>
+      <w:r>
         <w:t>Heading 2 Example</w:t>
       </w:r>
-      <w:bookmarkEnd w:id="29"/>
+      <w:bookmarkEnd w:id="34"/>
     </w:p>
     <w:p>
       <w:pPr>
         <w:pStyle w:val="Heading3"/>
       </w:pPr>
-      <w:bookmarkStart w:id="30" w:name="_Toc221711016"/>
+      <w:bookmarkStart w:id="35" w:name="_Toc222129839"/>
       <w:r>
         <w:t>Heading 3 Example</w:t>
       </w:r>
-      <w:bookmarkEnd w:id="30"/>
-    </w:p>
-    <w:p>
-      <w:pPr>
-        <w:pStyle w:val="Heading1"/>
-      </w:pPr>
-      <w:bookmarkStart w:id="31" w:name="_Toc221711017"/>
-      <w:r>
-        <w:t>Module 5: Classes and Objects</w:t>
-      </w:r>
-      <w:bookmarkEnd w:id="31"/>
-    </w:p>
-    <w:p/>
-    <w:p>
-      <w:r>
-        <w:t>Add the information to demonstrate the following objectives and organize with headings:</w:t>
-      </w:r>
-    </w:p>
-    <w:p>
-      <w:pPr>
-        <w:numPr>
-          <w:ilvl w:val="0"/>
-          <w:numId w:val="3"/>
-        </w:numPr>
-      </w:pPr>
-      <w:r>
-        <w:t>Use classes to define blueprints for creating objects that combine data (fields) and behaviors (methods).</w:t>
-      </w:r>
-    </w:p>
-    <w:p>
-      <w:pPr>
-        <w:numPr>
-          <w:ilvl w:val="0"/>
-          <w:numId w:val="3"/>
-        </w:numPr>
-      </w:pPr>
-      <w:r>
-        <w:t>Define and implement constructors, including default, parameterized, and overloaded constructors, to initialize objects in different ways</w:t>
-      </w:r>
-    </w:p>
-    <w:p>
-      <w:pPr>
-        <w:numPr>
-          <w:ilvl w:val="0"/>
-          <w:numId w:val="3"/>
-        </w:numPr>
-      </w:pPr>
-      <w:r>
-        <w:t>Encapsulation using access modifiers and getters/setters to protect and manage private data.</w:t>
-      </w:r>
-    </w:p>
-    <w:p>
-      <w:pPr>
-        <w:numPr>
-          <w:ilvl w:val="0"/>
-          <w:numId w:val="3"/>
-        </w:numPr>
-      </w:pPr>
-      <w:r>
-        <w:t>Reference variables for objects, stack/heap diagrams.</w:t>
-      </w:r>
-    </w:p>
-    <w:p>
-      <w:pPr>
-        <w:numPr>
-          <w:ilvl w:val="0"/>
-          <w:numId w:val="3"/>
-        </w:numPr>
-      </w:pPr>
-      <w:r>
-        <w:t>Arrays of objects</w:t>
-      </w:r>
-    </w:p>
-    <w:p>
-      <w:pPr>
-        <w:numPr>
-          <w:ilvl w:val="0"/>
-          <w:numId w:val="3"/>
-        </w:numPr>
-      </w:pPr>
-      <w:r>
-        <w:t>Simple file input/output</w:t>
-      </w:r>
-    </w:p>
-    <w:p>
-      <w:pPr>
-        <w:numPr>
-          <w:ilvl w:val="0"/>
-          <w:numId w:val="3"/>
-        </w:numPr>
-      </w:pPr>
-      <w:r>
-        <w:t>Design Implement and Test Java classes that model real-world problems</w:t>
-      </w:r>
-    </w:p>
-    <w:p/>
-    <w:p>
-      <w:pPr>
-        <w:pStyle w:val="Heading2"/>
-      </w:pPr>
-      <w:bookmarkStart w:id="32" w:name="_Toc221711018"/>
-      <w:r>
-        <w:t>Heading 2 Example</w:t>
-      </w:r>
-      <w:bookmarkEnd w:id="32"/>
-    </w:p>
-    <w:p>
-      <w:pPr>
-        <w:pStyle w:val="Heading3"/>
-      </w:pPr>
-      <w:bookmarkStart w:id="33" w:name="_Toc221711019"/>
-      <w:r>
-        <w:t>Heading 3 Example</w:t>
-      </w:r>
-      <w:bookmarkEnd w:id="33"/>
+      <w:bookmarkEnd w:id="35"/>
     </w:p>
     <w:p/>
     <w:p/>
@@ -4359,6 +4466,118 @@
     </w:lvl>
   </w:abstractNum>
   <w:abstractNum w:abstractNumId="2" w15:restartNumberingAfterBreak="0">
+    <w:nsid w:val="04607B38"/>
+    <w:multiLevelType w:val="hybridMultilevel"/>
+    <w:tmpl w:val="D50001CC"/>
+    <w:lvl w:ilvl="0" w:tplc="7C8C9676">
+      <w:numFmt w:val="bullet"/>
+      <w:lvlText w:val="-"/>
+      <w:lvlJc w:val="left"/>
+      <w:pPr>
+        <w:ind w:left="2520" w:hanging="360"/>
+      </w:pPr>
+      <w:rPr>
+        <w:rFonts w:ascii="Lexend" w:eastAsia="Lexend" w:hAnsi="Lexend" w:cs="Lexend" w:hint="default"/>
+      </w:rPr>
+    </w:lvl>
+    <w:lvl w:ilvl="1" w:tplc="04090003">
+      <w:start w:val="1"/>
+      <w:numFmt w:val="bullet"/>
+      <w:lvlText w:val="o"/>
+      <w:lvlJc w:val="left"/>
+      <w:pPr>
+        <w:ind w:left="2160" w:hanging="360"/>
+      </w:pPr>
+      <w:rPr>
+        <w:rFonts w:ascii="Courier New" w:hAnsi="Courier New" w:cs="Courier New" w:hint="default"/>
+      </w:rPr>
+    </w:lvl>
+    <w:lvl w:ilvl="2" w:tplc="04090005" w:tentative="1">
+      <w:start w:val="1"/>
+      <w:numFmt w:val="bullet"/>
+      <w:lvlText w:val=""/>
+      <w:lvlJc w:val="left"/>
+      <w:pPr>
+        <w:ind w:left="2880" w:hanging="360"/>
+      </w:pPr>
+      <w:rPr>
+        <w:rFonts w:ascii="Wingdings" w:hAnsi="Wingdings" w:hint="default"/>
+      </w:rPr>
+    </w:lvl>
+    <w:lvl w:ilvl="3" w:tplc="04090001" w:tentative="1">
+      <w:start w:val="1"/>
+      <w:numFmt w:val="bullet"/>
+      <w:lvlText w:val=""/>
+      <w:lvlJc w:val="left"/>
+      <w:pPr>
+        <w:ind w:left="3600" w:hanging="360"/>
+      </w:pPr>
+      <w:rPr>
+        <w:rFonts w:ascii="Symbol" w:hAnsi="Symbol" w:hint="default"/>
+      </w:rPr>
+    </w:lvl>
+    <w:lvl w:ilvl="4" w:tplc="04090003" w:tentative="1">
+      <w:start w:val="1"/>
+      <w:numFmt w:val="bullet"/>
+      <w:lvlText w:val="o"/>
+      <w:lvlJc w:val="left"/>
+      <w:pPr>
+        <w:ind w:left="4320" w:hanging="360"/>
+      </w:pPr>
+      <w:rPr>
+        <w:rFonts w:ascii="Courier New" w:hAnsi="Courier New" w:cs="Courier New" w:hint="default"/>
+      </w:rPr>
+    </w:lvl>
+    <w:lvl w:ilvl="5" w:tplc="04090005" w:tentative="1">
+      <w:start w:val="1"/>
+      <w:numFmt w:val="bullet"/>
+      <w:lvlText w:val=""/>
+      <w:lvlJc w:val="left"/>
+      <w:pPr>
+        <w:ind w:left="5040" w:hanging="360"/>
+      </w:pPr>
+      <w:rPr>
+        <w:rFonts w:ascii="Wingdings" w:hAnsi="Wingdings" w:hint="default"/>
+      </w:rPr>
+    </w:lvl>
+    <w:lvl w:ilvl="6" w:tplc="04090001" w:tentative="1">
+      <w:start w:val="1"/>
+      <w:numFmt w:val="bullet"/>
+      <w:lvlText w:val=""/>
+      <w:lvlJc w:val="left"/>
+      <w:pPr>
+        <w:ind w:left="5760" w:hanging="360"/>
+      </w:pPr>
+      <w:rPr>
+        <w:rFonts w:ascii="Symbol" w:hAnsi="Symbol" w:hint="default"/>
+      </w:rPr>
+    </w:lvl>
+    <w:lvl w:ilvl="7" w:tplc="04090003" w:tentative="1">
+      <w:start w:val="1"/>
+      <w:numFmt w:val="bullet"/>
+      <w:lvlText w:val="o"/>
+      <w:lvlJc w:val="left"/>
+      <w:pPr>
+        <w:ind w:left="6480" w:hanging="360"/>
+      </w:pPr>
+      <w:rPr>
+        <w:rFonts w:ascii="Courier New" w:hAnsi="Courier New" w:cs="Courier New" w:hint="default"/>
+      </w:rPr>
+    </w:lvl>
+    <w:lvl w:ilvl="8" w:tplc="04090005" w:tentative="1">
+      <w:start w:val="1"/>
+      <w:numFmt w:val="bullet"/>
+      <w:lvlText w:val=""/>
+      <w:lvlJc w:val="left"/>
+      <w:pPr>
+        <w:ind w:left="7200" w:hanging="360"/>
+      </w:pPr>
+      <w:rPr>
+        <w:rFonts w:ascii="Wingdings" w:hAnsi="Wingdings" w:hint="default"/>
+      </w:rPr>
+    </w:lvl>
+  </w:abstractNum>
+  <w:abstractNum w:abstractNumId="3" w15:restartNumberingAfterBreak="0">
     <w:nsid w:val="062D2EE2"/>
     <w:multiLevelType w:val="hybridMultilevel"/>
     <w:tmpl w:val="FF16AAC6"/>
@@ -4471,7 +4690,7 @@
       </w:rPr>
     </w:lvl>
   </w:abstractNum>
-  <w:abstractNum w:abstractNumId="3" w15:restartNumberingAfterBreak="0">
+  <w:abstractNum w:abstractNumId="4" w15:restartNumberingAfterBreak="0">
     <w:nsid w:val="064522BD"/>
     <w:multiLevelType w:val="multilevel"/>
     <w:tmpl w:val="A7AAA1CA"/>
@@ -4584,7 +4803,7 @@
       </w:rPr>
     </w:lvl>
   </w:abstractNum>
-  <w:abstractNum w:abstractNumId="4" w15:restartNumberingAfterBreak="0">
+  <w:abstractNum w:abstractNumId="5" w15:restartNumberingAfterBreak="0">
     <w:nsid w:val="0E13177F"/>
     <w:multiLevelType w:val="multilevel"/>
     <w:tmpl w:val="40C88F3A"/>
@@ -4697,7 +4916,7 @@
       </w:rPr>
     </w:lvl>
   </w:abstractNum>
-  <w:abstractNum w:abstractNumId="5" w15:restartNumberingAfterBreak="0">
+  <w:abstractNum w:abstractNumId="6" w15:restartNumberingAfterBreak="0">
     <w:nsid w:val="10652FAB"/>
     <w:multiLevelType w:val="hybridMultilevel"/>
     <w:tmpl w:val="D0447756"/>
@@ -4810,7 +5029,7 @@
       </w:rPr>
     </w:lvl>
   </w:abstractNum>
-  <w:abstractNum w:abstractNumId="6" w15:restartNumberingAfterBreak="0">
+  <w:abstractNum w:abstractNumId="7" w15:restartNumberingAfterBreak="0">
     <w:nsid w:val="15D55346"/>
     <w:multiLevelType w:val="hybridMultilevel"/>
     <w:tmpl w:val="D8A6167C"/>
@@ -4923,7 +5142,7 @@
       </w:rPr>
     </w:lvl>
   </w:abstractNum>
-  <w:abstractNum w:abstractNumId="7" w15:restartNumberingAfterBreak="0">
+  <w:abstractNum w:abstractNumId="8" w15:restartNumberingAfterBreak="0">
     <w:nsid w:val="18065E59"/>
     <w:multiLevelType w:val="hybridMultilevel"/>
     <w:tmpl w:val="B3520184"/>
@@ -5035,7 +5254,7 @@
       </w:rPr>
     </w:lvl>
   </w:abstractNum>
-  <w:abstractNum w:abstractNumId="8" w15:restartNumberingAfterBreak="0">
+  <w:abstractNum w:abstractNumId="9" w15:restartNumberingAfterBreak="0">
     <w:nsid w:val="1C9F3827"/>
     <w:multiLevelType w:val="hybridMultilevel"/>
     <w:tmpl w:val="EEB685FC"/>
@@ -5147,7 +5366,7 @@
       </w:rPr>
     </w:lvl>
   </w:abstractNum>
-  <w:abstractNum w:abstractNumId="9" w15:restartNumberingAfterBreak="0">
+  <w:abstractNum w:abstractNumId="10" w15:restartNumberingAfterBreak="0">
     <w:nsid w:val="2168485B"/>
     <w:multiLevelType w:val="multilevel"/>
     <w:tmpl w:val="43BCFFAA"/>
@@ -5260,7 +5479,7 @@
       </w:rPr>
     </w:lvl>
   </w:abstractNum>
-  <w:abstractNum w:abstractNumId="10" w15:restartNumberingAfterBreak="0">
+  <w:abstractNum w:abstractNumId="11" w15:restartNumberingAfterBreak="0">
     <w:nsid w:val="2514397C"/>
     <w:multiLevelType w:val="multilevel"/>
     <w:tmpl w:val="31DA0404"/>
@@ -5373,7 +5592,7 @@
       </w:rPr>
     </w:lvl>
   </w:abstractNum>
-  <w:abstractNum w:abstractNumId="11" w15:restartNumberingAfterBreak="0">
+  <w:abstractNum w:abstractNumId="12" w15:restartNumberingAfterBreak="0">
     <w:nsid w:val="2F714B40"/>
     <w:multiLevelType w:val="multilevel"/>
     <w:tmpl w:val="3E5CB69E"/>
@@ -5486,7 +5705,7 @@
       </w:rPr>
     </w:lvl>
   </w:abstractNum>
-  <w:abstractNum w:abstractNumId="12" w15:restartNumberingAfterBreak="0">
+  <w:abstractNum w:abstractNumId="13" w15:restartNumberingAfterBreak="0">
     <w:nsid w:val="3A231EFC"/>
     <w:multiLevelType w:val="hybridMultilevel"/>
     <w:tmpl w:val="E7FAE31A"/>
@@ -5599,7 +5818,7 @@
       </w:rPr>
     </w:lvl>
   </w:abstractNum>
-  <w:abstractNum w:abstractNumId="13" w15:restartNumberingAfterBreak="0">
+  <w:abstractNum w:abstractNumId="14" w15:restartNumberingAfterBreak="0">
     <w:nsid w:val="3B061264"/>
     <w:multiLevelType w:val="hybridMultilevel"/>
     <w:tmpl w:val="4DE81C46"/>
@@ -5712,7 +5931,7 @@
       </w:rPr>
     </w:lvl>
   </w:abstractNum>
-  <w:abstractNum w:abstractNumId="14" w15:restartNumberingAfterBreak="0">
+  <w:abstractNum w:abstractNumId="15" w15:restartNumberingAfterBreak="0">
     <w:nsid w:val="3C460DB5"/>
     <w:multiLevelType w:val="hybridMultilevel"/>
     <w:tmpl w:val="17C42040"/>
@@ -5825,7 +6044,7 @@
       </w:rPr>
     </w:lvl>
   </w:abstractNum>
-  <w:abstractNum w:abstractNumId="15" w15:restartNumberingAfterBreak="0">
+  <w:abstractNum w:abstractNumId="16" w15:restartNumberingAfterBreak="0">
     <w:nsid w:val="3D7E5214"/>
     <w:multiLevelType w:val="hybridMultilevel"/>
     <w:tmpl w:val="7698456E"/>
@@ -5938,7 +6157,7 @@
       </w:rPr>
     </w:lvl>
   </w:abstractNum>
-  <w:abstractNum w:abstractNumId="16" w15:restartNumberingAfterBreak="0">
+  <w:abstractNum w:abstractNumId="17" w15:restartNumberingAfterBreak="0">
     <w:nsid w:val="41510329"/>
     <w:multiLevelType w:val="hybridMultilevel"/>
     <w:tmpl w:val="CCA4483A"/>
@@ -6051,7 +6270,7 @@
       </w:rPr>
     </w:lvl>
   </w:abstractNum>
-  <w:abstractNum w:abstractNumId="17" w15:restartNumberingAfterBreak="0">
+  <w:abstractNum w:abstractNumId="18" w15:restartNumberingAfterBreak="0">
     <w:nsid w:val="472C3518"/>
     <w:multiLevelType w:val="multilevel"/>
     <w:tmpl w:val="408CBDCA"/>
@@ -6164,7 +6383,7 @@
       </w:rPr>
     </w:lvl>
   </w:abstractNum>
-  <w:abstractNum w:abstractNumId="18" w15:restartNumberingAfterBreak="0">
+  <w:abstractNum w:abstractNumId="19" w15:restartNumberingAfterBreak="0">
     <w:nsid w:val="48024179"/>
     <w:multiLevelType w:val="multilevel"/>
     <w:tmpl w:val="15E2C28A"/>
@@ -6277,7 +6496,7 @@
       </w:rPr>
     </w:lvl>
   </w:abstractNum>
-  <w:abstractNum w:abstractNumId="19" w15:restartNumberingAfterBreak="0">
+  <w:abstractNum w:abstractNumId="20" w15:restartNumberingAfterBreak="0">
     <w:nsid w:val="48440B7D"/>
     <w:multiLevelType w:val="hybridMultilevel"/>
     <w:tmpl w:val="E876B96C"/>
@@ -6390,7 +6609,7 @@
       </w:rPr>
     </w:lvl>
   </w:abstractNum>
-  <w:abstractNum w:abstractNumId="20" w15:restartNumberingAfterBreak="0">
+  <w:abstractNum w:abstractNumId="21" w15:restartNumberingAfterBreak="0">
     <w:nsid w:val="51957ADE"/>
     <w:multiLevelType w:val="multilevel"/>
     <w:tmpl w:val="F13C2104"/>
@@ -6503,7 +6722,7 @@
       </w:rPr>
     </w:lvl>
   </w:abstractNum>
-  <w:abstractNum w:abstractNumId="21" w15:restartNumberingAfterBreak="0">
+  <w:abstractNum w:abstractNumId="22" w15:restartNumberingAfterBreak="0">
     <w:nsid w:val="51F32E1B"/>
     <w:multiLevelType w:val="multilevel"/>
     <w:tmpl w:val="E5F0CE6C"/>
@@ -6616,7 +6835,7 @@
       </w:rPr>
     </w:lvl>
   </w:abstractNum>
-  <w:abstractNum w:abstractNumId="22" w15:restartNumberingAfterBreak="0">
+  <w:abstractNum w:abstractNumId="23" w15:restartNumberingAfterBreak="0">
     <w:nsid w:val="53DB4A8B"/>
     <w:multiLevelType w:val="hybridMultilevel"/>
     <w:tmpl w:val="82E8669C"/>
@@ -6728,7 +6947,7 @@
       </w:rPr>
     </w:lvl>
   </w:abstractNum>
-  <w:abstractNum w:abstractNumId="23" w15:restartNumberingAfterBreak="0">
+  <w:abstractNum w:abstractNumId="24" w15:restartNumberingAfterBreak="0">
     <w:nsid w:val="57C13E92"/>
     <w:multiLevelType w:val="multilevel"/>
     <w:tmpl w:val="4F6C76DE"/>
@@ -6841,7 +7060,7 @@
       </w:rPr>
     </w:lvl>
   </w:abstractNum>
-  <w:abstractNum w:abstractNumId="24" w15:restartNumberingAfterBreak="0">
+  <w:abstractNum w:abstractNumId="25" w15:restartNumberingAfterBreak="0">
     <w:nsid w:val="5ABC1A2D"/>
     <w:multiLevelType w:val="hybridMultilevel"/>
     <w:tmpl w:val="B0FA1A4A"/>
@@ -6954,7 +7173,120 @@
       </w:rPr>
     </w:lvl>
   </w:abstractNum>
-  <w:abstractNum w:abstractNumId="25" w15:restartNumberingAfterBreak="0">
+  <w:abstractNum w:abstractNumId="26" w15:restartNumberingAfterBreak="0">
+    <w:nsid w:val="5C1A0CA9"/>
+    <w:multiLevelType w:val="hybridMultilevel"/>
+    <w:tmpl w:val="BCF466D4"/>
+    <w:lvl w:ilvl="0" w:tplc="04090001">
+      <w:start w:val="1"/>
+      <w:numFmt w:val="bullet"/>
+      <w:lvlText w:val=""/>
+      <w:lvlJc w:val="left"/>
+      <w:pPr>
+        <w:ind w:left="1440" w:hanging="360"/>
+      </w:pPr>
+      <w:rPr>
+        <w:rFonts w:ascii="Symbol" w:hAnsi="Symbol" w:hint="default"/>
+      </w:rPr>
+    </w:lvl>
+    <w:lvl w:ilvl="1" w:tplc="04090003" w:tentative="1">
+      <w:start w:val="1"/>
+      <w:numFmt w:val="bullet"/>
+      <w:lvlText w:val="o"/>
+      <w:lvlJc w:val="left"/>
+      <w:pPr>
+        <w:ind w:left="2160" w:hanging="360"/>
+      </w:pPr>
+      <w:rPr>
+        <w:rFonts w:ascii="Courier New" w:hAnsi="Courier New" w:cs="Courier New" w:hint="default"/>
+      </w:rPr>
+    </w:lvl>
+    <w:lvl w:ilvl="2" w:tplc="04090005" w:tentative="1">
+      <w:start w:val="1"/>
+      <w:numFmt w:val="bullet"/>
+      <w:lvlText w:val=""/>
+      <w:lvlJc w:val="left"/>
+      <w:pPr>
+        <w:ind w:left="2880" w:hanging="360"/>
+      </w:pPr>
+      <w:rPr>
+        <w:rFonts w:ascii="Wingdings" w:hAnsi="Wingdings" w:hint="default"/>
+      </w:rPr>
+    </w:lvl>
+    <w:lvl w:ilvl="3" w:tplc="04090001" w:tentative="1">
+      <w:start w:val="1"/>
+      <w:numFmt w:val="bullet"/>
+      <w:lvlText w:val=""/>
+      <w:lvlJc w:val="left"/>
+      <w:pPr>
+        <w:ind w:left="3600" w:hanging="360"/>
+      </w:pPr>
+      <w:rPr>
+        <w:rFonts w:ascii="Symbol" w:hAnsi="Symbol" w:hint="default"/>
+      </w:rPr>
+    </w:lvl>
+    <w:lvl w:ilvl="4" w:tplc="04090003" w:tentative="1">
+      <w:start w:val="1"/>
+      <w:numFmt w:val="bullet"/>
+      <w:lvlText w:val="o"/>
+      <w:lvlJc w:val="left"/>
+      <w:pPr>
+        <w:ind w:left="4320" w:hanging="360"/>
+      </w:pPr>
+      <w:rPr>
+        <w:rFonts w:ascii="Courier New" w:hAnsi="Courier New" w:cs="Courier New" w:hint="default"/>
+      </w:rPr>
+    </w:lvl>
+    <w:lvl w:ilvl="5" w:tplc="04090005" w:tentative="1">
+      <w:start w:val="1"/>
+      <w:numFmt w:val="bullet"/>
+      <w:lvlText w:val=""/>
+      <w:lvlJc w:val="left"/>
+      <w:pPr>
+        <w:ind w:left="5040" w:hanging="360"/>
+      </w:pPr>
+      <w:rPr>
+        <w:rFonts w:ascii="Wingdings" w:hAnsi="Wingdings" w:hint="default"/>
+      </w:rPr>
+    </w:lvl>
+    <w:lvl w:ilvl="6" w:tplc="04090001" w:tentative="1">
+      <w:start w:val="1"/>
+      <w:numFmt w:val="bullet"/>
+      <w:lvlText w:val=""/>
+      <w:lvlJc w:val="left"/>
+      <w:pPr>
+        <w:ind w:left="5760" w:hanging="360"/>
+      </w:pPr>
+      <w:rPr>
+        <w:rFonts w:ascii="Symbol" w:hAnsi="Symbol" w:hint="default"/>
+      </w:rPr>
+    </w:lvl>
+    <w:lvl w:ilvl="7" w:tplc="04090003" w:tentative="1">
+      <w:start w:val="1"/>
+      <w:numFmt w:val="bullet"/>
+      <w:lvlText w:val="o"/>
+      <w:lvlJc w:val="left"/>
+      <w:pPr>
+        <w:ind w:left="6480" w:hanging="360"/>
+      </w:pPr>
+      <w:rPr>
+        <w:rFonts w:ascii="Courier New" w:hAnsi="Courier New" w:cs="Courier New" w:hint="default"/>
+      </w:rPr>
+    </w:lvl>
+    <w:lvl w:ilvl="8" w:tplc="04090005" w:tentative="1">
+      <w:start w:val="1"/>
+      <w:numFmt w:val="bullet"/>
+      <w:lvlText w:val=""/>
+      <w:lvlJc w:val="left"/>
+      <w:pPr>
+        <w:ind w:left="7200" w:hanging="360"/>
+      </w:pPr>
+      <w:rPr>
+        <w:rFonts w:ascii="Wingdings" w:hAnsi="Wingdings" w:hint="default"/>
+      </w:rPr>
+    </w:lvl>
+  </w:abstractNum>
+  <w:abstractNum w:abstractNumId="27" w15:restartNumberingAfterBreak="0">
     <w:nsid w:val="5DD5757A"/>
     <w:multiLevelType w:val="multilevel"/>
     <w:tmpl w:val="52BEA464"/>
@@ -7067,7 +7399,7 @@
       </w:rPr>
     </w:lvl>
   </w:abstractNum>
-  <w:abstractNum w:abstractNumId="26" w15:restartNumberingAfterBreak="0">
+  <w:abstractNum w:abstractNumId="28" w15:restartNumberingAfterBreak="0">
     <w:nsid w:val="64D343AA"/>
     <w:multiLevelType w:val="multilevel"/>
     <w:tmpl w:val="2FE60BA8"/>
@@ -7180,7 +7512,7 @@
       </w:rPr>
     </w:lvl>
   </w:abstractNum>
-  <w:abstractNum w:abstractNumId="27" w15:restartNumberingAfterBreak="0">
+  <w:abstractNum w:abstractNumId="29" w15:restartNumberingAfterBreak="0">
     <w:nsid w:val="66657F63"/>
     <w:multiLevelType w:val="multilevel"/>
     <w:tmpl w:val="8AAA28EE"/>
@@ -7293,7 +7625,7 @@
       </w:rPr>
     </w:lvl>
   </w:abstractNum>
-  <w:abstractNum w:abstractNumId="28" w15:restartNumberingAfterBreak="0">
+  <w:abstractNum w:abstractNumId="30" w15:restartNumberingAfterBreak="0">
     <w:nsid w:val="66E36FC2"/>
     <w:multiLevelType w:val="hybridMultilevel"/>
     <w:tmpl w:val="94923190"/>
@@ -7405,7 +7737,7 @@
       </w:rPr>
     </w:lvl>
   </w:abstractNum>
-  <w:abstractNum w:abstractNumId="29" w15:restartNumberingAfterBreak="0">
+  <w:abstractNum w:abstractNumId="31" w15:restartNumberingAfterBreak="0">
     <w:nsid w:val="678B1D90"/>
     <w:multiLevelType w:val="hybridMultilevel"/>
     <w:tmpl w:val="91A4DC12"/>
@@ -7518,7 +7850,7 @@
       </w:rPr>
     </w:lvl>
   </w:abstractNum>
-  <w:abstractNum w:abstractNumId="30" w15:restartNumberingAfterBreak="0">
+  <w:abstractNum w:abstractNumId="32" w15:restartNumberingAfterBreak="0">
     <w:nsid w:val="6F073E1E"/>
     <w:multiLevelType w:val="multilevel"/>
     <w:tmpl w:val="7D28DB68"/>
@@ -7631,7 +7963,7 @@
       </w:rPr>
     </w:lvl>
   </w:abstractNum>
-  <w:abstractNum w:abstractNumId="31" w15:restartNumberingAfterBreak="0">
+  <w:abstractNum w:abstractNumId="33" w15:restartNumberingAfterBreak="0">
     <w:nsid w:val="74B74F26"/>
     <w:multiLevelType w:val="hybridMultilevel"/>
     <w:tmpl w:val="47B8C6CE"/>
@@ -7744,7 +8076,7 @@
       </w:rPr>
     </w:lvl>
   </w:abstractNum>
-  <w:abstractNum w:abstractNumId="32" w15:restartNumberingAfterBreak="0">
+  <w:abstractNum w:abstractNumId="34" w15:restartNumberingAfterBreak="0">
     <w:nsid w:val="78581CAA"/>
     <w:multiLevelType w:val="hybridMultilevel"/>
     <w:tmpl w:val="ACF0EC76"/>
@@ -7857,7 +8189,7 @@
       </w:rPr>
     </w:lvl>
   </w:abstractNum>
-  <w:abstractNum w:abstractNumId="33" w15:restartNumberingAfterBreak="0">
+  <w:abstractNum w:abstractNumId="35" w15:restartNumberingAfterBreak="0">
     <w:nsid w:val="79CE2843"/>
     <w:multiLevelType w:val="hybridMultilevel"/>
     <w:tmpl w:val="93DAAADA"/>
@@ -7970,7 +8302,7 @@
       </w:rPr>
     </w:lvl>
   </w:abstractNum>
-  <w:abstractNum w:abstractNumId="34" w15:restartNumberingAfterBreak="0">
+  <w:abstractNum w:abstractNumId="36" w15:restartNumberingAfterBreak="0">
     <w:nsid w:val="7B7170A5"/>
     <w:multiLevelType w:val="multilevel"/>
     <w:tmpl w:val="70B4229E"/>
@@ -8084,109 +8416,115 @@
     </w:lvl>
   </w:abstractNum>
   <w:num w:numId="1" w16cid:durableId="1200237473">
+    <w:abstractNumId w:val="22"/>
+  </w:num>
+  <w:num w:numId="2" w16cid:durableId="163520121">
+    <w:abstractNumId w:val="5"/>
+  </w:num>
+  <w:num w:numId="3" w16cid:durableId="476143897">
     <w:abstractNumId w:val="21"/>
   </w:num>
-  <w:num w:numId="2" w16cid:durableId="163520121">
+  <w:num w:numId="4" w16cid:durableId="1304040104">
+    <w:abstractNumId w:val="19"/>
+  </w:num>
+  <w:num w:numId="5" w16cid:durableId="2071031478">
+    <w:abstractNumId w:val="32"/>
+  </w:num>
+  <w:num w:numId="6" w16cid:durableId="1959599613">
+    <w:abstractNumId w:val="11"/>
+  </w:num>
+  <w:num w:numId="7" w16cid:durableId="1769816294">
+    <w:abstractNumId w:val="24"/>
+  </w:num>
+  <w:num w:numId="8" w16cid:durableId="70274652">
     <w:abstractNumId w:val="4"/>
   </w:num>
-  <w:num w:numId="3" w16cid:durableId="476143897">
+  <w:num w:numId="9" w16cid:durableId="311763110">
+    <w:abstractNumId w:val="28"/>
+  </w:num>
+  <w:num w:numId="10" w16cid:durableId="403189974">
+    <w:abstractNumId w:val="36"/>
+  </w:num>
+  <w:num w:numId="11" w16cid:durableId="354692849">
+    <w:abstractNumId w:val="12"/>
+  </w:num>
+  <w:num w:numId="12" w16cid:durableId="215510913">
+    <w:abstractNumId w:val="18"/>
+  </w:num>
+  <w:num w:numId="13" w16cid:durableId="2080982498">
+    <w:abstractNumId w:val="10"/>
+  </w:num>
+  <w:num w:numId="14" w16cid:durableId="1467354242">
+    <w:abstractNumId w:val="29"/>
+  </w:num>
+  <w:num w:numId="15" w16cid:durableId="1116489195">
+    <w:abstractNumId w:val="27"/>
+  </w:num>
+  <w:num w:numId="16" w16cid:durableId="1299534960">
+    <w:abstractNumId w:val="3"/>
+  </w:num>
+  <w:num w:numId="17" w16cid:durableId="82535545">
+    <w:abstractNumId w:val="14"/>
+  </w:num>
+  <w:num w:numId="18" w16cid:durableId="1127893040">
+    <w:abstractNumId w:val="7"/>
+  </w:num>
+  <w:num w:numId="19" w16cid:durableId="1555700082">
+    <w:abstractNumId w:val="25"/>
+  </w:num>
+  <w:num w:numId="20" w16cid:durableId="1861815886">
+    <w:abstractNumId w:val="31"/>
+  </w:num>
+  <w:num w:numId="21" w16cid:durableId="403532588">
     <w:abstractNumId w:val="20"/>
   </w:num>
-  <w:num w:numId="4" w16cid:durableId="1304040104">
-    <w:abstractNumId w:val="18"/>
+  <w:num w:numId="22" w16cid:durableId="1138566757">
+    <w:abstractNumId w:val="23"/>
   </w:num>
-  <w:num w:numId="5" w16cid:durableId="2071031478">
+  <w:num w:numId="23" w16cid:durableId="999425381">
+    <w:abstractNumId w:val="8"/>
+  </w:num>
+  <w:num w:numId="24" w16cid:durableId="216161834">
+    <w:abstractNumId w:val="16"/>
+  </w:num>
+  <w:num w:numId="25" w16cid:durableId="861481844">
     <w:abstractNumId w:val="30"/>
   </w:num>
-  <w:num w:numId="6" w16cid:durableId="1959599613">
-    <w:abstractNumId w:val="10"/>
-  </w:num>
-  <w:num w:numId="7" w16cid:durableId="1769816294">
-    <w:abstractNumId w:val="23"/>
-  </w:num>
-  <w:num w:numId="8" w16cid:durableId="70274652">
-    <w:abstractNumId w:val="3"/>
-  </w:num>
-  <w:num w:numId="9" w16cid:durableId="311763110">
-    <w:abstractNumId w:val="26"/>
-  </w:num>
-  <w:num w:numId="10" w16cid:durableId="403189974">
+  <w:num w:numId="26" w16cid:durableId="857694941">
     <w:abstractNumId w:val="34"/>
   </w:num>
-  <w:num w:numId="11" w16cid:durableId="354692849">
-    <w:abstractNumId w:val="11"/>
-  </w:num>
-  <w:num w:numId="12" w16cid:durableId="215510913">
-    <w:abstractNumId w:val="17"/>
-  </w:num>
-  <w:num w:numId="13" w16cid:durableId="2080982498">
-    <w:abstractNumId w:val="9"/>
-  </w:num>
-  <w:num w:numId="14" w16cid:durableId="1467354242">
-    <w:abstractNumId w:val="27"/>
-  </w:num>
-  <w:num w:numId="15" w16cid:durableId="1116489195">
-    <w:abstractNumId w:val="25"/>
-  </w:num>
-  <w:num w:numId="16" w16cid:durableId="1299534960">
-    <w:abstractNumId w:val="2"/>
-  </w:num>
-  <w:num w:numId="17" w16cid:durableId="82535545">
-    <w:abstractNumId w:val="13"/>
-  </w:num>
-  <w:num w:numId="18" w16cid:durableId="1127893040">
-    <w:abstractNumId w:val="6"/>
-  </w:num>
-  <w:num w:numId="19" w16cid:durableId="1555700082">
-    <w:abstractNumId w:val="24"/>
-  </w:num>
-  <w:num w:numId="20" w16cid:durableId="1861815886">
-    <w:abstractNumId w:val="29"/>
-  </w:num>
-  <w:num w:numId="21" w16cid:durableId="403532588">
-    <w:abstractNumId w:val="19"/>
-  </w:num>
-  <w:num w:numId="22" w16cid:durableId="1138566757">
-    <w:abstractNumId w:val="22"/>
-  </w:num>
-  <w:num w:numId="23" w16cid:durableId="999425381">
-    <w:abstractNumId w:val="7"/>
-  </w:num>
-  <w:num w:numId="24" w16cid:durableId="216161834">
-    <w:abstractNumId w:val="15"/>
-  </w:num>
-  <w:num w:numId="25" w16cid:durableId="861481844">
-    <w:abstractNumId w:val="28"/>
-  </w:num>
-  <w:num w:numId="26" w16cid:durableId="857694941">
-    <w:abstractNumId w:val="32"/>
-  </w:num>
   <w:num w:numId="27" w16cid:durableId="1174607192">
-    <w:abstractNumId w:val="33"/>
+    <w:abstractNumId w:val="35"/>
   </w:num>
   <w:num w:numId="28" w16cid:durableId="146485557">
     <w:abstractNumId w:val="0"/>
   </w:num>
   <w:num w:numId="29" w16cid:durableId="106244475">
-    <w:abstractNumId w:val="8"/>
+    <w:abstractNumId w:val="9"/>
   </w:num>
   <w:num w:numId="30" w16cid:durableId="208344460">
-    <w:abstractNumId w:val="16"/>
+    <w:abstractNumId w:val="17"/>
   </w:num>
   <w:num w:numId="31" w16cid:durableId="1222473673">
-    <w:abstractNumId w:val="12"/>
+    <w:abstractNumId w:val="13"/>
   </w:num>
   <w:num w:numId="32" w16cid:durableId="1099563217">
-    <w:abstractNumId w:val="31"/>
+    <w:abstractNumId w:val="33"/>
   </w:num>
   <w:num w:numId="33" w16cid:durableId="1768960369">
     <w:abstractNumId w:val="1"/>
   </w:num>
   <w:num w:numId="34" w16cid:durableId="1932422328">
-    <w:abstractNumId w:val="5"/>
+    <w:abstractNumId w:val="6"/>
   </w:num>
   <w:num w:numId="35" w16cid:durableId="1604920173">
-    <w:abstractNumId w:val="14"/>
+    <w:abstractNumId w:val="15"/>
+  </w:num>
+  <w:num w:numId="36" w16cid:durableId="1858079343">
+    <w:abstractNumId w:val="2"/>
+  </w:num>
+  <w:num w:numId="37" w16cid:durableId="619920887">
+    <w:abstractNumId w:val="26"/>
   </w:num>
 </w:numbering>
 </file>

--- a/Tech Docs/Tech Doc CS1050.docx
+++ b/Tech Docs/Tech Doc CS1050.docx
@@ -90,7 +90,7 @@
                 <w:r>
                   <w:fldChar w:fldCharType="separate"/>
                 </w:r>
-                <w:hyperlink w:anchor="_Toc222129805" w:history="1">
+                <w:hyperlink w:anchor="_Toc222729339" w:history="1">
                   <w:r>
                     <w:rPr>
                       <w:rStyle w:val="Hyperlink"/>
@@ -116,7 +116,7 @@
                     <w14:ligatures w14:val="standardContextual"/>
                   </w:rPr>
                 </w:pPr>
-                <w:hyperlink w:anchor="_Toc222129806" w:history="1">
+                <w:hyperlink w:anchor="_Toc222729340" w:history="1">
                   <w:r>
                     <w:rPr>
                       <w:rStyle w:val="Hyperlink"/>
@@ -142,7 +142,7 @@
                     <w14:ligatures w14:val="standardContextual"/>
                   </w:rPr>
                 </w:pPr>
-                <w:hyperlink w:anchor="_Toc222129807" w:history="1">
+                <w:hyperlink w:anchor="_Toc222729341" w:history="1">
                   <w:r>
                     <w:rPr>
                       <w:rStyle w:val="Hyperlink"/>
@@ -168,7 +168,7 @@
                     <w14:ligatures w14:val="standardContextual"/>
                   </w:rPr>
                 </w:pPr>
-                <w:hyperlink w:anchor="_Toc222129808" w:history="1">
+                <w:hyperlink w:anchor="_Toc222729342" w:history="1">
                   <w:r>
                     <w:rPr>
                       <w:rStyle w:val="Hyperlink"/>
@@ -194,7 +194,7 @@
                     <w14:ligatures w14:val="standardContextual"/>
                   </w:rPr>
                 </w:pPr>
-                <w:hyperlink w:anchor="_Toc222129809" w:history="1">
+                <w:hyperlink w:anchor="_Toc222729343" w:history="1">
                   <w:r>
                     <w:rPr>
                       <w:rStyle w:val="Hyperlink"/>
@@ -220,7 +220,7 @@
                     <w14:ligatures w14:val="standardContextual"/>
                   </w:rPr>
                 </w:pPr>
-                <w:hyperlink w:anchor="_Toc222129810" w:history="1">
+                <w:hyperlink w:anchor="_Toc222729344" w:history="1">
                   <w:r>
                     <w:rPr>
                       <w:rStyle w:val="Hyperlink"/>
@@ -246,7 +246,7 @@
                     <w14:ligatures w14:val="standardContextual"/>
                   </w:rPr>
                 </w:pPr>
-                <w:hyperlink w:anchor="_Toc222129811" w:history="1">
+                <w:hyperlink w:anchor="_Toc222729345" w:history="1">
                   <w:r>
                     <w:rPr>
                       <w:rStyle w:val="Hyperlink"/>
@@ -272,7 +272,7 @@
                     <w14:ligatures w14:val="standardContextual"/>
                   </w:rPr>
                 </w:pPr>
-                <w:hyperlink w:anchor="_Toc222129812" w:history="1">
+                <w:hyperlink w:anchor="_Toc222729346" w:history="1">
                   <w:r>
                     <w:rPr>
                       <w:rStyle w:val="Hyperlink"/>
@@ -298,7 +298,7 @@
                     <w14:ligatures w14:val="standardContextual"/>
                   </w:rPr>
                 </w:pPr>
-                <w:hyperlink w:anchor="_Toc222129813" w:history="1">
+                <w:hyperlink w:anchor="_Toc222729347" w:history="1">
                   <w:r>
                     <w:rPr>
                       <w:rStyle w:val="Hyperlink"/>
@@ -325,7 +325,7 @@
                     <w14:ligatures w14:val="standardContextual"/>
                   </w:rPr>
                 </w:pPr>
-                <w:hyperlink w:anchor="_Toc222129814" w:history="1">
+                <w:hyperlink w:anchor="_Toc222729348" w:history="1">
                   <w:r>
                     <w:rPr>
                       <w:rStyle w:val="Hyperlink"/>
@@ -351,7 +351,7 @@
                     <w14:ligatures w14:val="standardContextual"/>
                   </w:rPr>
                 </w:pPr>
-                <w:hyperlink w:anchor="_Toc222129815" w:history="1">
+                <w:hyperlink w:anchor="_Toc222729349" w:history="1">
                   <w:r>
                     <w:rPr>
                       <w:rStyle w:val="Hyperlink"/>
@@ -377,7 +377,7 @@
                     <w14:ligatures w14:val="standardContextual"/>
                   </w:rPr>
                 </w:pPr>
-                <w:hyperlink w:anchor="_Toc222129816" w:history="1">
+                <w:hyperlink w:anchor="_Toc222729350" w:history="1">
                   <w:r>
                     <w:rPr>
                       <w:rStyle w:val="Hyperlink"/>
@@ -403,7 +403,7 @@
                     <w14:ligatures w14:val="standardContextual"/>
                   </w:rPr>
                 </w:pPr>
-                <w:hyperlink w:anchor="_Toc222129817" w:history="1">
+                <w:hyperlink w:anchor="_Toc222729351" w:history="1">
                   <w:r>
                     <w:rPr>
                       <w:rStyle w:val="Hyperlink"/>
@@ -429,7 +429,7 @@
                     <w14:ligatures w14:val="standardContextual"/>
                   </w:rPr>
                 </w:pPr>
-                <w:hyperlink w:anchor="_Toc222129818" w:history="1">
+                <w:hyperlink w:anchor="_Toc222729352" w:history="1">
                   <w:r>
                     <w:rPr>
                       <w:rStyle w:val="Hyperlink"/>
@@ -455,7 +455,7 @@
                     <w14:ligatures w14:val="standardContextual"/>
                   </w:rPr>
                 </w:pPr>
-                <w:hyperlink w:anchor="_Toc222129819" w:history="1">
+                <w:hyperlink w:anchor="_Toc222729353" w:history="1">
                   <w:r>
                     <w:rPr>
                       <w:rStyle w:val="Hyperlink"/>
@@ -481,7 +481,7 @@
                     <w14:ligatures w14:val="standardContextual"/>
                   </w:rPr>
                 </w:pPr>
-                <w:hyperlink w:anchor="_Toc222129820" w:history="1">
+                <w:hyperlink w:anchor="_Toc222729354" w:history="1">
                   <w:r>
                     <w:rPr>
                       <w:rStyle w:val="Hyperlink"/>
@@ -507,7 +507,7 @@
                     <w14:ligatures w14:val="standardContextual"/>
                   </w:rPr>
                 </w:pPr>
-                <w:hyperlink w:anchor="_Toc222129821" w:history="1">
+                <w:hyperlink w:anchor="_Toc222729355" w:history="1">
                   <w:r>
                     <w:rPr>
                       <w:rStyle w:val="Hyperlink"/>
@@ -533,7 +533,7 @@
                     <w14:ligatures w14:val="standardContextual"/>
                   </w:rPr>
                 </w:pPr>
-                <w:hyperlink w:anchor="_Toc222129822" w:history="1">
+                <w:hyperlink w:anchor="_Toc222729356" w:history="1">
                   <w:r>
                     <w:rPr>
                       <w:rStyle w:val="Hyperlink"/>
@@ -559,7 +559,7 @@
                     <w14:ligatures w14:val="standardContextual"/>
                   </w:rPr>
                 </w:pPr>
-                <w:hyperlink w:anchor="_Toc222129823" w:history="1">
+                <w:hyperlink w:anchor="_Toc222729357" w:history="1">
                   <w:r>
                     <w:rPr>
                       <w:rStyle w:val="Hyperlink"/>
@@ -585,7 +585,7 @@
                     <w14:ligatures w14:val="standardContextual"/>
                   </w:rPr>
                 </w:pPr>
-                <w:hyperlink w:anchor="_Toc222129824" w:history="1">
+                <w:hyperlink w:anchor="_Toc222729358" w:history="1">
                   <w:r>
                     <w:rPr>
                       <w:rStyle w:val="Hyperlink"/>
@@ -611,7 +611,7 @@
                     <w14:ligatures w14:val="standardContextual"/>
                   </w:rPr>
                 </w:pPr>
-                <w:hyperlink w:anchor="_Toc222129825" w:history="1">
+                <w:hyperlink w:anchor="_Toc222729359" w:history="1">
                   <w:r>
                     <w:rPr>
                       <w:rStyle w:val="Hyperlink"/>
@@ -637,7 +637,7 @@
                     <w14:ligatures w14:val="standardContextual"/>
                   </w:rPr>
                 </w:pPr>
-                <w:hyperlink w:anchor="_Toc222129826" w:history="1">
+                <w:hyperlink w:anchor="_Toc222729360" w:history="1">
                   <w:r>
                     <w:rPr>
                       <w:rStyle w:val="Hyperlink"/>
@@ -663,7 +663,7 @@
                     <w14:ligatures w14:val="standardContextual"/>
                   </w:rPr>
                 </w:pPr>
-                <w:hyperlink w:anchor="_Toc222129827" w:history="1">
+                <w:hyperlink w:anchor="_Toc222729361" w:history="1">
                   <w:r>
                     <w:rPr>
                       <w:rStyle w:val="Hyperlink"/>
@@ -689,7 +689,7 @@
                     <w14:ligatures w14:val="standardContextual"/>
                   </w:rPr>
                 </w:pPr>
-                <w:hyperlink w:anchor="_Toc222129828" w:history="1">
+                <w:hyperlink w:anchor="_Toc222729362" w:history="1">
                   <w:r>
                     <w:rPr>
                       <w:rStyle w:val="Hyperlink"/>
@@ -716,7 +716,7 @@
                     <w14:ligatures w14:val="standardContextual"/>
                   </w:rPr>
                 </w:pPr>
-                <w:hyperlink w:anchor="_Toc222129829" w:history="1">
+                <w:hyperlink w:anchor="_Toc222729363" w:history="1">
                   <w:r>
                     <w:rPr>
                       <w:rStyle w:val="Hyperlink"/>
@@ -761,7 +761,7 @@
                     <w14:ligatures w14:val="standardContextual"/>
                   </w:rPr>
                 </w:pPr>
-                <w:hyperlink w:anchor="_Toc222129830" w:history="1">
+                <w:hyperlink w:anchor="_Toc222729364" w:history="1">
                   <w:r>
                     <w:rPr>
                       <w:rStyle w:val="Hyperlink"/>
@@ -787,7 +787,33 @@
                     <w14:ligatures w14:val="standardContextual"/>
                   </w:rPr>
                 </w:pPr>
-                <w:hyperlink w:anchor="_Toc222129831" w:history="1">
+                <w:hyperlink w:anchor="_Toc222729365" w:history="1">
+                  <w:r>
+                    <w:rPr>
+                      <w:rStyle w:val="Hyperlink"/>
+                      <w:noProof/>
+                    </w:rPr>
+                    <w:t>L09 Logical Operators, Multi and Nested if-else and Switch Statements</w:t>
+                  </w:r>
+                </w:hyperlink>
+              </w:p>
+              <w:p>
+                <w:pPr>
+                  <w:pStyle w:val="TOC1"/>
+                  <w:tabs>
+                    <w:tab w:val="right" w:leader="dot" w:pos="9350"/>
+                  </w:tabs>
+                  <w:rPr>
+                    <w:rFonts w:asciiTheme="minorHAnsi" w:eastAsiaTheme="minorEastAsia" w:hAnsiTheme="minorHAnsi" w:cstheme="minorBidi"/>
+                    <w:noProof/>
+                    <w:kern w:val="2"/>
+                    <w:sz w:val="24"/>
+                    <w:szCs w:val="24"/>
+                    <w:lang w:val="en-US"/>
+                    <w14:ligatures w14:val="standardContextual"/>
+                  </w:rPr>
+                </w:pPr>
+                <w:hyperlink w:anchor="_Toc222729366" w:history="1">
                   <w:r>
                     <w:rPr>
                       <w:rStyle w:val="Hyperlink"/>
@@ -813,7 +839,7 @@
                     <w14:ligatures w14:val="standardContextual"/>
                   </w:rPr>
                 </w:pPr>
-                <w:hyperlink w:anchor="_Toc222129832" w:history="1">
+                <w:hyperlink w:anchor="_Toc222729367" w:history="1">
                   <w:r>
                     <w:rPr>
                       <w:rStyle w:val="Hyperlink"/>
@@ -839,7 +865,7 @@
                     <w14:ligatures w14:val="standardContextual"/>
                   </w:rPr>
                 </w:pPr>
-                <w:hyperlink w:anchor="_Toc222129833" w:history="1">
+                <w:hyperlink w:anchor="_Toc222729368" w:history="1">
                   <w:r>
                     <w:rPr>
                       <w:rStyle w:val="Hyperlink"/>
@@ -865,7 +891,7 @@
                     <w14:ligatures w14:val="standardContextual"/>
                   </w:rPr>
                 </w:pPr>
-                <w:hyperlink w:anchor="_Toc222129834" w:history="1">
+                <w:hyperlink w:anchor="_Toc222729369" w:history="1">
                   <w:r>
                     <w:rPr>
                       <w:rStyle w:val="Hyperlink"/>
@@ -891,7 +917,7 @@
                     <w14:ligatures w14:val="standardContextual"/>
                   </w:rPr>
                 </w:pPr>
-                <w:hyperlink w:anchor="_Toc222129835" w:history="1">
+                <w:hyperlink w:anchor="_Toc222729370" w:history="1">
                   <w:r>
                     <w:rPr>
                       <w:rStyle w:val="Hyperlink"/>
@@ -917,7 +943,7 @@
                     <w14:ligatures w14:val="standardContextual"/>
                   </w:rPr>
                 </w:pPr>
-                <w:hyperlink w:anchor="_Toc222129836" w:history="1">
+                <w:hyperlink w:anchor="_Toc222729371" w:history="1">
                   <w:r>
                     <w:rPr>
                       <w:rStyle w:val="Hyperlink"/>
@@ -943,7 +969,7 @@
                     <w14:ligatures w14:val="standardContextual"/>
                   </w:rPr>
                 </w:pPr>
-                <w:hyperlink w:anchor="_Toc222129837" w:history="1">
+                <w:hyperlink w:anchor="_Toc222729372" w:history="1">
                   <w:r>
                     <w:rPr>
                       <w:rStyle w:val="Hyperlink"/>
@@ -969,7 +995,7 @@
                     <w14:ligatures w14:val="standardContextual"/>
                   </w:rPr>
                 </w:pPr>
-                <w:hyperlink w:anchor="_Toc222129838" w:history="1">
+                <w:hyperlink w:anchor="_Toc222729373" w:history="1">
                   <w:r>
                     <w:rPr>
                       <w:rStyle w:val="Hyperlink"/>
@@ -995,7 +1021,7 @@
                     <w14:ligatures w14:val="standardContextual"/>
                   </w:rPr>
                 </w:pPr>
-                <w:hyperlink w:anchor="_Toc222129839" w:history="1">
+                <w:hyperlink w:anchor="_Toc222729374" w:history="1">
                   <w:r>
                     <w:rPr>
                       <w:rStyle w:val="Hyperlink"/>
@@ -1048,7 +1074,7 @@
       <w:pPr>
         <w:pStyle w:val="Heading1"/>
       </w:pPr>
-      <w:bookmarkStart w:id="1" w:name="_Toc222129805"/>
+      <w:bookmarkStart w:id="1" w:name="_Toc222729339"/>
       <w:r>
         <w:t>Overview</w:t>
       </w:r>
@@ -1484,13 +1510,23 @@
                 <w:shd w:val="clear" w:color="auto" w:fill="D9EAD3"/>
               </w:rPr>
             </w:pPr>
+            <w:proofErr w:type="spellStart"/>
             <w:r>
               <w:rPr>
                 <w:b/>
                 <w:bCs/>
                 <w:shd w:val="clear" w:color="auto" w:fill="F4CCCC"/>
               </w:rPr>
-              <w:t xml:space="preserve">DON’t </w:t>
+              <w:t>DON’t</w:t>
+            </w:r>
+            <w:proofErr w:type="spellEnd"/>
+            <w:r>
+              <w:rPr>
+                <w:b/>
+                <w:bCs/>
+                <w:shd w:val="clear" w:color="auto" w:fill="F4CCCC"/>
+              </w:rPr>
+              <w:t xml:space="preserve"> </w:t>
             </w:r>
             <w:r>
               <w:rPr>
@@ -1507,7 +1543,7 @@
       <w:pPr>
         <w:pStyle w:val="Heading2"/>
       </w:pPr>
-      <w:bookmarkStart w:id="2" w:name="_Toc222129806"/>
+      <w:bookmarkStart w:id="2" w:name="_Toc222729340"/>
       <w:r>
         <w:t>General Resources</w:t>
       </w:r>
@@ -1610,8 +1646,13 @@
           <w:numId w:val="10"/>
         </w:numPr>
       </w:pPr>
-      <w:r>
-        <w:t xml:space="preserve">TPointTech </w:t>
+      <w:proofErr w:type="spellStart"/>
+      <w:r>
+        <w:t>TPointTech</w:t>
+      </w:r>
+      <w:proofErr w:type="spellEnd"/>
+      <w:r>
+        <w:t xml:space="preserve"> </w:t>
       </w:r>
       <w:hyperlink r:id="rId12">
         <w:r>
@@ -1737,7 +1778,7 @@
       <w:pPr>
         <w:pStyle w:val="Heading1"/>
       </w:pPr>
-      <w:bookmarkStart w:id="3" w:name="_Toc222129807"/>
+      <w:bookmarkStart w:id="3" w:name="_Toc222729341"/>
       <w:r>
         <w:t>SD01  Software Development and Tools</w:t>
       </w:r>
@@ -1751,7 +1792,7 @@
       <w:pPr>
         <w:pStyle w:val="Heading3"/>
       </w:pPr>
-      <w:bookmarkStart w:id="4" w:name="_Toc222129808"/>
+      <w:bookmarkStart w:id="4" w:name="_Toc222729342"/>
       <w:r>
         <w:t>Version Control</w:t>
       </w:r>
@@ -1776,7 +1817,15 @@
         </w:numPr>
       </w:pPr>
       <w:r>
-        <w:t>Cloud backup (Github)</w:t>
+        <w:t>Cloud backup (</w:t>
+      </w:r>
+      <w:proofErr w:type="spellStart"/>
+      <w:r>
+        <w:t>Github</w:t>
+      </w:r>
+      <w:proofErr w:type="spellEnd"/>
+      <w:r>
+        <w:t>)</w:t>
       </w:r>
     </w:p>
     <w:p>
@@ -1814,7 +1863,7 @@
       <w:pPr>
         <w:pStyle w:val="Heading3"/>
       </w:pPr>
-      <w:bookmarkStart w:id="5" w:name="_Toc222129809"/>
+      <w:bookmarkStart w:id="5" w:name="_Toc222729343"/>
       <w:r>
         <w:t>IDE and Debugging</w:t>
       </w:r>
@@ -1852,7 +1901,7 @@
           <w:tab w:val="left" w:pos="1620"/>
         </w:tabs>
       </w:pPr>
-      <w:bookmarkStart w:id="6" w:name="_Toc222129810"/>
+      <w:bookmarkStart w:id="6" w:name="_Toc222729344"/>
       <w:r>
         <w:t>Analyze  requirements</w:t>
       </w:r>
@@ -1879,7 +1928,7 @@
           <w:tab w:val="left" w:pos="1620"/>
         </w:tabs>
       </w:pPr>
-      <w:bookmarkStart w:id="7" w:name="_Toc222129811"/>
+      <w:bookmarkStart w:id="7" w:name="_Toc222729345"/>
       <w:r>
         <w:lastRenderedPageBreak/>
         <w:t>Design and Testing Plan</w:t>
@@ -1933,7 +1982,7 @@
           <w:tab w:val="left" w:pos="1620"/>
         </w:tabs>
       </w:pPr>
-      <w:bookmarkStart w:id="8" w:name="_Toc222129812"/>
+      <w:bookmarkStart w:id="8" w:name="_Toc222729346"/>
       <w:r>
         <w:t>Implement Quality Documented Code</w:t>
       </w:r>
@@ -1980,7 +2029,15 @@
         </w:numPr>
       </w:pPr>
       <w:r>
-        <w:t>Document method code following javadoc commenting</w:t>
+        <w:t xml:space="preserve">Document method code following </w:t>
+      </w:r>
+      <w:proofErr w:type="spellStart"/>
+      <w:r>
+        <w:t>javadoc</w:t>
+      </w:r>
+      <w:proofErr w:type="spellEnd"/>
+      <w:r>
+        <w:t xml:space="preserve"> commenting</w:t>
       </w:r>
     </w:p>
     <w:p>
@@ -2012,7 +2069,7 @@
       <w:pPr>
         <w:pStyle w:val="Heading1"/>
       </w:pPr>
-      <w:bookmarkStart w:id="9" w:name="_Toc222129813"/>
+      <w:bookmarkStart w:id="9" w:name="_Toc222729347"/>
       <w:r>
         <w:rPr>
           <w:highlight w:val="yellow"/>
@@ -2181,7 +2238,7 @@
       <w:pPr>
         <w:pStyle w:val="Heading1"/>
       </w:pPr>
-      <w:bookmarkStart w:id="10" w:name="_Toc222129814"/>
+      <w:bookmarkStart w:id="10" w:name="_Toc222729348"/>
       <w:r>
         <w:lastRenderedPageBreak/>
         <w:t>L02</w:t>
@@ -2202,7 +2259,7 @@
       <w:r>
         <w:tab/>
       </w:r>
-      <w:bookmarkStart w:id="11" w:name="_Toc222129815"/>
+      <w:bookmarkStart w:id="11" w:name="_Toc222729349"/>
       <w:r>
         <w:t>Parts of java program</w:t>
       </w:r>
@@ -2316,7 +2373,7 @@
       <w:pPr>
         <w:pStyle w:val="Heading1"/>
       </w:pPr>
-      <w:bookmarkStart w:id="12" w:name="_Toc222129816"/>
+      <w:bookmarkStart w:id="12" w:name="_Toc222729350"/>
       <w:r>
         <w:t>Variables</w:t>
       </w:r>
@@ -2359,7 +2416,7 @@
       <w:pPr>
         <w:pStyle w:val="Heading2"/>
       </w:pPr>
-      <w:bookmarkStart w:id="13" w:name="_Toc222129817"/>
+      <w:bookmarkStart w:id="13" w:name="_Toc222729351"/>
       <w:r>
         <w:t>Constants and Conventions</w:t>
       </w:r>
@@ -2444,7 +2501,7 @@
       <w:pPr>
         <w:pStyle w:val="Heading3"/>
       </w:pPr>
-      <w:bookmarkStart w:id="14" w:name="_Toc222129818"/>
+      <w:bookmarkStart w:id="14" w:name="_Toc222729352"/>
       <w:r>
         <w:t>Programming Language Elements</w:t>
       </w:r>
@@ -2484,7 +2541,15 @@
         </w:numPr>
       </w:pPr>
       <w:r>
-        <w:t xml:space="preserve">Punctuation: Exactly how it sounds; punctuation marks in programming language (e.x. ; ) </w:t>
+        <w:t>Punctuation: Exactly how it sounds; punctuation marks in programming language (</w:t>
+      </w:r>
+      <w:proofErr w:type="spellStart"/>
+      <w:r>
+        <w:t>e.x</w:t>
+      </w:r>
+      <w:proofErr w:type="spellEnd"/>
+      <w:r>
+        <w:t xml:space="preserve">. ; ) </w:t>
       </w:r>
     </w:p>
     <w:p>
@@ -2496,7 +2561,15 @@
         </w:numPr>
       </w:pPr>
       <w:r>
-        <w:t>Operators: Symbols or keywords that are used on variables ( +, -, *, etc). Pretty much math calculations or arithmetic.</w:t>
+        <w:t xml:space="preserve">Operators: Symbols or keywords that are used on variables ( +, -, *, </w:t>
+      </w:r>
+      <w:proofErr w:type="spellStart"/>
+      <w:r>
+        <w:t>etc</w:t>
+      </w:r>
+      <w:proofErr w:type="spellEnd"/>
+      <w:r>
+        <w:t>). Pretty much math calculations or arithmetic.</w:t>
       </w:r>
     </w:p>
     <w:p>
@@ -2515,7 +2588,7 @@
       <w:pPr>
         <w:pStyle w:val="Heading1"/>
       </w:pPr>
-      <w:bookmarkStart w:id="15" w:name="_Toc222129819"/>
+      <w:bookmarkStart w:id="15" w:name="_Toc222729353"/>
       <w:r>
         <w:t>Integer Division and Modulo Operator</w:t>
       </w:r>
@@ -2614,7 +2687,7 @@
       <w:pPr>
         <w:pStyle w:val="Heading1"/>
       </w:pPr>
-      <w:bookmarkStart w:id="16" w:name="_Toc222129820"/>
+      <w:bookmarkStart w:id="16" w:name="_Toc222729354"/>
       <w:r>
         <w:t xml:space="preserve">L03 </w:t>
       </w:r>
@@ -2650,7 +2723,7 @@
       <w:pPr>
         <w:pStyle w:val="Heading1"/>
       </w:pPr>
-      <w:bookmarkStart w:id="17" w:name="_Toc222129821"/>
+      <w:bookmarkStart w:id="17" w:name="_Toc222729355"/>
       <w:r>
         <w:t>L04</w:t>
       </w:r>
@@ -2666,7 +2739,7 @@
       <w:pPr>
         <w:pStyle w:val="Heading2"/>
       </w:pPr>
-      <w:bookmarkStart w:id="18" w:name="_Toc222129822"/>
+      <w:bookmarkStart w:id="18" w:name="_Toc222729356"/>
       <w:r>
         <w:t>Memory Concepts</w:t>
       </w:r>
@@ -2745,7 +2818,25 @@
           <w:sz w:val="24"/>
           <w:szCs w:val="24"/>
         </w:rPr>
-        <w:t xml:space="preserve">. You can place a smaller into a larger i.e. int smallNumber = # </w:t>
+        <w:t xml:space="preserve">. You can place a smaller into a larger i.e. int </w:t>
+      </w:r>
+      <w:proofErr w:type="spellStart"/>
+      <w:r>
+        <w:rPr>
+          <w:rFonts w:asciiTheme="majorHAnsi" w:hAnsiTheme="majorHAnsi" w:cstheme="majorHAnsi"/>
+          <w:sz w:val="24"/>
+          <w:szCs w:val="24"/>
+        </w:rPr>
+        <w:t>smallNumber</w:t>
+      </w:r>
+      <w:proofErr w:type="spellEnd"/>
+      <w:r>
+        <w:rPr>
+          <w:rFonts w:asciiTheme="majorHAnsi" w:hAnsiTheme="majorHAnsi" w:cstheme="majorHAnsi"/>
+          <w:sz w:val="24"/>
+          <w:szCs w:val="24"/>
+        </w:rPr>
+        <w:t xml:space="preserve"> = # </w:t>
       </w:r>
     </w:p>
     <w:p>
@@ -2764,8 +2855,36 @@
           <w:sz w:val="24"/>
           <w:szCs w:val="24"/>
         </w:rPr>
-        <w:t>double bigNumber = smallNumber</w:t>
-      </w:r>
+        <w:t xml:space="preserve">double </w:t>
+      </w:r>
+      <w:proofErr w:type="spellStart"/>
+      <w:r>
+        <w:rPr>
+          <w:rFonts w:asciiTheme="majorHAnsi" w:hAnsiTheme="majorHAnsi" w:cstheme="majorHAnsi"/>
+          <w:sz w:val="24"/>
+          <w:szCs w:val="24"/>
+        </w:rPr>
+        <w:t>bigNumber</w:t>
+      </w:r>
+      <w:proofErr w:type="spellEnd"/>
+      <w:r>
+        <w:rPr>
+          <w:rFonts w:asciiTheme="majorHAnsi" w:hAnsiTheme="majorHAnsi" w:cstheme="majorHAnsi"/>
+          <w:sz w:val="24"/>
+          <w:szCs w:val="24"/>
+        </w:rPr>
+        <w:t xml:space="preserve"> = </w:t>
+      </w:r>
+      <w:proofErr w:type="spellStart"/>
+      <w:r>
+        <w:rPr>
+          <w:rFonts w:asciiTheme="majorHAnsi" w:hAnsiTheme="majorHAnsi" w:cstheme="majorHAnsi"/>
+          <w:sz w:val="24"/>
+          <w:szCs w:val="24"/>
+        </w:rPr>
+        <w:t>smallNumber</w:t>
+      </w:r>
+      <w:proofErr w:type="spellEnd"/>
     </w:p>
     <w:p>
       <w:pPr>
@@ -2829,7 +2948,43 @@
           <w:sz w:val="24"/>
           <w:szCs w:val="24"/>
         </w:rPr>
-        <w:t xml:space="preserve"> and its an integer so we use camel case) double wholeNumber = 43.23</w:t>
+        <w:t xml:space="preserve"> and </w:t>
+      </w:r>
+      <w:proofErr w:type="spellStart"/>
+      <w:r>
+        <w:rPr>
+          <w:rFonts w:asciiTheme="majorHAnsi" w:hAnsiTheme="majorHAnsi" w:cstheme="majorHAnsi"/>
+          <w:sz w:val="24"/>
+          <w:szCs w:val="24"/>
+        </w:rPr>
+        <w:t>its</w:t>
+      </w:r>
+      <w:proofErr w:type="spellEnd"/>
+      <w:r>
+        <w:rPr>
+          <w:rFonts w:asciiTheme="majorHAnsi" w:hAnsiTheme="majorHAnsi" w:cstheme="majorHAnsi"/>
+          <w:sz w:val="24"/>
+          <w:szCs w:val="24"/>
+        </w:rPr>
+        <w:t xml:space="preserve"> an integer so we use camel case) double </w:t>
+      </w:r>
+      <w:proofErr w:type="spellStart"/>
+      <w:r>
+        <w:rPr>
+          <w:rFonts w:asciiTheme="majorHAnsi" w:hAnsiTheme="majorHAnsi" w:cstheme="majorHAnsi"/>
+          <w:sz w:val="24"/>
+          <w:szCs w:val="24"/>
+        </w:rPr>
+        <w:t>wholeNumber</w:t>
+      </w:r>
+      <w:proofErr w:type="spellEnd"/>
+      <w:r>
+        <w:rPr>
+          <w:rFonts w:asciiTheme="majorHAnsi" w:hAnsiTheme="majorHAnsi" w:cstheme="majorHAnsi"/>
+          <w:sz w:val="24"/>
+          <w:szCs w:val="24"/>
+        </w:rPr>
+        <w:t xml:space="preserve"> = 43.23</w:t>
       </w:r>
     </w:p>
     <w:p>
@@ -2864,8 +3019,36 @@
           <w:sz w:val="24"/>
           <w:szCs w:val="24"/>
         </w:rPr>
-        <w:t xml:space="preserve"> wholeNumber = (int) preciseValue</w:t>
-      </w:r>
+        <w:t xml:space="preserve"> </w:t>
+      </w:r>
+      <w:proofErr w:type="spellStart"/>
+      <w:r>
+        <w:rPr>
+          <w:rFonts w:asciiTheme="majorHAnsi" w:hAnsiTheme="majorHAnsi" w:cstheme="majorHAnsi"/>
+          <w:sz w:val="24"/>
+          <w:szCs w:val="24"/>
+        </w:rPr>
+        <w:t>wholeNumber</w:t>
+      </w:r>
+      <w:proofErr w:type="spellEnd"/>
+      <w:r>
+        <w:rPr>
+          <w:rFonts w:asciiTheme="majorHAnsi" w:hAnsiTheme="majorHAnsi" w:cstheme="majorHAnsi"/>
+          <w:sz w:val="24"/>
+          <w:szCs w:val="24"/>
+        </w:rPr>
+        <w:t xml:space="preserve"> = (int) </w:t>
+      </w:r>
+      <w:proofErr w:type="spellStart"/>
+      <w:r>
+        <w:rPr>
+          <w:rFonts w:asciiTheme="majorHAnsi" w:hAnsiTheme="majorHAnsi" w:cstheme="majorHAnsi"/>
+          <w:sz w:val="24"/>
+          <w:szCs w:val="24"/>
+        </w:rPr>
+        <w:t>preciseValue</w:t>
+      </w:r>
+      <w:proofErr w:type="spellEnd"/>
     </w:p>
     <w:p>
       <w:pPr>
@@ -2903,7 +3086,7 @@
       <w:pPr>
         <w:pStyle w:val="Heading3"/>
       </w:pPr>
-      <w:bookmarkStart w:id="19" w:name="_Toc222129823"/>
+      <w:bookmarkStart w:id="19" w:name="_Toc222729357"/>
       <w:r>
         <w:t>Heading 3 Example</w:t>
       </w:r>
@@ -2913,7 +3096,7 @@
       <w:pPr>
         <w:pStyle w:val="Heading1"/>
       </w:pPr>
-      <w:bookmarkStart w:id="20" w:name="_Toc222129824"/>
+      <w:bookmarkStart w:id="20" w:name="_Toc222729358"/>
       <w:r>
         <w:t>Module 2: Predefined Classes, Methods, and Decision Structures</w:t>
       </w:r>
@@ -3018,7 +3201,7 @@
       <w:pPr>
         <w:pStyle w:val="Heading2"/>
       </w:pPr>
-      <w:bookmarkStart w:id="21" w:name="_Toc222129825"/>
+      <w:bookmarkStart w:id="21" w:name="_Toc222729359"/>
       <w:r>
         <w:t>METHODS</w:t>
       </w:r>
@@ -3056,8 +3239,21 @@
           <w:numId w:val="19"/>
         </w:numPr>
       </w:pPr>
-      <w:r>
-        <w:t xml:space="preserve">System.out is a printsteam. Tells the computer we are reaching out to </w:t>
+      <w:proofErr w:type="spellStart"/>
+      <w:r>
+        <w:t>System.out</w:t>
+      </w:r>
+      <w:proofErr w:type="spellEnd"/>
+      <w:r>
+        <w:t xml:space="preserve"> is a </w:t>
+      </w:r>
+      <w:proofErr w:type="spellStart"/>
+      <w:r>
+        <w:t>printsteam</w:t>
+      </w:r>
+      <w:proofErr w:type="spellEnd"/>
+      <w:r>
+        <w:t xml:space="preserve">. Tells the computer we are reaching out to </w:t>
       </w:r>
       <w:r>
         <w:t xml:space="preserve">use the default </w:t>
@@ -3081,14 +3277,27 @@
         <w:t xml:space="preserve">System.in tells the computer that we are </w:t>
       </w:r>
       <w:r>
-        <w:t>using an inputstream. T</w:t>
+        <w:t xml:space="preserve">using an </w:t>
+      </w:r>
+      <w:proofErr w:type="spellStart"/>
+      <w:r>
+        <w:t>inputstream</w:t>
+      </w:r>
+      <w:proofErr w:type="spellEnd"/>
+      <w:r>
+        <w:t>. T</w:t>
       </w:r>
       <w:r>
         <w:t xml:space="preserve">o use the default </w:t>
       </w:r>
       <w:r>
-        <w:t>keyboard. The system now knows you want to use to keyba</w:t>
-      </w:r>
+        <w:t xml:space="preserve">keyboard. The system now knows you want to use to </w:t>
+      </w:r>
+      <w:proofErr w:type="spellStart"/>
+      <w:r>
+        <w:t>keyba</w:t>
+      </w:r>
+      <w:proofErr w:type="spellEnd"/>
     </w:p>
     <w:p>
       <w:pPr>
@@ -3099,7 +3308,7 @@
       <w:pPr>
         <w:pStyle w:val="Heading3"/>
       </w:pPr>
-      <w:bookmarkStart w:id="22" w:name="_Toc222129826"/>
+      <w:bookmarkStart w:id="22" w:name="_Toc222729360"/>
       <w:r>
         <w:t>Classes</w:t>
       </w:r>
@@ -3142,7 +3351,7 @@
       <w:pPr>
         <w:pStyle w:val="Heading1"/>
       </w:pPr>
-      <w:bookmarkStart w:id="23" w:name="_Toc222129827"/>
+      <w:bookmarkStart w:id="23" w:name="_Toc222729361"/>
       <w:r>
         <w:t>L05 Classes, Objects,</w:t>
       </w:r>
@@ -3229,7 +3438,23 @@
         </w:numPr>
       </w:pPr>
       <w:r>
-        <w:t>While System.out refers to that default system output (println, print)</w:t>
+        <w:t xml:space="preserve">While </w:t>
+      </w:r>
+      <w:proofErr w:type="spellStart"/>
+      <w:r>
+        <w:t>System.out</w:t>
+      </w:r>
+      <w:proofErr w:type="spellEnd"/>
+      <w:r>
+        <w:t xml:space="preserve"> refers to that default system output (</w:t>
+      </w:r>
+      <w:proofErr w:type="spellStart"/>
+      <w:r>
+        <w:t>println</w:t>
+      </w:r>
+      <w:proofErr w:type="spellEnd"/>
+      <w:r>
+        <w:t>, print)</w:t>
       </w:r>
     </w:p>
     <w:p>
@@ -3253,8 +3478,13 @@
         </w:numPr>
       </w:pPr>
       <w:r>
-        <w:t>That Scanner class is not a default and must be placed using java.util</w:t>
-      </w:r>
+        <w:t xml:space="preserve">That Scanner class is not a default and must be placed using </w:t>
+      </w:r>
+      <w:proofErr w:type="spellStart"/>
+      <w:r>
+        <w:t>java.util</w:t>
+      </w:r>
+      <w:proofErr w:type="spellEnd"/>
     </w:p>
     <w:p>
       <w:pPr>
@@ -3265,7 +3495,15 @@
         </w:numPr>
       </w:pPr>
       <w:r>
-        <w:t>You can see line 31 the Scanner class being implemented while in line 9 java.util is calling to be imported.</w:t>
+        <w:t xml:space="preserve">You can see line 31 the Scanner class being implemented while in line 9 </w:t>
+      </w:r>
+      <w:proofErr w:type="spellStart"/>
+      <w:r>
+        <w:t>java.util</w:t>
+      </w:r>
+      <w:proofErr w:type="spellEnd"/>
+      <w:r>
+        <w:t xml:space="preserve"> is calling to be imported.</w:t>
       </w:r>
     </w:p>
     <w:p>
@@ -3316,8 +3554,13 @@
     </w:p>
     <w:p>
       <w:r>
-        <w:t>Formatting data with printf</w:t>
-      </w:r>
+        <w:t xml:space="preserve">Formatting data with </w:t>
+      </w:r>
+      <w:proofErr w:type="spellStart"/>
+      <w:r>
+        <w:t>printf</w:t>
+      </w:r>
+      <w:proofErr w:type="spellEnd"/>
     </w:p>
     <w:p>
       <w:pPr>
@@ -3352,7 +3595,15 @@
         </w:numPr>
       </w:pPr>
       <w:r>
-        <w:t>%b is a boolean value such as True or False (don’t know how that would be used)</w:t>
+        <w:t xml:space="preserve">%b is a </w:t>
+      </w:r>
+      <w:proofErr w:type="spellStart"/>
+      <w:r>
+        <w:t>boolean</w:t>
+      </w:r>
+      <w:proofErr w:type="spellEnd"/>
+      <w:r>
+        <w:t xml:space="preserve"> value such as True or False (don’t know how that would be used)</w:t>
       </w:r>
     </w:p>
     <w:p>
@@ -3396,7 +3647,7 @@
       <w:pPr>
         <w:pStyle w:val="Heading1"/>
       </w:pPr>
-      <w:bookmarkStart w:id="24" w:name="_Toc222129828"/>
+      <w:bookmarkStart w:id="24" w:name="_Toc222729362"/>
       <w:r>
         <w:t>LO6</w:t>
       </w:r>
@@ -3413,7 +3664,7 @@
           <w:numId w:val="25"/>
         </w:numPr>
       </w:pPr>
-      <w:bookmarkStart w:id="25" w:name="_Toc222129829"/>
+      <w:bookmarkStart w:id="25" w:name="_Toc222729363"/>
       <w:r>
         <w:t>Math</w:t>
       </w:r>
@@ -3507,7 +3758,15 @@
       </w:pPr>
       <w:r>
         <w:lastRenderedPageBreak/>
-        <w:t>To call it, you must use the Math.random()</w:t>
+        <w:t xml:space="preserve">To call it, you must use the </w:t>
+      </w:r>
+      <w:proofErr w:type="spellStart"/>
+      <w:r>
+        <w:t>Math.random</w:t>
+      </w:r>
+      <w:proofErr w:type="spellEnd"/>
+      <w:r>
+        <w:t>()</w:t>
       </w:r>
     </w:p>
     <w:p>
@@ -3556,7 +3815,7 @@
       <w:pPr>
         <w:pStyle w:val="Heading1"/>
       </w:pPr>
-      <w:bookmarkStart w:id="26" w:name="_Toc222129830"/>
+      <w:bookmarkStart w:id="26" w:name="_Toc222729364"/>
       <w:r>
         <w:t>L07</w:t>
       </w:r>
@@ -3616,13 +3875,14 @@
       <w:pPr>
         <w:pStyle w:val="Heading1"/>
       </w:pPr>
-      <w:bookmarkStart w:id="27" w:name="_Toc222129831"/>
+      <w:bookmarkStart w:id="27" w:name="_Toc222729365"/>
       <w:r>
         <w:t xml:space="preserve">L09 </w:t>
       </w:r>
       <w:r>
         <w:t>Logical Operators, Multi and Nested if-else and Switch Statements</w:t>
       </w:r>
+      <w:bookmarkEnd w:id="27"/>
     </w:p>
     <w:p>
       <w:pPr>
@@ -3669,7 +3929,13 @@
         </w:numPr>
       </w:pPr>
       <w:r>
-        <w:t>Character class in like the Math class where you don’t need to create an object</w:t>
+        <w:t>Character class i</w:t>
+      </w:r>
+      <w:r>
+        <w:t>s</w:t>
+      </w:r>
+      <w:r>
+        <w:t xml:space="preserve"> like the Math class where you don’t need to create an object</w:t>
       </w:r>
     </w:p>
     <w:p>
@@ -3690,6 +3956,9 @@
         <w:ind w:left="1440"/>
       </w:pPr>
       <w:r>
+        <w:rPr>
+          <w:noProof/>
+        </w:rPr>
         <w:drawing>
           <wp:inline distT="0" distB="0" distL="0" distR="0" wp14:anchorId="1B4CF5BD" wp14:editId="79019DAF">
             <wp:extent cx="2694709" cy="1940709"/>
@@ -3748,7 +4017,10 @@
         </w:numPr>
       </w:pPr>
       <w:r>
-        <w:t>The use of a Default “case” is for if no other cases match</w:t>
+        <w:t>The use of a Default “case” is if no other cases match</w:t>
+      </w:r>
+      <w:r>
+        <w:t>. I kind of see it as an “else” but I know it’s not</w:t>
       </w:r>
     </w:p>
     <w:p>
@@ -3772,10 +4044,7 @@
         </w:numPr>
       </w:pPr>
       <w:r>
-        <w:t xml:space="preserve">Char is just one single character </w:t>
-      </w:r>
-      <w:r>
-        <w:t>‘a’</w:t>
+        <w:t>Char is just one single character ‘a’</w:t>
       </w:r>
     </w:p>
     <w:p>
@@ -3787,13 +4056,13 @@
         </w:numPr>
       </w:pPr>
       <w:r>
-        <w:t>Reading in a String will using next() reads whatever String was placed an</w:t>
-      </w:r>
-      <w:r>
-        <w:t xml:space="preserve">d </w:t>
-      </w:r>
-      <w:r>
-        <w:t>stops at a white space</w:t>
+        <w:t>Reading in a String w</w:t>
+      </w:r>
+      <w:r>
+        <w:t xml:space="preserve">hile </w:t>
+      </w:r>
+      <w:r>
+        <w:t>using next() reads whatever String was placed and stops at a white space</w:t>
       </w:r>
     </w:p>
     <w:p>
@@ -3805,16 +4074,15 @@
         </w:numPr>
       </w:pPr>
       <w:r>
-        <w:t>Y</w:t>
-      </w:r>
-      <w:r>
-        <w:t>ou read a char by using next().charAt(0) and its reading the character at</w:t>
-      </w:r>
-      <w:r>
-        <w:t xml:space="preserve"> </w:t>
-      </w:r>
-      <w:r>
-        <w:t>the first position of the String</w:t>
+        <w:t>You read a char by using next().</w:t>
+      </w:r>
+      <w:proofErr w:type="spellStart"/>
+      <w:r>
+        <w:t>charAt</w:t>
+      </w:r>
+      <w:proofErr w:type="spellEnd"/>
+      <w:r>
+        <w:t>(0) and its reading the character at the first position of the String</w:t>
       </w:r>
     </w:p>
     <w:p>
@@ -3825,15 +4093,35 @@
           <w:numId w:val="37"/>
         </w:numPr>
       </w:pPr>
+      <w:proofErr w:type="spellStart"/>
       <w:r>
         <w:lastRenderedPageBreak/>
-        <w:t>charAt(0) its reading the character in the first position. if it was "Cam"</w:t>
-      </w:r>
-      <w:r>
-        <w:t xml:space="preserve"> </w:t>
-      </w:r>
-      <w:r>
-        <w:t>the Char would be "C"</w:t>
+        <w:t>charAt</w:t>
+      </w:r>
+      <w:proofErr w:type="spellEnd"/>
+      <w:r>
+        <w:t>(0) i</w:t>
+      </w:r>
+      <w:r>
+        <w:t xml:space="preserve">s </w:t>
+      </w:r>
+      <w:r>
+        <w:t xml:space="preserve">reading the character in the first position. </w:t>
+      </w:r>
+      <w:r>
+        <w:t>I</w:t>
+      </w:r>
+      <w:r>
+        <w:t xml:space="preserve">f it was "Cam" the Char would be </w:t>
+      </w:r>
+      <w:r>
+        <w:t>‘</w:t>
+      </w:r>
+      <w:r>
+        <w:t>C</w:t>
+      </w:r>
+      <w:r>
+        <w:t>’</w:t>
       </w:r>
     </w:p>
     <w:p>
@@ -3845,26 +4133,18 @@
         </w:numPr>
       </w:pPr>
       <w:r>
-        <w:t xml:space="preserve"> </w:t>
-      </w:r>
-      <w:r>
-        <w:t>Concatenate is c</w:t>
-      </w:r>
-      <w:r>
-        <w:t>ombining all the strings you listed</w:t>
-      </w:r>
-      <w:r>
-        <w:t xml:space="preserve"> as one whole print</w:t>
+        <w:t xml:space="preserve"> Concatenate is combining all the strings you listed as one whole print</w:t>
       </w:r>
     </w:p>
     <w:p>
       <w:pPr>
         <w:pStyle w:val="Heading1"/>
       </w:pPr>
+      <w:bookmarkStart w:id="28" w:name="_Toc222729366"/>
       <w:r>
         <w:t>Module 3: Loops and Methods</w:t>
       </w:r>
-      <w:bookmarkEnd w:id="27"/>
+      <w:bookmarkEnd w:id="28"/>
     </w:p>
     <w:p>
       <w:r>
@@ -3890,7 +4170,15 @@
         </w:numPr>
       </w:pPr>
       <w:r>
-        <w:t>Use sentinel values and boolean flags to control loop execution.</w:t>
+        <w:t xml:space="preserve">Use sentinel values and </w:t>
+      </w:r>
+      <w:proofErr w:type="spellStart"/>
+      <w:r>
+        <w:t>boolean</w:t>
+      </w:r>
+      <w:proofErr w:type="spellEnd"/>
+      <w:r>
+        <w:t xml:space="preserve"> flags to control loop execution.</w:t>
       </w:r>
     </w:p>
     <w:p>
@@ -3941,31 +4229,31 @@
       <w:pPr>
         <w:pStyle w:val="Heading2"/>
       </w:pPr>
-      <w:bookmarkStart w:id="28" w:name="_Toc222129832"/>
+      <w:bookmarkStart w:id="29" w:name="_Toc222729367"/>
       <w:r>
         <w:t>Heading 2 Example</w:t>
       </w:r>
-      <w:bookmarkEnd w:id="28"/>
+      <w:bookmarkEnd w:id="29"/>
     </w:p>
     <w:p>
       <w:pPr>
         <w:pStyle w:val="Heading3"/>
       </w:pPr>
-      <w:bookmarkStart w:id="29" w:name="_Toc222129833"/>
+      <w:bookmarkStart w:id="30" w:name="_Toc222729368"/>
       <w:r>
         <w:t>Heading 3 Example</w:t>
       </w:r>
-      <w:bookmarkEnd w:id="29"/>
+      <w:bookmarkEnd w:id="30"/>
     </w:p>
     <w:p>
       <w:pPr>
         <w:pStyle w:val="Heading1"/>
       </w:pPr>
-      <w:bookmarkStart w:id="30" w:name="_Toc222129834"/>
+      <w:bookmarkStart w:id="31" w:name="_Toc222729369"/>
       <w:r>
         <w:t>Module 4: Arrays</w:t>
       </w:r>
-      <w:bookmarkEnd w:id="30"/>
+      <w:bookmarkEnd w:id="31"/>
     </w:p>
     <w:p>
       <w:r>
@@ -4043,31 +4331,31 @@
       <w:pPr>
         <w:pStyle w:val="Heading2"/>
       </w:pPr>
-      <w:bookmarkStart w:id="31" w:name="_Toc222129835"/>
+      <w:bookmarkStart w:id="32" w:name="_Toc222729370"/>
       <w:r>
         <w:t>Heading 2 Example</w:t>
       </w:r>
-      <w:bookmarkEnd w:id="31"/>
+      <w:bookmarkEnd w:id="32"/>
     </w:p>
     <w:p>
       <w:pPr>
         <w:pStyle w:val="Heading3"/>
       </w:pPr>
-      <w:bookmarkStart w:id="32" w:name="_Toc222129836"/>
+      <w:bookmarkStart w:id="33" w:name="_Toc222729371"/>
       <w:r>
         <w:t>Heading 3 Example</w:t>
       </w:r>
-      <w:bookmarkEnd w:id="32"/>
+      <w:bookmarkEnd w:id="33"/>
     </w:p>
     <w:p>
       <w:pPr>
         <w:pStyle w:val="Heading1"/>
       </w:pPr>
-      <w:bookmarkStart w:id="33" w:name="_Toc222129837"/>
+      <w:bookmarkStart w:id="34" w:name="_Toc222729372"/>
       <w:r>
         <w:t>Module 5: Classes and Objects</w:t>
       </w:r>
-      <w:bookmarkEnd w:id="33"/>
+      <w:bookmarkEnd w:id="34"/>
     </w:p>
     <w:p/>
     <w:p>
@@ -4158,21 +4446,21 @@
       <w:pPr>
         <w:pStyle w:val="Heading2"/>
       </w:pPr>
-      <w:bookmarkStart w:id="34" w:name="_Toc222129838"/>
+      <w:bookmarkStart w:id="35" w:name="_Toc222729373"/>
       <w:r>
         <w:t>Heading 2 Example</w:t>
       </w:r>
-      <w:bookmarkEnd w:id="34"/>
+      <w:bookmarkEnd w:id="35"/>
     </w:p>
     <w:p>
       <w:pPr>
         <w:pStyle w:val="Heading3"/>
       </w:pPr>
-      <w:bookmarkStart w:id="35" w:name="_Toc222129839"/>
+      <w:bookmarkStart w:id="36" w:name="_Toc222729374"/>
       <w:r>
         <w:t>Heading 3 Example</w:t>
       </w:r>
-      <w:bookmarkEnd w:id="35"/>
+      <w:bookmarkEnd w:id="36"/>
     </w:p>
     <w:p/>
     <w:p/>
@@ -9044,6 +9332,7 @@
   <w:style w:type="character" w:default="1" w:styleId="DefaultParagraphFont">
     <w:name w:val="Default Paragraph Font"/>
     <w:uiPriority w:val="1"/>
+    <w:semiHidden/>
     <w:unhideWhenUsed/>
   </w:style>
   <w:style w:type="table" w:default="1" w:styleId="TableNormal">
